--- a/Customer_Package/0_Documents/3_GUI_Functional_Description.docx
+++ b/Customer_Package/0_Documents/3_GUI_Functional_Description.docx
@@ -2272,7 +2272,7 @@
       <w:r>
         <w:fldChar w:fldCharType="separate"/>
       </w:r>
-      <w:hyperlink w:anchor="_Toc243642634" w:history="1">
+      <w:hyperlink w:anchor="_Toc243681974" w:history="1">
         <w:r>
           <w:rPr>
             <w:rStyle w:val="Hyperlink"/>
@@ -2314,7 +2314,7 @@
             <w:noProof/>
             <w:webHidden/>
           </w:rPr>
-          <w:instrText xml:space="preserve"> PAGEREF _Toc243642634 \h </w:instrText>
+          <w:instrText xml:space="preserve"> PAGEREF _Toc243681974 \h </w:instrText>
         </w:r>
         <w:r>
           <w:rPr>
@@ -2358,7 +2358,7 @@
           <w:lang w:eastAsia="en-IN"/>
         </w:rPr>
       </w:pPr>
-      <w:hyperlink w:anchor="_Toc243642635" w:history="1">
+      <w:hyperlink w:anchor="_Toc243681975" w:history="1">
         <w:r>
           <w:rPr>
             <w:rStyle w:val="Hyperlink"/>
@@ -2402,7 +2402,7 @@
             <w:noProof/>
             <w:webHidden/>
           </w:rPr>
-          <w:instrText xml:space="preserve"> PAGEREF _Toc243642635 \h </w:instrText>
+          <w:instrText xml:space="preserve"> PAGEREF _Toc243681975 \h </w:instrText>
         </w:r>
         <w:r>
           <w:rPr>
@@ -2446,7 +2446,7 @@
           <w:lang w:eastAsia="en-IN"/>
         </w:rPr>
       </w:pPr>
-      <w:hyperlink w:anchor="_Toc243642636" w:history="1">
+      <w:hyperlink w:anchor="_Toc243681976" w:history="1">
         <w:r>
           <w:rPr>
             <w:rStyle w:val="Hyperlink"/>
@@ -2490,7 +2490,7 @@
             <w:noProof/>
             <w:webHidden/>
           </w:rPr>
-          <w:instrText xml:space="preserve"> PAGEREF _Toc243642636 \h </w:instrText>
+          <w:instrText xml:space="preserve"> PAGEREF _Toc243681976 \h </w:instrText>
         </w:r>
         <w:r>
           <w:rPr>
@@ -2534,7 +2534,7 @@
           <w:lang w:eastAsia="en-IN"/>
         </w:rPr>
       </w:pPr>
-      <w:hyperlink w:anchor="_Toc243642637" w:history="1">
+      <w:hyperlink w:anchor="_Toc243681977" w:history="1">
         <w:r>
           <w:rPr>
             <w:rStyle w:val="Hyperlink"/>
@@ -2578,7 +2578,7 @@
             <w:noProof/>
             <w:webHidden/>
           </w:rPr>
-          <w:instrText xml:space="preserve"> PAGEREF _Toc243642637 \h </w:instrText>
+          <w:instrText xml:space="preserve"> PAGEREF _Toc243681977 \h </w:instrText>
         </w:r>
         <w:r>
           <w:rPr>
@@ -2622,7 +2622,7 @@
           <w:lang w:eastAsia="en-IN"/>
         </w:rPr>
       </w:pPr>
-      <w:hyperlink w:anchor="_Toc243642638" w:history="1">
+      <w:hyperlink w:anchor="_Toc243681978" w:history="1">
         <w:r>
           <w:rPr>
             <w:rStyle w:val="Hyperlink"/>
@@ -2666,7 +2666,7 @@
             <w:noProof/>
             <w:webHidden/>
           </w:rPr>
-          <w:instrText xml:space="preserve"> PAGEREF _Toc243642638 \h </w:instrText>
+          <w:instrText xml:space="preserve"> PAGEREF _Toc243681978 \h </w:instrText>
         </w:r>
         <w:r>
           <w:rPr>
@@ -2710,7 +2710,7 @@
           <w:lang w:eastAsia="en-IN"/>
         </w:rPr>
       </w:pPr>
-      <w:hyperlink w:anchor="_Toc243642639" w:history="1">
+      <w:hyperlink w:anchor="_Toc243681979" w:history="1">
         <w:r>
           <w:rPr>
             <w:rStyle w:val="Hyperlink"/>
@@ -2752,7 +2752,7 @@
             <w:noProof/>
             <w:webHidden/>
           </w:rPr>
-          <w:instrText xml:space="preserve"> PAGEREF _Toc243642639 \h </w:instrText>
+          <w:instrText xml:space="preserve"> PAGEREF _Toc243681979 \h </w:instrText>
         </w:r>
         <w:r>
           <w:rPr>
@@ -2796,7 +2796,7 @@
           <w:lang w:eastAsia="en-IN"/>
         </w:rPr>
       </w:pPr>
-      <w:hyperlink w:anchor="_Toc243642640" w:history="1">
+      <w:hyperlink w:anchor="_Toc243681980" w:history="1">
         <w:r>
           <w:rPr>
             <w:rStyle w:val="Hyperlink"/>
@@ -2840,7 +2840,7 @@
             <w:noProof/>
             <w:webHidden/>
           </w:rPr>
-          <w:instrText xml:space="preserve"> PAGEREF _Toc243642640 \h </w:instrText>
+          <w:instrText xml:space="preserve"> PAGEREF _Toc243681980 \h </w:instrText>
         </w:r>
         <w:r>
           <w:rPr>
@@ -2884,7 +2884,7 @@
           <w:lang w:eastAsia="en-IN"/>
         </w:rPr>
       </w:pPr>
-      <w:hyperlink w:anchor="_Toc243642641" w:history="1">
+      <w:hyperlink w:anchor="_Toc243681981" w:history="1">
         <w:r>
           <w:rPr>
             <w:rStyle w:val="Hyperlink"/>
@@ -2928,7 +2928,7 @@
             <w:noProof/>
             <w:webHidden/>
           </w:rPr>
-          <w:instrText xml:space="preserve"> PAGEREF _Toc243642641 \h </w:instrText>
+          <w:instrText xml:space="preserve"> PAGEREF _Toc243681981 \h </w:instrText>
         </w:r>
         <w:r>
           <w:rPr>
@@ -2972,7 +2972,7 @@
           <w:lang w:eastAsia="en-IN"/>
         </w:rPr>
       </w:pPr>
-      <w:hyperlink w:anchor="_Toc243642642" w:history="1">
+      <w:hyperlink w:anchor="_Toc243681982" w:history="1">
         <w:r>
           <w:rPr>
             <w:rStyle w:val="Hyperlink"/>
@@ -3016,7 +3016,7 @@
             <w:noProof/>
             <w:webHidden/>
           </w:rPr>
-          <w:instrText xml:space="preserve"> PAGEREF _Toc243642642 \h </w:instrText>
+          <w:instrText xml:space="preserve"> PAGEREF _Toc243681982 \h </w:instrText>
         </w:r>
         <w:r>
           <w:rPr>
@@ -3060,7 +3060,7 @@
           <w:lang w:eastAsia="en-IN"/>
         </w:rPr>
       </w:pPr>
-      <w:hyperlink w:anchor="_Toc243642643" w:history="1">
+      <w:hyperlink w:anchor="_Toc243681983" w:history="1">
         <w:r>
           <w:rPr>
             <w:rStyle w:val="Hyperlink"/>
@@ -3104,7 +3104,7 @@
             <w:noProof/>
             <w:webHidden/>
           </w:rPr>
-          <w:instrText xml:space="preserve"> PAGEREF _Toc243642643 \h </w:instrText>
+          <w:instrText xml:space="preserve"> PAGEREF _Toc243681983 \h </w:instrText>
         </w:r>
         <w:r>
           <w:rPr>
@@ -3148,7 +3148,7 @@
           <w:lang w:eastAsia="en-IN"/>
         </w:rPr>
       </w:pPr>
-      <w:hyperlink w:anchor="_Toc243642644" w:history="1">
+      <w:hyperlink w:anchor="_Toc243681984" w:history="1">
         <w:r>
           <w:rPr>
             <w:rStyle w:val="Hyperlink"/>
@@ -3190,7 +3190,7 @@
             <w:noProof/>
             <w:webHidden/>
           </w:rPr>
-          <w:instrText xml:space="preserve"> PAGEREF _Toc243642644 \h </w:instrText>
+          <w:instrText xml:space="preserve"> PAGEREF _Toc243681984 \h </w:instrText>
         </w:r>
         <w:r>
           <w:rPr>
@@ -3234,7 +3234,7 @@
           <w:lang w:eastAsia="en-IN"/>
         </w:rPr>
       </w:pPr>
-      <w:hyperlink w:anchor="_Toc243642645" w:history="1">
+      <w:hyperlink w:anchor="_Toc243681985" w:history="1">
         <w:r>
           <w:rPr>
             <w:rStyle w:val="Hyperlink"/>
@@ -3276,7 +3276,7 @@
             <w:noProof/>
             <w:webHidden/>
           </w:rPr>
-          <w:instrText xml:space="preserve"> PAGEREF _Toc243642645 \h </w:instrText>
+          <w:instrText xml:space="preserve"> PAGEREF _Toc243681985 \h </w:instrText>
         </w:r>
         <w:r>
           <w:rPr>
@@ -3320,7 +3320,7 @@
           <w:lang w:eastAsia="en-IN"/>
         </w:rPr>
       </w:pPr>
-      <w:hyperlink w:anchor="_Toc243642646" w:history="1">
+      <w:hyperlink w:anchor="_Toc243681986" w:history="1">
         <w:r>
           <w:rPr>
             <w:rStyle w:val="Hyperlink"/>
@@ -3364,7 +3364,7 @@
             <w:noProof/>
             <w:webHidden/>
           </w:rPr>
-          <w:instrText xml:space="preserve"> PAGEREF _Toc243642646 \h </w:instrText>
+          <w:instrText xml:space="preserve"> PAGEREF _Toc243681986 \h </w:instrText>
         </w:r>
         <w:r>
           <w:rPr>
@@ -3408,7 +3408,7 @@
           <w:lang w:eastAsia="en-IN"/>
         </w:rPr>
       </w:pPr>
-      <w:hyperlink w:anchor="_Toc243642647" w:history="1">
+      <w:hyperlink w:anchor="_Toc243681987" w:history="1">
         <w:r>
           <w:rPr>
             <w:rStyle w:val="Hyperlink"/>
@@ -3452,7 +3452,7 @@
             <w:noProof/>
             <w:webHidden/>
           </w:rPr>
-          <w:instrText xml:space="preserve"> PAGEREF _Toc243642647 \h </w:instrText>
+          <w:instrText xml:space="preserve"> PAGEREF _Toc243681987 \h </w:instrText>
         </w:r>
         <w:r>
           <w:rPr>
@@ -3496,7 +3496,7 @@
           <w:lang w:eastAsia="en-IN"/>
         </w:rPr>
       </w:pPr>
-      <w:hyperlink w:anchor="_Toc243642648" w:history="1">
+      <w:hyperlink w:anchor="_Toc243681988" w:history="1">
         <w:r>
           <w:rPr>
             <w:rStyle w:val="Hyperlink"/>
@@ -3540,7 +3540,7 @@
             <w:noProof/>
             <w:webHidden/>
           </w:rPr>
-          <w:instrText xml:space="preserve"> PAGEREF _Toc243642648 \h </w:instrText>
+          <w:instrText xml:space="preserve"> PAGEREF _Toc243681988 \h </w:instrText>
         </w:r>
         <w:r>
           <w:rPr>
@@ -3584,7 +3584,7 @@
           <w:lang w:eastAsia="en-IN"/>
         </w:rPr>
       </w:pPr>
-      <w:hyperlink w:anchor="_Toc243642649" w:history="1">
+      <w:hyperlink w:anchor="_Toc243681989" w:history="1">
         <w:r>
           <w:rPr>
             <w:rStyle w:val="Hyperlink"/>
@@ -3628,7 +3628,7 @@
             <w:noProof/>
             <w:webHidden/>
           </w:rPr>
-          <w:instrText xml:space="preserve"> PAGEREF _Toc243642649 \h </w:instrText>
+          <w:instrText xml:space="preserve"> PAGEREF _Toc243681989 \h </w:instrText>
         </w:r>
         <w:r>
           <w:rPr>
@@ -3672,7 +3672,7 @@
           <w:lang w:eastAsia="en-IN"/>
         </w:rPr>
       </w:pPr>
-      <w:hyperlink w:anchor="_Toc243642650" w:history="1">
+      <w:hyperlink w:anchor="_Toc243681990" w:history="1">
         <w:r>
           <w:rPr>
             <w:rStyle w:val="Hyperlink"/>
@@ -3714,7 +3714,7 @@
             <w:noProof/>
             <w:webHidden/>
           </w:rPr>
-          <w:instrText xml:space="preserve"> PAGEREF _Toc243642650 \h </w:instrText>
+          <w:instrText xml:space="preserve"> PAGEREF _Toc243681990 \h </w:instrText>
         </w:r>
         <w:r>
           <w:rPr>
@@ -3758,7 +3758,7 @@
           <w:lang w:eastAsia="en-IN"/>
         </w:rPr>
       </w:pPr>
-      <w:hyperlink w:anchor="_Toc243642651" w:history="1">
+      <w:hyperlink w:anchor="_Toc243681991" w:history="1">
         <w:r>
           <w:rPr>
             <w:rStyle w:val="Hyperlink"/>
@@ -3800,7 +3800,7 @@
             <w:noProof/>
             <w:webHidden/>
           </w:rPr>
-          <w:instrText xml:space="preserve"> PAGEREF _Toc243642651 \h </w:instrText>
+          <w:instrText xml:space="preserve"> PAGEREF _Toc243681991 \h </w:instrText>
         </w:r>
         <w:r>
           <w:rPr>
@@ -3844,7 +3844,7 @@
           <w:lang w:eastAsia="en-IN"/>
         </w:rPr>
       </w:pPr>
-      <w:hyperlink w:anchor="_Toc243642652" w:history="1">
+      <w:hyperlink w:anchor="_Toc243681992" w:history="1">
         <w:r>
           <w:rPr>
             <w:rStyle w:val="Hyperlink"/>
@@ -3888,7 +3888,7 @@
             <w:noProof/>
             <w:webHidden/>
           </w:rPr>
-          <w:instrText xml:space="preserve"> PAGEREF _Toc243642652 \h </w:instrText>
+          <w:instrText xml:space="preserve"> PAGEREF _Toc243681992 \h </w:instrText>
         </w:r>
         <w:r>
           <w:rPr>
@@ -3932,7 +3932,7 @@
           <w:lang w:eastAsia="en-IN"/>
         </w:rPr>
       </w:pPr>
-      <w:hyperlink w:anchor="_Toc243642653" w:history="1">
+      <w:hyperlink w:anchor="_Toc243681993" w:history="1">
         <w:r>
           <w:rPr>
             <w:rStyle w:val="Hyperlink"/>
@@ -3976,7 +3976,7 @@
             <w:noProof/>
             <w:webHidden/>
           </w:rPr>
-          <w:instrText xml:space="preserve"> PAGEREF _Toc243642653 \h </w:instrText>
+          <w:instrText xml:space="preserve"> PAGEREF _Toc243681993 \h </w:instrText>
         </w:r>
         <w:r>
           <w:rPr>
@@ -4020,7 +4020,7 @@
           <w:lang w:eastAsia="en-IN"/>
         </w:rPr>
       </w:pPr>
-      <w:hyperlink w:anchor="_Toc243642654" w:history="1">
+      <w:hyperlink w:anchor="_Toc243681994" w:history="1">
         <w:r>
           <w:rPr>
             <w:rStyle w:val="Hyperlink"/>
@@ -4064,7 +4064,7 @@
             <w:noProof/>
             <w:webHidden/>
           </w:rPr>
-          <w:instrText xml:space="preserve"> PAGEREF _Toc243642654 \h </w:instrText>
+          <w:instrText xml:space="preserve"> PAGEREF _Toc243681994 \h </w:instrText>
         </w:r>
         <w:r>
           <w:rPr>
@@ -4108,7 +4108,7 @@
           <w:lang w:eastAsia="en-IN"/>
         </w:rPr>
       </w:pPr>
-      <w:hyperlink w:anchor="_Toc243642655" w:history="1">
+      <w:hyperlink w:anchor="_Toc243681995" w:history="1">
         <w:r>
           <w:rPr>
             <w:rStyle w:val="Hyperlink"/>
@@ -4152,7 +4152,7 @@
             <w:noProof/>
             <w:webHidden/>
           </w:rPr>
-          <w:instrText xml:space="preserve"> PAGEREF _Toc243642655 \h </w:instrText>
+          <w:instrText xml:space="preserve"> PAGEREF _Toc243681995 \h </w:instrText>
         </w:r>
         <w:r>
           <w:rPr>
@@ -4196,7 +4196,7 @@
           <w:lang w:eastAsia="en-IN"/>
         </w:rPr>
       </w:pPr>
-      <w:hyperlink w:anchor="_Toc243642656" w:history="1">
+      <w:hyperlink w:anchor="_Toc243681996" w:history="1">
         <w:r>
           <w:rPr>
             <w:rStyle w:val="Hyperlink"/>
@@ -4240,7 +4240,7 @@
             <w:noProof/>
             <w:webHidden/>
           </w:rPr>
-          <w:instrText xml:space="preserve"> PAGEREF _Toc243642656 \h </w:instrText>
+          <w:instrText xml:space="preserve"> PAGEREF _Toc243681996 \h </w:instrText>
         </w:r>
         <w:r>
           <w:rPr>
@@ -4284,7 +4284,7 @@
           <w:lang w:eastAsia="en-IN"/>
         </w:rPr>
       </w:pPr>
-      <w:hyperlink w:anchor="_Toc243642657" w:history="1">
+      <w:hyperlink w:anchor="_Toc243681997" w:history="1">
         <w:r>
           <w:rPr>
             <w:rStyle w:val="Hyperlink"/>
@@ -4328,7 +4328,7 @@
             <w:noProof/>
             <w:webHidden/>
           </w:rPr>
-          <w:instrText xml:space="preserve"> PAGEREF _Toc243642657 \h </w:instrText>
+          <w:instrText xml:space="preserve"> PAGEREF _Toc243681997 \h </w:instrText>
         </w:r>
         <w:r>
           <w:rPr>
@@ -4372,7 +4372,7 @@
           <w:lang w:eastAsia="en-IN"/>
         </w:rPr>
       </w:pPr>
-      <w:hyperlink w:anchor="_Toc243642658" w:history="1">
+      <w:hyperlink w:anchor="_Toc243681998" w:history="1">
         <w:r>
           <w:rPr>
             <w:rStyle w:val="Hyperlink"/>
@@ -4416,7 +4416,7 @@
             <w:noProof/>
             <w:webHidden/>
           </w:rPr>
-          <w:instrText xml:space="preserve"> PAGEREF _Toc243642658 \h </w:instrText>
+          <w:instrText xml:space="preserve"> PAGEREF _Toc243681998 \h </w:instrText>
         </w:r>
         <w:r>
           <w:rPr>
@@ -4460,7 +4460,7 @@
           <w:lang w:eastAsia="en-IN"/>
         </w:rPr>
       </w:pPr>
-      <w:hyperlink w:anchor="_Toc243642659" w:history="1">
+      <w:hyperlink w:anchor="_Toc243681999" w:history="1">
         <w:r>
           <w:rPr>
             <w:rStyle w:val="Hyperlink"/>
@@ -4504,7 +4504,7 @@
             <w:noProof/>
             <w:webHidden/>
           </w:rPr>
-          <w:instrText xml:space="preserve"> PAGEREF _Toc243642659 \h </w:instrText>
+          <w:instrText xml:space="preserve"> PAGEREF _Toc243681999 \h </w:instrText>
         </w:r>
         <w:r>
           <w:rPr>
@@ -4548,7 +4548,7 @@
           <w:lang w:eastAsia="en-IN"/>
         </w:rPr>
       </w:pPr>
-      <w:hyperlink w:anchor="_Toc243642660" w:history="1">
+      <w:hyperlink w:anchor="_Toc243682000" w:history="1">
         <w:r>
           <w:rPr>
             <w:rStyle w:val="Hyperlink"/>
@@ -4571,7 +4571,7 @@
             <w:rStyle w:val="Hyperlink"/>
             <w:noProof/>
           </w:rPr>
-          <w:t>HV stack panel</w:t>
+          <w:t>Test details panel</w:t>
         </w:r>
         <w:r>
           <w:rPr>
@@ -4592,7 +4592,7 @@
             <w:noProof/>
             <w:webHidden/>
           </w:rPr>
-          <w:instrText xml:space="preserve"> PAGEREF _Toc243642660 \h </w:instrText>
+          <w:instrText xml:space="preserve"> PAGEREF _Toc243682000 \h </w:instrText>
         </w:r>
         <w:r>
           <w:rPr>
@@ -4636,7 +4636,7 @@
           <w:lang w:eastAsia="en-IN"/>
         </w:rPr>
       </w:pPr>
-      <w:hyperlink w:anchor="_Toc243642661" w:history="1">
+      <w:hyperlink w:anchor="_Toc243682001" w:history="1">
         <w:r>
           <w:rPr>
             <w:rStyle w:val="Hyperlink"/>
@@ -4659,6 +4659,94 @@
             <w:rStyle w:val="Hyperlink"/>
             <w:noProof/>
           </w:rPr>
+          <w:t>HV stack panel</w:t>
+        </w:r>
+        <w:r>
+          <w:rPr>
+            <w:noProof/>
+            <w:webHidden/>
+          </w:rPr>
+          <w:tab/>
+        </w:r>
+        <w:r>
+          <w:rPr>
+            <w:noProof/>
+            <w:webHidden/>
+          </w:rPr>
+          <w:fldChar w:fldCharType="begin"/>
+        </w:r>
+        <w:r>
+          <w:rPr>
+            <w:noProof/>
+            <w:webHidden/>
+          </w:rPr>
+          <w:instrText xml:space="preserve"> PAGEREF _Toc243682001 \h </w:instrText>
+        </w:r>
+        <w:r>
+          <w:rPr>
+            <w:noProof/>
+            <w:webHidden/>
+          </w:rPr>
+        </w:r>
+        <w:r>
+          <w:rPr>
+            <w:noProof/>
+            <w:webHidden/>
+          </w:rPr>
+          <w:fldChar w:fldCharType="separate"/>
+        </w:r>
+        <w:r>
+          <w:rPr>
+            <w:noProof/>
+            <w:webHidden/>
+          </w:rPr>
+          <w:t>15</w:t>
+        </w:r>
+        <w:r>
+          <w:rPr>
+            <w:noProof/>
+            <w:webHidden/>
+          </w:rPr>
+          <w:fldChar w:fldCharType="end"/>
+        </w:r>
+      </w:hyperlink>
+    </w:p>
+    <w:p>
+      <w:pPr>
+        <w:pStyle w:val="TOC2"/>
+        <w:tabs>
+          <w:tab w:val="left" w:pos="960"/>
+          <w:tab w:val="right" w:leader="dot" w:pos="10456"/>
+        </w:tabs>
+        <w:rPr>
+          <w:rFonts w:eastAsiaTheme="minorEastAsia"/>
+          <w:noProof/>
+          <w:lang w:eastAsia="en-IN"/>
+        </w:rPr>
+      </w:pPr>
+      <w:hyperlink w:anchor="_Toc243682002" w:history="1">
+        <w:r>
+          <w:rPr>
+            <w:rStyle w:val="Hyperlink"/>
+            <w:b/>
+            <w:bCs/>
+            <w:noProof/>
+          </w:rPr>
+          <w:t>6.11</w:t>
+        </w:r>
+        <w:r>
+          <w:rPr>
+            <w:rFonts w:eastAsiaTheme="minorEastAsia"/>
+            <w:noProof/>
+            <w:lang w:eastAsia="en-IN"/>
+          </w:rPr>
+          <w:tab/>
+        </w:r>
+        <w:r>
+          <w:rPr>
+            <w:rStyle w:val="Hyperlink"/>
+            <w:noProof/>
+          </w:rPr>
           <w:t>When the Run buttons are enabled</w:t>
         </w:r>
         <w:r>
@@ -4680,7 +4768,7 @@
             <w:noProof/>
             <w:webHidden/>
           </w:rPr>
-          <w:instrText xml:space="preserve"> PAGEREF _Toc243642661 \h </w:instrText>
+          <w:instrText xml:space="preserve"> PAGEREF _Toc243682002 \h </w:instrText>
         </w:r>
         <w:r>
           <w:rPr>
@@ -4724,7 +4812,7 @@
           <w:lang w:eastAsia="en-IN"/>
         </w:rPr>
       </w:pPr>
-      <w:hyperlink w:anchor="_Toc243642662" w:history="1">
+      <w:hyperlink w:anchor="_Toc243682003" w:history="1">
         <w:r>
           <w:rPr>
             <w:rStyle w:val="Hyperlink"/>
@@ -4766,7 +4854,7 @@
             <w:noProof/>
             <w:webHidden/>
           </w:rPr>
-          <w:instrText xml:space="preserve"> PAGEREF _Toc243642662 \h </w:instrText>
+          <w:instrText xml:space="preserve"> PAGEREF _Toc243682003 \h </w:instrText>
         </w:r>
         <w:r>
           <w:rPr>
@@ -4810,7 +4898,7 @@
           <w:lang w:eastAsia="en-IN"/>
         </w:rPr>
       </w:pPr>
-      <w:hyperlink w:anchor="_Toc243642663" w:history="1">
+      <w:hyperlink w:anchor="_Toc243682004" w:history="1">
         <w:r>
           <w:rPr>
             <w:rStyle w:val="Hyperlink"/>
@@ -4854,7 +4942,7 @@
             <w:noProof/>
             <w:webHidden/>
           </w:rPr>
-          <w:instrText xml:space="preserve"> PAGEREF _Toc243642663 \h </w:instrText>
+          <w:instrText xml:space="preserve"> PAGEREF _Toc243682004 \h </w:instrText>
         </w:r>
         <w:r>
           <w:rPr>
@@ -4874,7 +4962,7 @@
             <w:noProof/>
             <w:webHidden/>
           </w:rPr>
-          <w:t>16</w:t>
+          <w:t>17</w:t>
         </w:r>
         <w:r>
           <w:rPr>
@@ -4898,7 +4986,7 @@
           <w:lang w:eastAsia="en-IN"/>
         </w:rPr>
       </w:pPr>
-      <w:hyperlink w:anchor="_Toc243642664" w:history="1">
+      <w:hyperlink w:anchor="_Toc243682005" w:history="1">
         <w:r>
           <w:rPr>
             <w:rStyle w:val="Hyperlink"/>
@@ -4942,7 +5030,7 @@
             <w:noProof/>
             <w:webHidden/>
           </w:rPr>
-          <w:instrText xml:space="preserve"> PAGEREF _Toc243642664 \h </w:instrText>
+          <w:instrText xml:space="preserve"> PAGEREF _Toc243682005 \h </w:instrText>
         </w:r>
         <w:r>
           <w:rPr>
@@ -4986,7 +5074,7 @@
           <w:lang w:eastAsia="en-IN"/>
         </w:rPr>
       </w:pPr>
-      <w:hyperlink w:anchor="_Toc243642665" w:history="1">
+      <w:hyperlink w:anchor="_Toc243682006" w:history="1">
         <w:r>
           <w:rPr>
             <w:rStyle w:val="Hyperlink"/>
@@ -5030,7 +5118,7 @@
             <w:noProof/>
             <w:webHidden/>
           </w:rPr>
-          <w:instrText xml:space="preserve"> PAGEREF _Toc243642665 \h </w:instrText>
+          <w:instrText xml:space="preserve"> PAGEREF _Toc243682006 \h </w:instrText>
         </w:r>
         <w:r>
           <w:rPr>
@@ -5074,7 +5162,7 @@
           <w:lang w:eastAsia="en-IN"/>
         </w:rPr>
       </w:pPr>
-      <w:hyperlink w:anchor="_Toc243642666" w:history="1">
+      <w:hyperlink w:anchor="_Toc243682007" w:history="1">
         <w:r>
           <w:rPr>
             <w:rStyle w:val="Hyperlink"/>
@@ -5118,7 +5206,7 @@
             <w:noProof/>
             <w:webHidden/>
           </w:rPr>
-          <w:instrText xml:space="preserve"> PAGEREF _Toc243642666 \h </w:instrText>
+          <w:instrText xml:space="preserve"> PAGEREF _Toc243682007 \h </w:instrText>
         </w:r>
         <w:r>
           <w:rPr>
@@ -5162,7 +5250,7 @@
           <w:lang w:eastAsia="en-IN"/>
         </w:rPr>
       </w:pPr>
-      <w:hyperlink w:anchor="_Toc243642667" w:history="1">
+      <w:hyperlink w:anchor="_Toc243682008" w:history="1">
         <w:r>
           <w:rPr>
             <w:rStyle w:val="Hyperlink"/>
@@ -5206,7 +5294,7 @@
             <w:noProof/>
             <w:webHidden/>
           </w:rPr>
-          <w:instrText xml:space="preserve"> PAGEREF _Toc243642667 \h </w:instrText>
+          <w:instrText xml:space="preserve"> PAGEREF _Toc243682008 \h </w:instrText>
         </w:r>
         <w:r>
           <w:rPr>
@@ -5250,7 +5338,7 @@
           <w:lang w:eastAsia="en-IN"/>
         </w:rPr>
       </w:pPr>
-      <w:hyperlink w:anchor="_Toc243642668" w:history="1">
+      <w:hyperlink w:anchor="_Toc243682009" w:history="1">
         <w:r>
           <w:rPr>
             <w:rStyle w:val="Hyperlink"/>
@@ -5294,7 +5382,7 @@
             <w:noProof/>
             <w:webHidden/>
           </w:rPr>
-          <w:instrText xml:space="preserve"> PAGEREF _Toc243642668 \h </w:instrText>
+          <w:instrText xml:space="preserve"> PAGEREF _Toc243682009 \h </w:instrText>
         </w:r>
         <w:r>
           <w:rPr>
@@ -5338,7 +5426,7 @@
           <w:lang w:eastAsia="en-IN"/>
         </w:rPr>
       </w:pPr>
-      <w:hyperlink w:anchor="_Toc243642669" w:history="1">
+      <w:hyperlink w:anchor="_Toc243682010" w:history="1">
         <w:r>
           <w:rPr>
             <w:rStyle w:val="Hyperlink"/>
@@ -5382,7 +5470,7 @@
             <w:noProof/>
             <w:webHidden/>
           </w:rPr>
-          <w:instrText xml:space="preserve"> PAGEREF _Toc243642669 \h </w:instrText>
+          <w:instrText xml:space="preserve"> PAGEREF _Toc243682010 \h </w:instrText>
         </w:r>
         <w:r>
           <w:rPr>
@@ -5426,7 +5514,7 @@
           <w:lang w:eastAsia="en-IN"/>
         </w:rPr>
       </w:pPr>
-      <w:hyperlink w:anchor="_Toc243642670" w:history="1">
+      <w:hyperlink w:anchor="_Toc243682011" w:history="1">
         <w:r>
           <w:rPr>
             <w:rStyle w:val="Hyperlink"/>
@@ -5470,7 +5558,7 @@
             <w:noProof/>
             <w:webHidden/>
           </w:rPr>
-          <w:instrText xml:space="preserve"> PAGEREF _Toc243642670 \h </w:instrText>
+          <w:instrText xml:space="preserve"> PAGEREF _Toc243682011 \h </w:instrText>
         </w:r>
         <w:r>
           <w:rPr>
@@ -5514,7 +5602,7 @@
           <w:lang w:eastAsia="en-IN"/>
         </w:rPr>
       </w:pPr>
-      <w:hyperlink w:anchor="_Toc243642671" w:history="1">
+      <w:hyperlink w:anchor="_Toc243682012" w:history="1">
         <w:r>
           <w:rPr>
             <w:rStyle w:val="Hyperlink"/>
@@ -5558,7 +5646,7 @@
             <w:noProof/>
             <w:webHidden/>
           </w:rPr>
-          <w:instrText xml:space="preserve"> PAGEREF _Toc243642671 \h </w:instrText>
+          <w:instrText xml:space="preserve"> PAGEREF _Toc243682012 \h </w:instrText>
         </w:r>
         <w:r>
           <w:rPr>
@@ -5602,7 +5690,7 @@
           <w:lang w:eastAsia="en-IN"/>
         </w:rPr>
       </w:pPr>
-      <w:hyperlink w:anchor="_Toc243642672" w:history="1">
+      <w:hyperlink w:anchor="_Toc243682013" w:history="1">
         <w:r>
           <w:rPr>
             <w:rStyle w:val="Hyperlink"/>
@@ -5644,7 +5732,7 @@
             <w:noProof/>
             <w:webHidden/>
           </w:rPr>
-          <w:instrText xml:space="preserve"> PAGEREF _Toc243642672 \h </w:instrText>
+          <w:instrText xml:space="preserve"> PAGEREF _Toc243682013 \h </w:instrText>
         </w:r>
         <w:r>
           <w:rPr>
@@ -5688,7 +5776,7 @@
           <w:lang w:eastAsia="en-IN"/>
         </w:rPr>
       </w:pPr>
-      <w:hyperlink w:anchor="_Toc243642673" w:history="1">
+      <w:hyperlink w:anchor="_Toc243682014" w:history="1">
         <w:r>
           <w:rPr>
             <w:rStyle w:val="Hyperlink"/>
@@ -5732,7 +5820,7 @@
             <w:noProof/>
             <w:webHidden/>
           </w:rPr>
-          <w:instrText xml:space="preserve"> PAGEREF _Toc243642673 \h </w:instrText>
+          <w:instrText xml:space="preserve"> PAGEREF _Toc243682014 \h </w:instrText>
         </w:r>
         <w:r>
           <w:rPr>
@@ -5776,7 +5864,7 @@
           <w:lang w:eastAsia="en-IN"/>
         </w:rPr>
       </w:pPr>
-      <w:hyperlink w:anchor="_Toc243642674" w:history="1">
+      <w:hyperlink w:anchor="_Toc243682015" w:history="1">
         <w:r>
           <w:rPr>
             <w:rStyle w:val="Hyperlink"/>
@@ -5820,7 +5908,7 @@
             <w:noProof/>
             <w:webHidden/>
           </w:rPr>
-          <w:instrText xml:space="preserve"> PAGEREF _Toc243642674 \h </w:instrText>
+          <w:instrText xml:space="preserve"> PAGEREF _Toc243682015 \h </w:instrText>
         </w:r>
         <w:r>
           <w:rPr>
@@ -5864,7 +5952,7 @@
           <w:lang w:eastAsia="en-IN"/>
         </w:rPr>
       </w:pPr>
-      <w:hyperlink w:anchor="_Toc243642675" w:history="1">
+      <w:hyperlink w:anchor="_Toc243682016" w:history="1">
         <w:r>
           <w:rPr>
             <w:rStyle w:val="Hyperlink"/>
@@ -5908,7 +5996,7 @@
             <w:noProof/>
             <w:webHidden/>
           </w:rPr>
-          <w:instrText xml:space="preserve"> PAGEREF _Toc243642675 \h </w:instrText>
+          <w:instrText xml:space="preserve"> PAGEREF _Toc243682016 \h </w:instrText>
         </w:r>
         <w:r>
           <w:rPr>
@@ -5952,7 +6040,7 @@
           <w:lang w:eastAsia="en-IN"/>
         </w:rPr>
       </w:pPr>
-      <w:hyperlink w:anchor="_Toc243642676" w:history="1">
+      <w:hyperlink w:anchor="_Toc243682017" w:history="1">
         <w:r>
           <w:rPr>
             <w:rStyle w:val="Hyperlink"/>
@@ -5994,7 +6082,7 @@
             <w:noProof/>
             <w:webHidden/>
           </w:rPr>
-          <w:instrText xml:space="preserve"> PAGEREF _Toc243642676 \h </w:instrText>
+          <w:instrText xml:space="preserve"> PAGEREF _Toc243682017 \h </w:instrText>
         </w:r>
         <w:r>
           <w:rPr>
@@ -6038,7 +6126,7 @@
           <w:lang w:eastAsia="en-IN"/>
         </w:rPr>
       </w:pPr>
-      <w:hyperlink w:anchor="_Toc243642677" w:history="1">
+      <w:hyperlink w:anchor="_Toc243682018" w:history="1">
         <w:r>
           <w:rPr>
             <w:rStyle w:val="Hyperlink"/>
@@ -6082,7 +6170,7 @@
             <w:noProof/>
             <w:webHidden/>
           </w:rPr>
-          <w:instrText xml:space="preserve"> PAGEREF _Toc243642677 \h </w:instrText>
+          <w:instrText xml:space="preserve"> PAGEREF _Toc243682018 \h </w:instrText>
         </w:r>
         <w:r>
           <w:rPr>
@@ -6126,7 +6214,7 @@
           <w:lang w:eastAsia="en-IN"/>
         </w:rPr>
       </w:pPr>
-      <w:hyperlink w:anchor="_Toc243642678" w:history="1">
+      <w:hyperlink w:anchor="_Toc243682019" w:history="1">
         <w:r>
           <w:rPr>
             <w:rStyle w:val="Hyperlink"/>
@@ -6170,7 +6258,7 @@
             <w:noProof/>
             <w:webHidden/>
           </w:rPr>
-          <w:instrText xml:space="preserve"> PAGEREF _Toc243642678 \h </w:instrText>
+          <w:instrText xml:space="preserve"> PAGEREF _Toc243682019 \h </w:instrText>
         </w:r>
         <w:r>
           <w:rPr>
@@ -6214,7 +6302,7 @@
           <w:lang w:eastAsia="en-IN"/>
         </w:rPr>
       </w:pPr>
-      <w:hyperlink w:anchor="_Toc243642679" w:history="1">
+      <w:hyperlink w:anchor="_Toc243682020" w:history="1">
         <w:r>
           <w:rPr>
             <w:rStyle w:val="Hyperlink"/>
@@ -6258,7 +6346,7 @@
             <w:noProof/>
             <w:webHidden/>
           </w:rPr>
-          <w:instrText xml:space="preserve"> PAGEREF _Toc243642679 \h </w:instrText>
+          <w:instrText xml:space="preserve"> PAGEREF _Toc243682020 \h </w:instrText>
         </w:r>
         <w:r>
           <w:rPr>
@@ -6302,7 +6390,7 @@
           <w:lang w:eastAsia="en-IN"/>
         </w:rPr>
       </w:pPr>
-      <w:hyperlink w:anchor="_Toc243642680" w:history="1">
+      <w:hyperlink w:anchor="_Toc243682021" w:history="1">
         <w:r>
           <w:rPr>
             <w:rStyle w:val="Hyperlink"/>
@@ -6346,7 +6434,7 @@
             <w:noProof/>
             <w:webHidden/>
           </w:rPr>
-          <w:instrText xml:space="preserve"> PAGEREF _Toc243642680 \h </w:instrText>
+          <w:instrText xml:space="preserve"> PAGEREF _Toc243682021 \h </w:instrText>
         </w:r>
         <w:r>
           <w:rPr>
@@ -6390,7 +6478,7 @@
           <w:lang w:eastAsia="en-IN"/>
         </w:rPr>
       </w:pPr>
-      <w:hyperlink w:anchor="_Toc243642681" w:history="1">
+      <w:hyperlink w:anchor="_Toc243682022" w:history="1">
         <w:r>
           <w:rPr>
             <w:rStyle w:val="Hyperlink"/>
@@ -6432,7 +6520,7 @@
             <w:noProof/>
             <w:webHidden/>
           </w:rPr>
-          <w:instrText xml:space="preserve"> PAGEREF _Toc243642681 \h </w:instrText>
+          <w:instrText xml:space="preserve"> PAGEREF _Toc243682022 \h </w:instrText>
         </w:r>
         <w:r>
           <w:rPr>
@@ -6476,7 +6564,7 @@
           <w:lang w:eastAsia="en-IN"/>
         </w:rPr>
       </w:pPr>
-      <w:hyperlink w:anchor="_Toc243642682" w:history="1">
+      <w:hyperlink w:anchor="_Toc243682023" w:history="1">
         <w:r>
           <w:rPr>
             <w:rStyle w:val="Hyperlink"/>
@@ -6518,7 +6606,7 @@
             <w:noProof/>
             <w:webHidden/>
           </w:rPr>
-          <w:instrText xml:space="preserve"> PAGEREF _Toc243642682 \h </w:instrText>
+          <w:instrText xml:space="preserve"> PAGEREF _Toc243682023 \h </w:instrText>
         </w:r>
         <w:r>
           <w:rPr>
@@ -6562,7 +6650,7 @@
           <w:lang w:eastAsia="en-IN"/>
         </w:rPr>
       </w:pPr>
-      <w:hyperlink w:anchor="_Toc243642683" w:history="1">
+      <w:hyperlink w:anchor="_Toc243682024" w:history="1">
         <w:r>
           <w:rPr>
             <w:rStyle w:val="Hyperlink"/>
@@ -6606,7 +6694,7 @@
             <w:noProof/>
             <w:webHidden/>
           </w:rPr>
-          <w:instrText xml:space="preserve"> PAGEREF _Toc243642683 \h </w:instrText>
+          <w:instrText xml:space="preserve"> PAGEREF _Toc243682024 \h </w:instrText>
         </w:r>
         <w:r>
           <w:rPr>
@@ -6650,7 +6738,7 @@
           <w:lang w:eastAsia="en-IN"/>
         </w:rPr>
       </w:pPr>
-      <w:hyperlink w:anchor="_Toc243642684" w:history="1">
+      <w:hyperlink w:anchor="_Toc243682025" w:history="1">
         <w:r>
           <w:rPr>
             <w:rStyle w:val="Hyperlink"/>
@@ -6694,7 +6782,7 @@
             <w:noProof/>
             <w:webHidden/>
           </w:rPr>
-          <w:instrText xml:space="preserve"> PAGEREF _Toc243642684 \h </w:instrText>
+          <w:instrText xml:space="preserve"> PAGEREF _Toc243682025 \h </w:instrText>
         </w:r>
         <w:r>
           <w:rPr>
@@ -6738,7 +6826,7 @@
           <w:lang w:eastAsia="en-IN"/>
         </w:rPr>
       </w:pPr>
-      <w:hyperlink w:anchor="_Toc243642685" w:history="1">
+      <w:hyperlink w:anchor="_Toc243682026" w:history="1">
         <w:r>
           <w:rPr>
             <w:rStyle w:val="Hyperlink"/>
@@ -6782,7 +6870,7 @@
             <w:noProof/>
             <w:webHidden/>
           </w:rPr>
-          <w:instrText xml:space="preserve"> PAGEREF _Toc243642685 \h </w:instrText>
+          <w:instrText xml:space="preserve"> PAGEREF _Toc243682026 \h </w:instrText>
         </w:r>
         <w:r>
           <w:rPr>
@@ -6826,7 +6914,7 @@
           <w:lang w:eastAsia="en-IN"/>
         </w:rPr>
       </w:pPr>
-      <w:hyperlink w:anchor="_Toc243642686" w:history="1">
+      <w:hyperlink w:anchor="_Toc243682027" w:history="1">
         <w:r>
           <w:rPr>
             <w:rStyle w:val="Hyperlink"/>
@@ -6868,7 +6956,7 @@
             <w:noProof/>
             <w:webHidden/>
           </w:rPr>
-          <w:instrText xml:space="preserve"> PAGEREF _Toc243642686 \h </w:instrText>
+          <w:instrText xml:space="preserve"> PAGEREF _Toc243682027 \h </w:instrText>
         </w:r>
         <w:r>
           <w:rPr>
@@ -6912,7 +7000,7 @@
           <w:lang w:eastAsia="en-IN"/>
         </w:rPr>
       </w:pPr>
-      <w:hyperlink w:anchor="_Toc243642687" w:history="1">
+      <w:hyperlink w:anchor="_Toc243682028" w:history="1">
         <w:r>
           <w:rPr>
             <w:rStyle w:val="Hyperlink"/>
@@ -6956,7 +7044,7 @@
             <w:noProof/>
             <w:webHidden/>
           </w:rPr>
-          <w:instrText xml:space="preserve"> PAGEREF _Toc243642687 \h </w:instrText>
+          <w:instrText xml:space="preserve"> PAGEREF _Toc243682028 \h </w:instrText>
         </w:r>
         <w:r>
           <w:rPr>
@@ -7000,7 +7088,7 @@
           <w:lang w:eastAsia="en-IN"/>
         </w:rPr>
       </w:pPr>
-      <w:hyperlink w:anchor="_Toc243642688" w:history="1">
+      <w:hyperlink w:anchor="_Toc243682029" w:history="1">
         <w:r>
           <w:rPr>
             <w:rStyle w:val="Hyperlink"/>
@@ -7044,7 +7132,7 @@
             <w:noProof/>
             <w:webHidden/>
           </w:rPr>
-          <w:instrText xml:space="preserve"> PAGEREF _Toc243642688 \h </w:instrText>
+          <w:instrText xml:space="preserve"> PAGEREF _Toc243682029 \h </w:instrText>
         </w:r>
         <w:r>
           <w:rPr>
@@ -7088,7 +7176,7 @@
           <w:lang w:eastAsia="en-IN"/>
         </w:rPr>
       </w:pPr>
-      <w:hyperlink w:anchor="_Toc243642689" w:history="1">
+      <w:hyperlink w:anchor="_Toc243682030" w:history="1">
         <w:r>
           <w:rPr>
             <w:rStyle w:val="Hyperlink"/>
@@ -7132,7 +7220,7 @@
             <w:noProof/>
             <w:webHidden/>
           </w:rPr>
-          <w:instrText xml:space="preserve"> PAGEREF _Toc243642689 \h </w:instrText>
+          <w:instrText xml:space="preserve"> PAGEREF _Toc243682030 \h </w:instrText>
         </w:r>
         <w:r>
           <w:rPr>
@@ -7176,7 +7264,7 @@
           <w:lang w:eastAsia="en-IN"/>
         </w:rPr>
       </w:pPr>
-      <w:hyperlink w:anchor="_Toc243642690" w:history="1">
+      <w:hyperlink w:anchor="_Toc243682031" w:history="1">
         <w:r>
           <w:rPr>
             <w:rStyle w:val="Hyperlink"/>
@@ -7220,7 +7308,7 @@
             <w:noProof/>
             <w:webHidden/>
           </w:rPr>
-          <w:instrText xml:space="preserve"> PAGEREF _Toc243642690 \h </w:instrText>
+          <w:instrText xml:space="preserve"> PAGEREF _Toc243682031 \h </w:instrText>
         </w:r>
         <w:r>
           <w:rPr>
@@ -7264,7 +7352,7 @@
           <w:lang w:eastAsia="en-IN"/>
         </w:rPr>
       </w:pPr>
-      <w:hyperlink w:anchor="_Toc243642691" w:history="1">
+      <w:hyperlink w:anchor="_Toc243682032" w:history="1">
         <w:r>
           <w:rPr>
             <w:rStyle w:val="Hyperlink"/>
@@ -7308,7 +7396,7 @@
             <w:noProof/>
             <w:webHidden/>
           </w:rPr>
-          <w:instrText xml:space="preserve"> PAGEREF _Toc243642691 \h </w:instrText>
+          <w:instrText xml:space="preserve"> PAGEREF _Toc243682032 \h </w:instrText>
         </w:r>
         <w:r>
           <w:rPr>
@@ -7352,7 +7440,7 @@
           <w:lang w:eastAsia="en-IN"/>
         </w:rPr>
       </w:pPr>
-      <w:hyperlink w:anchor="_Toc243642692" w:history="1">
+      <w:hyperlink w:anchor="_Toc243682033" w:history="1">
         <w:r>
           <w:rPr>
             <w:rStyle w:val="Hyperlink"/>
@@ -7394,7 +7482,7 @@
             <w:noProof/>
             <w:webHidden/>
           </w:rPr>
-          <w:instrText xml:space="preserve"> PAGEREF _Toc243642692 \h </w:instrText>
+          <w:instrText xml:space="preserve"> PAGEREF _Toc243682033 \h </w:instrText>
         </w:r>
         <w:r>
           <w:rPr>
@@ -7438,7 +7526,7 @@
           <w:lang w:eastAsia="en-IN"/>
         </w:rPr>
       </w:pPr>
-      <w:hyperlink w:anchor="_Toc243642693" w:history="1">
+      <w:hyperlink w:anchor="_Toc243682034" w:history="1">
         <w:r>
           <w:rPr>
             <w:rStyle w:val="Hyperlink"/>
@@ -7482,7 +7570,7 @@
             <w:noProof/>
             <w:webHidden/>
           </w:rPr>
-          <w:instrText xml:space="preserve"> PAGEREF _Toc243642693 \h </w:instrText>
+          <w:instrText xml:space="preserve"> PAGEREF _Toc243682034 \h </w:instrText>
         </w:r>
         <w:r>
           <w:rPr>
@@ -7526,7 +7614,7 @@
           <w:lang w:eastAsia="en-IN"/>
         </w:rPr>
       </w:pPr>
-      <w:hyperlink w:anchor="_Toc243642694" w:history="1">
+      <w:hyperlink w:anchor="_Toc243682035" w:history="1">
         <w:r>
           <w:rPr>
             <w:rStyle w:val="Hyperlink"/>
@@ -7570,7 +7658,7 @@
             <w:noProof/>
             <w:webHidden/>
           </w:rPr>
-          <w:instrText xml:space="preserve"> PAGEREF _Toc243642694 \h </w:instrText>
+          <w:instrText xml:space="preserve"> PAGEREF _Toc243682035 \h </w:instrText>
         </w:r>
         <w:r>
           <w:rPr>
@@ -7614,7 +7702,7 @@
           <w:lang w:eastAsia="en-IN"/>
         </w:rPr>
       </w:pPr>
-      <w:hyperlink w:anchor="_Toc243642695" w:history="1">
+      <w:hyperlink w:anchor="_Toc243682036" w:history="1">
         <w:r>
           <w:rPr>
             <w:rStyle w:val="Hyperlink"/>
@@ -7658,7 +7746,7 @@
             <w:noProof/>
             <w:webHidden/>
           </w:rPr>
-          <w:instrText xml:space="preserve"> PAGEREF _Toc243642695 \h </w:instrText>
+          <w:instrText xml:space="preserve"> PAGEREF _Toc243682036 \h </w:instrText>
         </w:r>
         <w:r>
           <w:rPr>
@@ -7702,7 +7790,7 @@
           <w:lang w:eastAsia="en-IN"/>
         </w:rPr>
       </w:pPr>
-      <w:hyperlink w:anchor="_Toc243642696" w:history="1">
+      <w:hyperlink w:anchor="_Toc243682037" w:history="1">
         <w:r>
           <w:rPr>
             <w:rStyle w:val="Hyperlink"/>
@@ -7746,7 +7834,7 @@
             <w:noProof/>
             <w:webHidden/>
           </w:rPr>
-          <w:instrText xml:space="preserve"> PAGEREF _Toc243642696 \h </w:instrText>
+          <w:instrText xml:space="preserve"> PAGEREF _Toc243682037 \h </w:instrText>
         </w:r>
         <w:r>
           <w:rPr>
@@ -7790,7 +7878,7 @@
           <w:lang w:eastAsia="en-IN"/>
         </w:rPr>
       </w:pPr>
-      <w:hyperlink w:anchor="_Toc243642697" w:history="1">
+      <w:hyperlink w:anchor="_Toc243682038" w:history="1">
         <w:r>
           <w:rPr>
             <w:rStyle w:val="Hyperlink"/>
@@ -7834,7 +7922,7 @@
             <w:noProof/>
             <w:webHidden/>
           </w:rPr>
-          <w:instrText xml:space="preserve"> PAGEREF _Toc243642697 \h </w:instrText>
+          <w:instrText xml:space="preserve"> PAGEREF _Toc243682038 \h </w:instrText>
         </w:r>
         <w:r>
           <w:rPr>
@@ -7878,7 +7966,7 @@
           <w:lang w:eastAsia="en-IN"/>
         </w:rPr>
       </w:pPr>
-      <w:hyperlink w:anchor="_Toc243642698" w:history="1">
+      <w:hyperlink w:anchor="_Toc243682039" w:history="1">
         <w:r>
           <w:rPr>
             <w:rStyle w:val="Hyperlink"/>
@@ -7922,7 +8010,7 @@
             <w:noProof/>
             <w:webHidden/>
           </w:rPr>
-          <w:instrText xml:space="preserve"> PAGEREF _Toc243642698 \h </w:instrText>
+          <w:instrText xml:space="preserve"> PAGEREF _Toc243682039 \h </w:instrText>
         </w:r>
         <w:r>
           <w:rPr>
@@ -7966,7 +8054,7 @@
           <w:lang w:eastAsia="en-IN"/>
         </w:rPr>
       </w:pPr>
-      <w:hyperlink w:anchor="_Toc243642699" w:history="1">
+      <w:hyperlink w:anchor="_Toc243682040" w:history="1">
         <w:r>
           <w:rPr>
             <w:rStyle w:val="Hyperlink"/>
@@ -8008,7 +8096,7 @@
             <w:noProof/>
             <w:webHidden/>
           </w:rPr>
-          <w:instrText xml:space="preserve"> PAGEREF _Toc243642699 \h </w:instrText>
+          <w:instrText xml:space="preserve"> PAGEREF _Toc243682040 \h </w:instrText>
         </w:r>
         <w:r>
           <w:rPr>
@@ -8052,7 +8140,7 @@
           <w:lang w:eastAsia="en-IN"/>
         </w:rPr>
       </w:pPr>
-      <w:hyperlink w:anchor="_Toc243642700" w:history="1">
+      <w:hyperlink w:anchor="_Toc243682041" w:history="1">
         <w:r>
           <w:rPr>
             <w:rStyle w:val="Hyperlink"/>
@@ -8096,7 +8184,7 @@
             <w:noProof/>
             <w:webHidden/>
           </w:rPr>
-          <w:instrText xml:space="preserve"> PAGEREF _Toc243642700 \h </w:instrText>
+          <w:instrText xml:space="preserve"> PAGEREF _Toc243682041 \h </w:instrText>
         </w:r>
         <w:r>
           <w:rPr>
@@ -8140,7 +8228,7 @@
           <w:lang w:eastAsia="en-IN"/>
         </w:rPr>
       </w:pPr>
-      <w:hyperlink w:anchor="_Toc243642701" w:history="1">
+      <w:hyperlink w:anchor="_Toc243682042" w:history="1">
         <w:r>
           <w:rPr>
             <w:rStyle w:val="Hyperlink"/>
@@ -8184,7 +8272,7 @@
             <w:noProof/>
             <w:webHidden/>
           </w:rPr>
-          <w:instrText xml:space="preserve"> PAGEREF _Toc243642701 \h </w:instrText>
+          <w:instrText xml:space="preserve"> PAGEREF _Toc243682042 \h </w:instrText>
         </w:r>
         <w:r>
           <w:rPr>
@@ -8228,7 +8316,7 @@
           <w:lang w:eastAsia="en-IN"/>
         </w:rPr>
       </w:pPr>
-      <w:hyperlink w:anchor="_Toc243642702" w:history="1">
+      <w:hyperlink w:anchor="_Toc243682043" w:history="1">
         <w:r>
           <w:rPr>
             <w:rStyle w:val="Hyperlink"/>
@@ -8270,7 +8358,7 @@
             <w:noProof/>
             <w:webHidden/>
           </w:rPr>
-          <w:instrText xml:space="preserve"> PAGEREF _Toc243642702 \h </w:instrText>
+          <w:instrText xml:space="preserve"> PAGEREF _Toc243682043 \h </w:instrText>
         </w:r>
         <w:r>
           <w:rPr>
@@ -8314,7 +8402,7 @@
           <w:lang w:eastAsia="en-IN"/>
         </w:rPr>
       </w:pPr>
-      <w:hyperlink w:anchor="_Toc243642703" w:history="1">
+      <w:hyperlink w:anchor="_Toc243682044" w:history="1">
         <w:r>
           <w:rPr>
             <w:rStyle w:val="Hyperlink"/>
@@ -8356,7 +8444,7 @@
             <w:noProof/>
             <w:webHidden/>
           </w:rPr>
-          <w:instrText xml:space="preserve"> PAGEREF _Toc243642703 \h </w:instrText>
+          <w:instrText xml:space="preserve"> PAGEREF _Toc243682044 \h </w:instrText>
         </w:r>
         <w:r>
           <w:rPr>
@@ -8400,7 +8488,7 @@
           <w:lang w:eastAsia="en-IN"/>
         </w:rPr>
       </w:pPr>
-      <w:hyperlink w:anchor="_Toc243642704" w:history="1">
+      <w:hyperlink w:anchor="_Toc243682045" w:history="1">
         <w:r>
           <w:rPr>
             <w:rStyle w:val="Hyperlink"/>
@@ -8444,7 +8532,7 @@
             <w:noProof/>
             <w:webHidden/>
           </w:rPr>
-          <w:instrText xml:space="preserve"> PAGEREF _Toc243642704 \h </w:instrText>
+          <w:instrText xml:space="preserve"> PAGEREF _Toc243682045 \h </w:instrText>
         </w:r>
         <w:r>
           <w:rPr>
@@ -8488,7 +8576,7 @@
           <w:lang w:eastAsia="en-IN"/>
         </w:rPr>
       </w:pPr>
-      <w:hyperlink w:anchor="_Toc243642705" w:history="1">
+      <w:hyperlink w:anchor="_Toc243682046" w:history="1">
         <w:r>
           <w:rPr>
             <w:rStyle w:val="Hyperlink"/>
@@ -8532,7 +8620,7 @@
             <w:noProof/>
             <w:webHidden/>
           </w:rPr>
-          <w:instrText xml:space="preserve"> PAGEREF _Toc243642705 \h </w:instrText>
+          <w:instrText xml:space="preserve"> PAGEREF _Toc243682046 \h </w:instrText>
         </w:r>
         <w:r>
           <w:rPr>
@@ -8576,7 +8664,7 @@
           <w:lang w:eastAsia="en-IN"/>
         </w:rPr>
       </w:pPr>
-      <w:hyperlink w:anchor="_Toc243642706" w:history="1">
+      <w:hyperlink w:anchor="_Toc243682047" w:history="1">
         <w:r>
           <w:rPr>
             <w:rStyle w:val="Hyperlink"/>
@@ -8620,7 +8708,7 @@
             <w:noProof/>
             <w:webHidden/>
           </w:rPr>
-          <w:instrText xml:space="preserve"> PAGEREF _Toc243642706 \h </w:instrText>
+          <w:instrText xml:space="preserve"> PAGEREF _Toc243682047 \h </w:instrText>
         </w:r>
         <w:r>
           <w:rPr>
@@ -8664,7 +8752,7 @@
           <w:lang w:eastAsia="en-IN"/>
         </w:rPr>
       </w:pPr>
-      <w:hyperlink w:anchor="_Toc243642707" w:history="1">
+      <w:hyperlink w:anchor="_Toc243682048" w:history="1">
         <w:r>
           <w:rPr>
             <w:rStyle w:val="Hyperlink"/>
@@ -8708,7 +8796,7 @@
             <w:noProof/>
             <w:webHidden/>
           </w:rPr>
-          <w:instrText xml:space="preserve"> PAGEREF _Toc243642707 \h </w:instrText>
+          <w:instrText xml:space="preserve"> PAGEREF _Toc243682048 \h </w:instrText>
         </w:r>
         <w:r>
           <w:rPr>
@@ -8752,7 +8840,7 @@
           <w:lang w:eastAsia="en-IN"/>
         </w:rPr>
       </w:pPr>
-      <w:hyperlink w:anchor="_Toc243642708" w:history="1">
+      <w:hyperlink w:anchor="_Toc243682049" w:history="1">
         <w:r>
           <w:rPr>
             <w:rStyle w:val="Hyperlink"/>
@@ -8796,7 +8884,7 @@
             <w:noProof/>
             <w:webHidden/>
           </w:rPr>
-          <w:instrText xml:space="preserve"> PAGEREF _Toc243642708 \h </w:instrText>
+          <w:instrText xml:space="preserve"> PAGEREF _Toc243682049 \h </w:instrText>
         </w:r>
         <w:r>
           <w:rPr>
@@ -8840,7 +8928,7 @@
           <w:lang w:eastAsia="en-IN"/>
         </w:rPr>
       </w:pPr>
-      <w:hyperlink w:anchor="_Toc243642709" w:history="1">
+      <w:hyperlink w:anchor="_Toc243682050" w:history="1">
         <w:r>
           <w:rPr>
             <w:rStyle w:val="Hyperlink"/>
@@ -8884,7 +8972,7 @@
             <w:noProof/>
             <w:webHidden/>
           </w:rPr>
-          <w:instrText xml:space="preserve"> PAGEREF _Toc243642709 \h </w:instrText>
+          <w:instrText xml:space="preserve"> PAGEREF _Toc243682050 \h </w:instrText>
         </w:r>
         <w:r>
           <w:rPr>
@@ -8928,7 +9016,7 @@
           <w:lang w:eastAsia="en-IN"/>
         </w:rPr>
       </w:pPr>
-      <w:hyperlink w:anchor="_Toc243642710" w:history="1">
+      <w:hyperlink w:anchor="_Toc243682051" w:history="1">
         <w:r>
           <w:rPr>
             <w:rStyle w:val="Hyperlink"/>
@@ -8970,7 +9058,7 @@
             <w:noProof/>
             <w:webHidden/>
           </w:rPr>
-          <w:instrText xml:space="preserve"> PAGEREF _Toc243642710 \h </w:instrText>
+          <w:instrText xml:space="preserve"> PAGEREF _Toc243682051 \h </w:instrText>
         </w:r>
         <w:r>
           <w:rPr>
@@ -9013,7 +9101,7 @@
           <w:lang w:eastAsia="en-IN"/>
         </w:rPr>
       </w:pPr>
-      <w:hyperlink w:anchor="_Toc243642711" w:history="1">
+      <w:hyperlink w:anchor="_Toc243682052" w:history="1">
         <w:r>
           <w:rPr>
             <w:rStyle w:val="Hyperlink"/>
@@ -9040,7 +9128,7 @@
             <w:noProof/>
             <w:webHidden/>
           </w:rPr>
-          <w:instrText xml:space="preserve"> PAGEREF _Toc243642711 \h </w:instrText>
+          <w:instrText xml:space="preserve"> PAGEREF _Toc243682052 \h </w:instrText>
         </w:r>
         <w:r>
           <w:rPr>
@@ -9083,7 +9171,7 @@
           <w:lang w:eastAsia="en-IN"/>
         </w:rPr>
       </w:pPr>
-      <w:hyperlink w:anchor="_Toc243642712" w:history="1">
+      <w:hyperlink w:anchor="_Toc243682053" w:history="1">
         <w:r>
           <w:rPr>
             <w:rStyle w:val="Hyperlink"/>
@@ -9110,7 +9198,7 @@
             <w:noProof/>
             <w:webHidden/>
           </w:rPr>
-          <w:instrText xml:space="preserve"> PAGEREF _Toc243642712 \h </w:instrText>
+          <w:instrText xml:space="preserve"> PAGEREF _Toc243682053 \h </w:instrText>
         </w:r>
         <w:r>
           <w:rPr>
@@ -9187,7 +9275,7 @@
       <w:r>
         <w:fldChar w:fldCharType="separate"/>
       </w:r>
-      <w:hyperlink w:anchor="_Toc243642713" w:history="1">
+      <w:hyperlink w:anchor="_Toc243682054" w:history="1">
         <w:r>
           <w:rPr>
             <w:rStyle w:val="Hyperlink"/>
@@ -9215,7 +9303,7 @@
             <w:noProof/>
             <w:webHidden/>
           </w:rPr>
-          <w:instrText xml:space="preserve"> PAGEREF _Toc243642713 \h </w:instrText>
+          <w:instrText xml:space="preserve"> PAGEREF _Toc243682054 \h </w:instrText>
         </w:r>
         <w:r>
           <w:rPr>
@@ -9258,7 +9346,7 @@
           <w:lang w:eastAsia="en-IN"/>
         </w:rPr>
       </w:pPr>
-      <w:hyperlink w:anchor="_Toc243642714" w:history="1">
+      <w:hyperlink w:anchor="_Toc243682055" w:history="1">
         <w:r>
           <w:rPr>
             <w:rStyle w:val="Hyperlink"/>
@@ -9286,7 +9374,7 @@
             <w:noProof/>
             <w:webHidden/>
           </w:rPr>
-          <w:instrText xml:space="preserve"> PAGEREF _Toc243642714 \h </w:instrText>
+          <w:instrText xml:space="preserve"> PAGEREF _Toc243682055 \h </w:instrText>
         </w:r>
         <w:r>
           <w:rPr>
@@ -9329,7 +9417,7 @@
           <w:lang w:eastAsia="en-IN"/>
         </w:rPr>
       </w:pPr>
-      <w:hyperlink w:anchor="_Toc243642715" w:history="1">
+      <w:hyperlink w:anchor="_Toc243682056" w:history="1">
         <w:r>
           <w:rPr>
             <w:rStyle w:val="Hyperlink"/>
@@ -9357,7 +9445,7 @@
             <w:noProof/>
             <w:webHidden/>
           </w:rPr>
-          <w:instrText xml:space="preserve"> PAGEREF _Toc243642715 \h </w:instrText>
+          <w:instrText xml:space="preserve"> PAGEREF _Toc243682056 \h </w:instrText>
         </w:r>
         <w:r>
           <w:rPr>
@@ -9400,7 +9488,7 @@
           <w:lang w:eastAsia="en-IN"/>
         </w:rPr>
       </w:pPr>
-      <w:hyperlink w:anchor="_Toc243642716" w:history="1">
+      <w:hyperlink w:anchor="_Toc243682057" w:history="1">
         <w:r>
           <w:rPr>
             <w:rStyle w:val="Hyperlink"/>
@@ -9428,7 +9516,7 @@
             <w:noProof/>
             <w:webHidden/>
           </w:rPr>
-          <w:instrText xml:space="preserve"> PAGEREF _Toc243642716 \h </w:instrText>
+          <w:instrText xml:space="preserve"> PAGEREF _Toc243682057 \h </w:instrText>
         </w:r>
         <w:r>
           <w:rPr>
@@ -9471,7 +9559,7 @@
           <w:lang w:eastAsia="en-IN"/>
         </w:rPr>
       </w:pPr>
-      <w:hyperlink w:anchor="_Toc243642717" w:history="1">
+      <w:hyperlink w:anchor="_Toc243682058" w:history="1">
         <w:r>
           <w:rPr>
             <w:rStyle w:val="Hyperlink"/>
@@ -9499,7 +9587,7 @@
             <w:noProof/>
             <w:webHidden/>
           </w:rPr>
-          <w:instrText xml:space="preserve"> PAGEREF _Toc243642717 \h </w:instrText>
+          <w:instrText xml:space="preserve"> PAGEREF _Toc243682058 \h </w:instrText>
         </w:r>
         <w:r>
           <w:rPr>
@@ -9542,7 +9630,7 @@
           <w:lang w:eastAsia="en-IN"/>
         </w:rPr>
       </w:pPr>
-      <w:hyperlink w:anchor="_Toc243642718" w:history="1">
+      <w:hyperlink w:anchor="_Toc243682059" w:history="1">
         <w:r>
           <w:rPr>
             <w:rStyle w:val="Hyperlink"/>
@@ -9570,7 +9658,7 @@
             <w:noProof/>
             <w:webHidden/>
           </w:rPr>
-          <w:instrText xml:space="preserve"> PAGEREF _Toc243642718 \h </w:instrText>
+          <w:instrText xml:space="preserve"> PAGEREF _Toc243682059 \h </w:instrText>
         </w:r>
         <w:r>
           <w:rPr>
@@ -9613,7 +9701,7 @@
           <w:lang w:eastAsia="en-IN"/>
         </w:rPr>
       </w:pPr>
-      <w:hyperlink w:anchor="_Toc243642719" w:history="1">
+      <w:hyperlink w:anchor="_Toc243682060" w:history="1">
         <w:r>
           <w:rPr>
             <w:rStyle w:val="Hyperlink"/>
@@ -9641,7 +9729,7 @@
             <w:noProof/>
             <w:webHidden/>
           </w:rPr>
-          <w:instrText xml:space="preserve"> PAGEREF _Toc243642719 \h </w:instrText>
+          <w:instrText xml:space="preserve"> PAGEREF _Toc243682060 \h </w:instrText>
         </w:r>
         <w:r>
           <w:rPr>
@@ -9684,7 +9772,7 @@
           <w:lang w:eastAsia="en-IN"/>
         </w:rPr>
       </w:pPr>
-      <w:hyperlink w:anchor="_Toc243642720" w:history="1">
+      <w:hyperlink w:anchor="_Toc243682061" w:history="1">
         <w:r>
           <w:rPr>
             <w:rStyle w:val="Hyperlink"/>
@@ -9712,7 +9800,7 @@
             <w:noProof/>
             <w:webHidden/>
           </w:rPr>
-          <w:instrText xml:space="preserve"> PAGEREF _Toc243642720 \h </w:instrText>
+          <w:instrText xml:space="preserve"> PAGEREF _Toc243682061 \h </w:instrText>
         </w:r>
         <w:r>
           <w:rPr>
@@ -9755,7 +9843,7 @@
           <w:lang w:eastAsia="en-IN"/>
         </w:rPr>
       </w:pPr>
-      <w:hyperlink w:anchor="_Toc243642721" w:history="1">
+      <w:hyperlink w:anchor="_Toc243682062" w:history="1">
         <w:r>
           <w:rPr>
             <w:rStyle w:val="Hyperlink"/>
@@ -9783,7 +9871,7 @@
             <w:noProof/>
             <w:webHidden/>
           </w:rPr>
-          <w:instrText xml:space="preserve"> PAGEREF _Toc243642721 \h </w:instrText>
+          <w:instrText xml:space="preserve"> PAGEREF _Toc243682062 \h </w:instrText>
         </w:r>
         <w:r>
           <w:rPr>
@@ -9826,7 +9914,7 @@
           <w:lang w:eastAsia="en-IN"/>
         </w:rPr>
       </w:pPr>
-      <w:hyperlink w:anchor="_Toc243642722" w:history="1">
+      <w:hyperlink w:anchor="_Toc243682063" w:history="1">
         <w:r>
           <w:rPr>
             <w:rStyle w:val="Hyperlink"/>
@@ -9854,7 +9942,7 @@
             <w:noProof/>
             <w:webHidden/>
           </w:rPr>
-          <w:instrText xml:space="preserve"> PAGEREF _Toc243642722 \h </w:instrText>
+          <w:instrText xml:space="preserve"> PAGEREF _Toc243682063 \h </w:instrText>
         </w:r>
         <w:r>
           <w:rPr>
@@ -9897,7 +9985,7 @@
           <w:lang w:eastAsia="en-IN"/>
         </w:rPr>
       </w:pPr>
-      <w:hyperlink w:anchor="_Toc243642723" w:history="1">
+      <w:hyperlink w:anchor="_Toc243682064" w:history="1">
         <w:r>
           <w:rPr>
             <w:rStyle w:val="Hyperlink"/>
@@ -9925,7 +10013,7 @@
             <w:noProof/>
             <w:webHidden/>
           </w:rPr>
-          <w:instrText xml:space="preserve"> PAGEREF _Toc243642723 \h </w:instrText>
+          <w:instrText xml:space="preserve"> PAGEREF _Toc243682064 \h </w:instrText>
         </w:r>
         <w:r>
           <w:rPr>
@@ -9968,7 +10056,7 @@
           <w:lang w:eastAsia="en-IN"/>
         </w:rPr>
       </w:pPr>
-      <w:hyperlink w:anchor="_Toc243642724" w:history="1">
+      <w:hyperlink w:anchor="_Toc243682065" w:history="1">
         <w:r>
           <w:rPr>
             <w:rStyle w:val="Hyperlink"/>
@@ -9996,7 +10084,7 @@
             <w:noProof/>
             <w:webHidden/>
           </w:rPr>
-          <w:instrText xml:space="preserve"> PAGEREF _Toc243642724 \h </w:instrText>
+          <w:instrText xml:space="preserve"> PAGEREF _Toc243682065 \h </w:instrText>
         </w:r>
         <w:r>
           <w:rPr>
@@ -10039,7 +10127,7 @@
           <w:lang w:eastAsia="en-IN"/>
         </w:rPr>
       </w:pPr>
-      <w:hyperlink w:anchor="_Toc243642725" w:history="1">
+      <w:hyperlink w:anchor="_Toc243682066" w:history="1">
         <w:r>
           <w:rPr>
             <w:rStyle w:val="Hyperlink"/>
@@ -10067,7 +10155,7 @@
             <w:noProof/>
             <w:webHidden/>
           </w:rPr>
-          <w:instrText xml:space="preserve"> PAGEREF _Toc243642725 \h </w:instrText>
+          <w:instrText xml:space="preserve"> PAGEREF _Toc243682066 \h </w:instrText>
         </w:r>
         <w:r>
           <w:rPr>
@@ -10110,7 +10198,7 @@
           <w:lang w:eastAsia="en-IN"/>
         </w:rPr>
       </w:pPr>
-      <w:hyperlink w:anchor="_Toc243642726" w:history="1">
+      <w:hyperlink w:anchor="_Toc243682067" w:history="1">
         <w:r>
           <w:rPr>
             <w:rStyle w:val="Hyperlink"/>
@@ -10138,7 +10226,7 @@
             <w:noProof/>
             <w:webHidden/>
           </w:rPr>
-          <w:instrText xml:space="preserve"> PAGEREF _Toc243642726 \h </w:instrText>
+          <w:instrText xml:space="preserve"> PAGEREF _Toc243682067 \h </w:instrText>
         </w:r>
         <w:r>
           <w:rPr>
@@ -10181,7 +10269,7 @@
           <w:lang w:eastAsia="en-IN"/>
         </w:rPr>
       </w:pPr>
-      <w:hyperlink w:anchor="_Toc243642727" w:history="1">
+      <w:hyperlink w:anchor="_Toc243682068" w:history="1">
         <w:r>
           <w:rPr>
             <w:rStyle w:val="Hyperlink"/>
@@ -10209,7 +10297,7 @@
             <w:noProof/>
             <w:webHidden/>
           </w:rPr>
-          <w:instrText xml:space="preserve"> PAGEREF _Toc243642727 \h </w:instrText>
+          <w:instrText xml:space="preserve"> PAGEREF _Toc243682068 \h </w:instrText>
         </w:r>
         <w:r>
           <w:rPr>
@@ -10252,7 +10340,7 @@
           <w:lang w:eastAsia="en-IN"/>
         </w:rPr>
       </w:pPr>
-      <w:hyperlink w:anchor="_Toc243642728" w:history="1">
+      <w:hyperlink w:anchor="_Toc243682069" w:history="1">
         <w:r>
           <w:rPr>
             <w:rStyle w:val="Hyperlink"/>
@@ -10280,7 +10368,7 @@
             <w:noProof/>
             <w:webHidden/>
           </w:rPr>
-          <w:instrText xml:space="preserve"> PAGEREF _Toc243642728 \h </w:instrText>
+          <w:instrText xml:space="preserve"> PAGEREF _Toc243682069 \h </w:instrText>
         </w:r>
         <w:r>
           <w:rPr>
@@ -10323,7 +10411,7 @@
           <w:lang w:eastAsia="en-IN"/>
         </w:rPr>
       </w:pPr>
-      <w:hyperlink w:anchor="_Toc243642729" w:history="1">
+      <w:hyperlink w:anchor="_Toc243682070" w:history="1">
         <w:r>
           <w:rPr>
             <w:rStyle w:val="Hyperlink"/>
@@ -10351,7 +10439,7 @@
             <w:noProof/>
             <w:webHidden/>
           </w:rPr>
-          <w:instrText xml:space="preserve"> PAGEREF _Toc243642729 \h </w:instrText>
+          <w:instrText xml:space="preserve"> PAGEREF _Toc243682070 \h </w:instrText>
         </w:r>
         <w:r>
           <w:rPr>
@@ -10427,7 +10515,7 @@
       <w:r>
         <w:fldChar w:fldCharType="separate"/>
       </w:r>
-      <w:hyperlink w:anchor="_Toc243642730" w:history="1">
+      <w:hyperlink w:anchor="_Toc243682071" w:history="1">
         <w:r>
           <w:rPr>
             <w:rStyle w:val="Hyperlink"/>
@@ -10455,7 +10543,7 @@
             <w:noProof/>
             <w:webHidden/>
           </w:rPr>
-          <w:instrText xml:space="preserve"> PAGEREF _Toc243642730 \h </w:instrText>
+          <w:instrText xml:space="preserve"> PAGEREF _Toc243682071 \h </w:instrText>
         </w:r>
         <w:r>
           <w:rPr>
@@ -10498,7 +10586,7 @@
           <w:lang w:eastAsia="en-IN"/>
         </w:rPr>
       </w:pPr>
-      <w:hyperlink w:anchor="_Toc243642731" w:history="1">
+      <w:hyperlink w:anchor="_Toc243682072" w:history="1">
         <w:r>
           <w:rPr>
             <w:rStyle w:val="Hyperlink"/>
@@ -10526,7 +10614,7 @@
             <w:noProof/>
             <w:webHidden/>
           </w:rPr>
-          <w:instrText xml:space="preserve"> PAGEREF _Toc243642731 \h </w:instrText>
+          <w:instrText xml:space="preserve"> PAGEREF _Toc243682072 \h </w:instrText>
         </w:r>
         <w:r>
           <w:rPr>
@@ -10569,7 +10657,7 @@
           <w:lang w:eastAsia="en-IN"/>
         </w:rPr>
       </w:pPr>
-      <w:hyperlink w:anchor="_Toc243642732" w:history="1">
+      <w:hyperlink w:anchor="_Toc243682073" w:history="1">
         <w:r>
           <w:rPr>
             <w:rStyle w:val="Hyperlink"/>
@@ -10597,7 +10685,7 @@
             <w:noProof/>
             <w:webHidden/>
           </w:rPr>
-          <w:instrText xml:space="preserve"> PAGEREF _Toc243642732 \h </w:instrText>
+          <w:instrText xml:space="preserve"> PAGEREF _Toc243682073 \h </w:instrText>
         </w:r>
         <w:r>
           <w:rPr>
@@ -10640,7 +10728,7 @@
           <w:lang w:eastAsia="en-IN"/>
         </w:rPr>
       </w:pPr>
-      <w:hyperlink w:anchor="_Toc243642733" w:history="1">
+      <w:hyperlink w:anchor="_Toc243682074" w:history="1">
         <w:r>
           <w:rPr>
             <w:rStyle w:val="Hyperlink"/>
@@ -10668,7 +10756,7 @@
             <w:noProof/>
             <w:webHidden/>
           </w:rPr>
-          <w:instrText xml:space="preserve"> PAGEREF _Toc243642733 \h </w:instrText>
+          <w:instrText xml:space="preserve"> PAGEREF _Toc243682074 \h </w:instrText>
         </w:r>
         <w:r>
           <w:rPr>
@@ -10711,7 +10799,7 @@
           <w:lang w:eastAsia="en-IN"/>
         </w:rPr>
       </w:pPr>
-      <w:hyperlink w:anchor="_Toc243642734" w:history="1">
+      <w:hyperlink w:anchor="_Toc243682075" w:history="1">
         <w:r>
           <w:rPr>
             <w:rStyle w:val="Hyperlink"/>
@@ -10739,7 +10827,7 @@
             <w:noProof/>
             <w:webHidden/>
           </w:rPr>
-          <w:instrText xml:space="preserve"> PAGEREF _Toc243642734 \h </w:instrText>
+          <w:instrText xml:space="preserve"> PAGEREF _Toc243682075 \h </w:instrText>
         </w:r>
         <w:r>
           <w:rPr>
@@ -10782,7 +10870,7 @@
           <w:lang w:eastAsia="en-IN"/>
         </w:rPr>
       </w:pPr>
-      <w:hyperlink w:anchor="_Toc243642735" w:history="1">
+      <w:hyperlink w:anchor="_Toc243682076" w:history="1">
         <w:r>
           <w:rPr>
             <w:rStyle w:val="Hyperlink"/>
@@ -10810,7 +10898,7 @@
             <w:noProof/>
             <w:webHidden/>
           </w:rPr>
-          <w:instrText xml:space="preserve"> PAGEREF _Toc243642735 \h </w:instrText>
+          <w:instrText xml:space="preserve"> PAGEREF _Toc243682076 \h </w:instrText>
         </w:r>
         <w:r>
           <w:rPr>
@@ -10853,7 +10941,7 @@
           <w:lang w:eastAsia="en-IN"/>
         </w:rPr>
       </w:pPr>
-      <w:hyperlink w:anchor="_Toc243642736" w:history="1">
+      <w:hyperlink w:anchor="_Toc243682077" w:history="1">
         <w:r>
           <w:rPr>
             <w:rStyle w:val="Hyperlink"/>
@@ -10881,7 +10969,7 @@
             <w:noProof/>
             <w:webHidden/>
           </w:rPr>
-          <w:instrText xml:space="preserve"> PAGEREF _Toc243642736 \h </w:instrText>
+          <w:instrText xml:space="preserve"> PAGEREF _Toc243682077 \h </w:instrText>
         </w:r>
         <w:r>
           <w:rPr>
@@ -10924,7 +11012,7 @@
           <w:lang w:eastAsia="en-IN"/>
         </w:rPr>
       </w:pPr>
-      <w:hyperlink w:anchor="_Toc243642737" w:history="1">
+      <w:hyperlink w:anchor="_Toc243682078" w:history="1">
         <w:r>
           <w:rPr>
             <w:rStyle w:val="Hyperlink"/>
@@ -10952,7 +11040,7 @@
             <w:noProof/>
             <w:webHidden/>
           </w:rPr>
-          <w:instrText xml:space="preserve"> PAGEREF _Toc243642737 \h </w:instrText>
+          <w:instrText xml:space="preserve"> PAGEREF _Toc243682078 \h </w:instrText>
         </w:r>
         <w:r>
           <w:rPr>
@@ -10995,7 +11083,7 @@
           <w:lang w:eastAsia="en-IN"/>
         </w:rPr>
       </w:pPr>
-      <w:hyperlink w:anchor="_Toc243642738" w:history="1">
+      <w:hyperlink w:anchor="_Toc243682079" w:history="1">
         <w:r>
           <w:rPr>
             <w:rStyle w:val="Hyperlink"/>
@@ -11023,7 +11111,7 @@
             <w:noProof/>
             <w:webHidden/>
           </w:rPr>
-          <w:instrText xml:space="preserve"> PAGEREF _Toc243642738 \h </w:instrText>
+          <w:instrText xml:space="preserve"> PAGEREF _Toc243682079 \h </w:instrText>
         </w:r>
         <w:r>
           <w:rPr>
@@ -11066,7 +11154,7 @@
           <w:lang w:eastAsia="en-IN"/>
         </w:rPr>
       </w:pPr>
-      <w:hyperlink w:anchor="_Toc243642739" w:history="1">
+      <w:hyperlink w:anchor="_Toc243682080" w:history="1">
         <w:r>
           <w:rPr>
             <w:rStyle w:val="Hyperlink"/>
@@ -11094,7 +11182,7 @@
             <w:noProof/>
             <w:webHidden/>
           </w:rPr>
-          <w:instrText xml:space="preserve"> PAGEREF _Toc243642739 \h </w:instrText>
+          <w:instrText xml:space="preserve"> PAGEREF _Toc243682080 \h </w:instrText>
         </w:r>
         <w:r>
           <w:rPr>
@@ -11137,7 +11225,7 @@
           <w:lang w:eastAsia="en-IN"/>
         </w:rPr>
       </w:pPr>
-      <w:hyperlink w:anchor="_Toc243642740" w:history="1">
+      <w:hyperlink w:anchor="_Toc243682081" w:history="1">
         <w:r>
           <w:rPr>
             <w:rStyle w:val="Hyperlink"/>
@@ -11165,7 +11253,7 @@
             <w:noProof/>
             <w:webHidden/>
           </w:rPr>
-          <w:instrText xml:space="preserve"> PAGEREF _Toc243642740 \h </w:instrText>
+          <w:instrText xml:space="preserve"> PAGEREF _Toc243682081 \h </w:instrText>
         </w:r>
         <w:r>
           <w:rPr>
@@ -11208,7 +11296,7 @@
           <w:lang w:eastAsia="en-IN"/>
         </w:rPr>
       </w:pPr>
-      <w:hyperlink w:anchor="_Toc243642741" w:history="1">
+      <w:hyperlink w:anchor="_Toc243682082" w:history="1">
         <w:r>
           <w:rPr>
             <w:rStyle w:val="Hyperlink"/>
@@ -11236,7 +11324,7 @@
             <w:noProof/>
             <w:webHidden/>
           </w:rPr>
-          <w:instrText xml:space="preserve"> PAGEREF _Toc243642741 \h </w:instrText>
+          <w:instrText xml:space="preserve"> PAGEREF _Toc243682082 \h </w:instrText>
         </w:r>
         <w:r>
           <w:rPr>
@@ -11279,7 +11367,7 @@
           <w:lang w:eastAsia="en-IN"/>
         </w:rPr>
       </w:pPr>
-      <w:hyperlink w:anchor="_Toc243642742" w:history="1">
+      <w:hyperlink w:anchor="_Toc243682083" w:history="1">
         <w:r>
           <w:rPr>
             <w:rStyle w:val="Hyperlink"/>
@@ -11307,7 +11395,7 @@
             <w:noProof/>
             <w:webHidden/>
           </w:rPr>
-          <w:instrText xml:space="preserve"> PAGEREF _Toc243642742 \h </w:instrText>
+          <w:instrText xml:space="preserve"> PAGEREF _Toc243682083 \h </w:instrText>
         </w:r>
         <w:r>
           <w:rPr>
@@ -11350,7 +11438,7 @@
           <w:lang w:eastAsia="en-IN"/>
         </w:rPr>
       </w:pPr>
-      <w:hyperlink w:anchor="_Toc243642743" w:history="1">
+      <w:hyperlink w:anchor="_Toc243682084" w:history="1">
         <w:r>
           <w:rPr>
             <w:rStyle w:val="Hyperlink"/>
@@ -11378,7 +11466,7 @@
             <w:noProof/>
             <w:webHidden/>
           </w:rPr>
-          <w:instrText xml:space="preserve"> PAGEREF _Toc243642743 \h </w:instrText>
+          <w:instrText xml:space="preserve"> PAGEREF _Toc243682084 \h </w:instrText>
         </w:r>
         <w:r>
           <w:rPr>
@@ -11421,7 +11509,7 @@
           <w:lang w:eastAsia="en-IN"/>
         </w:rPr>
       </w:pPr>
-      <w:hyperlink w:anchor="_Toc243642744" w:history="1">
+      <w:hyperlink w:anchor="_Toc243682085" w:history="1">
         <w:r>
           <w:rPr>
             <w:rStyle w:val="Hyperlink"/>
@@ -11449,7 +11537,7 @@
             <w:noProof/>
             <w:webHidden/>
           </w:rPr>
-          <w:instrText xml:space="preserve"> PAGEREF _Toc243642744 \h </w:instrText>
+          <w:instrText xml:space="preserve"> PAGEREF _Toc243682085 \h </w:instrText>
         </w:r>
         <w:r>
           <w:rPr>
@@ -11492,7 +11580,7 @@
           <w:lang w:eastAsia="en-IN"/>
         </w:rPr>
       </w:pPr>
-      <w:hyperlink w:anchor="_Toc243642745" w:history="1">
+      <w:hyperlink w:anchor="_Toc243682086" w:history="1">
         <w:r>
           <w:rPr>
             <w:rStyle w:val="Hyperlink"/>
@@ -11520,7 +11608,7 @@
             <w:noProof/>
             <w:webHidden/>
           </w:rPr>
-          <w:instrText xml:space="preserve"> PAGEREF _Toc243642745 \h </w:instrText>
+          <w:instrText xml:space="preserve"> PAGEREF _Toc243682086 \h </w:instrText>
         </w:r>
         <w:r>
           <w:rPr>
@@ -11563,7 +11651,7 @@
           <w:lang w:eastAsia="en-IN"/>
         </w:rPr>
       </w:pPr>
-      <w:hyperlink w:anchor="_Toc243642746" w:history="1">
+      <w:hyperlink w:anchor="_Toc243682087" w:history="1">
         <w:r>
           <w:rPr>
             <w:rStyle w:val="Hyperlink"/>
@@ -11591,7 +11679,7 @@
             <w:noProof/>
             <w:webHidden/>
           </w:rPr>
-          <w:instrText xml:space="preserve"> PAGEREF _Toc243642746 \h </w:instrText>
+          <w:instrText xml:space="preserve"> PAGEREF _Toc243682087 \h </w:instrText>
         </w:r>
         <w:r>
           <w:rPr>
@@ -11634,7 +11722,7 @@
           <w:lang w:eastAsia="en-IN"/>
         </w:rPr>
       </w:pPr>
-      <w:hyperlink w:anchor="_Toc243642747" w:history="1">
+      <w:hyperlink w:anchor="_Toc243682088" w:history="1">
         <w:r>
           <w:rPr>
             <w:rStyle w:val="Hyperlink"/>
@@ -11662,7 +11750,7 @@
             <w:noProof/>
             <w:webHidden/>
           </w:rPr>
-          <w:instrText xml:space="preserve"> PAGEREF _Toc243642747 \h </w:instrText>
+          <w:instrText xml:space="preserve"> PAGEREF _Toc243682088 \h </w:instrText>
         </w:r>
         <w:r>
           <w:rPr>
@@ -11705,7 +11793,7 @@
           <w:lang w:eastAsia="en-IN"/>
         </w:rPr>
       </w:pPr>
-      <w:hyperlink w:anchor="_Toc243642748" w:history="1">
+      <w:hyperlink w:anchor="_Toc243682089" w:history="1">
         <w:r>
           <w:rPr>
             <w:rStyle w:val="Hyperlink"/>
@@ -11733,7 +11821,7 @@
             <w:noProof/>
             <w:webHidden/>
           </w:rPr>
-          <w:instrText xml:space="preserve"> PAGEREF _Toc243642748 \h </w:instrText>
+          <w:instrText xml:space="preserve"> PAGEREF _Toc243682089 \h </w:instrText>
         </w:r>
         <w:r>
           <w:rPr>
@@ -11776,7 +11864,7 @@
           <w:lang w:eastAsia="en-IN"/>
         </w:rPr>
       </w:pPr>
-      <w:hyperlink w:anchor="_Toc243642749" w:history="1">
+      <w:hyperlink w:anchor="_Toc243682090" w:history="1">
         <w:r>
           <w:rPr>
             <w:rStyle w:val="Hyperlink"/>
@@ -11804,7 +11892,7 @@
             <w:noProof/>
             <w:webHidden/>
           </w:rPr>
-          <w:instrText xml:space="preserve"> PAGEREF _Toc243642749 \h </w:instrText>
+          <w:instrText xml:space="preserve"> PAGEREF _Toc243682090 \h </w:instrText>
         </w:r>
         <w:r>
           <w:rPr>
@@ -11847,7 +11935,7 @@
           <w:lang w:eastAsia="en-IN"/>
         </w:rPr>
       </w:pPr>
-      <w:hyperlink w:anchor="_Toc243642750" w:history="1">
+      <w:hyperlink w:anchor="_Toc243682091" w:history="1">
         <w:r>
           <w:rPr>
             <w:rStyle w:val="Hyperlink"/>
@@ -11875,7 +11963,7 @@
             <w:noProof/>
             <w:webHidden/>
           </w:rPr>
-          <w:instrText xml:space="preserve"> PAGEREF _Toc243642750 \h </w:instrText>
+          <w:instrText xml:space="preserve"> PAGEREF _Toc243682091 \h </w:instrText>
         </w:r>
         <w:r>
           <w:rPr>
@@ -11918,7 +12006,7 @@
           <w:lang w:eastAsia="en-IN"/>
         </w:rPr>
       </w:pPr>
-      <w:hyperlink w:anchor="_Toc243642751" w:history="1">
+      <w:hyperlink w:anchor="_Toc243682092" w:history="1">
         <w:r>
           <w:rPr>
             <w:rStyle w:val="Hyperlink"/>
@@ -11946,7 +12034,7 @@
             <w:noProof/>
             <w:webHidden/>
           </w:rPr>
-          <w:instrText xml:space="preserve"> PAGEREF _Toc243642751 \h </w:instrText>
+          <w:instrText xml:space="preserve"> PAGEREF _Toc243682092 \h </w:instrText>
         </w:r>
         <w:r>
           <w:rPr>
@@ -11989,7 +12077,7 @@
           <w:lang w:eastAsia="en-IN"/>
         </w:rPr>
       </w:pPr>
-      <w:hyperlink w:anchor="_Toc243642752" w:history="1">
+      <w:hyperlink w:anchor="_Toc243682093" w:history="1">
         <w:r>
           <w:rPr>
             <w:rStyle w:val="Hyperlink"/>
@@ -12017,7 +12105,7 @@
             <w:noProof/>
             <w:webHidden/>
           </w:rPr>
-          <w:instrText xml:space="preserve"> PAGEREF _Toc243642752 \h </w:instrText>
+          <w:instrText xml:space="preserve"> PAGEREF _Toc243682093 \h </w:instrText>
         </w:r>
         <w:r>
           <w:rPr>
@@ -12060,7 +12148,7 @@
           <w:lang w:eastAsia="en-IN"/>
         </w:rPr>
       </w:pPr>
-      <w:hyperlink w:anchor="_Toc243642753" w:history="1">
+      <w:hyperlink w:anchor="_Toc243682094" w:history="1">
         <w:r>
           <w:rPr>
             <w:rStyle w:val="Hyperlink"/>
@@ -12088,7 +12176,7 @@
             <w:noProof/>
             <w:webHidden/>
           </w:rPr>
-          <w:instrText xml:space="preserve"> PAGEREF _Toc243642753 \h </w:instrText>
+          <w:instrText xml:space="preserve"> PAGEREF _Toc243682094 \h </w:instrText>
         </w:r>
         <w:r>
           <w:rPr>
@@ -12131,7 +12219,7 @@
           <w:lang w:eastAsia="en-IN"/>
         </w:rPr>
       </w:pPr>
-      <w:hyperlink w:anchor="_Toc243642754" w:history="1">
+      <w:hyperlink w:anchor="_Toc243682095" w:history="1">
         <w:r>
           <w:rPr>
             <w:rStyle w:val="Hyperlink"/>
@@ -12159,7 +12247,7 @@
             <w:noProof/>
             <w:webHidden/>
           </w:rPr>
-          <w:instrText xml:space="preserve"> PAGEREF _Toc243642754 \h </w:instrText>
+          <w:instrText xml:space="preserve"> PAGEREF _Toc243682095 \h </w:instrText>
         </w:r>
         <w:r>
           <w:rPr>
@@ -12202,7 +12290,7 @@
           <w:lang w:eastAsia="en-IN"/>
         </w:rPr>
       </w:pPr>
-      <w:hyperlink w:anchor="_Toc243642755" w:history="1">
+      <w:hyperlink w:anchor="_Toc243682096" w:history="1">
         <w:r>
           <w:rPr>
             <w:rStyle w:val="Hyperlink"/>
@@ -12230,7 +12318,7 @@
             <w:noProof/>
             <w:webHidden/>
           </w:rPr>
-          <w:instrText xml:space="preserve"> PAGEREF _Toc243642755 \h </w:instrText>
+          <w:instrText xml:space="preserve"> PAGEREF _Toc243682096 \h </w:instrText>
         </w:r>
         <w:r>
           <w:rPr>
@@ -12273,7 +12361,7 @@
           <w:lang w:eastAsia="en-IN"/>
         </w:rPr>
       </w:pPr>
-      <w:hyperlink w:anchor="_Toc243642756" w:history="1">
+      <w:hyperlink w:anchor="_Toc243682097" w:history="1">
         <w:r>
           <w:rPr>
             <w:rStyle w:val="Hyperlink"/>
@@ -12301,7 +12389,7 @@
             <w:noProof/>
             <w:webHidden/>
           </w:rPr>
-          <w:instrText xml:space="preserve"> PAGEREF _Toc243642756 \h </w:instrText>
+          <w:instrText xml:space="preserve"> PAGEREF _Toc243682097 \h </w:instrText>
         </w:r>
         <w:r>
           <w:rPr>
@@ -12344,7 +12432,7 @@
           <w:lang w:eastAsia="en-IN"/>
         </w:rPr>
       </w:pPr>
-      <w:hyperlink w:anchor="_Toc243642757" w:history="1">
+      <w:hyperlink w:anchor="_Toc243682098" w:history="1">
         <w:r>
           <w:rPr>
             <w:rStyle w:val="Hyperlink"/>
@@ -12372,7 +12460,7 @@
             <w:noProof/>
             <w:webHidden/>
           </w:rPr>
-          <w:instrText xml:space="preserve"> PAGEREF _Toc243642757 \h </w:instrText>
+          <w:instrText xml:space="preserve"> PAGEREF _Toc243682098 \h </w:instrText>
         </w:r>
         <w:r>
           <w:rPr>
@@ -12415,7 +12503,7 @@
           <w:lang w:eastAsia="en-IN"/>
         </w:rPr>
       </w:pPr>
-      <w:hyperlink w:anchor="_Toc243642758" w:history="1">
+      <w:hyperlink w:anchor="_Toc243682099" w:history="1">
         <w:r>
           <w:rPr>
             <w:rStyle w:val="Hyperlink"/>
@@ -12443,7 +12531,7 @@
             <w:noProof/>
             <w:webHidden/>
           </w:rPr>
-          <w:instrText xml:space="preserve"> PAGEREF _Toc243642758 \h </w:instrText>
+          <w:instrText xml:space="preserve"> PAGEREF _Toc243682099 \h </w:instrText>
         </w:r>
         <w:r>
           <w:rPr>
@@ -12486,7 +12574,7 @@
           <w:lang w:eastAsia="en-IN"/>
         </w:rPr>
       </w:pPr>
-      <w:hyperlink w:anchor="_Toc243642759" w:history="1">
+      <w:hyperlink w:anchor="_Toc243682100" w:history="1">
         <w:r>
           <w:rPr>
             <w:rStyle w:val="Hyperlink"/>
@@ -12514,7 +12602,7 @@
             <w:noProof/>
             <w:webHidden/>
           </w:rPr>
-          <w:instrText xml:space="preserve"> PAGEREF _Toc243642759 \h </w:instrText>
+          <w:instrText xml:space="preserve"> PAGEREF _Toc243682100 \h </w:instrText>
         </w:r>
         <w:r>
           <w:rPr>
@@ -12534,7 +12622,7 @@
             <w:noProof/>
             <w:webHidden/>
           </w:rPr>
-          <w:t>35</w:t>
+          <w:t>36</w:t>
         </w:r>
         <w:r>
           <w:rPr>
@@ -12557,7 +12645,7 @@
           <w:lang w:eastAsia="en-IN"/>
         </w:rPr>
       </w:pPr>
-      <w:hyperlink w:anchor="_Toc243642760" w:history="1">
+      <w:hyperlink w:anchor="_Toc243682101" w:history="1">
         <w:r>
           <w:rPr>
             <w:rStyle w:val="Hyperlink"/>
@@ -12585,7 +12673,7 @@
             <w:noProof/>
             <w:webHidden/>
           </w:rPr>
-          <w:instrText xml:space="preserve"> PAGEREF _Toc243642760 \h </w:instrText>
+          <w:instrText xml:space="preserve"> PAGEREF _Toc243682101 \h </w:instrText>
         </w:r>
         <w:r>
           <w:rPr>
@@ -12628,7 +12716,7 @@
           <w:lang w:eastAsia="en-IN"/>
         </w:rPr>
       </w:pPr>
-      <w:hyperlink w:anchor="_Toc243642761" w:history="1">
+      <w:hyperlink w:anchor="_Toc243682102" w:history="1">
         <w:r>
           <w:rPr>
             <w:rStyle w:val="Hyperlink"/>
@@ -12656,7 +12744,7 @@
             <w:noProof/>
             <w:webHidden/>
           </w:rPr>
-          <w:instrText xml:space="preserve"> PAGEREF _Toc243642761 \h </w:instrText>
+          <w:instrText xml:space="preserve"> PAGEREF _Toc243682102 \h </w:instrText>
         </w:r>
         <w:r>
           <w:rPr>
@@ -12699,7 +12787,7 @@
           <w:lang w:eastAsia="en-IN"/>
         </w:rPr>
       </w:pPr>
-      <w:hyperlink w:anchor="_Toc243642762" w:history="1">
+      <w:hyperlink w:anchor="_Toc243682103" w:history="1">
         <w:r>
           <w:rPr>
             <w:rStyle w:val="Hyperlink"/>
@@ -12727,7 +12815,7 @@
             <w:noProof/>
             <w:webHidden/>
           </w:rPr>
-          <w:instrText xml:space="preserve"> PAGEREF _Toc243642762 \h </w:instrText>
+          <w:instrText xml:space="preserve"> PAGEREF _Toc243682103 \h </w:instrText>
         </w:r>
         <w:r>
           <w:rPr>
@@ -12779,7 +12867,7 @@
         <w:pStyle w:val="Heading1"/>
         <w:ind w:left="720" w:hanging="720"/>
       </w:pPr>
-      <w:bookmarkStart w:id="0" w:name="_Toc243642634"/>
+      <w:bookmarkStart w:id="0" w:name="_Toc243681974"/>
       <w:r>
         <w:lastRenderedPageBreak/>
         <w:t>Introduction</w:t>
@@ -12790,7 +12878,7 @@
       <w:pPr>
         <w:pStyle w:val="Heading2"/>
       </w:pPr>
-      <w:bookmarkStart w:id="1" w:name="_Toc243642635"/>
+      <w:bookmarkStart w:id="1" w:name="_Toc243681975"/>
       <w:r>
         <w:t>Purpose</w:t>
       </w:r>
@@ -12812,7 +12900,7 @@
       <w:pPr>
         <w:pStyle w:val="Heading2"/>
       </w:pPr>
-      <w:bookmarkStart w:id="2" w:name="_Toc243642636"/>
+      <w:bookmarkStart w:id="2" w:name="_Toc243681976"/>
       <w:r>
         <w:t>Audience</w:t>
       </w:r>
@@ -12834,7 +12922,7 @@
       <w:pPr>
         <w:pStyle w:val="Heading2"/>
       </w:pPr>
-      <w:bookmarkStart w:id="3" w:name="_Toc243642637"/>
+      <w:bookmarkStart w:id="3" w:name="_Toc243681977"/>
       <w:r>
         <w:t>Conventions</w:t>
       </w:r>
@@ -12986,7 +13074,7 @@
       <w:pPr>
         <w:pStyle w:val="Heading2"/>
       </w:pPr>
-      <w:bookmarkStart w:id="4" w:name="_Toc243642638"/>
+      <w:bookmarkStart w:id="4" w:name="_Toc243681978"/>
       <w:r>
         <w:t>Related Documents</w:t>
       </w:r>
@@ -13077,7 +13165,7 @@
         <w:pStyle w:val="Heading1"/>
         <w:ind w:left="720" w:hanging="720"/>
       </w:pPr>
-      <w:bookmarkStart w:id="5" w:name="_Toc243642639"/>
+      <w:bookmarkStart w:id="5" w:name="_Toc243681979"/>
       <w:r>
         <w:t>Application Overview</w:t>
       </w:r>
@@ -13087,7 +13175,7 @@
       <w:pPr>
         <w:pStyle w:val="Heading2"/>
       </w:pPr>
-      <w:bookmarkStart w:id="6" w:name="_Toc243642640"/>
+      <w:bookmarkStart w:id="6" w:name="_Toc243681980"/>
       <w:r>
         <w:t>What the GUI is</w:t>
       </w:r>
@@ -13109,7 +13197,7 @@
       <w:pPr>
         <w:pStyle w:val="Heading2"/>
       </w:pPr>
-      <w:bookmarkStart w:id="7" w:name="_Toc243642641"/>
+      <w:bookmarkStart w:id="7" w:name="_Toc243681981"/>
       <w:r>
         <w:lastRenderedPageBreak/>
         <w:t>Program files</w:t>
@@ -13293,7 +13381,7 @@
         <w:pStyle w:val="Caption"/>
         <w:jc w:val="center"/>
       </w:pPr>
-      <w:bookmarkStart w:id="8" w:name="_Toc243642730"/>
+      <w:bookmarkStart w:id="8" w:name="_Toc243682071"/>
       <w:r>
         <w:rPr>
           <w:rFonts w:ascii="Times New Roman" w:eastAsia="Times New Roman" w:hAnsi="Times New Roman" w:cs="Times New Roman"/>
@@ -13355,7 +13443,7 @@
       <w:pPr>
         <w:pStyle w:val="Heading2"/>
       </w:pPr>
-      <w:bookmarkStart w:id="9" w:name="_Toc243642642"/>
+      <w:bookmarkStart w:id="9" w:name="_Toc243681982"/>
       <w:r>
         <w:t>Window</w:t>
       </w:r>
@@ -13377,7 +13465,7 @@
       <w:pPr>
         <w:pStyle w:val="Heading2"/>
       </w:pPr>
-      <w:bookmarkStart w:id="10" w:name="_Toc243642643"/>
+      <w:bookmarkStart w:id="10" w:name="_Toc243681983"/>
       <w:r>
         <w:t>Build stamps</w:t>
       </w:r>
@@ -13426,7 +13514,7 @@
         <w:pStyle w:val="Heading1"/>
         <w:ind w:left="720" w:hanging="720"/>
       </w:pPr>
-      <w:bookmarkStart w:id="11" w:name="_Toc243642644"/>
+      <w:bookmarkStart w:id="11" w:name="_Toc243681984"/>
       <w:r>
         <w:t>Window Layout</w:t>
       </w:r>
@@ -13455,7 +13543,7 @@
           <w:noProof/>
         </w:rPr>
         <w:drawing>
-          <wp:inline distT="0" distB="0" distL="0" distR="0" wp14:anchorId="1150409B" wp14:editId="4ECB2577">
+          <wp:inline distT="0" distB="0" distL="0" distR="0" wp14:anchorId="68FD851D" wp14:editId="60E8A0AB">
             <wp:extent cx="5580000" cy="3138750"/>
             <wp:effectExtent l="0" t="0" r="0" b="0"/>
             <wp:docPr id="888501832" name="Picture 888501832"/>
@@ -13496,7 +13584,7 @@
         <w:pStyle w:val="Caption"/>
         <w:jc w:val="center"/>
       </w:pPr>
-      <w:bookmarkStart w:id="12" w:name="_Toc243642713"/>
+      <w:bookmarkStart w:id="12" w:name="_Toc243682054"/>
       <w:r>
         <w:rPr>
           <w:rFonts w:ascii="Times New Roman" w:eastAsia="Times New Roman" w:hAnsi="Times New Roman" w:cs="Times New Roman"/>
@@ -13861,7 +13949,7 @@
         <w:pStyle w:val="Caption"/>
         <w:jc w:val="center"/>
       </w:pPr>
-      <w:bookmarkStart w:id="13" w:name="_Toc243642731"/>
+      <w:bookmarkStart w:id="13" w:name="_Toc243682072"/>
       <w:r>
         <w:rPr>
           <w:rFonts w:ascii="Times New Roman" w:eastAsia="Times New Roman" w:hAnsi="Times New Roman" w:cs="Times New Roman"/>
@@ -13924,7 +14012,7 @@
         <w:pStyle w:val="Heading1"/>
         <w:ind w:left="720" w:hanging="720"/>
       </w:pPr>
-      <w:bookmarkStart w:id="14" w:name="_Toc243642645"/>
+      <w:bookmarkStart w:id="14" w:name="_Toc243681985"/>
       <w:r>
         <w:t>Status Bar</w:t>
       </w:r>
@@ -13934,7 +14022,7 @@
       <w:pPr>
         <w:pStyle w:val="Heading2"/>
       </w:pPr>
-      <w:bookmarkStart w:id="15" w:name="_Toc243642646"/>
+      <w:bookmarkStart w:id="15" w:name="_Toc243681986"/>
       <w:r>
         <w:t>Fields, left to right</w:t>
       </w:r>
@@ -14694,7 +14782,7 @@
         <w:pStyle w:val="Caption"/>
         <w:jc w:val="center"/>
       </w:pPr>
-      <w:bookmarkStart w:id="16" w:name="_Toc243642732"/>
+      <w:bookmarkStart w:id="16" w:name="_Toc243682073"/>
       <w:r>
         <w:rPr>
           <w:rFonts w:ascii="Times New Roman" w:eastAsia="Times New Roman" w:hAnsi="Times New Roman" w:cs="Times New Roman"/>
@@ -14758,14 +14846,14 @@
         <w:rPr>
           <w:rFonts w:ascii="Times New Roman" w:eastAsia="Times New Roman" w:hAnsi="Times New Roman" w:cs="Times New Roman"/>
         </w:rPr>
-        <w:t>The DUT ID and Operator fields are drawn only when the window is wider than 1600 logical pixels. On a smaller or heavily scaled display they are hidden. If you cannot see them, widen the window or reduce the Windows display scaling.</w:t>
+        <w:t>The DUT ID and Operator fields are drawn in the status bar only when the window is wider than 1600 logical pixels. On a smaller or heavily scaled display the same two fields are shown in the Test details panel at the top of the right column of the Run screen (Section 6.9).</w:t>
       </w:r>
     </w:p>
     <w:p>
       <w:pPr>
         <w:pStyle w:val="Heading2"/>
       </w:pPr>
-      <w:bookmarkStart w:id="17" w:name="_Toc243642647"/>
+      <w:bookmarkStart w:id="17" w:name="_Toc243681987"/>
       <w:r>
         <w:lastRenderedPageBreak/>
         <w:t>Serial port controls</w:t>
@@ -15167,7 +15255,7 @@
         <w:pStyle w:val="Caption"/>
         <w:jc w:val="center"/>
       </w:pPr>
-      <w:bookmarkStart w:id="18" w:name="_Toc243642733"/>
+      <w:bookmarkStart w:id="18" w:name="_Toc243682074"/>
       <w:r>
         <w:rPr>
           <w:rFonts w:ascii="Times New Roman" w:eastAsia="Times New Roman" w:hAnsi="Times New Roman" w:cs="Times New Roman"/>
@@ -15229,7 +15317,7 @@
       <w:pPr>
         <w:pStyle w:val="Heading2"/>
       </w:pPr>
-      <w:bookmarkStart w:id="19" w:name="_Toc243642648"/>
+      <w:bookmarkStart w:id="19" w:name="_Toc243681988"/>
       <w:r>
         <w:t>HV pill and state pill</w:t>
       </w:r>
@@ -15672,7 +15760,7 @@
         <w:pStyle w:val="Caption"/>
         <w:jc w:val="center"/>
       </w:pPr>
-      <w:bookmarkStart w:id="20" w:name="_Toc243642734"/>
+      <w:bookmarkStart w:id="20" w:name="_Toc243682075"/>
       <w:r>
         <w:rPr>
           <w:rFonts w:ascii="Times New Roman" w:eastAsia="Times New Roman" w:hAnsi="Times New Roman" w:cs="Times New Roman"/>
@@ -16224,7 +16312,7 @@
         <w:pStyle w:val="Caption"/>
         <w:jc w:val="center"/>
       </w:pPr>
-      <w:bookmarkStart w:id="21" w:name="_Toc243642735"/>
+      <w:bookmarkStart w:id="21" w:name="_Toc243682076"/>
       <w:r>
         <w:rPr>
           <w:rFonts w:ascii="Times New Roman" w:eastAsia="Times New Roman" w:hAnsi="Times New Roman" w:cs="Times New Roman"/>
@@ -16274,7 +16362,7 @@
       <w:pPr>
         <w:pStyle w:val="Heading2"/>
       </w:pPr>
-      <w:bookmarkStart w:id="22" w:name="_Toc243642649"/>
+      <w:bookmarkStart w:id="22" w:name="_Toc243681989"/>
       <w:r>
         <w:t>High-voltage banner</w:t>
       </w:r>
@@ -16457,7 +16545,7 @@
         <w:pStyle w:val="Heading1"/>
         <w:ind w:left="720" w:hanging="720"/>
       </w:pPr>
-      <w:bookmarkStart w:id="23" w:name="_Toc243642650"/>
+      <w:bookmarkStart w:id="23" w:name="_Toc243681990"/>
       <w:r>
         <w:t>Navigation Rail</w:t>
       </w:r>
@@ -17044,7 +17132,7 @@
         <w:pStyle w:val="Caption"/>
         <w:jc w:val="center"/>
       </w:pPr>
-      <w:bookmarkStart w:id="24" w:name="_Toc243642736"/>
+      <w:bookmarkStart w:id="24" w:name="_Toc243682077"/>
       <w:r>
         <w:rPr>
           <w:rFonts w:ascii="Times New Roman" w:eastAsia="Times New Roman" w:hAnsi="Times New Roman" w:cs="Times New Roman"/>
@@ -17222,7 +17310,7 @@
         <w:pStyle w:val="Heading1"/>
         <w:ind w:left="720" w:hanging="720"/>
       </w:pPr>
-      <w:bookmarkStart w:id="25" w:name="_Toc243642651"/>
+      <w:bookmarkStart w:id="25" w:name="_Toc243681991"/>
       <w:r>
         <w:t>Run Screen</w:t>
       </w:r>
@@ -17244,7 +17332,7 @@
       <w:pPr>
         <w:pStyle w:val="Heading2"/>
       </w:pPr>
-      <w:bookmarkStart w:id="26" w:name="_Toc243642652"/>
+      <w:bookmarkStart w:id="26" w:name="_Toc243681992"/>
       <w:r>
         <w:t>Verdict panel</w:t>
       </w:r>
@@ -17663,7 +17751,7 @@
         <w:pStyle w:val="Caption"/>
         <w:jc w:val="center"/>
       </w:pPr>
-      <w:bookmarkStart w:id="27" w:name="_Toc243642737"/>
+      <w:bookmarkStart w:id="27" w:name="_Toc243682078"/>
       <w:r>
         <w:rPr>
           <w:rFonts w:ascii="Times New Roman" w:eastAsia="Times New Roman" w:hAnsi="Times New Roman" w:cs="Times New Roman"/>
@@ -17881,7 +17969,7 @@
       <w:pPr>
         <w:pStyle w:val="Heading2"/>
       </w:pPr>
-      <w:bookmarkStart w:id="28" w:name="_Toc243642653"/>
+      <w:bookmarkStart w:id="28" w:name="_Toc243681993"/>
       <w:r>
         <w:t>Big round button</w:t>
       </w:r>
@@ -18061,7 +18149,7 @@
                 <w:rFonts w:ascii="Times New Roman" w:eastAsia="Times New Roman" w:hAnsi="Times New Roman" w:cs="Times New Roman"/>
                 <w:sz w:val="18"/>
               </w:rPr>
-              <w:t>Resets the GUI only. It does not send an abort to the instrument (see Section 16.3).</w:t>
+              <w:t>Sends the abort command to the instrument, then resets the GUI (see Section 16.3).</w:t>
             </w:r>
           </w:p>
         </w:tc>
@@ -18325,7 +18413,21 @@
                 <w:rFonts w:ascii="Times New Roman" w:eastAsia="Times New Roman" w:hAnsi="Times New Roman" w:cs="Times New Roman"/>
                 <w:sz w:val="18"/>
               </w:rPr>
-              <w:t>If continuity passed and resistance has not run, starts resistance; otherwise resets the GUI.</w:t>
+              <w:t xml:space="preserve">If continuity passed and resistance has not run, starts resistance; otherwise resets the GUI. With no link to the instrument it does nothing except log </w:t>
+            </w:r>
+            <w:r>
+              <w:rPr>
+                <w:rFonts w:ascii="Consolas" w:eastAsia="Consolas" w:hAnsi="Consolas" w:cs="Consolas"/>
+                <w:sz w:val="17"/>
+              </w:rPr>
+              <w:t>not connected: choose the port and press Connect first</w:t>
+            </w:r>
+            <w:r>
+              <w:rPr>
+                <w:rFonts w:ascii="Times New Roman" w:eastAsia="Times New Roman" w:hAnsi="Times New Roman" w:cs="Times New Roman"/>
+                <w:sz w:val="18"/>
+              </w:rPr>
+              <w:t>.</w:t>
             </w:r>
           </w:p>
         </w:tc>
@@ -18336,7 +18438,7 @@
         <w:pStyle w:val="Caption"/>
         <w:jc w:val="center"/>
       </w:pPr>
-      <w:bookmarkStart w:id="29" w:name="_Toc243642738"/>
+      <w:bookmarkStart w:id="29" w:name="_Toc243682079"/>
       <w:r>
         <w:rPr>
           <w:rFonts w:ascii="Times New Roman" w:eastAsia="Times New Roman" w:hAnsi="Times New Roman" w:cs="Times New Roman"/>
@@ -18407,7 +18509,7 @@
       <w:pPr>
         <w:pStyle w:val="Heading2"/>
       </w:pPr>
-      <w:bookmarkStart w:id="30" w:name="_Toc243642654"/>
+      <w:bookmarkStart w:id="30" w:name="_Toc243681994"/>
       <w:r>
         <w:t>Netlist strip</w:t>
       </w:r>
@@ -18429,7 +18531,7 @@
       <w:pPr>
         <w:pStyle w:val="Heading2"/>
       </w:pPr>
-      <w:bookmarkStart w:id="31" w:name="_Toc243642655"/>
+      <w:bookmarkStart w:id="31" w:name="_Toc243681995"/>
       <w:r>
         <w:t>Handover panel</w:t>
       </w:r>
@@ -18498,7 +18600,7 @@
         </w:rPr>
         <w:lastRenderedPageBreak/>
         <w:drawing>
-          <wp:inline distT="0" distB="0" distL="0" distR="0" wp14:anchorId="6269380B" wp14:editId="7997FAD3">
+          <wp:inline distT="0" distB="0" distL="0" distR="0" wp14:anchorId="5768B8FB" wp14:editId="678D4E7F">
             <wp:extent cx="5580000" cy="3138750"/>
             <wp:effectExtent l="0" t="0" r="0" b="0"/>
             <wp:docPr id="888501833" name="Picture 888501833"/>
@@ -18539,7 +18641,7 @@
         <w:pStyle w:val="Caption"/>
         <w:jc w:val="center"/>
       </w:pPr>
-      <w:bookmarkStart w:id="32" w:name="_Toc243642714"/>
+      <w:bookmarkStart w:id="32" w:name="_Toc243682055"/>
       <w:r>
         <w:rPr>
           <w:rFonts w:ascii="Times New Roman" w:eastAsia="Times New Roman" w:hAnsi="Times New Roman" w:cs="Times New Roman"/>
@@ -18640,7 +18742,7 @@
       <w:pPr>
         <w:pStyle w:val="Heading2"/>
       </w:pPr>
-      <w:bookmarkStart w:id="33" w:name="_Toc243642656"/>
+      <w:bookmarkStart w:id="33" w:name="_Toc243681996"/>
       <w:r>
         <w:t>Fixture sequence panel</w:t>
       </w:r>
@@ -18897,7 +18999,7 @@
         <w:pStyle w:val="Caption"/>
         <w:jc w:val="center"/>
       </w:pPr>
-      <w:bookmarkStart w:id="34" w:name="_Toc243642739"/>
+      <w:bookmarkStart w:id="34" w:name="_Toc243682080"/>
       <w:r>
         <w:rPr>
           <w:rFonts w:ascii="Times New Roman" w:eastAsia="Times New Roman" w:hAnsi="Times New Roman" w:cs="Times New Roman"/>
@@ -18947,7 +19049,7 @@
       <w:pPr>
         <w:pStyle w:val="Heading2"/>
       </w:pPr>
-      <w:bookmarkStart w:id="35" w:name="_Toc243642657"/>
+      <w:bookmarkStart w:id="35" w:name="_Toc243681997"/>
       <w:r>
         <w:t>Test cards</w:t>
       </w:r>
@@ -19536,7 +19638,7 @@
         <w:pStyle w:val="Caption"/>
         <w:jc w:val="center"/>
       </w:pPr>
-      <w:bookmarkStart w:id="36" w:name="_Toc243642740"/>
+      <w:bookmarkStart w:id="36" w:name="_Toc243682081"/>
       <w:r>
         <w:rPr>
           <w:rFonts w:ascii="Times New Roman" w:eastAsia="Times New Roman" w:hAnsi="Times New Roman" w:cs="Times New Roman"/>
@@ -19637,7 +19739,7 @@
       <w:pPr>
         <w:pStyle w:val="Heading2"/>
       </w:pPr>
-      <w:bookmarkStart w:id="37" w:name="_Toc243642658"/>
+      <w:bookmarkStart w:id="37" w:name="_Toc243681998"/>
       <w:r>
         <w:t>Auto scan strip</w:t>
       </w:r>
@@ -19698,7 +19800,7 @@
       <w:pPr>
         <w:pStyle w:val="Heading2"/>
       </w:pPr>
-      <w:bookmarkStart w:id="38" w:name="_Toc243642659"/>
+      <w:bookmarkStart w:id="38" w:name="_Toc243681999"/>
       <w:r>
         <w:t>Faults panel</w:t>
       </w:r>
@@ -20144,7 +20246,7 @@
         <w:pStyle w:val="Caption"/>
         <w:jc w:val="center"/>
       </w:pPr>
-      <w:bookmarkStart w:id="39" w:name="_Toc243642741"/>
+      <w:bookmarkStart w:id="39" w:name="_Toc243682082"/>
       <w:r>
         <w:rPr>
           <w:rFonts w:ascii="Times New Roman" w:eastAsia="Times New Roman" w:hAnsi="Times New Roman" w:cs="Times New Roman"/>
@@ -20194,9 +20296,9 @@
       <w:pPr>
         <w:pStyle w:val="Heading2"/>
       </w:pPr>
-      <w:bookmarkStart w:id="40" w:name="_Toc243642660"/>
-      <w:r>
-        <w:t>HV stack panel</w:t>
+      <w:bookmarkStart w:id="40" w:name="_Toc243682000"/>
+      <w:r>
+        <w:t>Test details panel</w:t>
       </w:r>
       <w:bookmarkEnd w:id="40"/>
     </w:p>
@@ -20209,6 +20311,41 @@
         <w:rPr>
           <w:rFonts w:ascii="Times New Roman" w:eastAsia="Times New Roman" w:hAnsi="Times New Roman" w:cs="Times New Roman"/>
         </w:rPr>
+        <w:t xml:space="preserve">On a window that is not wide enough for the status bar to carry the DUT ID and Operator fields (1600 logical pixels or less), the first panel of the right column is </w:t>
+      </w:r>
+      <w:r>
+        <w:rPr>
+          <w:rFonts w:ascii="Times New Roman" w:eastAsia="Times New Roman" w:hAnsi="Times New Roman" w:cs="Times New Roman"/>
+          <w:b/>
+        </w:rPr>
+        <w:t>Test details</w:t>
+      </w:r>
+      <w:r>
+        <w:rPr>
+          <w:rFonts w:ascii="Times New Roman" w:eastAsia="Times New Roman" w:hAnsi="Times New Roman" w:cs="Times New Roman"/>
+        </w:rPr>
+        <w:t>, with the same two text boxes. Both are copied into every report made afterwards and are not saved between sessions.</w:t>
+      </w:r>
+    </w:p>
+    <w:p>
+      <w:pPr>
+        <w:pStyle w:val="Heading2"/>
+      </w:pPr>
+      <w:bookmarkStart w:id="41" w:name="_Toc243682001"/>
+      <w:r>
+        <w:t>HV stack panel</w:t>
+      </w:r>
+      <w:bookmarkEnd w:id="41"/>
+    </w:p>
+    <w:p>
+      <w:pPr>
+        <w:pStyle w:val="BodyText"/>
+        <w:jc w:val="both"/>
+      </w:pPr>
+      <w:r>
+        <w:rPr>
+          <w:rFonts w:ascii="Times New Roman" w:eastAsia="Times New Roman" w:hAnsi="Times New Roman" w:cs="Times New Roman"/>
+        </w:rPr>
         <w:t xml:space="preserve">The HV stack panel states how many HV cards are fitted (1 to 4, default 3). The instrument cannot detect the stack size, so the operator sets it by pressing </w:t>
       </w:r>
       <w:r>
@@ -20261,7 +20398,14 @@
         <w:rPr>
           <w:rFonts w:ascii="Times New Roman" w:eastAsia="Times New Roman" w:hAnsi="Times New Roman" w:cs="Times New Roman"/>
         </w:rPr>
-        <w:t>. The choice is not sent to the instrument. It sets the HV connector name (J-HV1 to J-HV1-N), which card rows count as fitted on the Insulation screen, which nets are reachable in the HV netlist table and the HV netlist check in the pre-start dialog. The text on the panel reminds you that the HV netlist must match the fitted stack: a 4-card netlist on a 3-card stack leaves 64 nets unreachable.</w:t>
+        <w:t xml:space="preserve">. The choice is not sent to the instrument. It sets the HV connector name (J-HV1 to J-HV1-N), which card rows count as fitted on the Insulation screen, which nets are reachable in the HV netlist table and the HV netlist check in the pre-start dialog. The text on the panel </w:t>
+      </w:r>
+      <w:r>
+        <w:rPr>
+          <w:rFonts w:ascii="Times New Roman" w:eastAsia="Times New Roman" w:hAnsi="Times New Roman" w:cs="Times New Roman"/>
+        </w:rPr>
+        <w:lastRenderedPageBreak/>
+        <w:t>reminds you that the HV netlist must match the fitted stack: a 4-card netlist on a 3-card stack leaves 64 nets unreachable.</w:t>
       </w:r>
     </w:p>
     <w:p>
@@ -20289,12 +20433,11 @@
       <w:pPr>
         <w:pStyle w:val="Heading2"/>
       </w:pPr>
-      <w:bookmarkStart w:id="41" w:name="_Toc243642661"/>
-      <w:r>
-        <w:lastRenderedPageBreak/>
+      <w:bookmarkStart w:id="42" w:name="_Toc243682002"/>
+      <w:r>
         <w:t>When the Run buttons are enabled</w:t>
       </w:r>
-      <w:bookmarkEnd w:id="41"/>
+      <w:bookmarkEnd w:id="42"/>
     </w:p>
     <w:tbl>
       <w:tblPr>
@@ -20484,7 +20627,7 @@
                 <w:rFonts w:ascii="Times New Roman" w:eastAsia="Times New Roman" w:hAnsi="Times New Roman" w:cs="Times New Roman"/>
                 <w:sz w:val="18"/>
               </w:rPr>
-              <w:t>Run continuity</w:t>
+              <w:t>Any run control</w:t>
             </w:r>
           </w:p>
         </w:tc>
@@ -20504,7 +20647,7 @@
                 <w:rFonts w:ascii="Times New Roman" w:eastAsia="Times New Roman" w:hAnsi="Times New Roman" w:cs="Times New Roman"/>
                 <w:sz w:val="18"/>
               </w:rPr>
-              <w:t>The harness is on J-HV.</w:t>
+              <w:t>There is no link to the instrument.</w:t>
             </w:r>
           </w:p>
         </w:tc>
@@ -20524,7 +20667,7 @@
                 <w:rFonts w:ascii="Consolas" w:eastAsia="Consolas" w:hAnsi="Consolas" w:cs="Consolas"/>
                 <w:sz w:val="17"/>
               </w:rPr>
-              <w:t>Harness is on J-HV - reset to return it to J-MTX</w:t>
+              <w:t>Not connected: choose the port and press Connect first</w:t>
             </w:r>
           </w:p>
         </w:tc>
@@ -20570,7 +20713,7 @@
                 <w:rFonts w:ascii="Times New Roman" w:eastAsia="Times New Roman" w:hAnsi="Times New Roman" w:cs="Times New Roman"/>
                 <w:sz w:val="18"/>
               </w:rPr>
-              <w:t>Netlist mode and no MTX netlist is loaded.</w:t>
+              <w:t>The harness is on J-HV.</w:t>
             </w:r>
           </w:p>
         </w:tc>
@@ -20590,7 +20733,7 @@
                 <w:rFonts w:ascii="Consolas" w:eastAsia="Consolas" w:hAnsi="Consolas" w:cs="Consolas"/>
                 <w:sz w:val="17"/>
               </w:rPr>
-              <w:t>Netlist mode needs the MTX netlist - or switch to cross continuity</w:t>
+              <w:t>Harness is on J-HV - reset to return it to J-MTX</w:t>
             </w:r>
           </w:p>
         </w:tc>
@@ -20616,7 +20759,7 @@
                 <w:rFonts w:ascii="Times New Roman" w:eastAsia="Times New Roman" w:hAnsi="Times New Roman" w:cs="Times New Roman"/>
                 <w:sz w:val="18"/>
               </w:rPr>
-              <w:t>Run resistance</w:t>
+              <w:t>Run continuity</w:t>
             </w:r>
           </w:p>
         </w:tc>
@@ -20636,7 +20779,7 @@
                 <w:rFonts w:ascii="Times New Roman" w:eastAsia="Times New Roman" w:hAnsi="Times New Roman" w:cs="Times New Roman"/>
                 <w:sz w:val="18"/>
               </w:rPr>
-              <w:t>The harness is on J-HV, or no MTX netlist is loaded.</w:t>
+              <w:t>Netlist mode and no MTX netlist is loaded.</w:t>
             </w:r>
           </w:p>
         </w:tc>
@@ -20656,7 +20799,7 @@
                 <w:rFonts w:ascii="Consolas" w:eastAsia="Consolas" w:hAnsi="Consolas" w:cs="Consolas"/>
                 <w:sz w:val="17"/>
               </w:rPr>
-              <w:t>Resistance needs the MTX netlist for the pair list and limits</w:t>
+              <w:t>Netlist mode needs the MTX netlist - or switch to cross continuity</w:t>
             </w:r>
           </w:p>
         </w:tc>
@@ -20682,7 +20825,7 @@
                 <w:rFonts w:ascii="Times New Roman" w:eastAsia="Times New Roman" w:hAnsi="Times New Roman" w:cs="Times New Roman"/>
                 <w:sz w:val="18"/>
               </w:rPr>
-              <w:t>Run insulation (on J-HV)</w:t>
+              <w:t>Run resistance</w:t>
             </w:r>
           </w:p>
         </w:tc>
@@ -20702,7 +20845,7 @@
                 <w:rFonts w:ascii="Times New Roman" w:eastAsia="Times New Roman" w:hAnsi="Times New Roman" w:cs="Times New Roman"/>
                 <w:sz w:val="18"/>
               </w:rPr>
-              <w:t>The harness has not been confirmed on J-HV.</w:t>
+              <w:t>The harness is on J-HV, or no MTX netlist is loaded.</w:t>
             </w:r>
           </w:p>
         </w:tc>
@@ -20722,21 +20865,7 @@
                 <w:rFonts w:ascii="Consolas" w:eastAsia="Consolas" w:hAnsi="Consolas" w:cs="Consolas"/>
                 <w:sz w:val="17"/>
               </w:rPr>
-              <w:t>Confirm the harness has been moved to J-HV first</w:t>
-            </w:r>
-            <w:r>
-              <w:rPr>
-                <w:rFonts w:ascii="Times New Roman" w:eastAsia="Times New Roman" w:hAnsi="Times New Roman" w:cs="Times New Roman"/>
-                <w:sz w:val="18"/>
-              </w:rPr>
-              <w:t xml:space="preserve"> or </w:t>
-            </w:r>
-            <w:r>
-              <w:rPr>
-                <w:rFonts w:ascii="Consolas" w:eastAsia="Consolas" w:hAnsi="Consolas" w:cs="Consolas"/>
-                <w:sz w:val="17"/>
-              </w:rPr>
-              <w:t>Continuity and resistance must pass before HV unlocks</w:t>
+              <w:t>Resistance needs the MTX netlist for the pair list and limits</w:t>
             </w:r>
           </w:p>
         </w:tc>
@@ -20762,6 +20891,86 @@
                 <w:rFonts w:ascii="Times New Roman" w:eastAsia="Times New Roman" w:hAnsi="Times New Roman" w:cs="Times New Roman"/>
                 <w:sz w:val="18"/>
               </w:rPr>
+              <w:t>Run insulation (on J-HV)</w:t>
+            </w:r>
+          </w:p>
+        </w:tc>
+        <w:tc>
+          <w:tcPr>
+            <w:tcW w:w="3328" w:type="dxa"/>
+            <w:vAlign w:val="center"/>
+          </w:tcPr>
+          <w:p>
+            <w:pPr>
+              <w:pStyle w:val="TableData"/>
+              <w:keepNext/>
+              <w:spacing w:before="20" w:after="20"/>
+            </w:pPr>
+            <w:r>
+              <w:rPr>
+                <w:rFonts w:ascii="Times New Roman" w:eastAsia="Times New Roman" w:hAnsi="Times New Roman" w:cs="Times New Roman"/>
+                <w:sz w:val="18"/>
+              </w:rPr>
+              <w:t>The harness has not been confirmed on J-HV.</w:t>
+            </w:r>
+          </w:p>
+        </w:tc>
+        <w:tc>
+          <w:tcPr>
+            <w:tcW w:w="4482" w:type="dxa"/>
+            <w:vAlign w:val="center"/>
+          </w:tcPr>
+          <w:p>
+            <w:pPr>
+              <w:pStyle w:val="TableData"/>
+              <w:keepNext/>
+              <w:spacing w:before="20" w:after="20"/>
+            </w:pPr>
+            <w:r>
+              <w:rPr>
+                <w:rFonts w:ascii="Consolas" w:eastAsia="Consolas" w:hAnsi="Consolas" w:cs="Consolas"/>
+                <w:sz w:val="17"/>
+              </w:rPr>
+              <w:t>Confirm the harness has been moved to J-HV first</w:t>
+            </w:r>
+            <w:r>
+              <w:rPr>
+                <w:rFonts w:ascii="Times New Roman" w:eastAsia="Times New Roman" w:hAnsi="Times New Roman" w:cs="Times New Roman"/>
+                <w:sz w:val="18"/>
+              </w:rPr>
+              <w:t xml:space="preserve"> or </w:t>
+            </w:r>
+            <w:r>
+              <w:rPr>
+                <w:rFonts w:ascii="Consolas" w:eastAsia="Consolas" w:hAnsi="Consolas" w:cs="Consolas"/>
+                <w:sz w:val="17"/>
+              </w:rPr>
+              <w:t>Continuity and resistance must pass before HV unlocks</w:t>
+            </w:r>
+          </w:p>
+        </w:tc>
+      </w:tr>
+      <w:tr>
+        <w:trPr>
+          <w:cantSplit/>
+          <w:jc w:val="center"/>
+        </w:trPr>
+        <w:tc>
+          <w:tcPr>
+            <w:tcW w:w="1536" w:type="dxa"/>
+            <w:vAlign w:val="center"/>
+          </w:tcPr>
+          <w:p>
+            <w:pPr>
+              <w:pStyle w:val="TableData"/>
+              <w:keepNext/>
+              <w:spacing w:before="20" w:after="20"/>
+            </w:pPr>
+            <w:r>
+              <w:rPr>
+                <w:rFonts w:ascii="Times New Roman" w:eastAsia="Times New Roman" w:hAnsi="Times New Roman" w:cs="Times New Roman"/>
+                <w:sz w:val="18"/>
+              </w:rPr>
               <w:t>Run auto scan</w:t>
             </w:r>
           </w:p>
@@ -20813,7 +21022,7 @@
         <w:pStyle w:val="Caption"/>
         <w:jc w:val="center"/>
       </w:pPr>
-      <w:bookmarkStart w:id="42" w:name="_Toc243642742"/>
+      <w:bookmarkStart w:id="43" w:name="_Toc243682083"/>
       <w:r>
         <w:rPr>
           <w:rFonts w:ascii="Times New Roman" w:eastAsia="Times New Roman" w:hAnsi="Times New Roman" w:cs="Times New Roman"/>
@@ -20857,7 +21066,7 @@
         </w:rPr>
         <w:t>: Run control gating</w:t>
       </w:r>
-      <w:bookmarkEnd w:id="42"/>
+      <w:bookmarkEnd w:id="43"/>
     </w:p>
     <w:p>
       <w:pPr>
@@ -20877,20 +21086,20 @@
         <w:rPr>
           <w:rFonts w:ascii="Times New Roman" w:eastAsia="Times New Roman" w:hAnsi="Times New Roman" w:cs="Times New Roman"/>
         </w:rPr>
-        <w:t xml:space="preserve">The GUI does not check that the instrument is connected before it enables a Run button. With no link, pressing Run produces a log line such as </w:t>
+        <w:t xml:space="preserve">Without a link to the instrument no Run control is enabled. Each shows the reason </w:t>
       </w:r>
       <w:r>
         <w:rPr>
           <w:rFonts w:ascii="Consolas" w:eastAsia="Consolas" w:hAnsi="Consolas" w:cs="Consolas"/>
           <w:sz w:val="21"/>
         </w:rPr>
-        <w:t>not connected</w:t>
-      </w:r>
-      <w:r>
-        <w:rPr>
-          <w:rFonts w:ascii="Times New Roman" w:eastAsia="Times New Roman" w:hAnsi="Times New Roman" w:cs="Times New Roman"/>
-        </w:rPr>
-        <w:t xml:space="preserve"> and nothing starts. Connect first (Section 4.2).</w:t>
+        <w:t>Not connected: choose the port and press Connect first</w:t>
+      </w:r>
+      <w:r>
+        <w:rPr>
+          <w:rFonts w:ascii="Times New Roman" w:eastAsia="Times New Roman" w:hAnsi="Times New Roman" w:cs="Times New Roman"/>
+        </w:rPr>
+        <w:t>. Connect first (Section 4.2).</w:t>
       </w:r>
     </w:p>
     <w:p>
@@ -20898,11 +21107,11 @@
         <w:pStyle w:val="Heading1"/>
         <w:ind w:left="720" w:hanging="720"/>
       </w:pPr>
-      <w:bookmarkStart w:id="43" w:name="_Toc243642662"/>
+      <w:bookmarkStart w:id="44" w:name="_Toc243682003"/>
       <w:r>
         <w:t>Continuity Screen</w:t>
       </w:r>
-      <w:bookmarkEnd w:id="43"/>
+      <w:bookmarkEnd w:id="44"/>
     </w:p>
     <w:p>
       <w:pPr>
@@ -20915,7 +21124,7 @@
           <w:noProof/>
         </w:rPr>
         <w:drawing>
-          <wp:inline distT="0" distB="0" distL="0" distR="0" wp14:anchorId="567E6205" wp14:editId="49832CE9">
+          <wp:inline distT="0" distB="0" distL="0" distR="0" wp14:anchorId="33094BC2" wp14:editId="06AC215B">
             <wp:extent cx="5580000" cy="3196875"/>
             <wp:effectExtent l="0" t="0" r="0" b="0"/>
             <wp:docPr id="888501834" name="Picture 888501834"/>
@@ -20956,7 +21165,7 @@
         <w:pStyle w:val="Caption"/>
         <w:jc w:val="center"/>
       </w:pPr>
-      <w:bookmarkStart w:id="44" w:name="_Toc243642715"/>
+      <w:bookmarkStart w:id="45" w:name="_Toc243682056"/>
       <w:r>
         <w:rPr>
           <w:rFonts w:ascii="Times New Roman" w:eastAsia="Times New Roman" w:hAnsi="Times New Roman" w:cs="Times New Roman"/>
@@ -21000,17 +21209,18 @@
         </w:rPr>
         <w:t>: The Continuity screen after a passing netlist-mode run.</w:t>
       </w:r>
-      <w:bookmarkEnd w:id="44"/>
+      <w:bookmarkEnd w:id="45"/>
     </w:p>
     <w:p>
       <w:pPr>
         <w:pStyle w:val="Heading2"/>
       </w:pPr>
-      <w:bookmarkStart w:id="45" w:name="_Toc243642663"/>
-      <w:r>
+      <w:bookmarkStart w:id="46" w:name="_Toc243682004"/>
+      <w:r>
+        <w:lastRenderedPageBreak/>
         <w:t>View bar</w:t>
       </w:r>
-      <w:bookmarkEnd w:id="45"/>
+      <w:bookmarkEnd w:id="46"/>
     </w:p>
     <w:p>
       <w:pPr>
@@ -21132,12 +21342,11 @@
       <w:pPr>
         <w:pStyle w:val="Heading2"/>
       </w:pPr>
-      <w:bookmarkStart w:id="46" w:name="_Toc243642664"/>
-      <w:r>
-        <w:lastRenderedPageBreak/>
+      <w:bookmarkStart w:id="47" w:name="_Toc243682005"/>
+      <w:r>
         <w:t>Netlist and fixture strips</w:t>
       </w:r>
-      <w:bookmarkEnd w:id="46"/>
+      <w:bookmarkEnd w:id="47"/>
     </w:p>
     <w:p>
       <w:pPr>
@@ -21181,11 +21390,11 @@
       <w:pPr>
         <w:pStyle w:val="Heading2"/>
       </w:pPr>
-      <w:bookmarkStart w:id="47" w:name="_Toc243642665"/>
+      <w:bookmarkStart w:id="48" w:name="_Toc243682006"/>
       <w:r>
         <w:t>Mode selector</w:t>
       </w:r>
-      <w:bookmarkEnd w:id="47"/>
+      <w:bookmarkEnd w:id="48"/>
     </w:p>
     <w:p>
       <w:pPr>
@@ -21438,7 +21647,7 @@
         <w:pStyle w:val="Caption"/>
         <w:jc w:val="center"/>
       </w:pPr>
-      <w:bookmarkStart w:id="48" w:name="_Toc243642743"/>
+      <w:bookmarkStart w:id="49" w:name="_Toc243682084"/>
       <w:r>
         <w:rPr>
           <w:rFonts w:ascii="Times New Roman" w:eastAsia="Times New Roman" w:hAnsi="Times New Roman" w:cs="Times New Roman"/>
@@ -21482,17 +21691,17 @@
         </w:rPr>
         <w:t>: Continuity modes</w:t>
       </w:r>
-      <w:bookmarkEnd w:id="48"/>
+      <w:bookmarkEnd w:id="49"/>
     </w:p>
     <w:p>
       <w:pPr>
         <w:pStyle w:val="Heading2"/>
       </w:pPr>
-      <w:bookmarkStart w:id="49" w:name="_Toc243642666"/>
+      <w:bookmarkStart w:id="50" w:name="_Toc243682007"/>
       <w:r>
         <w:t>Facts band</w:t>
       </w:r>
-      <w:bookmarkEnd w:id="49"/>
+      <w:bookmarkEnd w:id="50"/>
     </w:p>
     <w:p>
       <w:pPr>
@@ -21601,11 +21810,11 @@
       <w:pPr>
         <w:pStyle w:val="Heading2"/>
       </w:pPr>
-      <w:bookmarkStart w:id="50" w:name="_Toc243642667"/>
+      <w:bookmarkStart w:id="51" w:name="_Toc243682008"/>
       <w:r>
         <w:t>Result tiles</w:t>
       </w:r>
-      <w:bookmarkEnd w:id="50"/>
+      <w:bookmarkEnd w:id="51"/>
     </w:p>
     <w:tbl>
       <w:tblPr>
@@ -21974,7 +22183,7 @@
         <w:pStyle w:val="Caption"/>
         <w:jc w:val="center"/>
       </w:pPr>
-      <w:bookmarkStart w:id="51" w:name="_Toc243642744"/>
+      <w:bookmarkStart w:id="52" w:name="_Toc243682085"/>
       <w:r>
         <w:rPr>
           <w:rFonts w:ascii="Times New Roman" w:eastAsia="Times New Roman" w:hAnsi="Times New Roman" w:cs="Times New Roman"/>
@@ -22018,17 +22227,17 @@
         </w:rPr>
         <w:t>: Continuity result tiles</w:t>
       </w:r>
-      <w:bookmarkEnd w:id="51"/>
+      <w:bookmarkEnd w:id="52"/>
     </w:p>
     <w:p>
       <w:pPr>
         <w:pStyle w:val="Heading2"/>
       </w:pPr>
-      <w:bookmarkStart w:id="52" w:name="_Toc243642668"/>
+      <w:bookmarkStart w:id="53" w:name="_Toc243682009"/>
       <w:r>
         <w:t>Harness wiring diagram</w:t>
       </w:r>
-      <w:bookmarkEnd w:id="52"/>
+      <w:bookmarkEnd w:id="53"/>
     </w:p>
     <w:p>
       <w:pPr>
@@ -22093,7 +22302,7 @@
         </w:rPr>
         <w:lastRenderedPageBreak/>
         <w:drawing>
-          <wp:inline distT="0" distB="0" distL="0" distR="0" wp14:anchorId="485ED158" wp14:editId="7891E99E">
+          <wp:inline distT="0" distB="0" distL="0" distR="0" wp14:anchorId="1488454D" wp14:editId="4AD75903">
             <wp:extent cx="5580000" cy="4191118"/>
             <wp:effectExtent l="0" t="0" r="0" b="0"/>
             <wp:docPr id="888501835" name="Picture 888501835"/>
@@ -22134,7 +22343,7 @@
         <w:pStyle w:val="Caption"/>
         <w:jc w:val="center"/>
       </w:pPr>
-      <w:bookmarkStart w:id="53" w:name="_Toc243642716"/>
+      <w:bookmarkStart w:id="54" w:name="_Toc243682057"/>
       <w:r>
         <w:rPr>
           <w:rFonts w:ascii="Times New Roman" w:eastAsia="Times New Roman" w:hAnsi="Times New Roman" w:cs="Times New Roman"/>
@@ -22178,7 +22387,7 @@
         </w:rPr>
         <w:t>: The harness wiring diagram: connectors, pins, orthogonally routed wires, Y joints and multi-drop nodes.</w:t>
       </w:r>
-      <w:bookmarkEnd w:id="53"/>
+      <w:bookmarkEnd w:id="54"/>
     </w:p>
     <w:p>
       <w:pPr>
@@ -22406,45 +22615,58 @@
         <w:rPr>
           <w:rFonts w:ascii="Times New Roman" w:eastAsia="Times New Roman" w:hAnsi="Times New Roman" w:cs="Times New Roman"/>
         </w:rPr>
-        <w:t xml:space="preserve">The firmware reports only pass or open for each pair. The voltages shown in the diagram tooltip and in the Net inspector are not measurements: a connected net shows </w:t>
+        <w:t>The firmware reports only pass or open for each pair, so the tooltip and the Net inspector show the state (</w:t>
       </w:r>
       <w:r>
         <w:rPr>
           <w:rFonts w:ascii="Consolas" w:eastAsia="Consolas" w:hAnsi="Consolas" w:cs="Consolas"/>
           <w:sz w:val="21"/>
         </w:rPr>
-        <w:t>0.000 V</w:t>
-      </w:r>
-      <w:r>
-        <w:rPr>
-          <w:rFonts w:ascii="Times New Roman" w:eastAsia="Times New Roman" w:hAnsi="Times New Roman" w:cs="Times New Roman"/>
-        </w:rPr>
-        <w:t xml:space="preserve"> and an open net a fixed </w:t>
+        <w:t>not tested</w:t>
+      </w:r>
+      <w:r>
+        <w:rPr>
+          <w:rFonts w:ascii="Times New Roman" w:eastAsia="Times New Roman" w:hAnsi="Times New Roman" w:cs="Times New Roman"/>
+        </w:rPr>
+        <w:t xml:space="preserve">, </w:t>
       </w:r>
       <w:r>
         <w:rPr>
           <w:rFonts w:ascii="Consolas" w:eastAsia="Consolas" w:hAnsi="Consolas" w:cs="Consolas"/>
           <w:sz w:val="21"/>
         </w:rPr>
-        <w:t>3.281 V</w:t>
-      </w:r>
-      <w:r>
-        <w:rPr>
-          <w:rFonts w:ascii="Times New Roman" w:eastAsia="Times New Roman" w:hAnsi="Times New Roman" w:cs="Times New Roman"/>
-        </w:rPr>
-        <w:t>.</w:t>
+        <w:t>connected</w:t>
+      </w:r>
+      <w:r>
+        <w:rPr>
+          <w:rFonts w:ascii="Times New Roman" w:eastAsia="Times New Roman" w:hAnsi="Times New Roman" w:cs="Times New Roman"/>
+        </w:rPr>
+        <w:t xml:space="preserve">, </w:t>
+      </w:r>
+      <w:r>
+        <w:rPr>
+          <w:rFonts w:ascii="Consolas" w:eastAsia="Consolas" w:hAnsi="Consolas" w:cs="Consolas"/>
+          <w:sz w:val="21"/>
+        </w:rPr>
+        <w:t>OPEN (F06)</w:t>
+      </w:r>
+      <w:r>
+        <w:rPr>
+          <w:rFonts w:ascii="Times New Roman" w:eastAsia="Times New Roman" w:hAnsi="Times New Roman" w:cs="Times New Roman"/>
+        </w:rPr>
+        <w:t>), not a voltage.</w:t>
       </w:r>
     </w:p>
     <w:p>
       <w:pPr>
         <w:pStyle w:val="Heading2"/>
       </w:pPr>
-      <w:bookmarkStart w:id="54" w:name="_Toc243642669"/>
+      <w:bookmarkStart w:id="55" w:name="_Toc243682010"/>
       <w:r>
         <w:lastRenderedPageBreak/>
         <w:t>Connection results table</w:t>
       </w:r>
-      <w:bookmarkEnd w:id="54"/>
+      <w:bookmarkEnd w:id="55"/>
     </w:p>
     <w:p>
       <w:pPr>
@@ -22502,7 +22724,7 @@
           <w:noProof/>
         </w:rPr>
         <w:drawing>
-          <wp:inline distT="0" distB="0" distL="0" distR="0" wp14:anchorId="10BC4BA3" wp14:editId="22AE5BCC">
+          <wp:inline distT="0" distB="0" distL="0" distR="0" wp14:anchorId="427EB137" wp14:editId="11615EC1">
             <wp:extent cx="5580000" cy="2325000"/>
             <wp:effectExtent l="0" t="0" r="0" b="0"/>
             <wp:docPr id="888501836" name="Picture 888501836"/>
@@ -22543,7 +22765,7 @@
         <w:pStyle w:val="Caption"/>
         <w:jc w:val="center"/>
       </w:pPr>
-      <w:bookmarkStart w:id="55" w:name="_Toc243642717"/>
+      <w:bookmarkStart w:id="56" w:name="_Toc243682058"/>
       <w:r>
         <w:rPr>
           <w:rFonts w:ascii="Times New Roman" w:eastAsia="Times New Roman" w:hAnsi="Times New Roman" w:cs="Times New Roman"/>
@@ -22587,17 +22809,17 @@
         </w:rPr>
         <w:t>: A continuity run with faults: open nets are drawn in red and listed in the results table.</w:t>
       </w:r>
-      <w:bookmarkEnd w:id="55"/>
+      <w:bookmarkEnd w:id="56"/>
     </w:p>
     <w:p>
       <w:pPr>
         <w:pStyle w:val="Heading2"/>
       </w:pPr>
-      <w:bookmarkStart w:id="56" w:name="_Toc243642670"/>
+      <w:bookmarkStart w:id="57" w:name="_Toc243682011"/>
       <w:r>
         <w:t>Net inspector and Fixture connectors</w:t>
       </w:r>
-      <w:bookmarkEnd w:id="56"/>
+      <w:bookmarkEnd w:id="57"/>
     </w:p>
     <w:tbl>
       <w:tblPr>
@@ -22788,7 +23010,7 @@
                 <w:rFonts w:ascii="Times New Roman" w:eastAsia="Times New Roman" w:hAnsi="Times New Roman" w:cs="Times New Roman"/>
                 <w:sz w:val="18"/>
               </w:rPr>
-              <w:t xml:space="preserve">), Detail (the netlist's connector detail text) and Measured. A tag shows </w:t>
+              <w:t xml:space="preserve">), Detail (the netlist's connector detail text) and Result. A tag shows </w:t>
             </w:r>
             <w:r>
               <w:rPr>
@@ -22963,7 +23185,7 @@
         <w:pStyle w:val="Caption"/>
         <w:jc w:val="center"/>
       </w:pPr>
-      <w:bookmarkStart w:id="57" w:name="_Toc243642745"/>
+      <w:bookmarkStart w:id="58" w:name="_Toc243682086"/>
       <w:r>
         <w:rPr>
           <w:rFonts w:ascii="Times New Roman" w:eastAsia="Times New Roman" w:hAnsi="Times New Roman" w:cs="Times New Roman"/>
@@ -23007,17 +23229,17 @@
         </w:rPr>
         <w:t>: Continuity side panels</w:t>
       </w:r>
-      <w:bookmarkEnd w:id="57"/>
+      <w:bookmarkEnd w:id="58"/>
     </w:p>
     <w:p>
       <w:pPr>
         <w:pStyle w:val="Heading2"/>
       </w:pPr>
-      <w:bookmarkStart w:id="58" w:name="_Toc243642671"/>
+      <w:bookmarkStart w:id="59" w:name="_Toc243682012"/>
       <w:r>
         <w:t>Cross continuity mode</w:t>
       </w:r>
-      <w:bookmarkEnd w:id="58"/>
+      <w:bookmarkEnd w:id="59"/>
     </w:p>
     <w:p>
       <w:pPr>
@@ -23167,11 +23389,11 @@
         <w:pStyle w:val="Heading1"/>
         <w:ind w:left="720" w:hanging="720"/>
       </w:pPr>
-      <w:bookmarkStart w:id="59" w:name="_Toc243642672"/>
+      <w:bookmarkStart w:id="60" w:name="_Toc243682013"/>
       <w:r>
         <w:t>Resistance Screen</w:t>
       </w:r>
-      <w:bookmarkEnd w:id="59"/>
+      <w:bookmarkEnd w:id="60"/>
     </w:p>
     <w:p>
       <w:pPr>
@@ -23184,7 +23406,7 @@
           <w:noProof/>
         </w:rPr>
         <w:drawing>
-          <wp:inline distT="0" distB="0" distL="0" distR="0" wp14:anchorId="160461B3" wp14:editId="4124D988">
+          <wp:inline distT="0" distB="0" distL="0" distR="0" wp14:anchorId="5F7CC86F" wp14:editId="51223E9D">
             <wp:extent cx="5580000" cy="5231250"/>
             <wp:effectExtent l="0" t="0" r="0" b="0"/>
             <wp:docPr id="888501837" name="Picture 888501837"/>
@@ -23225,7 +23447,7 @@
         <w:pStyle w:val="Caption"/>
         <w:jc w:val="center"/>
       </w:pPr>
-      <w:bookmarkStart w:id="60" w:name="_Toc243642718"/>
+      <w:bookmarkStart w:id="61" w:name="_Toc243682059"/>
       <w:r>
         <w:rPr>
           <w:rFonts w:ascii="Times New Roman" w:eastAsia="Times New Roman" w:hAnsi="Times New Roman" w:cs="Times New Roman"/>
@@ -23269,17 +23491,17 @@
         </w:rPr>
         <w:t>: The Resistance screen after a passing run.</w:t>
       </w:r>
-      <w:bookmarkEnd w:id="60"/>
+      <w:bookmarkEnd w:id="61"/>
     </w:p>
     <w:p>
       <w:pPr>
         <w:pStyle w:val="Heading2"/>
       </w:pPr>
-      <w:bookmarkStart w:id="61" w:name="_Toc243642673"/>
+      <w:bookmarkStart w:id="62" w:name="_Toc243682014"/>
       <w:r>
         <w:t>View bar, netlist strip and facts band</w:t>
       </w:r>
-      <w:bookmarkEnd w:id="61"/>
+      <w:bookmarkEnd w:id="62"/>
     </w:p>
     <w:p>
       <w:pPr>
@@ -23440,12 +23662,12 @@
       <w:pPr>
         <w:pStyle w:val="Heading2"/>
       </w:pPr>
-      <w:bookmarkStart w:id="62" w:name="_Toc243642674"/>
+      <w:bookmarkStart w:id="63" w:name="_Toc243682015"/>
       <w:r>
         <w:lastRenderedPageBreak/>
         <w:t>Main column</w:t>
       </w:r>
-      <w:bookmarkEnd w:id="62"/>
+      <w:bookmarkEnd w:id="63"/>
     </w:p>
     <w:tbl>
       <w:tblPr>
@@ -23789,7 +24011,7 @@
         <w:pStyle w:val="Caption"/>
         <w:jc w:val="center"/>
       </w:pPr>
-      <w:bookmarkStart w:id="63" w:name="_Toc243642746"/>
+      <w:bookmarkStart w:id="64" w:name="_Toc243682087"/>
       <w:r>
         <w:rPr>
           <w:rFonts w:ascii="Times New Roman" w:eastAsia="Times New Roman" w:hAnsi="Times New Roman" w:cs="Times New Roman"/>
@@ -23833,17 +24055,17 @@
         </w:rPr>
         <w:t>: Resistance main panels</w:t>
       </w:r>
-      <w:bookmarkEnd w:id="63"/>
+      <w:bookmarkEnd w:id="64"/>
     </w:p>
     <w:p>
       <w:pPr>
         <w:pStyle w:val="Heading2"/>
       </w:pPr>
-      <w:bookmarkStart w:id="64" w:name="_Toc243642675"/>
+      <w:bookmarkStart w:id="65" w:name="_Toc243682016"/>
       <w:r>
         <w:t>Side column</w:t>
       </w:r>
-      <w:bookmarkEnd w:id="64"/>
+      <w:bookmarkEnd w:id="65"/>
     </w:p>
     <w:tbl>
       <w:tblPr>
@@ -24211,7 +24433,7 @@
         <w:pStyle w:val="Caption"/>
         <w:jc w:val="center"/>
       </w:pPr>
-      <w:bookmarkStart w:id="65" w:name="_Toc243642747"/>
+      <w:bookmarkStart w:id="66" w:name="_Toc243682088"/>
       <w:r>
         <w:rPr>
           <w:rFonts w:ascii="Times New Roman" w:eastAsia="Times New Roman" w:hAnsi="Times New Roman" w:cs="Times New Roman"/>
@@ -24255,18 +24477,18 @@
         </w:rPr>
         <w:t>: Resistance side panels</w:t>
       </w:r>
-      <w:bookmarkEnd w:id="65"/>
+      <w:bookmarkEnd w:id="66"/>
     </w:p>
     <w:p>
       <w:pPr>
         <w:pStyle w:val="Heading1"/>
         <w:ind w:left="720" w:hanging="720"/>
       </w:pPr>
-      <w:bookmarkStart w:id="66" w:name="_Toc243642676"/>
+      <w:bookmarkStart w:id="67" w:name="_Toc243682017"/>
       <w:r>
         <w:t>Insulation Screen</w:t>
       </w:r>
-      <w:bookmarkEnd w:id="66"/>
+      <w:bookmarkEnd w:id="67"/>
     </w:p>
     <w:p>
       <w:pPr>
@@ -24279,7 +24501,7 @@
           <w:noProof/>
         </w:rPr>
         <w:drawing>
-          <wp:inline distT="0" distB="0" distL="0" distR="0" wp14:anchorId="3DBA1784" wp14:editId="2724E604">
+          <wp:inline distT="0" distB="0" distL="0" distR="0" wp14:anchorId="29C8E348" wp14:editId="1AC3F742">
             <wp:extent cx="5580000" cy="2412188"/>
             <wp:effectExtent l="0" t="0" r="0" b="0"/>
             <wp:docPr id="888501838" name="Picture 888501838"/>
@@ -24320,7 +24542,7 @@
         <w:pStyle w:val="Caption"/>
         <w:jc w:val="center"/>
       </w:pPr>
-      <w:bookmarkStart w:id="67" w:name="_Toc243642719"/>
+      <w:bookmarkStart w:id="68" w:name="_Toc243682060"/>
       <w:r>
         <w:rPr>
           <w:rFonts w:ascii="Times New Roman" w:eastAsia="Times New Roman" w:hAnsi="Times New Roman" w:cs="Times New Roman"/>
@@ -24364,17 +24586,17 @@
         </w:rPr>
         <w:t>: The Insulation screen after a run: relay state grid and HV rail.</w:t>
       </w:r>
-      <w:bookmarkEnd w:id="67"/>
+      <w:bookmarkEnd w:id="68"/>
     </w:p>
     <w:p>
       <w:pPr>
         <w:pStyle w:val="Heading2"/>
       </w:pPr>
-      <w:bookmarkStart w:id="68" w:name="_Toc243642677"/>
+      <w:bookmarkStart w:id="69" w:name="_Toc243682018"/>
       <w:r>
         <w:t>View bar, netlist strip and facts band</w:t>
       </w:r>
-      <w:bookmarkEnd w:id="68"/>
+      <w:bookmarkEnd w:id="69"/>
     </w:p>
     <w:p>
       <w:pPr>
@@ -24600,11 +24822,11 @@
       <w:pPr>
         <w:pStyle w:val="Heading2"/>
       </w:pPr>
-      <w:bookmarkStart w:id="69" w:name="_Toc243642678"/>
+      <w:bookmarkStart w:id="70" w:name="_Toc243682019"/>
       <w:r>
         <w:t>Relay state</w:t>
       </w:r>
-      <w:bookmarkEnd w:id="69"/>
+      <w:bookmarkEnd w:id="70"/>
     </w:p>
     <w:p>
       <w:pPr>
@@ -24988,7 +25210,7 @@
         <w:pStyle w:val="Caption"/>
         <w:jc w:val="center"/>
       </w:pPr>
-      <w:bookmarkStart w:id="70" w:name="_Toc243642748"/>
+      <w:bookmarkStart w:id="71" w:name="_Toc243682089"/>
       <w:r>
         <w:rPr>
           <w:rFonts w:ascii="Times New Roman" w:eastAsia="Times New Roman" w:hAnsi="Times New Roman" w:cs="Times New Roman"/>
@@ -25032,7 +25254,7 @@
         </w:rPr>
         <w:t>: Relay state colours</w:t>
       </w:r>
-      <w:bookmarkEnd w:id="70"/>
+      <w:bookmarkEnd w:id="71"/>
     </w:p>
     <w:p>
       <w:pPr>
@@ -25050,11 +25272,11 @@
       <w:pPr>
         <w:pStyle w:val="Heading2"/>
       </w:pPr>
-      <w:bookmarkStart w:id="71" w:name="_Toc243642679"/>
+      <w:bookmarkStart w:id="72" w:name="_Toc243682020"/>
       <w:r>
         <w:t>Net results and Connection results</w:t>
       </w:r>
-      <w:bookmarkEnd w:id="71"/>
+      <w:bookmarkEnd w:id="72"/>
     </w:p>
     <w:p>
       <w:pPr>
@@ -25152,11 +25374,11 @@
       <w:pPr>
         <w:pStyle w:val="Heading2"/>
       </w:pPr>
-      <w:bookmarkStart w:id="72" w:name="_Toc243642680"/>
+      <w:bookmarkStart w:id="73" w:name="_Toc243682021"/>
       <w:r>
         <w:t>HV rail and Safety panels</w:t>
       </w:r>
-      <w:bookmarkEnd w:id="72"/>
+      <w:bookmarkEnd w:id="73"/>
     </w:p>
     <w:tbl>
       <w:tblPr>
@@ -25306,21 +25528,21 @@
                 <w:rFonts w:ascii="Times New Roman" w:eastAsia="Times New Roman" w:hAnsi="Times New Roman" w:cs="Times New Roman"/>
                 <w:sz w:val="18"/>
               </w:rPr>
-              <w:t xml:space="preserve"> meter in volts that turns red at or above the fault threshold. The pill in the panel title always reads </w:t>
+              <w:t xml:space="preserve"> meter in volts that turns red at or above the fault threshold. The pill in the panel title shows the same HV state as the status bar HV pill (for example </w:t>
             </w:r>
             <w:r>
               <w:rPr>
                 <w:rFonts w:ascii="Consolas" w:eastAsia="Consolas" w:hAnsi="Consolas" w:cs="Consolas"/>
                 <w:sz w:val="17"/>
               </w:rPr>
-              <w:t>Safe</w:t>
-            </w:r>
-            <w:r>
-              <w:rPr>
-                <w:rFonts w:ascii="Times New Roman" w:eastAsia="Times New Roman" w:hAnsi="Times New Roman" w:cs="Times New Roman"/>
-                <w:sz w:val="18"/>
-              </w:rPr>
-              <w:t>; use the status bar HV pill for the real state.</w:t>
+              <w:t>HV Safe</w:t>
+            </w:r>
+            <w:r>
+              <w:rPr>
+                <w:rFonts w:ascii="Times New Roman" w:eastAsia="Times New Roman" w:hAnsi="Times New Roman" w:cs="Times New Roman"/>
+                <w:sz w:val="18"/>
+              </w:rPr>
+              <w:t>).</w:t>
             </w:r>
           </w:p>
         </w:tc>
@@ -25494,7 +25716,7 @@
         <w:pStyle w:val="Caption"/>
         <w:jc w:val="center"/>
       </w:pPr>
-      <w:bookmarkStart w:id="73" w:name="_Toc243642749"/>
+      <w:bookmarkStart w:id="74" w:name="_Toc243682090"/>
       <w:r>
         <w:rPr>
           <w:rFonts w:ascii="Times New Roman" w:eastAsia="Times New Roman" w:hAnsi="Times New Roman" w:cs="Times New Roman"/>
@@ -25538,7 +25760,7 @@
         </w:rPr>
         <w:t>: Insulation side panels</w:t>
       </w:r>
-      <w:bookmarkEnd w:id="73"/>
+      <w:bookmarkEnd w:id="74"/>
     </w:p>
     <w:p>
       <w:pPr>
@@ -25611,7 +25833,7 @@
         </w:rPr>
         <w:lastRenderedPageBreak/>
         <w:drawing>
-          <wp:inline distT="0" distB="0" distL="0" distR="0" wp14:anchorId="4D98F0BC" wp14:editId="7F58287F">
+          <wp:inline distT="0" distB="0" distL="0" distR="0" wp14:anchorId="6AF157FF" wp14:editId="47C9B43E">
             <wp:extent cx="5580000" cy="3196875"/>
             <wp:effectExtent l="0" t="0" r="0" b="0"/>
             <wp:docPr id="888501839" name="Picture 888501839"/>
@@ -25652,7 +25874,7 @@
         <w:pStyle w:val="Caption"/>
         <w:jc w:val="center"/>
       </w:pPr>
-      <w:bookmarkStart w:id="74" w:name="_Toc243642720"/>
+      <w:bookmarkStart w:id="75" w:name="_Toc243682061"/>
       <w:r>
         <w:rPr>
           <w:rFonts w:ascii="Times New Roman" w:eastAsia="Times New Roman" w:hAnsi="Times New Roman" w:cs="Times New Roman"/>
@@ -25696,18 +25918,18 @@
         </w:rPr>
         <w:t>: The Insulation screen before a run, showing the facts band, the relay grid and the Safety panel.</w:t>
       </w:r>
-      <w:bookmarkEnd w:id="74"/>
+      <w:bookmarkEnd w:id="75"/>
     </w:p>
     <w:p>
       <w:pPr>
         <w:pStyle w:val="Heading1"/>
         <w:ind w:left="720" w:hanging="720"/>
       </w:pPr>
-      <w:bookmarkStart w:id="75" w:name="_Toc243642681"/>
+      <w:bookmarkStart w:id="76" w:name="_Toc243682022"/>
       <w:r>
         <w:t>Auto Scan Screen</w:t>
       </w:r>
-      <w:bookmarkEnd w:id="75"/>
+      <w:bookmarkEnd w:id="76"/>
     </w:p>
     <w:p>
       <w:pPr>
@@ -25720,7 +25942,7 @@
           <w:noProof/>
         </w:rPr>
         <w:drawing>
-          <wp:inline distT="0" distB="0" distL="0" distR="0" wp14:anchorId="741685EC" wp14:editId="1F1C9D42">
+          <wp:inline distT="0" distB="0" distL="0" distR="0" wp14:anchorId="201489DD" wp14:editId="4EF9A6DF">
             <wp:extent cx="5580000" cy="2615625"/>
             <wp:effectExtent l="0" t="0" r="0" b="0"/>
             <wp:docPr id="888501840" name="Picture 888501840"/>
@@ -25761,7 +25983,7 @@
         <w:pStyle w:val="Caption"/>
         <w:jc w:val="center"/>
       </w:pPr>
-      <w:bookmarkStart w:id="76" w:name="_Toc243642721"/>
+      <w:bookmarkStart w:id="77" w:name="_Toc243682062"/>
       <w:r>
         <w:rPr>
           <w:rFonts w:ascii="Times New Roman" w:eastAsia="Times New Roman" w:hAnsi="Times New Roman" w:cs="Times New Roman"/>
@@ -25805,7 +26027,7 @@
         </w:rPr>
         <w:t>: The Auto Scan screen after a scan.</w:t>
       </w:r>
-      <w:bookmarkEnd w:id="76"/>
+      <w:bookmarkEnd w:id="77"/>
     </w:p>
     <w:p>
       <w:pPr>
@@ -26260,7 +26482,7 @@
         <w:pStyle w:val="Caption"/>
         <w:jc w:val="center"/>
       </w:pPr>
-      <w:bookmarkStart w:id="77" w:name="_Toc243642750"/>
+      <w:bookmarkStart w:id="78" w:name="_Toc243682091"/>
       <w:r>
         <w:rPr>
           <w:rFonts w:ascii="Times New Roman" w:eastAsia="Times New Roman" w:hAnsi="Times New Roman" w:cs="Times New Roman"/>
@@ -26304,7 +26526,7 @@
         </w:rPr>
         <w:t>: Auto scan screen</w:t>
       </w:r>
-      <w:bookmarkEnd w:id="77"/>
+      <w:bookmarkEnd w:id="78"/>
     </w:p>
     <w:p>
       <w:pPr>
@@ -26522,11 +26744,11 @@
         <w:pStyle w:val="Heading1"/>
         <w:ind w:left="720" w:hanging="720"/>
       </w:pPr>
-      <w:bookmarkStart w:id="78" w:name="_Toc243642682"/>
+      <w:bookmarkStart w:id="79" w:name="_Toc243682023"/>
       <w:r>
         <w:t>Netlist Screen</w:t>
       </w:r>
-      <w:bookmarkEnd w:id="78"/>
+      <w:bookmarkEnd w:id="79"/>
     </w:p>
     <w:p>
       <w:pPr>
@@ -26539,7 +26761,7 @@
           <w:noProof/>
         </w:rPr>
         <w:drawing>
-          <wp:inline distT="0" distB="0" distL="0" distR="0" wp14:anchorId="27C99D75" wp14:editId="7CAA58FB">
+          <wp:inline distT="0" distB="0" distL="0" distR="0" wp14:anchorId="5A838CB5" wp14:editId="03B9D17A">
             <wp:extent cx="5580000" cy="2906250"/>
             <wp:effectExtent l="0" t="0" r="0" b="0"/>
             <wp:docPr id="888501841" name="Picture 888501841"/>
@@ -26580,7 +26802,7 @@
         <w:pStyle w:val="Caption"/>
         <w:jc w:val="center"/>
       </w:pPr>
-      <w:bookmarkStart w:id="79" w:name="_Toc243642722"/>
+      <w:bookmarkStart w:id="80" w:name="_Toc243682063"/>
       <w:r>
         <w:rPr>
           <w:rFonts w:ascii="Times New Roman" w:eastAsia="Times New Roman" w:hAnsi="Times New Roman" w:cs="Times New Roman"/>
@@ -26624,7 +26846,7 @@
         </w:rPr>
         <w:t>: The Netlist screen: both netlists and the tables they define.</w:t>
       </w:r>
-      <w:bookmarkEnd w:id="79"/>
+      <w:bookmarkEnd w:id="80"/>
     </w:p>
     <w:p>
       <w:pPr>
@@ -26642,12 +26864,12 @@
       <w:pPr>
         <w:pStyle w:val="Heading2"/>
       </w:pPr>
-      <w:bookmarkStart w:id="80" w:name="_Toc243642683"/>
+      <w:bookmarkStart w:id="81" w:name="_Toc243682024"/>
       <w:r>
         <w:lastRenderedPageBreak/>
         <w:t>Netlist strip</w:t>
       </w:r>
-      <w:bookmarkEnd w:id="80"/>
+      <w:bookmarkEnd w:id="81"/>
     </w:p>
     <w:p>
       <w:pPr>
@@ -27286,7 +27508,7 @@
         <w:pStyle w:val="Caption"/>
         <w:jc w:val="center"/>
       </w:pPr>
-      <w:bookmarkStart w:id="81" w:name="_Toc243642751"/>
+      <w:bookmarkStart w:id="82" w:name="_Toc243682092"/>
       <w:r>
         <w:rPr>
           <w:rFonts w:ascii="Times New Roman" w:eastAsia="Times New Roman" w:hAnsi="Times New Roman" w:cs="Times New Roman"/>
@@ -27330,7 +27552,7 @@
         </w:rPr>
         <w:t>: Netlist strip states</w:t>
       </w:r>
-      <w:bookmarkEnd w:id="81"/>
+      <w:bookmarkEnd w:id="82"/>
     </w:p>
     <w:p>
       <w:pPr>
@@ -27431,11 +27653,11 @@
       <w:pPr>
         <w:pStyle w:val="Heading2"/>
       </w:pPr>
-      <w:bookmarkStart w:id="82" w:name="_Toc243642684"/>
+      <w:bookmarkStart w:id="83" w:name="_Toc243682025"/>
       <w:r>
         <w:t>MTX nets table</w:t>
       </w:r>
-      <w:bookmarkEnd w:id="82"/>
+      <w:bookmarkEnd w:id="83"/>
     </w:p>
     <w:p>
       <w:pPr>
@@ -27629,11 +27851,11 @@
       <w:pPr>
         <w:pStyle w:val="Heading2"/>
       </w:pPr>
-      <w:bookmarkStart w:id="83" w:name="_Toc243642685"/>
+      <w:bookmarkStart w:id="84" w:name="_Toc243682026"/>
       <w:r>
         <w:t>HV nets table</w:t>
       </w:r>
-      <w:bookmarkEnd w:id="83"/>
+      <w:bookmarkEnd w:id="84"/>
     </w:p>
     <w:p>
       <w:pPr>
@@ -27808,12 +28030,12 @@
         <w:pStyle w:val="Heading1"/>
         <w:ind w:left="720" w:hanging="720"/>
       </w:pPr>
-      <w:bookmarkStart w:id="84" w:name="_Toc243642686"/>
+      <w:bookmarkStart w:id="85" w:name="_Toc243682027"/>
       <w:r>
         <w:lastRenderedPageBreak/>
         <w:t>Results Screen</w:t>
       </w:r>
-      <w:bookmarkEnd w:id="84"/>
+      <w:bookmarkEnd w:id="85"/>
     </w:p>
     <w:p>
       <w:pPr>
@@ -27826,7 +28048,7 @@
           <w:noProof/>
         </w:rPr>
         <w:drawing>
-          <wp:inline distT="0" distB="0" distL="0" distR="0" wp14:anchorId="2E24A054" wp14:editId="4E2775D4">
+          <wp:inline distT="0" distB="0" distL="0" distR="0" wp14:anchorId="0AA5E102" wp14:editId="18B5B93C">
             <wp:extent cx="5580000" cy="1889062"/>
             <wp:effectExtent l="0" t="0" r="0" b="0"/>
             <wp:docPr id="888501842" name="Picture 888501842"/>
@@ -27867,7 +28089,7 @@
         <w:pStyle w:val="Caption"/>
         <w:jc w:val="center"/>
       </w:pPr>
-      <w:bookmarkStart w:id="85" w:name="_Toc243642723"/>
+      <w:bookmarkStart w:id="86" w:name="_Toc243682064"/>
       <w:r>
         <w:rPr>
           <w:rFonts w:ascii="Times New Roman" w:eastAsia="Times New Roman" w:hAnsi="Times New Roman" w:cs="Times New Roman"/>
@@ -27911,17 +28133,17 @@
         </w:rPr>
         <w:t>: The Results screen: pass rate, run history and per-test reports.</w:t>
       </w:r>
-      <w:bookmarkEnd w:id="85"/>
+      <w:bookmarkEnd w:id="86"/>
     </w:p>
     <w:p>
       <w:pPr>
         <w:pStyle w:val="Heading2"/>
       </w:pPr>
-      <w:bookmarkStart w:id="86" w:name="_Toc243642687"/>
+      <w:bookmarkStart w:id="87" w:name="_Toc243682028"/>
       <w:r>
         <w:t>Pass rate</w:t>
       </w:r>
-      <w:bookmarkEnd w:id="86"/>
+      <w:bookmarkEnd w:id="87"/>
     </w:p>
     <w:p>
       <w:pPr>
@@ -27946,11 +28168,11 @@
       <w:pPr>
         <w:pStyle w:val="Heading2"/>
       </w:pPr>
-      <w:bookmarkStart w:id="87" w:name="_Toc243642688"/>
+      <w:bookmarkStart w:id="88" w:name="_Toc243682029"/>
       <w:r>
         <w:t>Run history</w:t>
       </w:r>
-      <w:bookmarkEnd w:id="87"/>
+      <w:bookmarkEnd w:id="88"/>
     </w:p>
     <w:p>
       <w:pPr>
@@ -28319,7 +28541,7 @@
         <w:pStyle w:val="Caption"/>
         <w:jc w:val="center"/>
       </w:pPr>
-      <w:bookmarkStart w:id="88" w:name="_Toc243642752"/>
+      <w:bookmarkStart w:id="89" w:name="_Toc243682093"/>
       <w:r>
         <w:rPr>
           <w:rFonts w:ascii="Times New Roman" w:eastAsia="Times New Roman" w:hAnsi="Times New Roman" w:cs="Times New Roman"/>
@@ -28363,7 +28585,7 @@
         </w:rPr>
         <w:t>: Run history columns</w:t>
       </w:r>
-      <w:bookmarkEnd w:id="88"/>
+      <w:bookmarkEnd w:id="89"/>
     </w:p>
     <w:p>
       <w:pPr>
@@ -28506,11 +28728,11 @@
       <w:pPr>
         <w:pStyle w:val="Heading2"/>
       </w:pPr>
-      <w:bookmarkStart w:id="89" w:name="_Toc243642689"/>
+      <w:bookmarkStart w:id="90" w:name="_Toc243682030"/>
       <w:r>
         <w:t>Test reports</w:t>
       </w:r>
-      <w:bookmarkEnd w:id="89"/>
+      <w:bookmarkEnd w:id="90"/>
     </w:p>
     <w:p>
       <w:pPr>
@@ -28586,14 +28808,14 @@
         <w:rPr>
           <w:rFonts w:ascii="Times New Roman" w:eastAsia="Times New Roman" w:hAnsi="Times New Roman" w:cs="Times New Roman"/>
         </w:rPr>
-        <w:t xml:space="preserve">. A report is a snapshot of the most recent completed run of that kind. It is kept in memory only: it is lost when the GUI closes and replaced when </w:t>
+        <w:t xml:space="preserve">. A report is a snapshot of the most recent completed run of that kind, replaced when the next run of that kind completes. In addition, every completed run is saved automatically as a CSV and a PDF in the reports folder (Section 17), so a result is not </w:t>
       </w:r>
       <w:r>
         <w:rPr>
           <w:rFonts w:ascii="Times New Roman" w:eastAsia="Times New Roman" w:hAnsi="Times New Roman" w:cs="Times New Roman"/>
         </w:rPr>
         <w:lastRenderedPageBreak/>
-        <w:t xml:space="preserve">the next run of that kind completes. Export before closing. With nothing to report the panel reads </w:t>
+        <w:t xml:space="preserve">lost if the GUI is closed before you press Export. With nothing to report the panel reads </w:t>
       </w:r>
       <w:r>
         <w:rPr>
@@ -28671,11 +28893,11 @@
       <w:pPr>
         <w:pStyle w:val="Heading2"/>
       </w:pPr>
-      <w:bookmarkStart w:id="90" w:name="_Toc243642690"/>
+      <w:bookmarkStart w:id="91" w:name="_Toc243682031"/>
       <w:r>
         <w:t>CSV report content</w:t>
       </w:r>
-      <w:bookmarkEnd w:id="90"/>
+      <w:bookmarkEnd w:id="91"/>
     </w:p>
     <w:p>
       <w:pPr>
@@ -29155,7 +29377,7 @@
         <w:pStyle w:val="Caption"/>
         <w:jc w:val="center"/>
       </w:pPr>
-      <w:bookmarkStart w:id="91" w:name="_Toc243642753"/>
+      <w:bookmarkStart w:id="92" w:name="_Toc243682094"/>
       <w:r>
         <w:rPr>
           <w:rFonts w:ascii="Times New Roman" w:eastAsia="Times New Roman" w:hAnsi="Times New Roman" w:cs="Times New Roman"/>
@@ -29199,7 +29421,7 @@
         </w:rPr>
         <w:t>: CSV report layouts</w:t>
       </w:r>
-      <w:bookmarkEnd w:id="91"/>
+      <w:bookmarkEnd w:id="92"/>
     </w:p>
     <w:p>
       <w:pPr>
@@ -29230,11 +29452,11 @@
       <w:pPr>
         <w:pStyle w:val="Heading2"/>
       </w:pPr>
-      <w:bookmarkStart w:id="92" w:name="_Toc243642691"/>
+      <w:bookmarkStart w:id="93" w:name="_Toc243682032"/>
       <w:r>
         <w:t>PDF report content</w:t>
       </w:r>
-      <w:bookmarkEnd w:id="92"/>
+      <w:bookmarkEnd w:id="93"/>
     </w:p>
     <w:p>
       <w:pPr>
@@ -29331,11 +29553,11 @@
         <w:pStyle w:val="Heading1"/>
         <w:ind w:left="720" w:hanging="720"/>
       </w:pPr>
-      <w:bookmarkStart w:id="93" w:name="_Toc243642692"/>
+      <w:bookmarkStart w:id="94" w:name="_Toc243682033"/>
       <w:r>
         <w:t>Dialogs</w:t>
       </w:r>
-      <w:bookmarkEnd w:id="93"/>
+      <w:bookmarkEnd w:id="94"/>
     </w:p>
     <w:p>
       <w:pPr>
@@ -29353,11 +29575,11 @@
       <w:pPr>
         <w:pStyle w:val="Heading2"/>
       </w:pPr>
-      <w:bookmarkStart w:id="94" w:name="_Toc243642693"/>
+      <w:bookmarkStart w:id="95" w:name="_Toc243682034"/>
       <w:r>
         <w:t>Select the HV netlist</w:t>
       </w:r>
-      <w:bookmarkEnd w:id="94"/>
+      <w:bookmarkEnd w:id="95"/>
     </w:p>
     <w:p>
       <w:pPr>
@@ -29396,7 +29618,7 @@
         </w:rPr>
         <w:lastRenderedPageBreak/>
         <w:drawing>
-          <wp:inline distT="0" distB="0" distL="0" distR="0" wp14:anchorId="5AE03283" wp14:editId="65FEA607">
+          <wp:inline distT="0" distB="0" distL="0" distR="0" wp14:anchorId="0E8FEC6C" wp14:editId="426D927F">
             <wp:extent cx="5580000" cy="3138750"/>
             <wp:effectExtent l="0" t="0" r="0" b="0"/>
             <wp:docPr id="888501843" name="Picture 888501843"/>
@@ -29437,7 +29659,7 @@
         <w:pStyle w:val="Caption"/>
         <w:jc w:val="center"/>
       </w:pPr>
-      <w:bookmarkStart w:id="95" w:name="_Toc243642724"/>
+      <w:bookmarkStart w:id="96" w:name="_Toc243682065"/>
       <w:r>
         <w:rPr>
           <w:rFonts w:ascii="Times New Roman" w:eastAsia="Times New Roman" w:hAnsi="Times New Roman" w:cs="Times New Roman"/>
@@ -29481,7 +29703,7 @@
         </w:rPr>
         <w:t>: The Select the HV netlist dialog.</w:t>
       </w:r>
-      <w:bookmarkEnd w:id="95"/>
+      <w:bookmarkEnd w:id="96"/>
     </w:p>
     <w:p>
       <w:pPr>
@@ -29617,11 +29839,11 @@
       <w:pPr>
         <w:pStyle w:val="Heading2"/>
       </w:pPr>
-      <w:bookmarkStart w:id="96" w:name="_Toc243642694"/>
+      <w:bookmarkStart w:id="97" w:name="_Toc243682035"/>
       <w:r>
         <w:t>Select the MTX netlist</w:t>
       </w:r>
-      <w:bookmarkEnd w:id="96"/>
+      <w:bookmarkEnd w:id="97"/>
     </w:p>
     <w:p>
       <w:pPr>
@@ -29647,7 +29869,7 @@
         </w:rPr>
         <w:lastRenderedPageBreak/>
         <w:drawing>
-          <wp:inline distT="0" distB="0" distL="0" distR="0" wp14:anchorId="75343D98" wp14:editId="702BF55D">
+          <wp:inline distT="0" distB="0" distL="0" distR="0" wp14:anchorId="0099F2E0" wp14:editId="2D071B98">
             <wp:extent cx="5580000" cy="3138750"/>
             <wp:effectExtent l="0" t="0" r="0" b="0"/>
             <wp:docPr id="888501844" name="Picture 888501844"/>
@@ -29688,7 +29910,7 @@
         <w:pStyle w:val="Caption"/>
         <w:jc w:val="center"/>
       </w:pPr>
-      <w:bookmarkStart w:id="97" w:name="_Toc243642725"/>
+      <w:bookmarkStart w:id="98" w:name="_Toc243682066"/>
       <w:r>
         <w:rPr>
           <w:rFonts w:ascii="Times New Roman" w:eastAsia="Times New Roman" w:hAnsi="Times New Roman" w:cs="Times New Roman"/>
@@ -29732,7 +29954,7 @@
         </w:rPr>
         <w:t>: The Select the MTX netlist dialog.</w:t>
       </w:r>
-      <w:bookmarkEnd w:id="97"/>
+      <w:bookmarkEnd w:id="98"/>
     </w:p>
     <w:p>
       <w:pPr>
@@ -29885,11 +30107,11 @@
       <w:pPr>
         <w:pStyle w:val="Heading2"/>
       </w:pPr>
-      <w:bookmarkStart w:id="98" w:name="_Toc243642695"/>
+      <w:bookmarkStart w:id="99" w:name="_Toc243682036"/>
       <w:r>
         <w:t>Confirm before energizing to 500 V</w:t>
       </w:r>
-      <w:bookmarkEnd w:id="98"/>
+      <w:bookmarkEnd w:id="99"/>
     </w:p>
     <w:p>
       <w:pPr>
@@ -29915,7 +30137,7 @@
         </w:rPr>
         <w:lastRenderedPageBreak/>
         <w:drawing>
-          <wp:inline distT="0" distB="0" distL="0" distR="0" wp14:anchorId="6170E872" wp14:editId="43923A66">
+          <wp:inline distT="0" distB="0" distL="0" distR="0" wp14:anchorId="04BA741C" wp14:editId="000505A5">
             <wp:extent cx="5580000" cy="3138750"/>
             <wp:effectExtent l="0" t="0" r="0" b="0"/>
             <wp:docPr id="888501845" name="Picture 888501845"/>
@@ -29956,7 +30178,7 @@
         <w:pStyle w:val="Caption"/>
         <w:jc w:val="center"/>
       </w:pPr>
-      <w:bookmarkStart w:id="99" w:name="_Toc243642726"/>
+      <w:bookmarkStart w:id="100" w:name="_Toc243682067"/>
       <w:r>
         <w:rPr>
           <w:rFonts w:ascii="Times New Roman" w:eastAsia="Times New Roman" w:hAnsi="Times New Roman" w:cs="Times New Roman"/>
@@ -30000,7 +30222,7 @@
         </w:rPr>
         <w:t>: The pre-start verification dialog with the confirmation box ticked and Energize 500 V enabled.</w:t>
       </w:r>
-      <w:bookmarkEnd w:id="99"/>
+      <w:bookmarkEnd w:id="100"/>
     </w:p>
     <w:tbl>
       <w:tblPr>
@@ -30577,7 +30799,7 @@
         <w:pStyle w:val="Caption"/>
         <w:jc w:val="center"/>
       </w:pPr>
-      <w:bookmarkStart w:id="100" w:name="_Toc243642754"/>
+      <w:bookmarkStart w:id="101" w:name="_Toc243682095"/>
       <w:r>
         <w:rPr>
           <w:rFonts w:ascii="Times New Roman" w:eastAsia="Times New Roman" w:hAnsi="Times New Roman" w:cs="Times New Roman"/>
@@ -30621,7 +30843,7 @@
         </w:rPr>
         <w:t>: Pre-start verification rows</w:t>
       </w:r>
-      <w:bookmarkEnd w:id="100"/>
+      <w:bookmarkEnd w:id="101"/>
     </w:p>
     <w:p>
       <w:pPr>
@@ -30757,11 +30979,11 @@
       <w:pPr>
         <w:pStyle w:val="Heading2"/>
       </w:pPr>
-      <w:bookmarkStart w:id="101" w:name="_Toc243642696"/>
+      <w:bookmarkStart w:id="102" w:name="_Toc243682037"/>
       <w:r>
         <w:t>Run continuity and resistance first? / Move the harness to J-HV</w:t>
       </w:r>
-      <w:bookmarkEnd w:id="101"/>
+      <w:bookmarkEnd w:id="102"/>
     </w:p>
     <w:p>
       <w:pPr>
@@ -30800,7 +31022,7 @@
         </w:rPr>
         <w:lastRenderedPageBreak/>
         <w:drawing>
-          <wp:inline distT="0" distB="0" distL="0" distR="0" wp14:anchorId="5BD744DA" wp14:editId="6C794B50">
+          <wp:inline distT="0" distB="0" distL="0" distR="0" wp14:anchorId="5BB62DE5" wp14:editId="770B8D0F">
             <wp:extent cx="5580000" cy="3138750"/>
             <wp:effectExtent l="0" t="0" r="0" b="0"/>
             <wp:docPr id="888501846" name="Picture 888501846"/>
@@ -30841,7 +31063,7 @@
         <w:pStyle w:val="Caption"/>
         <w:jc w:val="center"/>
       </w:pPr>
-      <w:bookmarkStart w:id="102" w:name="_Toc243642727"/>
+      <w:bookmarkStart w:id="103" w:name="_Toc243682068"/>
       <w:r>
         <w:rPr>
           <w:rFonts w:ascii="Times New Roman" w:eastAsia="Times New Roman" w:hAnsi="Times New Roman" w:cs="Times New Roman"/>
@@ -30885,7 +31107,7 @@
         </w:rPr>
         <w:t>: The prerequisites dialog when Mode 1 has not been completed.</w:t>
       </w:r>
-      <w:bookmarkEnd w:id="102"/>
+      <w:bookmarkEnd w:id="103"/>
     </w:p>
     <w:tbl>
       <w:tblPr>
@@ -31173,7 +31395,7 @@
         <w:pStyle w:val="Caption"/>
         <w:jc w:val="center"/>
       </w:pPr>
-      <w:bookmarkStart w:id="103" w:name="_Toc243642755"/>
+      <w:bookmarkStart w:id="104" w:name="_Toc243682096"/>
       <w:r>
         <w:rPr>
           <w:rFonts w:ascii="Times New Roman" w:eastAsia="Times New Roman" w:hAnsi="Times New Roman" w:cs="Times New Roman"/>
@@ -31217,7 +31439,7 @@
         </w:rPr>
         <w:t>: Prerequisites dialog</w:t>
       </w:r>
-      <w:bookmarkEnd w:id="103"/>
+      <w:bookmarkEnd w:id="104"/>
     </w:p>
     <w:p>
       <w:pPr>
@@ -31477,11 +31699,11 @@
       <w:pPr>
         <w:pStyle w:val="Heading2"/>
       </w:pPr>
-      <w:bookmarkStart w:id="104" w:name="_Toc243642697"/>
+      <w:bookmarkStart w:id="105" w:name="_Toc243682038"/>
       <w:r>
         <w:t>Confirm the connector layout</w:t>
       </w:r>
-      <w:bookmarkEnd w:id="104"/>
+      <w:bookmarkEnd w:id="105"/>
     </w:p>
     <w:p>
       <w:pPr>
@@ -31520,7 +31742,7 @@
         </w:rPr>
         <w:lastRenderedPageBreak/>
         <w:drawing>
-          <wp:inline distT="0" distB="0" distL="0" distR="0" wp14:anchorId="044B4064" wp14:editId="55F1E769">
+          <wp:inline distT="0" distB="0" distL="0" distR="0" wp14:anchorId="112F66D2" wp14:editId="62884F31">
             <wp:extent cx="4533333" cy="6120000"/>
             <wp:effectExtent l="0" t="0" r="0" b="0"/>
             <wp:docPr id="888501847" name="Picture 888501847"/>
@@ -31561,7 +31783,7 @@
         <w:pStyle w:val="Caption"/>
         <w:jc w:val="center"/>
       </w:pPr>
-      <w:bookmarkStart w:id="105" w:name="_Toc243642728"/>
+      <w:bookmarkStart w:id="106" w:name="_Toc243682069"/>
       <w:r>
         <w:rPr>
           <w:rFonts w:ascii="Times New Roman" w:eastAsia="Times New Roman" w:hAnsi="Times New Roman" w:cs="Times New Roman"/>
@@ -31605,7 +31827,7 @@
         </w:rPr>
         <w:t>: The Confirm the connector layout dialog.</w:t>
       </w:r>
-      <w:bookmarkEnd w:id="105"/>
+      <w:bookmarkEnd w:id="106"/>
     </w:p>
     <w:p>
       <w:pPr>
@@ -31799,12 +32021,12 @@
       <w:pPr>
         <w:pStyle w:val="Heading2"/>
       </w:pPr>
-      <w:bookmarkStart w:id="106" w:name="_Toc243642698"/>
+      <w:bookmarkStart w:id="107" w:name="_Toc243682039"/>
       <w:r>
         <w:lastRenderedPageBreak/>
         <w:t>Windows file dialogs</w:t>
       </w:r>
-      <w:bookmarkEnd w:id="106"/>
+      <w:bookmarkEnd w:id="107"/>
     </w:p>
     <w:p>
       <w:pPr>
@@ -31940,21 +32162,21 @@
         <w:pStyle w:val="Heading1"/>
         <w:ind w:left="720" w:hanging="720"/>
       </w:pPr>
-      <w:bookmarkStart w:id="107" w:name="_Toc243642699"/>
+      <w:bookmarkStart w:id="108" w:name="_Toc243682040"/>
       <w:r>
         <w:t>Log Bar and Footer</w:t>
       </w:r>
-      <w:bookmarkEnd w:id="107"/>
+      <w:bookmarkEnd w:id="108"/>
     </w:p>
     <w:p>
       <w:pPr>
         <w:pStyle w:val="Heading2"/>
       </w:pPr>
-      <w:bookmarkStart w:id="108" w:name="_Toc243642700"/>
+      <w:bookmarkStart w:id="109" w:name="_Toc243682041"/>
       <w:r>
         <w:t>Log bar</w:t>
       </w:r>
-      <w:bookmarkEnd w:id="108"/>
+      <w:bookmarkEnd w:id="109"/>
     </w:p>
     <w:p>
       <w:pPr>
@@ -32031,7 +32253,7 @@
           <w:noProof/>
         </w:rPr>
         <w:drawing>
-          <wp:inline distT="0" distB="0" distL="0" distR="0" wp14:anchorId="3C4791FE" wp14:editId="20B897DD">
+          <wp:inline distT="0" distB="0" distL="0" distR="0" wp14:anchorId="225300E4" wp14:editId="6555E87E">
             <wp:extent cx="5580000" cy="930000"/>
             <wp:effectExtent l="0" t="0" r="0" b="0"/>
             <wp:docPr id="888501848" name="Picture 888501848"/>
@@ -32072,7 +32294,7 @@
         <w:pStyle w:val="Caption"/>
         <w:jc w:val="center"/>
       </w:pPr>
-      <w:bookmarkStart w:id="109" w:name="_Toc243642729"/>
+      <w:bookmarkStart w:id="110" w:name="_Toc243682070"/>
       <w:r>
         <w:rPr>
           <w:rFonts w:ascii="Times New Roman" w:eastAsia="Times New Roman" w:hAnsi="Times New Roman" w:cs="Times New Roman"/>
@@ -32116,7 +32338,7 @@
         </w:rPr>
         <w:t>: The log bar expanded.</w:t>
       </w:r>
-      <w:bookmarkEnd w:id="109"/>
+      <w:bookmarkEnd w:id="110"/>
     </w:p>
     <w:tbl>
       <w:tblPr>
@@ -32560,7 +32782,7 @@
         <w:pStyle w:val="Caption"/>
         <w:jc w:val="center"/>
       </w:pPr>
-      <w:bookmarkStart w:id="110" w:name="_Toc243642756"/>
+      <w:bookmarkStart w:id="111" w:name="_Toc243682097"/>
       <w:r>
         <w:rPr>
           <w:rFonts w:ascii="Times New Roman" w:eastAsia="Times New Roman" w:hAnsi="Times New Roman" w:cs="Times New Roman"/>
@@ -32604,7 +32826,7 @@
         </w:rPr>
         <w:t>: Log levels</w:t>
       </w:r>
-      <w:bookmarkEnd w:id="110"/>
+      <w:bookmarkEnd w:id="111"/>
     </w:p>
     <w:p>
       <w:pPr>
@@ -32635,11 +32857,11 @@
       <w:pPr>
         <w:pStyle w:val="Heading2"/>
       </w:pPr>
-      <w:bookmarkStart w:id="111" w:name="_Toc243642701"/>
+      <w:bookmarkStart w:id="112" w:name="_Toc243682042"/>
       <w:r>
         <w:t>Footer</w:t>
       </w:r>
-      <w:bookmarkEnd w:id="111"/>
+      <w:bookmarkEnd w:id="112"/>
     </w:p>
     <w:p>
       <w:pPr>
@@ -32697,11 +32919,11 @@
         <w:pStyle w:val="Heading1"/>
         <w:ind w:left="720" w:hanging="720"/>
       </w:pPr>
-      <w:bookmarkStart w:id="112" w:name="_Toc243642702"/>
+      <w:bookmarkStart w:id="113" w:name="_Toc243682043"/>
       <w:r>
         <w:t>Keyboard Shortcuts</w:t>
       </w:r>
-      <w:bookmarkEnd w:id="112"/>
+      <w:bookmarkEnd w:id="113"/>
     </w:p>
     <w:tbl>
       <w:tblPr>
@@ -32869,7 +33091,7 @@
                 <w:rFonts w:ascii="Times New Roman" w:eastAsia="Times New Roman" w:hAnsi="Times New Roman" w:cs="Times New Roman"/>
                 <w:sz w:val="18"/>
               </w:rPr>
-              <w:t>If the connector layout dialog is open: cancels it and reverts the layout. Otherwise, if any other dialog is open: closes it. Otherwise: resets the GUI (no abort is sent to the instrument).</w:t>
+              <w:t>If the connector layout dialog is open: cancels it and reverts the layout. Otherwise, if any other dialog is open: closes it. Otherwise, if a test is running: sends the abort command to the instrument and resets the GUI. Otherwise: resets the GUI.</w:t>
             </w:r>
           </w:p>
         </w:tc>
@@ -32880,7 +33102,7 @@
         <w:pStyle w:val="Caption"/>
         <w:jc w:val="center"/>
       </w:pPr>
-      <w:bookmarkStart w:id="113" w:name="_Toc243642757"/>
+      <w:bookmarkStart w:id="114" w:name="_Toc243682098"/>
       <w:r>
         <w:rPr>
           <w:rFonts w:ascii="Times New Roman" w:eastAsia="Times New Roman" w:hAnsi="Times New Roman" w:cs="Times New Roman"/>
@@ -32924,7 +33146,7 @@
         </w:rPr>
         <w:t>: Keyboard shortcuts</w:t>
       </w:r>
-      <w:bookmarkEnd w:id="113"/>
+      <w:bookmarkEnd w:id="114"/>
     </w:p>
     <w:p>
       <w:pPr>
@@ -32944,21 +33166,21 @@
         <w:pStyle w:val="Heading1"/>
         <w:ind w:left="720" w:hanging="720"/>
       </w:pPr>
-      <w:bookmarkStart w:id="114" w:name="_Toc243642703"/>
+      <w:bookmarkStart w:id="115" w:name="_Toc243682044"/>
       <w:r>
         <w:t>Operating Sequences and States</w:t>
       </w:r>
-      <w:bookmarkEnd w:id="114"/>
+      <w:bookmarkEnd w:id="115"/>
     </w:p>
     <w:p>
       <w:pPr>
         <w:pStyle w:val="Heading2"/>
       </w:pPr>
-      <w:bookmarkStart w:id="115" w:name="_Toc243642704"/>
+      <w:bookmarkStart w:id="116" w:name="_Toc243682045"/>
       <w:r>
         <w:t>Normal sequence</w:t>
       </w:r>
-      <w:bookmarkEnd w:id="115"/>
+      <w:bookmarkEnd w:id="116"/>
     </w:p>
     <w:p>
       <w:pPr>
@@ -33222,11 +33444,11 @@
       <w:pPr>
         <w:pStyle w:val="Heading2"/>
       </w:pPr>
-      <w:bookmarkStart w:id="116" w:name="_Toc243642705"/>
+      <w:bookmarkStart w:id="117" w:name="_Toc243682046"/>
       <w:r>
         <w:t>When a run finishes</w:t>
       </w:r>
-      <w:bookmarkEnd w:id="116"/>
+      <w:bookmarkEnd w:id="117"/>
     </w:p>
     <w:p>
       <w:pPr>
@@ -33237,7 +33459,7 @@
         <w:rPr>
           <w:rFonts w:ascii="Times New Roman" w:eastAsia="Times New Roman" w:hAnsi="Times New Roman" w:cs="Times New Roman"/>
         </w:rPr>
-        <w:t xml:space="preserve">The GUI builds the report snapshot, adds a run-history line, colours the test card and navigation dot, clears the running state and writes a log line such as </w:t>
+        <w:t xml:space="preserve">The GUI builds the report snapshot, saves it (Section 17), adds a run-history line, colours the test card and navigation dot, clears the running state and writes a log line such as </w:t>
       </w:r>
       <w:r>
         <w:rPr>
@@ -33250,18 +33472,44 @@
         <w:rPr>
           <w:rFonts w:ascii="Times New Roman" w:eastAsia="Times New Roman" w:hAnsi="Times New Roman" w:cs="Times New Roman"/>
         </w:rPr>
-        <w:t>. After insulation the verdict headline can continue to read RUNNING (coloured green for a pass or red for a fail) and the stage 2 pill continues to read Armed; the Insulation screen status pill and the card show the result. Pressing the big button then resets to READY.</w:t>
+        <w:t xml:space="preserve">. When insulation ends the verdict headline changes to PASS or FAIL with the line </w:t>
+      </w:r>
+      <w:r>
+        <w:rPr>
+          <w:rFonts w:ascii="Consolas" w:eastAsia="Consolas" w:hAnsi="Consolas" w:cs="Consolas"/>
+          <w:sz w:val="21"/>
+        </w:rPr>
+        <w:t>Insulation passed on J-HV1-N. Wait for HV Safe before handling the harness.</w:t>
+      </w:r>
+      <w:r>
+        <w:rPr>
+          <w:rFonts w:ascii="Times New Roman" w:eastAsia="Times New Roman" w:hAnsi="Times New Roman" w:cs="Times New Roman"/>
+        </w:rPr>
+        <w:t xml:space="preserve"> (or </w:t>
+      </w:r>
+      <w:r>
+        <w:rPr>
+          <w:rFonts w:ascii="Consolas" w:eastAsia="Consolas" w:hAnsi="Consolas" w:cs="Consolas"/>
+          <w:sz w:val="21"/>
+        </w:rPr>
+        <w:t>Insulation failed ...</w:t>
+      </w:r>
+      <w:r>
+        <w:rPr>
+          <w:rFonts w:ascii="Times New Roman" w:eastAsia="Times New Roman" w:hAnsi="Times New Roman" w:cs="Times New Roman"/>
+        </w:rPr>
+        <w:t>), and the stage 2 pill and the state pill show Pass or Fail. Pressing the big button then resets to READY.</w:t>
       </w:r>
     </w:p>
     <w:p>
       <w:pPr>
         <w:pStyle w:val="Heading2"/>
       </w:pPr>
-      <w:bookmarkStart w:id="117" w:name="_Toc243642706"/>
+      <w:bookmarkStart w:id="118" w:name="_Toc243682047"/>
       <w:r>
         <w:t>Abort, Stop and Reset</w:t>
       </w:r>
-      <w:bookmarkEnd w:id="117"/>
+      <w:bookmarkEnd w:id="118"/>
     </w:p>
     <w:tbl>
       <w:tblPr>
@@ -33470,7 +33718,7 @@
                 <w:b/>
                 <w:sz w:val="18"/>
               </w:rPr>
-              <w:t>Stop button, Esc, Reset button</w:t>
+              <w:t>Stop button and Esc (a test is running)</w:t>
             </w:r>
           </w:p>
         </w:tc>
@@ -33490,7 +33738,68 @@
                 <w:rFonts w:ascii="Times New Roman" w:eastAsia="Times New Roman" w:hAnsi="Times New Roman" w:cs="Times New Roman"/>
                 <w:sz w:val="18"/>
               </w:rPr>
-              <w:t>Reset the GUI only. They clear results, tallies, faults and the relay display, mark the harness as back on J-MTX, close dialogs and show READY. They do not send an abort command, so an instrument run in progress is not stopped by them.</w:t>
+              <w:t xml:space="preserve">Send ABORT to the instrument, log </w:t>
+            </w:r>
+            <w:r>
+              <w:rPr>
+                <w:rFonts w:ascii="Consolas" w:eastAsia="Consolas" w:hAnsi="Consolas" w:cs="Consolas"/>
+                <w:sz w:val="17"/>
+              </w:rPr>
+              <w:t>ABORT sent</w:t>
+            </w:r>
+            <w:r>
+              <w:rPr>
+                <w:rFonts w:ascii="Times New Roman" w:eastAsia="Times New Roman" w:hAnsi="Times New Roman" w:cs="Times New Roman"/>
+                <w:sz w:val="18"/>
+              </w:rPr>
+              <w:t>, then reset the GUI. The instrument stops after the measurement in progress, removes high voltage and reports safe.</w:t>
+            </w:r>
+          </w:p>
+        </w:tc>
+      </w:tr>
+      <w:tr>
+        <w:trPr>
+          <w:cantSplit/>
+          <w:jc w:val="center"/>
+        </w:trPr>
+        <w:tc>
+          <w:tcPr>
+            <w:tcW w:w="3343" w:type="dxa"/>
+            <w:vAlign w:val="center"/>
+          </w:tcPr>
+          <w:p>
+            <w:pPr>
+              <w:pStyle w:val="TableData"/>
+              <w:keepNext/>
+              <w:spacing w:before="20" w:after="20"/>
+            </w:pPr>
+            <w:r>
+              <w:rPr>
+                <w:rFonts w:ascii="Times New Roman" w:eastAsia="Times New Roman" w:hAnsi="Times New Roman" w:cs="Times New Roman"/>
+                <w:b/>
+                <w:sz w:val="18"/>
+              </w:rPr>
+              <w:t>Reset button and Esc (no test running)</w:t>
+            </w:r>
+          </w:p>
+        </w:tc>
+        <w:tc>
+          <w:tcPr>
+            <w:tcW w:w="6003" w:type="dxa"/>
+            <w:vAlign w:val="center"/>
+          </w:tcPr>
+          <w:p>
+            <w:pPr>
+              <w:pStyle w:val="TableData"/>
+              <w:keepNext/>
+              <w:spacing w:before="20" w:after="20"/>
+            </w:pPr>
+            <w:r>
+              <w:rPr>
+                <w:rFonts w:ascii="Times New Roman" w:eastAsia="Times New Roman" w:hAnsi="Times New Roman" w:cs="Times New Roman"/>
+                <w:sz w:val="18"/>
+              </w:rPr>
+              <w:t>Reset the GUI only. They clear results, tallies, faults and the relay display, mark the harness as back on J-MTX, close dialogs and show READY.</w:t>
             </w:r>
           </w:p>
         </w:tc>
@@ -33501,7 +33810,7 @@
         <w:pStyle w:val="Caption"/>
         <w:jc w:val="center"/>
       </w:pPr>
-      <w:bookmarkStart w:id="118" w:name="_Toc243642758"/>
+      <w:bookmarkStart w:id="119" w:name="_Toc243682099"/>
       <w:r>
         <w:rPr>
           <w:rFonts w:ascii="Times New Roman" w:eastAsia="Times New Roman" w:hAnsi="Times New Roman" w:cs="Times New Roman"/>
@@ -33545,7 +33854,32 @@
         </w:rPr>
         <w:t>: Stopping a test</w:t>
       </w:r>
-      <w:bookmarkEnd w:id="118"/>
+      <w:bookmarkEnd w:id="119"/>
+    </w:p>
+    <w:p>
+      <w:pPr>
+        <w:pStyle w:val="BodyText"/>
+        <w:jc w:val="both"/>
+      </w:pPr>
+      <w:r>
+        <w:rPr>
+          <w:rFonts w:ascii="Times New Roman" w:eastAsia="Times New Roman" w:hAnsi="Times New Roman" w:cs="Times New Roman"/>
+        </w:rPr>
+        <w:t>The instrument answers an abort with the end-of-run report of the part that ran. The GUI discards that partial result (</w:t>
+      </w:r>
+      <w:r>
+        <w:rPr>
+          <w:rFonts w:ascii="Consolas" w:eastAsia="Consolas" w:hAnsi="Consolas" w:cs="Consolas"/>
+          <w:sz w:val="21"/>
+        </w:rPr>
+        <w:t>&lt;test&gt; run aborted: partial result discarded</w:t>
+      </w:r>
+      <w:r>
+        <w:rPr>
+          <w:rFonts w:ascii="Times New Roman" w:eastAsia="Times New Roman" w:hAnsi="Times New Roman" w:cs="Times New Roman"/>
+        </w:rPr>
+        <w:t>): an aborted run gets no verdict, no history row and no report, so a half-finished run can never be recorded as a pass.</w:t>
+      </w:r>
     </w:p>
     <w:p>
       <w:pPr>
@@ -33565,7 +33899,7 @@
         <w:rPr>
           <w:rFonts w:ascii="Times New Roman" w:eastAsia="Times New Roman" w:hAnsi="Times New Roman" w:cs="Times New Roman"/>
         </w:rPr>
-        <w:t>To stop a test and remove high voltage, use Abort &amp; discharge or Emergency discharge. Do not rely on Stop or Esc to stop the instrument.</w:t>
+        <w:t>Wait for the green HV Safe indicator after any abort before touching the harness.</w:t>
       </w:r>
     </w:p>
     <w:p>
@@ -33577,6 +33911,7 @@
         <w:rPr>
           <w:rFonts w:ascii="Times New Roman" w:eastAsia="Times New Roman" w:hAnsi="Times New Roman" w:cs="Times New Roman"/>
         </w:rPr>
+        <w:lastRenderedPageBreak/>
         <w:t>A reset does not clear the loaded netlists, the connector layout, the HV stack size, the report snapshots or the stored run history.</w:t>
       </w:r>
     </w:p>
@@ -33584,12 +33919,11 @@
       <w:pPr>
         <w:pStyle w:val="Heading2"/>
       </w:pPr>
-      <w:bookmarkStart w:id="119" w:name="_Toc243642707"/>
-      <w:r>
-        <w:lastRenderedPageBreak/>
+      <w:bookmarkStart w:id="120" w:name="_Toc243682048"/>
+      <w:r>
         <w:t>Safe to handle</w:t>
       </w:r>
-      <w:bookmarkEnd w:id="119"/>
+      <w:bookmarkEnd w:id="120"/>
     </w:p>
     <w:p>
       <w:pPr>
@@ -33633,11 +33967,11 @@
       <w:pPr>
         <w:pStyle w:val="Heading2"/>
       </w:pPr>
-      <w:bookmarkStart w:id="120" w:name="_Toc243642708"/>
+      <w:bookmarkStart w:id="121" w:name="_Toc243682049"/>
       <w:r>
         <w:t>Faults</w:t>
       </w:r>
-      <w:bookmarkEnd w:id="120"/>
+      <w:bookmarkEnd w:id="121"/>
     </w:p>
     <w:p>
       <w:pPr>
@@ -33707,11 +34041,11 @@
       <w:pPr>
         <w:pStyle w:val="Heading2"/>
       </w:pPr>
-      <w:bookmarkStart w:id="121" w:name="_Toc243642709"/>
+      <w:bookmarkStart w:id="122" w:name="_Toc243682050"/>
       <w:r>
         <w:t>Loss of the link</w:t>
       </w:r>
-      <w:bookmarkEnd w:id="121"/>
+      <w:bookmarkEnd w:id="122"/>
     </w:p>
     <w:p>
       <w:pPr>
@@ -33923,11 +34257,11 @@
         <w:pStyle w:val="Heading1"/>
         <w:ind w:left="720" w:hanging="720"/>
       </w:pPr>
-      <w:bookmarkStart w:id="122" w:name="_Toc243642710"/>
+      <w:bookmarkStart w:id="123" w:name="_Toc243682051"/>
       <w:r>
         <w:t>Files and Folders</w:t>
       </w:r>
-      <w:bookmarkEnd w:id="122"/>
+      <w:bookmarkEnd w:id="123"/>
     </w:p>
     <w:p>
       <w:pPr>
@@ -33975,9 +34309,9 @@
         <w:tblLook w:val="04A0" w:firstRow="1" w:lastRow="0" w:firstColumn="1" w:lastColumn="0" w:noHBand="0" w:noVBand="1"/>
       </w:tblPr>
       <w:tblGrid>
-        <w:gridCol w:w="1153"/>
-        <w:gridCol w:w="3944"/>
-        <w:gridCol w:w="4249"/>
+        <w:gridCol w:w="680"/>
+        <w:gridCol w:w="4332"/>
+        <w:gridCol w:w="4334"/>
       </w:tblGrid>
       <w:tr>
         <w:trPr>
@@ -33987,7 +34321,7 @@
         </w:trPr>
         <w:tc>
           <w:tcPr>
-            <w:tcW w:w="1153" w:type="dxa"/>
+            <w:tcW w:w="680" w:type="dxa"/>
             <w:shd w:val="clear" w:color="auto" w:fill="DAE9F7"/>
             <w:vAlign w:val="center"/>
           </w:tcPr>
@@ -34004,13 +34338,14 @@
                 <w:b/>
                 <w:sz w:val="18"/>
               </w:rPr>
+              <w:lastRenderedPageBreak/>
               <w:t>What</w:t>
             </w:r>
           </w:p>
         </w:tc>
         <w:tc>
           <w:tcPr>
-            <w:tcW w:w="3944" w:type="dxa"/>
+            <w:tcW w:w="4332" w:type="dxa"/>
             <w:shd w:val="clear" w:color="auto" w:fill="DAE9F7"/>
             <w:vAlign w:val="center"/>
           </w:tcPr>
@@ -34033,7 +34368,7 @@
         </w:tc>
         <w:tc>
           <w:tcPr>
-            <w:tcW w:w="4249" w:type="dxa"/>
+            <w:tcW w:w="4334" w:type="dxa"/>
             <w:shd w:val="clear" w:color="auto" w:fill="DAE9F7"/>
             <w:vAlign w:val="center"/>
           </w:tcPr>
@@ -34062,7 +34397,7 @@
         </w:trPr>
         <w:tc>
           <w:tcPr>
-            <w:tcW w:w="1153" w:type="dxa"/>
+            <w:tcW w:w="680" w:type="dxa"/>
             <w:vAlign w:val="center"/>
           </w:tcPr>
           <w:p>
@@ -34082,7 +34417,7 @@
         </w:tc>
         <w:tc>
           <w:tcPr>
-            <w:tcW w:w="3944" w:type="dxa"/>
+            <w:tcW w:w="4332" w:type="dxa"/>
             <w:vAlign w:val="center"/>
           </w:tcPr>
           <w:p>
@@ -34109,7 +34444,7 @@
         </w:tc>
         <w:tc>
           <w:tcPr>
-            <w:tcW w:w="4249" w:type="dxa"/>
+            <w:tcW w:w="4334" w:type="dxa"/>
             <w:vAlign w:val="center"/>
           </w:tcPr>
           <w:p>
@@ -34135,7 +34470,7 @@
         </w:trPr>
         <w:tc>
           <w:tcPr>
-            <w:tcW w:w="1153" w:type="dxa"/>
+            <w:tcW w:w="680" w:type="dxa"/>
             <w:vAlign w:val="center"/>
           </w:tcPr>
           <w:p>
@@ -34155,7 +34490,7 @@
         </w:tc>
         <w:tc>
           <w:tcPr>
-            <w:tcW w:w="3944" w:type="dxa"/>
+            <w:tcW w:w="4332" w:type="dxa"/>
             <w:vAlign w:val="center"/>
           </w:tcPr>
           <w:p>
@@ -34175,7 +34510,7 @@
         </w:tc>
         <w:tc>
           <w:tcPr>
-            <w:tcW w:w="4249" w:type="dxa"/>
+            <w:tcW w:w="4334" w:type="dxa"/>
             <w:vAlign w:val="center"/>
           </w:tcPr>
           <w:p>
@@ -34201,27 +34536,27 @@
         </w:trPr>
         <w:tc>
           <w:tcPr>
-            <w:tcW w:w="1153" w:type="dxa"/>
-            <w:vAlign w:val="center"/>
-          </w:tcPr>
-          <w:p>
-            <w:pPr>
-              <w:pStyle w:val="TableData"/>
-              <w:keepNext/>
-              <w:spacing w:before="20" w:after="20"/>
-            </w:pPr>
-            <w:r>
-              <w:rPr>
-                <w:rFonts w:ascii="Times New Roman" w:eastAsia="Times New Roman" w:hAnsi="Times New Roman" w:cs="Times New Roman"/>
-                <w:sz w:val="18"/>
-              </w:rPr>
-              <w:t>Theme</w:t>
-            </w:r>
-          </w:p>
-        </w:tc>
-        <w:tc>
-          <w:tcPr>
-            <w:tcW w:w="3944" w:type="dxa"/>
+            <w:tcW w:w="680" w:type="dxa"/>
+            <w:vAlign w:val="center"/>
+          </w:tcPr>
+          <w:p>
+            <w:pPr>
+              <w:pStyle w:val="TableData"/>
+              <w:keepNext/>
+              <w:spacing w:before="20" w:after="20"/>
+            </w:pPr>
+            <w:r>
+              <w:rPr>
+                <w:rFonts w:ascii="Times New Roman" w:eastAsia="Times New Roman" w:hAnsi="Times New Roman" w:cs="Times New Roman"/>
+                <w:sz w:val="18"/>
+              </w:rPr>
+              <w:t>Reports</w:t>
+            </w:r>
+          </w:p>
+        </w:tc>
+        <w:tc>
+          <w:tcPr>
+            <w:tcW w:w="4332" w:type="dxa"/>
             <w:vAlign w:val="center"/>
           </w:tcPr>
           <w:p>
@@ -34235,55 +34570,48 @@
                 <w:rFonts w:ascii="Consolas" w:eastAsia="Consolas" w:hAnsi="Consolas" w:cs="Consolas"/>
                 <w:sz w:val="17"/>
               </w:rPr>
-              <w:t>theme</w:t>
-            </w:r>
-          </w:p>
-        </w:tc>
-        <w:tc>
-          <w:tcPr>
-            <w:tcW w:w="4249" w:type="dxa"/>
-            <w:vAlign w:val="center"/>
-          </w:tcPr>
-          <w:p>
-            <w:pPr>
-              <w:pStyle w:val="TableData"/>
-              <w:keepNext/>
-              <w:spacing w:before="20" w:after="20"/>
-            </w:pPr>
-            <w:r>
-              <w:rPr>
-                <w:rFonts w:ascii="Times New Roman" w:eastAsia="Times New Roman" w:hAnsi="Times New Roman" w:cs="Times New Roman"/>
-                <w:sz w:val="18"/>
-              </w:rPr>
-              <w:t xml:space="preserve">The word </w:t>
+              <w:t>reports\report_&lt;date&gt;-&lt;time&gt;_&lt;test&gt;.csv</w:t>
+            </w:r>
+            <w:r>
+              <w:rPr>
+                <w:rFonts w:ascii="Times New Roman" w:eastAsia="Times New Roman" w:hAnsi="Times New Roman" w:cs="Times New Roman"/>
+                <w:sz w:val="18"/>
+              </w:rPr>
+              <w:t xml:space="preserve"> and </w:t>
             </w:r>
             <w:r>
               <w:rPr>
                 <w:rFonts w:ascii="Consolas" w:eastAsia="Consolas" w:hAnsi="Consolas" w:cs="Consolas"/>
                 <w:sz w:val="17"/>
               </w:rPr>
-              <w:t>dark</w:t>
-            </w:r>
-            <w:r>
-              <w:rPr>
-                <w:rFonts w:ascii="Times New Roman" w:eastAsia="Times New Roman" w:hAnsi="Times New Roman" w:cs="Times New Roman"/>
-                <w:sz w:val="18"/>
-              </w:rPr>
-              <w:t xml:space="preserve"> or </w:t>
-            </w:r>
-            <w:r>
-              <w:rPr>
-                <w:rFonts w:ascii="Consolas" w:eastAsia="Consolas" w:hAnsi="Consolas" w:cs="Consolas"/>
-                <w:sz w:val="17"/>
-              </w:rPr>
-              <w:t>light</w:t>
-            </w:r>
-            <w:r>
-              <w:rPr>
-                <w:rFonts w:ascii="Times New Roman" w:eastAsia="Times New Roman" w:hAnsi="Times New Roman" w:cs="Times New Roman"/>
-                <w:sz w:val="18"/>
-              </w:rPr>
-              <w:t>.</w:t>
+              <w:t>.pdf</w:t>
+            </w:r>
+            <w:r>
+              <w:rPr>
+                <w:rFonts w:ascii="Times New Roman" w:eastAsia="Times New Roman" w:hAnsi="Times New Roman" w:cs="Times New Roman"/>
+                <w:sz w:val="18"/>
+              </w:rPr>
+              <w:t xml:space="preserve"> (one pair per completed run)</w:t>
+            </w:r>
+          </w:p>
+        </w:tc>
+        <w:tc>
+          <w:tcPr>
+            <w:tcW w:w="4334" w:type="dxa"/>
+            <w:vAlign w:val="center"/>
+          </w:tcPr>
+          <w:p>
+            <w:pPr>
+              <w:pStyle w:val="TableData"/>
+              <w:keepNext/>
+              <w:spacing w:before="20" w:after="20"/>
+            </w:pPr>
+            <w:r>
+              <w:rPr>
+                <w:rFonts w:ascii="Times New Roman" w:eastAsia="Times New Roman" w:hAnsi="Times New Roman" w:cs="Times New Roman"/>
+                <w:sz w:val="18"/>
+              </w:rPr>
+              <w:t>The CSV and PDF test reports, saved automatically.</w:t>
             </w:r>
           </w:p>
         </w:tc>
@@ -34295,27 +34623,121 @@
         </w:trPr>
         <w:tc>
           <w:tcPr>
-            <w:tcW w:w="1153" w:type="dxa"/>
-            <w:vAlign w:val="center"/>
-          </w:tcPr>
-          <w:p>
-            <w:pPr>
-              <w:pStyle w:val="TableData"/>
-              <w:keepNext/>
-              <w:spacing w:before="20" w:after="20"/>
-            </w:pPr>
-            <w:r>
-              <w:rPr>
-                <w:rFonts w:ascii="Times New Roman" w:eastAsia="Times New Roman" w:hAnsi="Times New Roman" w:cs="Times New Roman"/>
-                <w:sz w:val="18"/>
-              </w:rPr>
-              <w:t>Reports and exports</w:t>
-            </w:r>
-          </w:p>
-        </w:tc>
-        <w:tc>
-          <w:tcPr>
-            <w:tcW w:w="3944" w:type="dxa"/>
+            <w:tcW w:w="680" w:type="dxa"/>
+            <w:vAlign w:val="center"/>
+          </w:tcPr>
+          <w:p>
+            <w:pPr>
+              <w:pStyle w:val="TableData"/>
+              <w:keepNext/>
+              <w:spacing w:before="20" w:after="20"/>
+            </w:pPr>
+            <w:r>
+              <w:rPr>
+                <w:rFonts w:ascii="Times New Roman" w:eastAsia="Times New Roman" w:hAnsi="Times New Roman" w:cs="Times New Roman"/>
+                <w:sz w:val="18"/>
+              </w:rPr>
+              <w:t>Theme</w:t>
+            </w:r>
+          </w:p>
+        </w:tc>
+        <w:tc>
+          <w:tcPr>
+            <w:tcW w:w="4332" w:type="dxa"/>
+            <w:vAlign w:val="center"/>
+          </w:tcPr>
+          <w:p>
+            <w:pPr>
+              <w:pStyle w:val="TableData"/>
+              <w:keepNext/>
+              <w:spacing w:before="20" w:after="20"/>
+            </w:pPr>
+            <w:r>
+              <w:rPr>
+                <w:rFonts w:ascii="Consolas" w:eastAsia="Consolas" w:hAnsi="Consolas" w:cs="Consolas"/>
+                <w:sz w:val="17"/>
+              </w:rPr>
+              <w:t>theme</w:t>
+            </w:r>
+          </w:p>
+        </w:tc>
+        <w:tc>
+          <w:tcPr>
+            <w:tcW w:w="4334" w:type="dxa"/>
+            <w:vAlign w:val="center"/>
+          </w:tcPr>
+          <w:p>
+            <w:pPr>
+              <w:pStyle w:val="TableData"/>
+              <w:keepNext/>
+              <w:spacing w:before="20" w:after="20"/>
+            </w:pPr>
+            <w:r>
+              <w:rPr>
+                <w:rFonts w:ascii="Times New Roman" w:eastAsia="Times New Roman" w:hAnsi="Times New Roman" w:cs="Times New Roman"/>
+                <w:sz w:val="18"/>
+              </w:rPr>
+              <w:t xml:space="preserve">The word </w:t>
+            </w:r>
+            <w:r>
+              <w:rPr>
+                <w:rFonts w:ascii="Consolas" w:eastAsia="Consolas" w:hAnsi="Consolas" w:cs="Consolas"/>
+                <w:sz w:val="17"/>
+              </w:rPr>
+              <w:t>dark</w:t>
+            </w:r>
+            <w:r>
+              <w:rPr>
+                <w:rFonts w:ascii="Times New Roman" w:eastAsia="Times New Roman" w:hAnsi="Times New Roman" w:cs="Times New Roman"/>
+                <w:sz w:val="18"/>
+              </w:rPr>
+              <w:t xml:space="preserve"> or </w:t>
+            </w:r>
+            <w:r>
+              <w:rPr>
+                <w:rFonts w:ascii="Consolas" w:eastAsia="Consolas" w:hAnsi="Consolas" w:cs="Consolas"/>
+                <w:sz w:val="17"/>
+              </w:rPr>
+              <w:t>light</w:t>
+            </w:r>
+            <w:r>
+              <w:rPr>
+                <w:rFonts w:ascii="Times New Roman" w:eastAsia="Times New Roman" w:hAnsi="Times New Roman" w:cs="Times New Roman"/>
+                <w:sz w:val="18"/>
+              </w:rPr>
+              <w:t>.</w:t>
+            </w:r>
+          </w:p>
+        </w:tc>
+      </w:tr>
+      <w:tr>
+        <w:trPr>
+          <w:cantSplit/>
+          <w:jc w:val="center"/>
+        </w:trPr>
+        <w:tc>
+          <w:tcPr>
+            <w:tcW w:w="680" w:type="dxa"/>
+            <w:vAlign w:val="center"/>
+          </w:tcPr>
+          <w:p>
+            <w:pPr>
+              <w:pStyle w:val="TableData"/>
+              <w:keepNext/>
+              <w:spacing w:before="20" w:after="20"/>
+            </w:pPr>
+            <w:r>
+              <w:rPr>
+                <w:rFonts w:ascii="Times New Roman" w:eastAsia="Times New Roman" w:hAnsi="Times New Roman" w:cs="Times New Roman"/>
+                <w:sz w:val="18"/>
+              </w:rPr>
+              <w:t>Exports</w:t>
+            </w:r>
+          </w:p>
+        </w:tc>
+        <w:tc>
+          <w:tcPr>
+            <w:tcW w:w="4332" w:type="dxa"/>
             <w:vAlign w:val="center"/>
           </w:tcPr>
           <w:p>
@@ -34335,7 +34757,7 @@
         </w:tc>
         <w:tc>
           <w:tcPr>
-            <w:tcW w:w="4249" w:type="dxa"/>
+            <w:tcW w:w="4334" w:type="dxa"/>
             <w:vAlign w:val="center"/>
           </w:tcPr>
           <w:p>
@@ -34360,7 +34782,7 @@
         <w:pStyle w:val="Caption"/>
         <w:jc w:val="center"/>
       </w:pPr>
-      <w:bookmarkStart w:id="123" w:name="_Toc243642759"/>
+      <w:bookmarkStart w:id="124" w:name="_Toc243682100"/>
       <w:r>
         <w:rPr>
           <w:rFonts w:ascii="Times New Roman" w:eastAsia="Times New Roman" w:hAnsi="Times New Roman" w:cs="Times New Roman"/>
@@ -34404,7 +34826,7 @@
         </w:rPr>
         <w:t>: Files written by the GUI</w:t>
       </w:r>
-      <w:bookmarkEnd w:id="123"/>
+      <w:bookmarkEnd w:id="124"/>
     </w:p>
     <w:p>
       <w:pPr>
@@ -34415,7 +34837,7 @@
         <w:rPr>
           <w:rFonts w:ascii="Times New Roman" w:eastAsia="Times New Roman" w:hAnsi="Times New Roman" w:cs="Times New Roman"/>
         </w:rPr>
-        <w:t>Not saved between sessions: the log bar, DUT ID and Operator, the report snapshots behind Test reports, the netlist file names and details (the instrument keeps only the pin pairs), the HV stack size and the connector layout.</w:t>
+        <w:t>Not saved between sessions: the log bar, DUT ID and Operator, the netlist file names and details (the instrument keeps only the pin pairs), the HV stack size and the connector layout.</w:t>
       </w:r>
     </w:p>
     <w:p>
@@ -34427,12 +34849,11 @@
         </w:numPr>
         <w:ind w:left="720" w:hanging="720"/>
       </w:pPr>
-      <w:bookmarkStart w:id="124" w:name="_Toc243642711"/>
-      <w:r>
-        <w:lastRenderedPageBreak/>
+      <w:bookmarkStart w:id="125" w:name="_Toc243682052"/>
+      <w:r>
         <w:t>Appendix A: Netlist File Format</w:t>
       </w:r>
-      <w:bookmarkEnd w:id="124"/>
+      <w:bookmarkEnd w:id="125"/>
     </w:p>
     <w:p>
       <w:pPr>
@@ -35406,7 +35827,7 @@
         <w:pStyle w:val="Caption"/>
         <w:jc w:val="center"/>
       </w:pPr>
-      <w:bookmarkStart w:id="125" w:name="_Toc243642760"/>
+      <w:bookmarkStart w:id="126" w:name="_Toc243682101"/>
       <w:r>
         <w:rPr>
           <w:rFonts w:ascii="Times New Roman" w:eastAsia="Times New Roman" w:hAnsi="Times New Roman" w:cs="Times New Roman"/>
@@ -35450,7 +35871,7 @@
         </w:rPr>
         <w:t>: Netlist columns</w:t>
       </w:r>
-      <w:bookmarkEnd w:id="125"/>
+      <w:bookmarkEnd w:id="126"/>
     </w:p>
     <w:p>
       <w:pPr>
@@ -35552,7 +35973,14 @@
         <w:rPr>
           <w:rFonts w:ascii="Times New Roman" w:eastAsia="Times New Roman" w:hAnsi="Times New Roman" w:cs="Times New Roman"/>
         </w:rPr>
-        <w:t xml:space="preserve"> declares a Y joint. Anything else (</w:t>
+        <w:t xml:space="preserve"> declares a Y joint. Anything else </w:t>
+      </w:r>
+      <w:r>
+        <w:rPr>
+          <w:rFonts w:ascii="Times New Roman" w:eastAsia="Times New Roman" w:hAnsi="Times New Roman" w:cs="Times New Roman"/>
+        </w:rPr>
+        <w:lastRenderedPageBreak/>
+        <w:t>(</w:t>
       </w:r>
       <w:r>
         <w:rPr>
@@ -35655,7 +36083,6 @@
                 <w:b/>
                 <w:sz w:val="18"/>
               </w:rPr>
-              <w:lastRenderedPageBreak/>
               <w:t>Family</w:t>
             </w:r>
           </w:p>
@@ -35925,7 +36352,7 @@
         <w:pStyle w:val="Caption"/>
         <w:jc w:val="center"/>
       </w:pPr>
-      <w:bookmarkStart w:id="126" w:name="_Toc243642761"/>
+      <w:bookmarkStart w:id="127" w:name="_Toc243682102"/>
       <w:r>
         <w:rPr>
           <w:rFonts w:ascii="Times New Roman" w:eastAsia="Times New Roman" w:hAnsi="Times New Roman" w:cs="Times New Roman"/>
@@ -35969,7 +36396,7 @@
         </w:rPr>
         <w:t>: Connector family keywords</w:t>
       </w:r>
-      <w:bookmarkEnd w:id="126"/>
+      <w:bookmarkEnd w:id="127"/>
     </w:p>
     <w:p>
       <w:pPr>
@@ -36056,11 +36483,11 @@
         </w:numPr>
         <w:ind w:left="720" w:hanging="720"/>
       </w:pPr>
-      <w:bookmarkStart w:id="127" w:name="_Toc243642712"/>
+      <w:bookmarkStart w:id="128" w:name="_Toc243682053"/>
       <w:r>
         <w:t>Appendix B: Start-up Options</w:t>
       </w:r>
-      <w:bookmarkEnd w:id="127"/>
+      <w:bookmarkEnd w:id="128"/>
     </w:p>
     <w:p>
       <w:pPr>
@@ -36692,7 +37119,7 @@
         <w:pStyle w:val="Caption"/>
         <w:jc w:val="center"/>
       </w:pPr>
-      <w:bookmarkStart w:id="128" w:name="_Toc243642762"/>
+      <w:bookmarkStart w:id="129" w:name="_Toc243682103"/>
       <w:r>
         <w:rPr>
           <w:rFonts w:ascii="Times New Roman" w:eastAsia="Times New Roman" w:hAnsi="Times New Roman" w:cs="Times New Roman"/>
@@ -36736,7 +37163,7 @@
         </w:rPr>
         <w:t>: Start-up options</w:t>
       </w:r>
-      <w:bookmarkEnd w:id="128"/>
+      <w:bookmarkEnd w:id="129"/>
     </w:p>
     <w:p>
       <w:pPr>
@@ -36747,6 +37174,7 @@
         <w:rPr>
           <w:rFonts w:ascii="Times New Roman" w:eastAsia="Times New Roman" w:hAnsi="Times New Roman" w:cs="Times New Roman"/>
         </w:rPr>
+        <w:lastRenderedPageBreak/>
         <w:t>With no options the program starts without connecting and asks you to choose a port in the status bar. The Demo program also shows a Demo harness panel on the Run screen (Good mode 1 or Faulty mode 1) that changes what the simulator reports.</w:t>
       </w:r>
     </w:p>

--- a/Customer_Package/0_Documents/3_GUI_Functional_Description.docx
+++ b/Customer_Package/0_Documents/3_GUI_Functional_Description.docx
@@ -2272,7 +2272,7 @@
       <w:r>
         <w:fldChar w:fldCharType="separate"/>
       </w:r>
-      <w:hyperlink w:anchor="_Toc243681974" w:history="1">
+      <w:hyperlink w:anchor="_Toc243683096" w:history="1">
         <w:r>
           <w:rPr>
             <w:rStyle w:val="Hyperlink"/>
@@ -2314,7 +2314,7 @@
             <w:noProof/>
             <w:webHidden/>
           </w:rPr>
-          <w:instrText xml:space="preserve"> PAGEREF _Toc243681974 \h </w:instrText>
+          <w:instrText xml:space="preserve"> PAGEREF _Toc243683096 \h </w:instrText>
         </w:r>
         <w:r>
           <w:rPr>
@@ -2358,7 +2358,7 @@
           <w:lang w:eastAsia="en-IN"/>
         </w:rPr>
       </w:pPr>
-      <w:hyperlink w:anchor="_Toc243681975" w:history="1">
+      <w:hyperlink w:anchor="_Toc243683097" w:history="1">
         <w:r>
           <w:rPr>
             <w:rStyle w:val="Hyperlink"/>
@@ -2402,7 +2402,7 @@
             <w:noProof/>
             <w:webHidden/>
           </w:rPr>
-          <w:instrText xml:space="preserve"> PAGEREF _Toc243681975 \h </w:instrText>
+          <w:instrText xml:space="preserve"> PAGEREF _Toc243683097 \h </w:instrText>
         </w:r>
         <w:r>
           <w:rPr>
@@ -2446,7 +2446,7 @@
           <w:lang w:eastAsia="en-IN"/>
         </w:rPr>
       </w:pPr>
-      <w:hyperlink w:anchor="_Toc243681976" w:history="1">
+      <w:hyperlink w:anchor="_Toc243683098" w:history="1">
         <w:r>
           <w:rPr>
             <w:rStyle w:val="Hyperlink"/>
@@ -2490,7 +2490,7 @@
             <w:noProof/>
             <w:webHidden/>
           </w:rPr>
-          <w:instrText xml:space="preserve"> PAGEREF _Toc243681976 \h </w:instrText>
+          <w:instrText xml:space="preserve"> PAGEREF _Toc243683098 \h </w:instrText>
         </w:r>
         <w:r>
           <w:rPr>
@@ -2534,7 +2534,7 @@
           <w:lang w:eastAsia="en-IN"/>
         </w:rPr>
       </w:pPr>
-      <w:hyperlink w:anchor="_Toc243681977" w:history="1">
+      <w:hyperlink w:anchor="_Toc243683099" w:history="1">
         <w:r>
           <w:rPr>
             <w:rStyle w:val="Hyperlink"/>
@@ -2578,7 +2578,7 @@
             <w:noProof/>
             <w:webHidden/>
           </w:rPr>
-          <w:instrText xml:space="preserve"> PAGEREF _Toc243681977 \h </w:instrText>
+          <w:instrText xml:space="preserve"> PAGEREF _Toc243683099 \h </w:instrText>
         </w:r>
         <w:r>
           <w:rPr>
@@ -2622,7 +2622,7 @@
           <w:lang w:eastAsia="en-IN"/>
         </w:rPr>
       </w:pPr>
-      <w:hyperlink w:anchor="_Toc243681978" w:history="1">
+      <w:hyperlink w:anchor="_Toc243683100" w:history="1">
         <w:r>
           <w:rPr>
             <w:rStyle w:val="Hyperlink"/>
@@ -2666,7 +2666,7 @@
             <w:noProof/>
             <w:webHidden/>
           </w:rPr>
-          <w:instrText xml:space="preserve"> PAGEREF _Toc243681978 \h </w:instrText>
+          <w:instrText xml:space="preserve"> PAGEREF _Toc243683100 \h </w:instrText>
         </w:r>
         <w:r>
           <w:rPr>
@@ -2710,7 +2710,7 @@
           <w:lang w:eastAsia="en-IN"/>
         </w:rPr>
       </w:pPr>
-      <w:hyperlink w:anchor="_Toc243681979" w:history="1">
+      <w:hyperlink w:anchor="_Toc243683101" w:history="1">
         <w:r>
           <w:rPr>
             <w:rStyle w:val="Hyperlink"/>
@@ -2752,7 +2752,7 @@
             <w:noProof/>
             <w:webHidden/>
           </w:rPr>
-          <w:instrText xml:space="preserve"> PAGEREF _Toc243681979 \h </w:instrText>
+          <w:instrText xml:space="preserve"> PAGEREF _Toc243683101 \h </w:instrText>
         </w:r>
         <w:r>
           <w:rPr>
@@ -2796,7 +2796,7 @@
           <w:lang w:eastAsia="en-IN"/>
         </w:rPr>
       </w:pPr>
-      <w:hyperlink w:anchor="_Toc243681980" w:history="1">
+      <w:hyperlink w:anchor="_Toc243683102" w:history="1">
         <w:r>
           <w:rPr>
             <w:rStyle w:val="Hyperlink"/>
@@ -2840,7 +2840,7 @@
             <w:noProof/>
             <w:webHidden/>
           </w:rPr>
-          <w:instrText xml:space="preserve"> PAGEREF _Toc243681980 \h </w:instrText>
+          <w:instrText xml:space="preserve"> PAGEREF _Toc243683102 \h </w:instrText>
         </w:r>
         <w:r>
           <w:rPr>
@@ -2884,7 +2884,7 @@
           <w:lang w:eastAsia="en-IN"/>
         </w:rPr>
       </w:pPr>
-      <w:hyperlink w:anchor="_Toc243681981" w:history="1">
+      <w:hyperlink w:anchor="_Toc243683103" w:history="1">
         <w:r>
           <w:rPr>
             <w:rStyle w:val="Hyperlink"/>
@@ -2928,7 +2928,7 @@
             <w:noProof/>
             <w:webHidden/>
           </w:rPr>
-          <w:instrText xml:space="preserve"> PAGEREF _Toc243681981 \h </w:instrText>
+          <w:instrText xml:space="preserve"> PAGEREF _Toc243683103 \h </w:instrText>
         </w:r>
         <w:r>
           <w:rPr>
@@ -2972,7 +2972,7 @@
           <w:lang w:eastAsia="en-IN"/>
         </w:rPr>
       </w:pPr>
-      <w:hyperlink w:anchor="_Toc243681982" w:history="1">
+      <w:hyperlink w:anchor="_Toc243683104" w:history="1">
         <w:r>
           <w:rPr>
             <w:rStyle w:val="Hyperlink"/>
@@ -3016,7 +3016,7 @@
             <w:noProof/>
             <w:webHidden/>
           </w:rPr>
-          <w:instrText xml:space="preserve"> PAGEREF _Toc243681982 \h </w:instrText>
+          <w:instrText xml:space="preserve"> PAGEREF _Toc243683104 \h </w:instrText>
         </w:r>
         <w:r>
           <w:rPr>
@@ -3060,7 +3060,7 @@
           <w:lang w:eastAsia="en-IN"/>
         </w:rPr>
       </w:pPr>
-      <w:hyperlink w:anchor="_Toc243681983" w:history="1">
+      <w:hyperlink w:anchor="_Toc243683105" w:history="1">
         <w:r>
           <w:rPr>
             <w:rStyle w:val="Hyperlink"/>
@@ -3104,7 +3104,7 @@
             <w:noProof/>
             <w:webHidden/>
           </w:rPr>
-          <w:instrText xml:space="preserve"> PAGEREF _Toc243681983 \h </w:instrText>
+          <w:instrText xml:space="preserve"> PAGEREF _Toc243683105 \h </w:instrText>
         </w:r>
         <w:r>
           <w:rPr>
@@ -3148,7 +3148,7 @@
           <w:lang w:eastAsia="en-IN"/>
         </w:rPr>
       </w:pPr>
-      <w:hyperlink w:anchor="_Toc243681984" w:history="1">
+      <w:hyperlink w:anchor="_Toc243683106" w:history="1">
         <w:r>
           <w:rPr>
             <w:rStyle w:val="Hyperlink"/>
@@ -3190,7 +3190,7 @@
             <w:noProof/>
             <w:webHidden/>
           </w:rPr>
-          <w:instrText xml:space="preserve"> PAGEREF _Toc243681984 \h </w:instrText>
+          <w:instrText xml:space="preserve"> PAGEREF _Toc243683106 \h </w:instrText>
         </w:r>
         <w:r>
           <w:rPr>
@@ -3234,7 +3234,7 @@
           <w:lang w:eastAsia="en-IN"/>
         </w:rPr>
       </w:pPr>
-      <w:hyperlink w:anchor="_Toc243681985" w:history="1">
+      <w:hyperlink w:anchor="_Toc243683107" w:history="1">
         <w:r>
           <w:rPr>
             <w:rStyle w:val="Hyperlink"/>
@@ -3276,7 +3276,7 @@
             <w:noProof/>
             <w:webHidden/>
           </w:rPr>
-          <w:instrText xml:space="preserve"> PAGEREF _Toc243681985 \h </w:instrText>
+          <w:instrText xml:space="preserve"> PAGEREF _Toc243683107 \h </w:instrText>
         </w:r>
         <w:r>
           <w:rPr>
@@ -3320,7 +3320,7 @@
           <w:lang w:eastAsia="en-IN"/>
         </w:rPr>
       </w:pPr>
-      <w:hyperlink w:anchor="_Toc243681986" w:history="1">
+      <w:hyperlink w:anchor="_Toc243683108" w:history="1">
         <w:r>
           <w:rPr>
             <w:rStyle w:val="Hyperlink"/>
@@ -3364,7 +3364,7 @@
             <w:noProof/>
             <w:webHidden/>
           </w:rPr>
-          <w:instrText xml:space="preserve"> PAGEREF _Toc243681986 \h </w:instrText>
+          <w:instrText xml:space="preserve"> PAGEREF _Toc243683108 \h </w:instrText>
         </w:r>
         <w:r>
           <w:rPr>
@@ -3408,7 +3408,7 @@
           <w:lang w:eastAsia="en-IN"/>
         </w:rPr>
       </w:pPr>
-      <w:hyperlink w:anchor="_Toc243681987" w:history="1">
+      <w:hyperlink w:anchor="_Toc243683109" w:history="1">
         <w:r>
           <w:rPr>
             <w:rStyle w:val="Hyperlink"/>
@@ -3452,7 +3452,7 @@
             <w:noProof/>
             <w:webHidden/>
           </w:rPr>
-          <w:instrText xml:space="preserve"> PAGEREF _Toc243681987 \h </w:instrText>
+          <w:instrText xml:space="preserve"> PAGEREF _Toc243683109 \h </w:instrText>
         </w:r>
         <w:r>
           <w:rPr>
@@ -3496,7 +3496,7 @@
           <w:lang w:eastAsia="en-IN"/>
         </w:rPr>
       </w:pPr>
-      <w:hyperlink w:anchor="_Toc243681988" w:history="1">
+      <w:hyperlink w:anchor="_Toc243683110" w:history="1">
         <w:r>
           <w:rPr>
             <w:rStyle w:val="Hyperlink"/>
@@ -3540,7 +3540,7 @@
             <w:noProof/>
             <w:webHidden/>
           </w:rPr>
-          <w:instrText xml:space="preserve"> PAGEREF _Toc243681988 \h </w:instrText>
+          <w:instrText xml:space="preserve"> PAGEREF _Toc243683110 \h </w:instrText>
         </w:r>
         <w:r>
           <w:rPr>
@@ -3584,7 +3584,7 @@
           <w:lang w:eastAsia="en-IN"/>
         </w:rPr>
       </w:pPr>
-      <w:hyperlink w:anchor="_Toc243681989" w:history="1">
+      <w:hyperlink w:anchor="_Toc243683111" w:history="1">
         <w:r>
           <w:rPr>
             <w:rStyle w:val="Hyperlink"/>
@@ -3628,7 +3628,7 @@
             <w:noProof/>
             <w:webHidden/>
           </w:rPr>
-          <w:instrText xml:space="preserve"> PAGEREF _Toc243681989 \h </w:instrText>
+          <w:instrText xml:space="preserve"> PAGEREF _Toc243683111 \h </w:instrText>
         </w:r>
         <w:r>
           <w:rPr>
@@ -3672,7 +3672,7 @@
           <w:lang w:eastAsia="en-IN"/>
         </w:rPr>
       </w:pPr>
-      <w:hyperlink w:anchor="_Toc243681990" w:history="1">
+      <w:hyperlink w:anchor="_Toc243683112" w:history="1">
         <w:r>
           <w:rPr>
             <w:rStyle w:val="Hyperlink"/>
@@ -3714,7 +3714,7 @@
             <w:noProof/>
             <w:webHidden/>
           </w:rPr>
-          <w:instrText xml:space="preserve"> PAGEREF _Toc243681990 \h </w:instrText>
+          <w:instrText xml:space="preserve"> PAGEREF _Toc243683112 \h </w:instrText>
         </w:r>
         <w:r>
           <w:rPr>
@@ -3758,7 +3758,7 @@
           <w:lang w:eastAsia="en-IN"/>
         </w:rPr>
       </w:pPr>
-      <w:hyperlink w:anchor="_Toc243681991" w:history="1">
+      <w:hyperlink w:anchor="_Toc243683113" w:history="1">
         <w:r>
           <w:rPr>
             <w:rStyle w:val="Hyperlink"/>
@@ -3800,7 +3800,7 @@
             <w:noProof/>
             <w:webHidden/>
           </w:rPr>
-          <w:instrText xml:space="preserve"> PAGEREF _Toc243681991 \h </w:instrText>
+          <w:instrText xml:space="preserve"> PAGEREF _Toc243683113 \h </w:instrText>
         </w:r>
         <w:r>
           <w:rPr>
@@ -3844,7 +3844,7 @@
           <w:lang w:eastAsia="en-IN"/>
         </w:rPr>
       </w:pPr>
-      <w:hyperlink w:anchor="_Toc243681992" w:history="1">
+      <w:hyperlink w:anchor="_Toc243683114" w:history="1">
         <w:r>
           <w:rPr>
             <w:rStyle w:val="Hyperlink"/>
@@ -3888,7 +3888,7 @@
             <w:noProof/>
             <w:webHidden/>
           </w:rPr>
-          <w:instrText xml:space="preserve"> PAGEREF _Toc243681992 \h </w:instrText>
+          <w:instrText xml:space="preserve"> PAGEREF _Toc243683114 \h </w:instrText>
         </w:r>
         <w:r>
           <w:rPr>
@@ -3932,7 +3932,7 @@
           <w:lang w:eastAsia="en-IN"/>
         </w:rPr>
       </w:pPr>
-      <w:hyperlink w:anchor="_Toc243681993" w:history="1">
+      <w:hyperlink w:anchor="_Toc243683115" w:history="1">
         <w:r>
           <w:rPr>
             <w:rStyle w:val="Hyperlink"/>
@@ -3976,7 +3976,7 @@
             <w:noProof/>
             <w:webHidden/>
           </w:rPr>
-          <w:instrText xml:space="preserve"> PAGEREF _Toc243681993 \h </w:instrText>
+          <w:instrText xml:space="preserve"> PAGEREF _Toc243683115 \h </w:instrText>
         </w:r>
         <w:r>
           <w:rPr>
@@ -4020,7 +4020,7 @@
           <w:lang w:eastAsia="en-IN"/>
         </w:rPr>
       </w:pPr>
-      <w:hyperlink w:anchor="_Toc243681994" w:history="1">
+      <w:hyperlink w:anchor="_Toc243683116" w:history="1">
         <w:r>
           <w:rPr>
             <w:rStyle w:val="Hyperlink"/>
@@ -4064,7 +4064,7 @@
             <w:noProof/>
             <w:webHidden/>
           </w:rPr>
-          <w:instrText xml:space="preserve"> PAGEREF _Toc243681994 \h </w:instrText>
+          <w:instrText xml:space="preserve"> PAGEREF _Toc243683116 \h </w:instrText>
         </w:r>
         <w:r>
           <w:rPr>
@@ -4108,7 +4108,7 @@
           <w:lang w:eastAsia="en-IN"/>
         </w:rPr>
       </w:pPr>
-      <w:hyperlink w:anchor="_Toc243681995" w:history="1">
+      <w:hyperlink w:anchor="_Toc243683117" w:history="1">
         <w:r>
           <w:rPr>
             <w:rStyle w:val="Hyperlink"/>
@@ -4152,7 +4152,7 @@
             <w:noProof/>
             <w:webHidden/>
           </w:rPr>
-          <w:instrText xml:space="preserve"> PAGEREF _Toc243681995 \h </w:instrText>
+          <w:instrText xml:space="preserve"> PAGEREF _Toc243683117 \h </w:instrText>
         </w:r>
         <w:r>
           <w:rPr>
@@ -4196,7 +4196,7 @@
           <w:lang w:eastAsia="en-IN"/>
         </w:rPr>
       </w:pPr>
-      <w:hyperlink w:anchor="_Toc243681996" w:history="1">
+      <w:hyperlink w:anchor="_Toc243683118" w:history="1">
         <w:r>
           <w:rPr>
             <w:rStyle w:val="Hyperlink"/>
@@ -4240,7 +4240,7 @@
             <w:noProof/>
             <w:webHidden/>
           </w:rPr>
-          <w:instrText xml:space="preserve"> PAGEREF _Toc243681996 \h </w:instrText>
+          <w:instrText xml:space="preserve"> PAGEREF _Toc243683118 \h </w:instrText>
         </w:r>
         <w:r>
           <w:rPr>
@@ -4284,7 +4284,7 @@
           <w:lang w:eastAsia="en-IN"/>
         </w:rPr>
       </w:pPr>
-      <w:hyperlink w:anchor="_Toc243681997" w:history="1">
+      <w:hyperlink w:anchor="_Toc243683119" w:history="1">
         <w:r>
           <w:rPr>
             <w:rStyle w:val="Hyperlink"/>
@@ -4328,7 +4328,7 @@
             <w:noProof/>
             <w:webHidden/>
           </w:rPr>
-          <w:instrText xml:space="preserve"> PAGEREF _Toc243681997 \h </w:instrText>
+          <w:instrText xml:space="preserve"> PAGEREF _Toc243683119 \h </w:instrText>
         </w:r>
         <w:r>
           <w:rPr>
@@ -4372,7 +4372,7 @@
           <w:lang w:eastAsia="en-IN"/>
         </w:rPr>
       </w:pPr>
-      <w:hyperlink w:anchor="_Toc243681998" w:history="1">
+      <w:hyperlink w:anchor="_Toc243683120" w:history="1">
         <w:r>
           <w:rPr>
             <w:rStyle w:val="Hyperlink"/>
@@ -4416,7 +4416,7 @@
             <w:noProof/>
             <w:webHidden/>
           </w:rPr>
-          <w:instrText xml:space="preserve"> PAGEREF _Toc243681998 \h </w:instrText>
+          <w:instrText xml:space="preserve"> PAGEREF _Toc243683120 \h </w:instrText>
         </w:r>
         <w:r>
           <w:rPr>
@@ -4460,7 +4460,7 @@
           <w:lang w:eastAsia="en-IN"/>
         </w:rPr>
       </w:pPr>
-      <w:hyperlink w:anchor="_Toc243681999" w:history="1">
+      <w:hyperlink w:anchor="_Toc243683121" w:history="1">
         <w:r>
           <w:rPr>
             <w:rStyle w:val="Hyperlink"/>
@@ -4504,7 +4504,7 @@
             <w:noProof/>
             <w:webHidden/>
           </w:rPr>
-          <w:instrText xml:space="preserve"> PAGEREF _Toc243681999 \h </w:instrText>
+          <w:instrText xml:space="preserve"> PAGEREF _Toc243683121 \h </w:instrText>
         </w:r>
         <w:r>
           <w:rPr>
@@ -4548,7 +4548,7 @@
           <w:lang w:eastAsia="en-IN"/>
         </w:rPr>
       </w:pPr>
-      <w:hyperlink w:anchor="_Toc243682000" w:history="1">
+      <w:hyperlink w:anchor="_Toc243683122" w:history="1">
         <w:r>
           <w:rPr>
             <w:rStyle w:val="Hyperlink"/>
@@ -4592,7 +4592,7 @@
             <w:noProof/>
             <w:webHidden/>
           </w:rPr>
-          <w:instrText xml:space="preserve"> PAGEREF _Toc243682000 \h </w:instrText>
+          <w:instrText xml:space="preserve"> PAGEREF _Toc243683122 \h </w:instrText>
         </w:r>
         <w:r>
           <w:rPr>
@@ -4636,7 +4636,7 @@
           <w:lang w:eastAsia="en-IN"/>
         </w:rPr>
       </w:pPr>
-      <w:hyperlink w:anchor="_Toc243682001" w:history="1">
+      <w:hyperlink w:anchor="_Toc243683123" w:history="1">
         <w:r>
           <w:rPr>
             <w:rStyle w:val="Hyperlink"/>
@@ -4680,7 +4680,7 @@
             <w:noProof/>
             <w:webHidden/>
           </w:rPr>
-          <w:instrText xml:space="preserve"> PAGEREF _Toc243682001 \h </w:instrText>
+          <w:instrText xml:space="preserve"> PAGEREF _Toc243683123 \h </w:instrText>
         </w:r>
         <w:r>
           <w:rPr>
@@ -4724,7 +4724,7 @@
           <w:lang w:eastAsia="en-IN"/>
         </w:rPr>
       </w:pPr>
-      <w:hyperlink w:anchor="_Toc243682002" w:history="1">
+      <w:hyperlink w:anchor="_Toc243683124" w:history="1">
         <w:r>
           <w:rPr>
             <w:rStyle w:val="Hyperlink"/>
@@ -4768,7 +4768,7 @@
             <w:noProof/>
             <w:webHidden/>
           </w:rPr>
-          <w:instrText xml:space="preserve"> PAGEREF _Toc243682002 \h </w:instrText>
+          <w:instrText xml:space="preserve"> PAGEREF _Toc243683124 \h </w:instrText>
         </w:r>
         <w:r>
           <w:rPr>
@@ -4812,7 +4812,7 @@
           <w:lang w:eastAsia="en-IN"/>
         </w:rPr>
       </w:pPr>
-      <w:hyperlink w:anchor="_Toc243682003" w:history="1">
+      <w:hyperlink w:anchor="_Toc243683125" w:history="1">
         <w:r>
           <w:rPr>
             <w:rStyle w:val="Hyperlink"/>
@@ -4854,7 +4854,7 @@
             <w:noProof/>
             <w:webHidden/>
           </w:rPr>
-          <w:instrText xml:space="preserve"> PAGEREF _Toc243682003 \h </w:instrText>
+          <w:instrText xml:space="preserve"> PAGEREF _Toc243683125 \h </w:instrText>
         </w:r>
         <w:r>
           <w:rPr>
@@ -4898,7 +4898,7 @@
           <w:lang w:eastAsia="en-IN"/>
         </w:rPr>
       </w:pPr>
-      <w:hyperlink w:anchor="_Toc243682004" w:history="1">
+      <w:hyperlink w:anchor="_Toc243683126" w:history="1">
         <w:r>
           <w:rPr>
             <w:rStyle w:val="Hyperlink"/>
@@ -4942,7 +4942,7 @@
             <w:noProof/>
             <w:webHidden/>
           </w:rPr>
-          <w:instrText xml:space="preserve"> PAGEREF _Toc243682004 \h </w:instrText>
+          <w:instrText xml:space="preserve"> PAGEREF _Toc243683126 \h </w:instrText>
         </w:r>
         <w:r>
           <w:rPr>
@@ -4986,7 +4986,7 @@
           <w:lang w:eastAsia="en-IN"/>
         </w:rPr>
       </w:pPr>
-      <w:hyperlink w:anchor="_Toc243682005" w:history="1">
+      <w:hyperlink w:anchor="_Toc243683127" w:history="1">
         <w:r>
           <w:rPr>
             <w:rStyle w:val="Hyperlink"/>
@@ -5030,7 +5030,7 @@
             <w:noProof/>
             <w:webHidden/>
           </w:rPr>
-          <w:instrText xml:space="preserve"> PAGEREF _Toc243682005 \h </w:instrText>
+          <w:instrText xml:space="preserve"> PAGEREF _Toc243683127 \h </w:instrText>
         </w:r>
         <w:r>
           <w:rPr>
@@ -5074,7 +5074,7 @@
           <w:lang w:eastAsia="en-IN"/>
         </w:rPr>
       </w:pPr>
-      <w:hyperlink w:anchor="_Toc243682006" w:history="1">
+      <w:hyperlink w:anchor="_Toc243683128" w:history="1">
         <w:r>
           <w:rPr>
             <w:rStyle w:val="Hyperlink"/>
@@ -5118,7 +5118,7 @@
             <w:noProof/>
             <w:webHidden/>
           </w:rPr>
-          <w:instrText xml:space="preserve"> PAGEREF _Toc243682006 \h </w:instrText>
+          <w:instrText xml:space="preserve"> PAGEREF _Toc243683128 \h </w:instrText>
         </w:r>
         <w:r>
           <w:rPr>
@@ -5162,7 +5162,7 @@
           <w:lang w:eastAsia="en-IN"/>
         </w:rPr>
       </w:pPr>
-      <w:hyperlink w:anchor="_Toc243682007" w:history="1">
+      <w:hyperlink w:anchor="_Toc243683129" w:history="1">
         <w:r>
           <w:rPr>
             <w:rStyle w:val="Hyperlink"/>
@@ -5206,7 +5206,7 @@
             <w:noProof/>
             <w:webHidden/>
           </w:rPr>
-          <w:instrText xml:space="preserve"> PAGEREF _Toc243682007 \h </w:instrText>
+          <w:instrText xml:space="preserve"> PAGEREF _Toc243683129 \h </w:instrText>
         </w:r>
         <w:r>
           <w:rPr>
@@ -5250,7 +5250,7 @@
           <w:lang w:eastAsia="en-IN"/>
         </w:rPr>
       </w:pPr>
-      <w:hyperlink w:anchor="_Toc243682008" w:history="1">
+      <w:hyperlink w:anchor="_Toc243683130" w:history="1">
         <w:r>
           <w:rPr>
             <w:rStyle w:val="Hyperlink"/>
@@ -5294,7 +5294,7 @@
             <w:noProof/>
             <w:webHidden/>
           </w:rPr>
-          <w:instrText xml:space="preserve"> PAGEREF _Toc243682008 \h </w:instrText>
+          <w:instrText xml:space="preserve"> PAGEREF _Toc243683130 \h </w:instrText>
         </w:r>
         <w:r>
           <w:rPr>
@@ -5338,7 +5338,7 @@
           <w:lang w:eastAsia="en-IN"/>
         </w:rPr>
       </w:pPr>
-      <w:hyperlink w:anchor="_Toc243682009" w:history="1">
+      <w:hyperlink w:anchor="_Toc243683131" w:history="1">
         <w:r>
           <w:rPr>
             <w:rStyle w:val="Hyperlink"/>
@@ -5382,7 +5382,7 @@
             <w:noProof/>
             <w:webHidden/>
           </w:rPr>
-          <w:instrText xml:space="preserve"> PAGEREF _Toc243682009 \h </w:instrText>
+          <w:instrText xml:space="preserve"> PAGEREF _Toc243683131 \h </w:instrText>
         </w:r>
         <w:r>
           <w:rPr>
@@ -5426,7 +5426,7 @@
           <w:lang w:eastAsia="en-IN"/>
         </w:rPr>
       </w:pPr>
-      <w:hyperlink w:anchor="_Toc243682010" w:history="1">
+      <w:hyperlink w:anchor="_Toc243683132" w:history="1">
         <w:r>
           <w:rPr>
             <w:rStyle w:val="Hyperlink"/>
@@ -5470,7 +5470,7 @@
             <w:noProof/>
             <w:webHidden/>
           </w:rPr>
-          <w:instrText xml:space="preserve"> PAGEREF _Toc243682010 \h </w:instrText>
+          <w:instrText xml:space="preserve"> PAGEREF _Toc243683132 \h </w:instrText>
         </w:r>
         <w:r>
           <w:rPr>
@@ -5514,7 +5514,7 @@
           <w:lang w:eastAsia="en-IN"/>
         </w:rPr>
       </w:pPr>
-      <w:hyperlink w:anchor="_Toc243682011" w:history="1">
+      <w:hyperlink w:anchor="_Toc243683133" w:history="1">
         <w:r>
           <w:rPr>
             <w:rStyle w:val="Hyperlink"/>
@@ -5558,7 +5558,7 @@
             <w:noProof/>
             <w:webHidden/>
           </w:rPr>
-          <w:instrText xml:space="preserve"> PAGEREF _Toc243682011 \h </w:instrText>
+          <w:instrText xml:space="preserve"> PAGEREF _Toc243683133 \h </w:instrText>
         </w:r>
         <w:r>
           <w:rPr>
@@ -5602,7 +5602,7 @@
           <w:lang w:eastAsia="en-IN"/>
         </w:rPr>
       </w:pPr>
-      <w:hyperlink w:anchor="_Toc243682012" w:history="1">
+      <w:hyperlink w:anchor="_Toc243683134" w:history="1">
         <w:r>
           <w:rPr>
             <w:rStyle w:val="Hyperlink"/>
@@ -5646,7 +5646,7 @@
             <w:noProof/>
             <w:webHidden/>
           </w:rPr>
-          <w:instrText xml:space="preserve"> PAGEREF _Toc243682012 \h </w:instrText>
+          <w:instrText xml:space="preserve"> PAGEREF _Toc243683134 \h </w:instrText>
         </w:r>
         <w:r>
           <w:rPr>
@@ -5690,7 +5690,7 @@
           <w:lang w:eastAsia="en-IN"/>
         </w:rPr>
       </w:pPr>
-      <w:hyperlink w:anchor="_Toc243682013" w:history="1">
+      <w:hyperlink w:anchor="_Toc243683135" w:history="1">
         <w:r>
           <w:rPr>
             <w:rStyle w:val="Hyperlink"/>
@@ -5732,7 +5732,7 @@
             <w:noProof/>
             <w:webHidden/>
           </w:rPr>
-          <w:instrText xml:space="preserve"> PAGEREF _Toc243682013 \h </w:instrText>
+          <w:instrText xml:space="preserve"> PAGEREF _Toc243683135 \h </w:instrText>
         </w:r>
         <w:r>
           <w:rPr>
@@ -5776,7 +5776,7 @@
           <w:lang w:eastAsia="en-IN"/>
         </w:rPr>
       </w:pPr>
-      <w:hyperlink w:anchor="_Toc243682014" w:history="1">
+      <w:hyperlink w:anchor="_Toc243683136" w:history="1">
         <w:r>
           <w:rPr>
             <w:rStyle w:val="Hyperlink"/>
@@ -5820,7 +5820,7 @@
             <w:noProof/>
             <w:webHidden/>
           </w:rPr>
-          <w:instrText xml:space="preserve"> PAGEREF _Toc243682014 \h </w:instrText>
+          <w:instrText xml:space="preserve"> PAGEREF _Toc243683136 \h </w:instrText>
         </w:r>
         <w:r>
           <w:rPr>
@@ -5864,7 +5864,7 @@
           <w:lang w:eastAsia="en-IN"/>
         </w:rPr>
       </w:pPr>
-      <w:hyperlink w:anchor="_Toc243682015" w:history="1">
+      <w:hyperlink w:anchor="_Toc243683137" w:history="1">
         <w:r>
           <w:rPr>
             <w:rStyle w:val="Hyperlink"/>
@@ -5908,7 +5908,7 @@
             <w:noProof/>
             <w:webHidden/>
           </w:rPr>
-          <w:instrText xml:space="preserve"> PAGEREF _Toc243682015 \h </w:instrText>
+          <w:instrText xml:space="preserve"> PAGEREF _Toc243683137 \h </w:instrText>
         </w:r>
         <w:r>
           <w:rPr>
@@ -5952,7 +5952,7 @@
           <w:lang w:eastAsia="en-IN"/>
         </w:rPr>
       </w:pPr>
-      <w:hyperlink w:anchor="_Toc243682016" w:history="1">
+      <w:hyperlink w:anchor="_Toc243683138" w:history="1">
         <w:r>
           <w:rPr>
             <w:rStyle w:val="Hyperlink"/>
@@ -5996,7 +5996,7 @@
             <w:noProof/>
             <w:webHidden/>
           </w:rPr>
-          <w:instrText xml:space="preserve"> PAGEREF _Toc243682016 \h </w:instrText>
+          <w:instrText xml:space="preserve"> PAGEREF _Toc243683138 \h </w:instrText>
         </w:r>
         <w:r>
           <w:rPr>
@@ -6040,7 +6040,7 @@
           <w:lang w:eastAsia="en-IN"/>
         </w:rPr>
       </w:pPr>
-      <w:hyperlink w:anchor="_Toc243682017" w:history="1">
+      <w:hyperlink w:anchor="_Toc243683139" w:history="1">
         <w:r>
           <w:rPr>
             <w:rStyle w:val="Hyperlink"/>
@@ -6082,7 +6082,7 @@
             <w:noProof/>
             <w:webHidden/>
           </w:rPr>
-          <w:instrText xml:space="preserve"> PAGEREF _Toc243682017 \h </w:instrText>
+          <w:instrText xml:space="preserve"> PAGEREF _Toc243683139 \h </w:instrText>
         </w:r>
         <w:r>
           <w:rPr>
@@ -6126,7 +6126,7 @@
           <w:lang w:eastAsia="en-IN"/>
         </w:rPr>
       </w:pPr>
-      <w:hyperlink w:anchor="_Toc243682018" w:history="1">
+      <w:hyperlink w:anchor="_Toc243683140" w:history="1">
         <w:r>
           <w:rPr>
             <w:rStyle w:val="Hyperlink"/>
@@ -6170,7 +6170,7 @@
             <w:noProof/>
             <w:webHidden/>
           </w:rPr>
-          <w:instrText xml:space="preserve"> PAGEREF _Toc243682018 \h </w:instrText>
+          <w:instrText xml:space="preserve"> PAGEREF _Toc243683140 \h </w:instrText>
         </w:r>
         <w:r>
           <w:rPr>
@@ -6214,7 +6214,7 @@
           <w:lang w:eastAsia="en-IN"/>
         </w:rPr>
       </w:pPr>
-      <w:hyperlink w:anchor="_Toc243682019" w:history="1">
+      <w:hyperlink w:anchor="_Toc243683141" w:history="1">
         <w:r>
           <w:rPr>
             <w:rStyle w:val="Hyperlink"/>
@@ -6258,7 +6258,7 @@
             <w:noProof/>
             <w:webHidden/>
           </w:rPr>
-          <w:instrText xml:space="preserve"> PAGEREF _Toc243682019 \h </w:instrText>
+          <w:instrText xml:space="preserve"> PAGEREF _Toc243683141 \h </w:instrText>
         </w:r>
         <w:r>
           <w:rPr>
@@ -6302,7 +6302,7 @@
           <w:lang w:eastAsia="en-IN"/>
         </w:rPr>
       </w:pPr>
-      <w:hyperlink w:anchor="_Toc243682020" w:history="1">
+      <w:hyperlink w:anchor="_Toc243683142" w:history="1">
         <w:r>
           <w:rPr>
             <w:rStyle w:val="Hyperlink"/>
@@ -6346,7 +6346,7 @@
             <w:noProof/>
             <w:webHidden/>
           </w:rPr>
-          <w:instrText xml:space="preserve"> PAGEREF _Toc243682020 \h </w:instrText>
+          <w:instrText xml:space="preserve"> PAGEREF _Toc243683142 \h </w:instrText>
         </w:r>
         <w:r>
           <w:rPr>
@@ -6390,7 +6390,7 @@
           <w:lang w:eastAsia="en-IN"/>
         </w:rPr>
       </w:pPr>
-      <w:hyperlink w:anchor="_Toc243682021" w:history="1">
+      <w:hyperlink w:anchor="_Toc243683143" w:history="1">
         <w:r>
           <w:rPr>
             <w:rStyle w:val="Hyperlink"/>
@@ -6434,7 +6434,7 @@
             <w:noProof/>
             <w:webHidden/>
           </w:rPr>
-          <w:instrText xml:space="preserve"> PAGEREF _Toc243682021 \h </w:instrText>
+          <w:instrText xml:space="preserve"> PAGEREF _Toc243683143 \h </w:instrText>
         </w:r>
         <w:r>
           <w:rPr>
@@ -6478,7 +6478,7 @@
           <w:lang w:eastAsia="en-IN"/>
         </w:rPr>
       </w:pPr>
-      <w:hyperlink w:anchor="_Toc243682022" w:history="1">
+      <w:hyperlink w:anchor="_Toc243683144" w:history="1">
         <w:r>
           <w:rPr>
             <w:rStyle w:val="Hyperlink"/>
@@ -6520,7 +6520,7 @@
             <w:noProof/>
             <w:webHidden/>
           </w:rPr>
-          <w:instrText xml:space="preserve"> PAGEREF _Toc243682022 \h </w:instrText>
+          <w:instrText xml:space="preserve"> PAGEREF _Toc243683144 \h </w:instrText>
         </w:r>
         <w:r>
           <w:rPr>
@@ -6564,7 +6564,7 @@
           <w:lang w:eastAsia="en-IN"/>
         </w:rPr>
       </w:pPr>
-      <w:hyperlink w:anchor="_Toc243682023" w:history="1">
+      <w:hyperlink w:anchor="_Toc243683145" w:history="1">
         <w:r>
           <w:rPr>
             <w:rStyle w:val="Hyperlink"/>
@@ -6606,7 +6606,7 @@
             <w:noProof/>
             <w:webHidden/>
           </w:rPr>
-          <w:instrText xml:space="preserve"> PAGEREF _Toc243682023 \h </w:instrText>
+          <w:instrText xml:space="preserve"> PAGEREF _Toc243683145 \h </w:instrText>
         </w:r>
         <w:r>
           <w:rPr>
@@ -6650,7 +6650,7 @@
           <w:lang w:eastAsia="en-IN"/>
         </w:rPr>
       </w:pPr>
-      <w:hyperlink w:anchor="_Toc243682024" w:history="1">
+      <w:hyperlink w:anchor="_Toc243683146" w:history="1">
         <w:r>
           <w:rPr>
             <w:rStyle w:val="Hyperlink"/>
@@ -6694,7 +6694,7 @@
             <w:noProof/>
             <w:webHidden/>
           </w:rPr>
-          <w:instrText xml:space="preserve"> PAGEREF _Toc243682024 \h </w:instrText>
+          <w:instrText xml:space="preserve"> PAGEREF _Toc243683146 \h </w:instrText>
         </w:r>
         <w:r>
           <w:rPr>
@@ -6738,7 +6738,7 @@
           <w:lang w:eastAsia="en-IN"/>
         </w:rPr>
       </w:pPr>
-      <w:hyperlink w:anchor="_Toc243682025" w:history="1">
+      <w:hyperlink w:anchor="_Toc243683147" w:history="1">
         <w:r>
           <w:rPr>
             <w:rStyle w:val="Hyperlink"/>
@@ -6782,7 +6782,7 @@
             <w:noProof/>
             <w:webHidden/>
           </w:rPr>
-          <w:instrText xml:space="preserve"> PAGEREF _Toc243682025 \h </w:instrText>
+          <w:instrText xml:space="preserve"> PAGEREF _Toc243683147 \h </w:instrText>
         </w:r>
         <w:r>
           <w:rPr>
@@ -6826,7 +6826,7 @@
           <w:lang w:eastAsia="en-IN"/>
         </w:rPr>
       </w:pPr>
-      <w:hyperlink w:anchor="_Toc243682026" w:history="1">
+      <w:hyperlink w:anchor="_Toc243683148" w:history="1">
         <w:r>
           <w:rPr>
             <w:rStyle w:val="Hyperlink"/>
@@ -6870,7 +6870,7 @@
             <w:noProof/>
             <w:webHidden/>
           </w:rPr>
-          <w:instrText xml:space="preserve"> PAGEREF _Toc243682026 \h </w:instrText>
+          <w:instrText xml:space="preserve"> PAGEREF _Toc243683148 \h </w:instrText>
         </w:r>
         <w:r>
           <w:rPr>
@@ -6914,7 +6914,7 @@
           <w:lang w:eastAsia="en-IN"/>
         </w:rPr>
       </w:pPr>
-      <w:hyperlink w:anchor="_Toc243682027" w:history="1">
+      <w:hyperlink w:anchor="_Toc243683149" w:history="1">
         <w:r>
           <w:rPr>
             <w:rStyle w:val="Hyperlink"/>
@@ -6956,7 +6956,7 @@
             <w:noProof/>
             <w:webHidden/>
           </w:rPr>
-          <w:instrText xml:space="preserve"> PAGEREF _Toc243682027 \h </w:instrText>
+          <w:instrText xml:space="preserve"> PAGEREF _Toc243683149 \h </w:instrText>
         </w:r>
         <w:r>
           <w:rPr>
@@ -7000,7 +7000,7 @@
           <w:lang w:eastAsia="en-IN"/>
         </w:rPr>
       </w:pPr>
-      <w:hyperlink w:anchor="_Toc243682028" w:history="1">
+      <w:hyperlink w:anchor="_Toc243683150" w:history="1">
         <w:r>
           <w:rPr>
             <w:rStyle w:val="Hyperlink"/>
@@ -7044,7 +7044,7 @@
             <w:noProof/>
             <w:webHidden/>
           </w:rPr>
-          <w:instrText xml:space="preserve"> PAGEREF _Toc243682028 \h </w:instrText>
+          <w:instrText xml:space="preserve"> PAGEREF _Toc243683150 \h </w:instrText>
         </w:r>
         <w:r>
           <w:rPr>
@@ -7088,7 +7088,7 @@
           <w:lang w:eastAsia="en-IN"/>
         </w:rPr>
       </w:pPr>
-      <w:hyperlink w:anchor="_Toc243682029" w:history="1">
+      <w:hyperlink w:anchor="_Toc243683151" w:history="1">
         <w:r>
           <w:rPr>
             <w:rStyle w:val="Hyperlink"/>
@@ -7132,7 +7132,7 @@
             <w:noProof/>
             <w:webHidden/>
           </w:rPr>
-          <w:instrText xml:space="preserve"> PAGEREF _Toc243682029 \h </w:instrText>
+          <w:instrText xml:space="preserve"> PAGEREF _Toc243683151 \h </w:instrText>
         </w:r>
         <w:r>
           <w:rPr>
@@ -7176,7 +7176,7 @@
           <w:lang w:eastAsia="en-IN"/>
         </w:rPr>
       </w:pPr>
-      <w:hyperlink w:anchor="_Toc243682030" w:history="1">
+      <w:hyperlink w:anchor="_Toc243683152" w:history="1">
         <w:r>
           <w:rPr>
             <w:rStyle w:val="Hyperlink"/>
@@ -7220,7 +7220,7 @@
             <w:noProof/>
             <w:webHidden/>
           </w:rPr>
-          <w:instrText xml:space="preserve"> PAGEREF _Toc243682030 \h </w:instrText>
+          <w:instrText xml:space="preserve"> PAGEREF _Toc243683152 \h </w:instrText>
         </w:r>
         <w:r>
           <w:rPr>
@@ -7264,7 +7264,7 @@
           <w:lang w:eastAsia="en-IN"/>
         </w:rPr>
       </w:pPr>
-      <w:hyperlink w:anchor="_Toc243682031" w:history="1">
+      <w:hyperlink w:anchor="_Toc243683153" w:history="1">
         <w:r>
           <w:rPr>
             <w:rStyle w:val="Hyperlink"/>
@@ -7308,7 +7308,7 @@
             <w:noProof/>
             <w:webHidden/>
           </w:rPr>
-          <w:instrText xml:space="preserve"> PAGEREF _Toc243682031 \h </w:instrText>
+          <w:instrText xml:space="preserve"> PAGEREF _Toc243683153 \h </w:instrText>
         </w:r>
         <w:r>
           <w:rPr>
@@ -7352,7 +7352,7 @@
           <w:lang w:eastAsia="en-IN"/>
         </w:rPr>
       </w:pPr>
-      <w:hyperlink w:anchor="_Toc243682032" w:history="1">
+      <w:hyperlink w:anchor="_Toc243683154" w:history="1">
         <w:r>
           <w:rPr>
             <w:rStyle w:val="Hyperlink"/>
@@ -7396,7 +7396,7 @@
             <w:noProof/>
             <w:webHidden/>
           </w:rPr>
-          <w:instrText xml:space="preserve"> PAGEREF _Toc243682032 \h </w:instrText>
+          <w:instrText xml:space="preserve"> PAGEREF _Toc243683154 \h </w:instrText>
         </w:r>
         <w:r>
           <w:rPr>
@@ -7440,7 +7440,7 @@
           <w:lang w:eastAsia="en-IN"/>
         </w:rPr>
       </w:pPr>
-      <w:hyperlink w:anchor="_Toc243682033" w:history="1">
+      <w:hyperlink w:anchor="_Toc243683155" w:history="1">
         <w:r>
           <w:rPr>
             <w:rStyle w:val="Hyperlink"/>
@@ -7482,7 +7482,7 @@
             <w:noProof/>
             <w:webHidden/>
           </w:rPr>
-          <w:instrText xml:space="preserve"> PAGEREF _Toc243682033 \h </w:instrText>
+          <w:instrText xml:space="preserve"> PAGEREF _Toc243683155 \h </w:instrText>
         </w:r>
         <w:r>
           <w:rPr>
@@ -7526,7 +7526,7 @@
           <w:lang w:eastAsia="en-IN"/>
         </w:rPr>
       </w:pPr>
-      <w:hyperlink w:anchor="_Toc243682034" w:history="1">
+      <w:hyperlink w:anchor="_Toc243683156" w:history="1">
         <w:r>
           <w:rPr>
             <w:rStyle w:val="Hyperlink"/>
@@ -7570,7 +7570,7 @@
             <w:noProof/>
             <w:webHidden/>
           </w:rPr>
-          <w:instrText xml:space="preserve"> PAGEREF _Toc243682034 \h </w:instrText>
+          <w:instrText xml:space="preserve"> PAGEREF _Toc243683156 \h </w:instrText>
         </w:r>
         <w:r>
           <w:rPr>
@@ -7614,7 +7614,7 @@
           <w:lang w:eastAsia="en-IN"/>
         </w:rPr>
       </w:pPr>
-      <w:hyperlink w:anchor="_Toc243682035" w:history="1">
+      <w:hyperlink w:anchor="_Toc243683157" w:history="1">
         <w:r>
           <w:rPr>
             <w:rStyle w:val="Hyperlink"/>
@@ -7658,7 +7658,7 @@
             <w:noProof/>
             <w:webHidden/>
           </w:rPr>
-          <w:instrText xml:space="preserve"> PAGEREF _Toc243682035 \h </w:instrText>
+          <w:instrText xml:space="preserve"> PAGEREF _Toc243683157 \h </w:instrText>
         </w:r>
         <w:r>
           <w:rPr>
@@ -7702,7 +7702,7 @@
           <w:lang w:eastAsia="en-IN"/>
         </w:rPr>
       </w:pPr>
-      <w:hyperlink w:anchor="_Toc243682036" w:history="1">
+      <w:hyperlink w:anchor="_Toc243683158" w:history="1">
         <w:r>
           <w:rPr>
             <w:rStyle w:val="Hyperlink"/>
@@ -7746,7 +7746,7 @@
             <w:noProof/>
             <w:webHidden/>
           </w:rPr>
-          <w:instrText xml:space="preserve"> PAGEREF _Toc243682036 \h </w:instrText>
+          <w:instrText xml:space="preserve"> PAGEREF _Toc243683158 \h </w:instrText>
         </w:r>
         <w:r>
           <w:rPr>
@@ -7790,7 +7790,7 @@
           <w:lang w:eastAsia="en-IN"/>
         </w:rPr>
       </w:pPr>
-      <w:hyperlink w:anchor="_Toc243682037" w:history="1">
+      <w:hyperlink w:anchor="_Toc243683159" w:history="1">
         <w:r>
           <w:rPr>
             <w:rStyle w:val="Hyperlink"/>
@@ -7834,7 +7834,7 @@
             <w:noProof/>
             <w:webHidden/>
           </w:rPr>
-          <w:instrText xml:space="preserve"> PAGEREF _Toc243682037 \h </w:instrText>
+          <w:instrText xml:space="preserve"> PAGEREF _Toc243683159 \h </w:instrText>
         </w:r>
         <w:r>
           <w:rPr>
@@ -7878,7 +7878,7 @@
           <w:lang w:eastAsia="en-IN"/>
         </w:rPr>
       </w:pPr>
-      <w:hyperlink w:anchor="_Toc243682038" w:history="1">
+      <w:hyperlink w:anchor="_Toc243683160" w:history="1">
         <w:r>
           <w:rPr>
             <w:rStyle w:val="Hyperlink"/>
@@ -7922,7 +7922,7 @@
             <w:noProof/>
             <w:webHidden/>
           </w:rPr>
-          <w:instrText xml:space="preserve"> PAGEREF _Toc243682038 \h </w:instrText>
+          <w:instrText xml:space="preserve"> PAGEREF _Toc243683160 \h </w:instrText>
         </w:r>
         <w:r>
           <w:rPr>
@@ -7966,7 +7966,7 @@
           <w:lang w:eastAsia="en-IN"/>
         </w:rPr>
       </w:pPr>
-      <w:hyperlink w:anchor="_Toc243682039" w:history="1">
+      <w:hyperlink w:anchor="_Toc243683161" w:history="1">
         <w:r>
           <w:rPr>
             <w:rStyle w:val="Hyperlink"/>
@@ -8010,7 +8010,7 @@
             <w:noProof/>
             <w:webHidden/>
           </w:rPr>
-          <w:instrText xml:space="preserve"> PAGEREF _Toc243682039 \h </w:instrText>
+          <w:instrText xml:space="preserve"> PAGEREF _Toc243683161 \h </w:instrText>
         </w:r>
         <w:r>
           <w:rPr>
@@ -8054,7 +8054,7 @@
           <w:lang w:eastAsia="en-IN"/>
         </w:rPr>
       </w:pPr>
-      <w:hyperlink w:anchor="_Toc243682040" w:history="1">
+      <w:hyperlink w:anchor="_Toc243683162" w:history="1">
         <w:r>
           <w:rPr>
             <w:rStyle w:val="Hyperlink"/>
@@ -8096,7 +8096,7 @@
             <w:noProof/>
             <w:webHidden/>
           </w:rPr>
-          <w:instrText xml:space="preserve"> PAGEREF _Toc243682040 \h </w:instrText>
+          <w:instrText xml:space="preserve"> PAGEREF _Toc243683162 \h </w:instrText>
         </w:r>
         <w:r>
           <w:rPr>
@@ -8140,7 +8140,7 @@
           <w:lang w:eastAsia="en-IN"/>
         </w:rPr>
       </w:pPr>
-      <w:hyperlink w:anchor="_Toc243682041" w:history="1">
+      <w:hyperlink w:anchor="_Toc243683163" w:history="1">
         <w:r>
           <w:rPr>
             <w:rStyle w:val="Hyperlink"/>
@@ -8184,7 +8184,7 @@
             <w:noProof/>
             <w:webHidden/>
           </w:rPr>
-          <w:instrText xml:space="preserve"> PAGEREF _Toc243682041 \h </w:instrText>
+          <w:instrText xml:space="preserve"> PAGEREF _Toc243683163 \h </w:instrText>
         </w:r>
         <w:r>
           <w:rPr>
@@ -8228,7 +8228,7 @@
           <w:lang w:eastAsia="en-IN"/>
         </w:rPr>
       </w:pPr>
-      <w:hyperlink w:anchor="_Toc243682042" w:history="1">
+      <w:hyperlink w:anchor="_Toc243683164" w:history="1">
         <w:r>
           <w:rPr>
             <w:rStyle w:val="Hyperlink"/>
@@ -8272,7 +8272,7 @@
             <w:noProof/>
             <w:webHidden/>
           </w:rPr>
-          <w:instrText xml:space="preserve"> PAGEREF _Toc243682042 \h </w:instrText>
+          <w:instrText xml:space="preserve"> PAGEREF _Toc243683164 \h </w:instrText>
         </w:r>
         <w:r>
           <w:rPr>
@@ -8316,7 +8316,7 @@
           <w:lang w:eastAsia="en-IN"/>
         </w:rPr>
       </w:pPr>
-      <w:hyperlink w:anchor="_Toc243682043" w:history="1">
+      <w:hyperlink w:anchor="_Toc243683165" w:history="1">
         <w:r>
           <w:rPr>
             <w:rStyle w:val="Hyperlink"/>
@@ -8358,7 +8358,7 @@
             <w:noProof/>
             <w:webHidden/>
           </w:rPr>
-          <w:instrText xml:space="preserve"> PAGEREF _Toc243682043 \h </w:instrText>
+          <w:instrText xml:space="preserve"> PAGEREF _Toc243683165 \h </w:instrText>
         </w:r>
         <w:r>
           <w:rPr>
@@ -8402,7 +8402,7 @@
           <w:lang w:eastAsia="en-IN"/>
         </w:rPr>
       </w:pPr>
-      <w:hyperlink w:anchor="_Toc243682044" w:history="1">
+      <w:hyperlink w:anchor="_Toc243683166" w:history="1">
         <w:r>
           <w:rPr>
             <w:rStyle w:val="Hyperlink"/>
@@ -8444,7 +8444,7 @@
             <w:noProof/>
             <w:webHidden/>
           </w:rPr>
-          <w:instrText xml:space="preserve"> PAGEREF _Toc243682044 \h </w:instrText>
+          <w:instrText xml:space="preserve"> PAGEREF _Toc243683166 \h </w:instrText>
         </w:r>
         <w:r>
           <w:rPr>
@@ -8488,7 +8488,7 @@
           <w:lang w:eastAsia="en-IN"/>
         </w:rPr>
       </w:pPr>
-      <w:hyperlink w:anchor="_Toc243682045" w:history="1">
+      <w:hyperlink w:anchor="_Toc243683167" w:history="1">
         <w:r>
           <w:rPr>
             <w:rStyle w:val="Hyperlink"/>
@@ -8532,7 +8532,7 @@
             <w:noProof/>
             <w:webHidden/>
           </w:rPr>
-          <w:instrText xml:space="preserve"> PAGEREF _Toc243682045 \h </w:instrText>
+          <w:instrText xml:space="preserve"> PAGEREF _Toc243683167 \h </w:instrText>
         </w:r>
         <w:r>
           <w:rPr>
@@ -8576,7 +8576,7 @@
           <w:lang w:eastAsia="en-IN"/>
         </w:rPr>
       </w:pPr>
-      <w:hyperlink w:anchor="_Toc243682046" w:history="1">
+      <w:hyperlink w:anchor="_Toc243683168" w:history="1">
         <w:r>
           <w:rPr>
             <w:rStyle w:val="Hyperlink"/>
@@ -8620,7 +8620,7 @@
             <w:noProof/>
             <w:webHidden/>
           </w:rPr>
-          <w:instrText xml:space="preserve"> PAGEREF _Toc243682046 \h </w:instrText>
+          <w:instrText xml:space="preserve"> PAGEREF _Toc243683168 \h </w:instrText>
         </w:r>
         <w:r>
           <w:rPr>
@@ -8664,7 +8664,7 @@
           <w:lang w:eastAsia="en-IN"/>
         </w:rPr>
       </w:pPr>
-      <w:hyperlink w:anchor="_Toc243682047" w:history="1">
+      <w:hyperlink w:anchor="_Toc243683169" w:history="1">
         <w:r>
           <w:rPr>
             <w:rStyle w:val="Hyperlink"/>
@@ -8708,7 +8708,7 @@
             <w:noProof/>
             <w:webHidden/>
           </w:rPr>
-          <w:instrText xml:space="preserve"> PAGEREF _Toc243682047 \h </w:instrText>
+          <w:instrText xml:space="preserve"> PAGEREF _Toc243683169 \h </w:instrText>
         </w:r>
         <w:r>
           <w:rPr>
@@ -8752,7 +8752,7 @@
           <w:lang w:eastAsia="en-IN"/>
         </w:rPr>
       </w:pPr>
-      <w:hyperlink w:anchor="_Toc243682048" w:history="1">
+      <w:hyperlink w:anchor="_Toc243683170" w:history="1">
         <w:r>
           <w:rPr>
             <w:rStyle w:val="Hyperlink"/>
@@ -8796,7 +8796,7 @@
             <w:noProof/>
             <w:webHidden/>
           </w:rPr>
-          <w:instrText xml:space="preserve"> PAGEREF _Toc243682048 \h </w:instrText>
+          <w:instrText xml:space="preserve"> PAGEREF _Toc243683170 \h </w:instrText>
         </w:r>
         <w:r>
           <w:rPr>
@@ -8840,7 +8840,7 @@
           <w:lang w:eastAsia="en-IN"/>
         </w:rPr>
       </w:pPr>
-      <w:hyperlink w:anchor="_Toc243682049" w:history="1">
+      <w:hyperlink w:anchor="_Toc243683171" w:history="1">
         <w:r>
           <w:rPr>
             <w:rStyle w:val="Hyperlink"/>
@@ -8884,7 +8884,7 @@
             <w:noProof/>
             <w:webHidden/>
           </w:rPr>
-          <w:instrText xml:space="preserve"> PAGEREF _Toc243682049 \h </w:instrText>
+          <w:instrText xml:space="preserve"> PAGEREF _Toc243683171 \h </w:instrText>
         </w:r>
         <w:r>
           <w:rPr>
@@ -8928,7 +8928,7 @@
           <w:lang w:eastAsia="en-IN"/>
         </w:rPr>
       </w:pPr>
-      <w:hyperlink w:anchor="_Toc243682050" w:history="1">
+      <w:hyperlink w:anchor="_Toc243683172" w:history="1">
         <w:r>
           <w:rPr>
             <w:rStyle w:val="Hyperlink"/>
@@ -8972,7 +8972,7 @@
             <w:noProof/>
             <w:webHidden/>
           </w:rPr>
-          <w:instrText xml:space="preserve"> PAGEREF _Toc243682050 \h </w:instrText>
+          <w:instrText xml:space="preserve"> PAGEREF _Toc243683172 \h </w:instrText>
         </w:r>
         <w:r>
           <w:rPr>
@@ -9016,7 +9016,7 @@
           <w:lang w:eastAsia="en-IN"/>
         </w:rPr>
       </w:pPr>
-      <w:hyperlink w:anchor="_Toc243682051" w:history="1">
+      <w:hyperlink w:anchor="_Toc243683173" w:history="1">
         <w:r>
           <w:rPr>
             <w:rStyle w:val="Hyperlink"/>
@@ -9058,7 +9058,7 @@
             <w:noProof/>
             <w:webHidden/>
           </w:rPr>
-          <w:instrText xml:space="preserve"> PAGEREF _Toc243682051 \h </w:instrText>
+          <w:instrText xml:space="preserve"> PAGEREF _Toc243683173 \h </w:instrText>
         </w:r>
         <w:r>
           <w:rPr>
@@ -9101,7 +9101,7 @@
           <w:lang w:eastAsia="en-IN"/>
         </w:rPr>
       </w:pPr>
-      <w:hyperlink w:anchor="_Toc243682052" w:history="1">
+      <w:hyperlink w:anchor="_Toc243683174" w:history="1">
         <w:r>
           <w:rPr>
             <w:rStyle w:val="Hyperlink"/>
@@ -9128,7 +9128,7 @@
             <w:noProof/>
             <w:webHidden/>
           </w:rPr>
-          <w:instrText xml:space="preserve"> PAGEREF _Toc243682052 \h </w:instrText>
+          <w:instrText xml:space="preserve"> PAGEREF _Toc243683174 \h </w:instrText>
         </w:r>
         <w:r>
           <w:rPr>
@@ -9171,7 +9171,7 @@
           <w:lang w:eastAsia="en-IN"/>
         </w:rPr>
       </w:pPr>
-      <w:hyperlink w:anchor="_Toc243682053" w:history="1">
+      <w:hyperlink w:anchor="_Toc243683175" w:history="1">
         <w:r>
           <w:rPr>
             <w:rStyle w:val="Hyperlink"/>
@@ -9198,7 +9198,7 @@
             <w:noProof/>
             <w:webHidden/>
           </w:rPr>
-          <w:instrText xml:space="preserve"> PAGEREF _Toc243682053 \h </w:instrText>
+          <w:instrText xml:space="preserve"> PAGEREF _Toc243683175 \h </w:instrText>
         </w:r>
         <w:r>
           <w:rPr>
@@ -9275,7 +9275,7 @@
       <w:r>
         <w:fldChar w:fldCharType="separate"/>
       </w:r>
-      <w:hyperlink w:anchor="_Toc243682054" w:history="1">
+      <w:hyperlink w:anchor="_Toc243683176" w:history="1">
         <w:r>
           <w:rPr>
             <w:rStyle w:val="Hyperlink"/>
@@ -9303,7 +9303,7 @@
             <w:noProof/>
             <w:webHidden/>
           </w:rPr>
-          <w:instrText xml:space="preserve"> PAGEREF _Toc243682054 \h </w:instrText>
+          <w:instrText xml:space="preserve"> PAGEREF _Toc243683176 \h </w:instrText>
         </w:r>
         <w:r>
           <w:rPr>
@@ -9346,7 +9346,7 @@
           <w:lang w:eastAsia="en-IN"/>
         </w:rPr>
       </w:pPr>
-      <w:hyperlink w:anchor="_Toc243682055" w:history="1">
+      <w:hyperlink w:anchor="_Toc243683177" w:history="1">
         <w:r>
           <w:rPr>
             <w:rStyle w:val="Hyperlink"/>
@@ -9374,7 +9374,7 @@
             <w:noProof/>
             <w:webHidden/>
           </w:rPr>
-          <w:instrText xml:space="preserve"> PAGEREF _Toc243682055 \h </w:instrText>
+          <w:instrText xml:space="preserve"> PAGEREF _Toc243683177 \h </w:instrText>
         </w:r>
         <w:r>
           <w:rPr>
@@ -9417,7 +9417,7 @@
           <w:lang w:eastAsia="en-IN"/>
         </w:rPr>
       </w:pPr>
-      <w:hyperlink w:anchor="_Toc243682056" w:history="1">
+      <w:hyperlink w:anchor="_Toc243683178" w:history="1">
         <w:r>
           <w:rPr>
             <w:rStyle w:val="Hyperlink"/>
@@ -9445,7 +9445,7 @@
             <w:noProof/>
             <w:webHidden/>
           </w:rPr>
-          <w:instrText xml:space="preserve"> PAGEREF _Toc243682056 \h </w:instrText>
+          <w:instrText xml:space="preserve"> PAGEREF _Toc243683178 \h </w:instrText>
         </w:r>
         <w:r>
           <w:rPr>
@@ -9488,7 +9488,7 @@
           <w:lang w:eastAsia="en-IN"/>
         </w:rPr>
       </w:pPr>
-      <w:hyperlink w:anchor="_Toc243682057" w:history="1">
+      <w:hyperlink w:anchor="_Toc243683179" w:history="1">
         <w:r>
           <w:rPr>
             <w:rStyle w:val="Hyperlink"/>
@@ -9516,7 +9516,7 @@
             <w:noProof/>
             <w:webHidden/>
           </w:rPr>
-          <w:instrText xml:space="preserve"> PAGEREF _Toc243682057 \h </w:instrText>
+          <w:instrText xml:space="preserve"> PAGEREF _Toc243683179 \h </w:instrText>
         </w:r>
         <w:r>
           <w:rPr>
@@ -9559,7 +9559,7 @@
           <w:lang w:eastAsia="en-IN"/>
         </w:rPr>
       </w:pPr>
-      <w:hyperlink w:anchor="_Toc243682058" w:history="1">
+      <w:hyperlink w:anchor="_Toc243683180" w:history="1">
         <w:r>
           <w:rPr>
             <w:rStyle w:val="Hyperlink"/>
@@ -9587,7 +9587,7 @@
             <w:noProof/>
             <w:webHidden/>
           </w:rPr>
-          <w:instrText xml:space="preserve"> PAGEREF _Toc243682058 \h </w:instrText>
+          <w:instrText xml:space="preserve"> PAGEREF _Toc243683180 \h </w:instrText>
         </w:r>
         <w:r>
           <w:rPr>
@@ -9630,7 +9630,7 @@
           <w:lang w:eastAsia="en-IN"/>
         </w:rPr>
       </w:pPr>
-      <w:hyperlink w:anchor="_Toc243682059" w:history="1">
+      <w:hyperlink w:anchor="_Toc243683181" w:history="1">
         <w:r>
           <w:rPr>
             <w:rStyle w:val="Hyperlink"/>
@@ -9658,7 +9658,7 @@
             <w:noProof/>
             <w:webHidden/>
           </w:rPr>
-          <w:instrText xml:space="preserve"> PAGEREF _Toc243682059 \h </w:instrText>
+          <w:instrText xml:space="preserve"> PAGEREF _Toc243683181 \h </w:instrText>
         </w:r>
         <w:r>
           <w:rPr>
@@ -9701,7 +9701,7 @@
           <w:lang w:eastAsia="en-IN"/>
         </w:rPr>
       </w:pPr>
-      <w:hyperlink w:anchor="_Toc243682060" w:history="1">
+      <w:hyperlink w:anchor="_Toc243683182" w:history="1">
         <w:r>
           <w:rPr>
             <w:rStyle w:val="Hyperlink"/>
@@ -9729,7 +9729,7 @@
             <w:noProof/>
             <w:webHidden/>
           </w:rPr>
-          <w:instrText xml:space="preserve"> PAGEREF _Toc243682060 \h </w:instrText>
+          <w:instrText xml:space="preserve"> PAGEREF _Toc243683182 \h </w:instrText>
         </w:r>
         <w:r>
           <w:rPr>
@@ -9772,7 +9772,7 @@
           <w:lang w:eastAsia="en-IN"/>
         </w:rPr>
       </w:pPr>
-      <w:hyperlink w:anchor="_Toc243682061" w:history="1">
+      <w:hyperlink w:anchor="_Toc243683183" w:history="1">
         <w:r>
           <w:rPr>
             <w:rStyle w:val="Hyperlink"/>
@@ -9800,7 +9800,7 @@
             <w:noProof/>
             <w:webHidden/>
           </w:rPr>
-          <w:instrText xml:space="preserve"> PAGEREF _Toc243682061 \h </w:instrText>
+          <w:instrText xml:space="preserve"> PAGEREF _Toc243683183 \h </w:instrText>
         </w:r>
         <w:r>
           <w:rPr>
@@ -9843,7 +9843,7 @@
           <w:lang w:eastAsia="en-IN"/>
         </w:rPr>
       </w:pPr>
-      <w:hyperlink w:anchor="_Toc243682062" w:history="1">
+      <w:hyperlink w:anchor="_Toc243683184" w:history="1">
         <w:r>
           <w:rPr>
             <w:rStyle w:val="Hyperlink"/>
@@ -9871,7 +9871,7 @@
             <w:noProof/>
             <w:webHidden/>
           </w:rPr>
-          <w:instrText xml:space="preserve"> PAGEREF _Toc243682062 \h </w:instrText>
+          <w:instrText xml:space="preserve"> PAGEREF _Toc243683184 \h </w:instrText>
         </w:r>
         <w:r>
           <w:rPr>
@@ -9914,7 +9914,7 @@
           <w:lang w:eastAsia="en-IN"/>
         </w:rPr>
       </w:pPr>
-      <w:hyperlink w:anchor="_Toc243682063" w:history="1">
+      <w:hyperlink w:anchor="_Toc243683185" w:history="1">
         <w:r>
           <w:rPr>
             <w:rStyle w:val="Hyperlink"/>
@@ -9942,7 +9942,7 @@
             <w:noProof/>
             <w:webHidden/>
           </w:rPr>
-          <w:instrText xml:space="preserve"> PAGEREF _Toc243682063 \h </w:instrText>
+          <w:instrText xml:space="preserve"> PAGEREF _Toc243683185 \h </w:instrText>
         </w:r>
         <w:r>
           <w:rPr>
@@ -9985,7 +9985,7 @@
           <w:lang w:eastAsia="en-IN"/>
         </w:rPr>
       </w:pPr>
-      <w:hyperlink w:anchor="_Toc243682064" w:history="1">
+      <w:hyperlink w:anchor="_Toc243683186" w:history="1">
         <w:r>
           <w:rPr>
             <w:rStyle w:val="Hyperlink"/>
@@ -10013,7 +10013,7 @@
             <w:noProof/>
             <w:webHidden/>
           </w:rPr>
-          <w:instrText xml:space="preserve"> PAGEREF _Toc243682064 \h </w:instrText>
+          <w:instrText xml:space="preserve"> PAGEREF _Toc243683186 \h </w:instrText>
         </w:r>
         <w:r>
           <w:rPr>
@@ -10056,7 +10056,7 @@
           <w:lang w:eastAsia="en-IN"/>
         </w:rPr>
       </w:pPr>
-      <w:hyperlink w:anchor="_Toc243682065" w:history="1">
+      <w:hyperlink w:anchor="_Toc243683187" w:history="1">
         <w:r>
           <w:rPr>
             <w:rStyle w:val="Hyperlink"/>
@@ -10084,7 +10084,7 @@
             <w:noProof/>
             <w:webHidden/>
           </w:rPr>
-          <w:instrText xml:space="preserve"> PAGEREF _Toc243682065 \h </w:instrText>
+          <w:instrText xml:space="preserve"> PAGEREF _Toc243683187 \h </w:instrText>
         </w:r>
         <w:r>
           <w:rPr>
@@ -10127,7 +10127,7 @@
           <w:lang w:eastAsia="en-IN"/>
         </w:rPr>
       </w:pPr>
-      <w:hyperlink w:anchor="_Toc243682066" w:history="1">
+      <w:hyperlink w:anchor="_Toc243683188" w:history="1">
         <w:r>
           <w:rPr>
             <w:rStyle w:val="Hyperlink"/>
@@ -10155,7 +10155,7 @@
             <w:noProof/>
             <w:webHidden/>
           </w:rPr>
-          <w:instrText xml:space="preserve"> PAGEREF _Toc243682066 \h </w:instrText>
+          <w:instrText xml:space="preserve"> PAGEREF _Toc243683188 \h </w:instrText>
         </w:r>
         <w:r>
           <w:rPr>
@@ -10198,7 +10198,7 @@
           <w:lang w:eastAsia="en-IN"/>
         </w:rPr>
       </w:pPr>
-      <w:hyperlink w:anchor="_Toc243682067" w:history="1">
+      <w:hyperlink w:anchor="_Toc243683189" w:history="1">
         <w:r>
           <w:rPr>
             <w:rStyle w:val="Hyperlink"/>
@@ -10226,7 +10226,7 @@
             <w:noProof/>
             <w:webHidden/>
           </w:rPr>
-          <w:instrText xml:space="preserve"> PAGEREF _Toc243682067 \h </w:instrText>
+          <w:instrText xml:space="preserve"> PAGEREF _Toc243683189 \h </w:instrText>
         </w:r>
         <w:r>
           <w:rPr>
@@ -10269,7 +10269,7 @@
           <w:lang w:eastAsia="en-IN"/>
         </w:rPr>
       </w:pPr>
-      <w:hyperlink w:anchor="_Toc243682068" w:history="1">
+      <w:hyperlink w:anchor="_Toc243683190" w:history="1">
         <w:r>
           <w:rPr>
             <w:rStyle w:val="Hyperlink"/>
@@ -10297,7 +10297,7 @@
             <w:noProof/>
             <w:webHidden/>
           </w:rPr>
-          <w:instrText xml:space="preserve"> PAGEREF _Toc243682068 \h </w:instrText>
+          <w:instrText xml:space="preserve"> PAGEREF _Toc243683190 \h </w:instrText>
         </w:r>
         <w:r>
           <w:rPr>
@@ -10340,7 +10340,7 @@
           <w:lang w:eastAsia="en-IN"/>
         </w:rPr>
       </w:pPr>
-      <w:hyperlink w:anchor="_Toc243682069" w:history="1">
+      <w:hyperlink w:anchor="_Toc243683191" w:history="1">
         <w:r>
           <w:rPr>
             <w:rStyle w:val="Hyperlink"/>
@@ -10368,7 +10368,7 @@
             <w:noProof/>
             <w:webHidden/>
           </w:rPr>
-          <w:instrText xml:space="preserve"> PAGEREF _Toc243682069 \h </w:instrText>
+          <w:instrText xml:space="preserve"> PAGEREF _Toc243683191 \h </w:instrText>
         </w:r>
         <w:r>
           <w:rPr>
@@ -10411,7 +10411,7 @@
           <w:lang w:eastAsia="en-IN"/>
         </w:rPr>
       </w:pPr>
-      <w:hyperlink w:anchor="_Toc243682070" w:history="1">
+      <w:hyperlink w:anchor="_Toc243683192" w:history="1">
         <w:r>
           <w:rPr>
             <w:rStyle w:val="Hyperlink"/>
@@ -10439,7 +10439,7 @@
             <w:noProof/>
             <w:webHidden/>
           </w:rPr>
-          <w:instrText xml:space="preserve"> PAGEREF _Toc243682070 \h </w:instrText>
+          <w:instrText xml:space="preserve"> PAGEREF _Toc243683192 \h </w:instrText>
         </w:r>
         <w:r>
           <w:rPr>
@@ -10515,7 +10515,7 @@
       <w:r>
         <w:fldChar w:fldCharType="separate"/>
       </w:r>
-      <w:hyperlink w:anchor="_Toc243682071" w:history="1">
+      <w:hyperlink w:anchor="_Toc243683193" w:history="1">
         <w:r>
           <w:rPr>
             <w:rStyle w:val="Hyperlink"/>
@@ -10543,7 +10543,7 @@
             <w:noProof/>
             <w:webHidden/>
           </w:rPr>
-          <w:instrText xml:space="preserve"> PAGEREF _Toc243682071 \h </w:instrText>
+          <w:instrText xml:space="preserve"> PAGEREF _Toc243683193 \h </w:instrText>
         </w:r>
         <w:r>
           <w:rPr>
@@ -10586,7 +10586,7 @@
           <w:lang w:eastAsia="en-IN"/>
         </w:rPr>
       </w:pPr>
-      <w:hyperlink w:anchor="_Toc243682072" w:history="1">
+      <w:hyperlink w:anchor="_Toc243683194" w:history="1">
         <w:r>
           <w:rPr>
             <w:rStyle w:val="Hyperlink"/>
@@ -10614,7 +10614,7 @@
             <w:noProof/>
             <w:webHidden/>
           </w:rPr>
-          <w:instrText xml:space="preserve"> PAGEREF _Toc243682072 \h </w:instrText>
+          <w:instrText xml:space="preserve"> PAGEREF _Toc243683194 \h </w:instrText>
         </w:r>
         <w:r>
           <w:rPr>
@@ -10657,7 +10657,7 @@
           <w:lang w:eastAsia="en-IN"/>
         </w:rPr>
       </w:pPr>
-      <w:hyperlink w:anchor="_Toc243682073" w:history="1">
+      <w:hyperlink w:anchor="_Toc243683195" w:history="1">
         <w:r>
           <w:rPr>
             <w:rStyle w:val="Hyperlink"/>
@@ -10685,7 +10685,7 @@
             <w:noProof/>
             <w:webHidden/>
           </w:rPr>
-          <w:instrText xml:space="preserve"> PAGEREF _Toc243682073 \h </w:instrText>
+          <w:instrText xml:space="preserve"> PAGEREF _Toc243683195 \h </w:instrText>
         </w:r>
         <w:r>
           <w:rPr>
@@ -10728,7 +10728,7 @@
           <w:lang w:eastAsia="en-IN"/>
         </w:rPr>
       </w:pPr>
-      <w:hyperlink w:anchor="_Toc243682074" w:history="1">
+      <w:hyperlink w:anchor="_Toc243683196" w:history="1">
         <w:r>
           <w:rPr>
             <w:rStyle w:val="Hyperlink"/>
@@ -10756,7 +10756,7 @@
             <w:noProof/>
             <w:webHidden/>
           </w:rPr>
-          <w:instrText xml:space="preserve"> PAGEREF _Toc243682074 \h </w:instrText>
+          <w:instrText xml:space="preserve"> PAGEREF _Toc243683196 \h </w:instrText>
         </w:r>
         <w:r>
           <w:rPr>
@@ -10799,7 +10799,7 @@
           <w:lang w:eastAsia="en-IN"/>
         </w:rPr>
       </w:pPr>
-      <w:hyperlink w:anchor="_Toc243682075" w:history="1">
+      <w:hyperlink w:anchor="_Toc243683197" w:history="1">
         <w:r>
           <w:rPr>
             <w:rStyle w:val="Hyperlink"/>
@@ -10827,7 +10827,7 @@
             <w:noProof/>
             <w:webHidden/>
           </w:rPr>
-          <w:instrText xml:space="preserve"> PAGEREF _Toc243682075 \h </w:instrText>
+          <w:instrText xml:space="preserve"> PAGEREF _Toc243683197 \h </w:instrText>
         </w:r>
         <w:r>
           <w:rPr>
@@ -10870,7 +10870,7 @@
           <w:lang w:eastAsia="en-IN"/>
         </w:rPr>
       </w:pPr>
-      <w:hyperlink w:anchor="_Toc243682076" w:history="1">
+      <w:hyperlink w:anchor="_Toc243683198" w:history="1">
         <w:r>
           <w:rPr>
             <w:rStyle w:val="Hyperlink"/>
@@ -10898,7 +10898,7 @@
             <w:noProof/>
             <w:webHidden/>
           </w:rPr>
-          <w:instrText xml:space="preserve"> PAGEREF _Toc243682076 \h </w:instrText>
+          <w:instrText xml:space="preserve"> PAGEREF _Toc243683198 \h </w:instrText>
         </w:r>
         <w:r>
           <w:rPr>
@@ -10941,7 +10941,7 @@
           <w:lang w:eastAsia="en-IN"/>
         </w:rPr>
       </w:pPr>
-      <w:hyperlink w:anchor="_Toc243682077" w:history="1">
+      <w:hyperlink w:anchor="_Toc243683199" w:history="1">
         <w:r>
           <w:rPr>
             <w:rStyle w:val="Hyperlink"/>
@@ -10969,7 +10969,7 @@
             <w:noProof/>
             <w:webHidden/>
           </w:rPr>
-          <w:instrText xml:space="preserve"> PAGEREF _Toc243682077 \h </w:instrText>
+          <w:instrText xml:space="preserve"> PAGEREF _Toc243683199 \h </w:instrText>
         </w:r>
         <w:r>
           <w:rPr>
@@ -11012,7 +11012,7 @@
           <w:lang w:eastAsia="en-IN"/>
         </w:rPr>
       </w:pPr>
-      <w:hyperlink w:anchor="_Toc243682078" w:history="1">
+      <w:hyperlink w:anchor="_Toc243683200" w:history="1">
         <w:r>
           <w:rPr>
             <w:rStyle w:val="Hyperlink"/>
@@ -11040,7 +11040,7 @@
             <w:noProof/>
             <w:webHidden/>
           </w:rPr>
-          <w:instrText xml:space="preserve"> PAGEREF _Toc243682078 \h </w:instrText>
+          <w:instrText xml:space="preserve"> PAGEREF _Toc243683200 \h </w:instrText>
         </w:r>
         <w:r>
           <w:rPr>
@@ -11083,7 +11083,7 @@
           <w:lang w:eastAsia="en-IN"/>
         </w:rPr>
       </w:pPr>
-      <w:hyperlink w:anchor="_Toc243682079" w:history="1">
+      <w:hyperlink w:anchor="_Toc243683201" w:history="1">
         <w:r>
           <w:rPr>
             <w:rStyle w:val="Hyperlink"/>
@@ -11111,7 +11111,7 @@
             <w:noProof/>
             <w:webHidden/>
           </w:rPr>
-          <w:instrText xml:space="preserve"> PAGEREF _Toc243682079 \h </w:instrText>
+          <w:instrText xml:space="preserve"> PAGEREF _Toc243683201 \h </w:instrText>
         </w:r>
         <w:r>
           <w:rPr>
@@ -11154,7 +11154,7 @@
           <w:lang w:eastAsia="en-IN"/>
         </w:rPr>
       </w:pPr>
-      <w:hyperlink w:anchor="_Toc243682080" w:history="1">
+      <w:hyperlink w:anchor="_Toc243683202" w:history="1">
         <w:r>
           <w:rPr>
             <w:rStyle w:val="Hyperlink"/>
@@ -11182,7 +11182,7 @@
             <w:noProof/>
             <w:webHidden/>
           </w:rPr>
-          <w:instrText xml:space="preserve"> PAGEREF _Toc243682080 \h </w:instrText>
+          <w:instrText xml:space="preserve"> PAGEREF _Toc243683202 \h </w:instrText>
         </w:r>
         <w:r>
           <w:rPr>
@@ -11225,7 +11225,7 @@
           <w:lang w:eastAsia="en-IN"/>
         </w:rPr>
       </w:pPr>
-      <w:hyperlink w:anchor="_Toc243682081" w:history="1">
+      <w:hyperlink w:anchor="_Toc243683203" w:history="1">
         <w:r>
           <w:rPr>
             <w:rStyle w:val="Hyperlink"/>
@@ -11253,7 +11253,7 @@
             <w:noProof/>
             <w:webHidden/>
           </w:rPr>
-          <w:instrText xml:space="preserve"> PAGEREF _Toc243682081 \h </w:instrText>
+          <w:instrText xml:space="preserve"> PAGEREF _Toc243683203 \h </w:instrText>
         </w:r>
         <w:r>
           <w:rPr>
@@ -11296,7 +11296,7 @@
           <w:lang w:eastAsia="en-IN"/>
         </w:rPr>
       </w:pPr>
-      <w:hyperlink w:anchor="_Toc243682082" w:history="1">
+      <w:hyperlink w:anchor="_Toc243683204" w:history="1">
         <w:r>
           <w:rPr>
             <w:rStyle w:val="Hyperlink"/>
@@ -11324,7 +11324,7 @@
             <w:noProof/>
             <w:webHidden/>
           </w:rPr>
-          <w:instrText xml:space="preserve"> PAGEREF _Toc243682082 \h </w:instrText>
+          <w:instrText xml:space="preserve"> PAGEREF _Toc243683204 \h </w:instrText>
         </w:r>
         <w:r>
           <w:rPr>
@@ -11367,7 +11367,7 @@
           <w:lang w:eastAsia="en-IN"/>
         </w:rPr>
       </w:pPr>
-      <w:hyperlink w:anchor="_Toc243682083" w:history="1">
+      <w:hyperlink w:anchor="_Toc243683205" w:history="1">
         <w:r>
           <w:rPr>
             <w:rStyle w:val="Hyperlink"/>
@@ -11395,7 +11395,7 @@
             <w:noProof/>
             <w:webHidden/>
           </w:rPr>
-          <w:instrText xml:space="preserve"> PAGEREF _Toc243682083 \h </w:instrText>
+          <w:instrText xml:space="preserve"> PAGEREF _Toc243683205 \h </w:instrText>
         </w:r>
         <w:r>
           <w:rPr>
@@ -11438,7 +11438,7 @@
           <w:lang w:eastAsia="en-IN"/>
         </w:rPr>
       </w:pPr>
-      <w:hyperlink w:anchor="_Toc243682084" w:history="1">
+      <w:hyperlink w:anchor="_Toc243683206" w:history="1">
         <w:r>
           <w:rPr>
             <w:rStyle w:val="Hyperlink"/>
@@ -11466,7 +11466,7 @@
             <w:noProof/>
             <w:webHidden/>
           </w:rPr>
-          <w:instrText xml:space="preserve"> PAGEREF _Toc243682084 \h </w:instrText>
+          <w:instrText xml:space="preserve"> PAGEREF _Toc243683206 \h </w:instrText>
         </w:r>
         <w:r>
           <w:rPr>
@@ -11509,7 +11509,7 @@
           <w:lang w:eastAsia="en-IN"/>
         </w:rPr>
       </w:pPr>
-      <w:hyperlink w:anchor="_Toc243682085" w:history="1">
+      <w:hyperlink w:anchor="_Toc243683207" w:history="1">
         <w:r>
           <w:rPr>
             <w:rStyle w:val="Hyperlink"/>
@@ -11537,7 +11537,7 @@
             <w:noProof/>
             <w:webHidden/>
           </w:rPr>
-          <w:instrText xml:space="preserve"> PAGEREF _Toc243682085 \h </w:instrText>
+          <w:instrText xml:space="preserve"> PAGEREF _Toc243683207 \h </w:instrText>
         </w:r>
         <w:r>
           <w:rPr>
@@ -11580,7 +11580,7 @@
           <w:lang w:eastAsia="en-IN"/>
         </w:rPr>
       </w:pPr>
-      <w:hyperlink w:anchor="_Toc243682086" w:history="1">
+      <w:hyperlink w:anchor="_Toc243683208" w:history="1">
         <w:r>
           <w:rPr>
             <w:rStyle w:val="Hyperlink"/>
@@ -11608,7 +11608,7 @@
             <w:noProof/>
             <w:webHidden/>
           </w:rPr>
-          <w:instrText xml:space="preserve"> PAGEREF _Toc243682086 \h </w:instrText>
+          <w:instrText xml:space="preserve"> PAGEREF _Toc243683208 \h </w:instrText>
         </w:r>
         <w:r>
           <w:rPr>
@@ -11651,7 +11651,7 @@
           <w:lang w:eastAsia="en-IN"/>
         </w:rPr>
       </w:pPr>
-      <w:hyperlink w:anchor="_Toc243682087" w:history="1">
+      <w:hyperlink w:anchor="_Toc243683209" w:history="1">
         <w:r>
           <w:rPr>
             <w:rStyle w:val="Hyperlink"/>
@@ -11679,7 +11679,7 @@
             <w:noProof/>
             <w:webHidden/>
           </w:rPr>
-          <w:instrText xml:space="preserve"> PAGEREF _Toc243682087 \h </w:instrText>
+          <w:instrText xml:space="preserve"> PAGEREF _Toc243683209 \h </w:instrText>
         </w:r>
         <w:r>
           <w:rPr>
@@ -11722,7 +11722,7 @@
           <w:lang w:eastAsia="en-IN"/>
         </w:rPr>
       </w:pPr>
-      <w:hyperlink w:anchor="_Toc243682088" w:history="1">
+      <w:hyperlink w:anchor="_Toc243683210" w:history="1">
         <w:r>
           <w:rPr>
             <w:rStyle w:val="Hyperlink"/>
@@ -11750,7 +11750,7 @@
             <w:noProof/>
             <w:webHidden/>
           </w:rPr>
-          <w:instrText xml:space="preserve"> PAGEREF _Toc243682088 \h </w:instrText>
+          <w:instrText xml:space="preserve"> PAGEREF _Toc243683210 \h </w:instrText>
         </w:r>
         <w:r>
           <w:rPr>
@@ -11793,7 +11793,7 @@
           <w:lang w:eastAsia="en-IN"/>
         </w:rPr>
       </w:pPr>
-      <w:hyperlink w:anchor="_Toc243682089" w:history="1">
+      <w:hyperlink w:anchor="_Toc243683211" w:history="1">
         <w:r>
           <w:rPr>
             <w:rStyle w:val="Hyperlink"/>
@@ -11821,7 +11821,7 @@
             <w:noProof/>
             <w:webHidden/>
           </w:rPr>
-          <w:instrText xml:space="preserve"> PAGEREF _Toc243682089 \h </w:instrText>
+          <w:instrText xml:space="preserve"> PAGEREF _Toc243683211 \h </w:instrText>
         </w:r>
         <w:r>
           <w:rPr>
@@ -11864,7 +11864,7 @@
           <w:lang w:eastAsia="en-IN"/>
         </w:rPr>
       </w:pPr>
-      <w:hyperlink w:anchor="_Toc243682090" w:history="1">
+      <w:hyperlink w:anchor="_Toc243683212" w:history="1">
         <w:r>
           <w:rPr>
             <w:rStyle w:val="Hyperlink"/>
@@ -11892,7 +11892,7 @@
             <w:noProof/>
             <w:webHidden/>
           </w:rPr>
-          <w:instrText xml:space="preserve"> PAGEREF _Toc243682090 \h </w:instrText>
+          <w:instrText xml:space="preserve"> PAGEREF _Toc243683212 \h </w:instrText>
         </w:r>
         <w:r>
           <w:rPr>
@@ -11935,7 +11935,7 @@
           <w:lang w:eastAsia="en-IN"/>
         </w:rPr>
       </w:pPr>
-      <w:hyperlink w:anchor="_Toc243682091" w:history="1">
+      <w:hyperlink w:anchor="_Toc243683213" w:history="1">
         <w:r>
           <w:rPr>
             <w:rStyle w:val="Hyperlink"/>
@@ -11963,7 +11963,7 @@
             <w:noProof/>
             <w:webHidden/>
           </w:rPr>
-          <w:instrText xml:space="preserve"> PAGEREF _Toc243682091 \h </w:instrText>
+          <w:instrText xml:space="preserve"> PAGEREF _Toc243683213 \h </w:instrText>
         </w:r>
         <w:r>
           <w:rPr>
@@ -12006,7 +12006,7 @@
           <w:lang w:eastAsia="en-IN"/>
         </w:rPr>
       </w:pPr>
-      <w:hyperlink w:anchor="_Toc243682092" w:history="1">
+      <w:hyperlink w:anchor="_Toc243683214" w:history="1">
         <w:r>
           <w:rPr>
             <w:rStyle w:val="Hyperlink"/>
@@ -12034,7 +12034,7 @@
             <w:noProof/>
             <w:webHidden/>
           </w:rPr>
-          <w:instrText xml:space="preserve"> PAGEREF _Toc243682092 \h </w:instrText>
+          <w:instrText xml:space="preserve"> PAGEREF _Toc243683214 \h </w:instrText>
         </w:r>
         <w:r>
           <w:rPr>
@@ -12077,7 +12077,7 @@
           <w:lang w:eastAsia="en-IN"/>
         </w:rPr>
       </w:pPr>
-      <w:hyperlink w:anchor="_Toc243682093" w:history="1">
+      <w:hyperlink w:anchor="_Toc243683215" w:history="1">
         <w:r>
           <w:rPr>
             <w:rStyle w:val="Hyperlink"/>
@@ -12105,7 +12105,7 @@
             <w:noProof/>
             <w:webHidden/>
           </w:rPr>
-          <w:instrText xml:space="preserve"> PAGEREF _Toc243682093 \h </w:instrText>
+          <w:instrText xml:space="preserve"> PAGEREF _Toc243683215 \h </w:instrText>
         </w:r>
         <w:r>
           <w:rPr>
@@ -12148,7 +12148,7 @@
           <w:lang w:eastAsia="en-IN"/>
         </w:rPr>
       </w:pPr>
-      <w:hyperlink w:anchor="_Toc243682094" w:history="1">
+      <w:hyperlink w:anchor="_Toc243683216" w:history="1">
         <w:r>
           <w:rPr>
             <w:rStyle w:val="Hyperlink"/>
@@ -12176,7 +12176,7 @@
             <w:noProof/>
             <w:webHidden/>
           </w:rPr>
-          <w:instrText xml:space="preserve"> PAGEREF _Toc243682094 \h </w:instrText>
+          <w:instrText xml:space="preserve"> PAGEREF _Toc243683216 \h </w:instrText>
         </w:r>
         <w:r>
           <w:rPr>
@@ -12219,7 +12219,7 @@
           <w:lang w:eastAsia="en-IN"/>
         </w:rPr>
       </w:pPr>
-      <w:hyperlink w:anchor="_Toc243682095" w:history="1">
+      <w:hyperlink w:anchor="_Toc243683217" w:history="1">
         <w:r>
           <w:rPr>
             <w:rStyle w:val="Hyperlink"/>
@@ -12247,7 +12247,7 @@
             <w:noProof/>
             <w:webHidden/>
           </w:rPr>
-          <w:instrText xml:space="preserve"> PAGEREF _Toc243682095 \h </w:instrText>
+          <w:instrText xml:space="preserve"> PAGEREF _Toc243683217 \h </w:instrText>
         </w:r>
         <w:r>
           <w:rPr>
@@ -12290,7 +12290,7 @@
           <w:lang w:eastAsia="en-IN"/>
         </w:rPr>
       </w:pPr>
-      <w:hyperlink w:anchor="_Toc243682096" w:history="1">
+      <w:hyperlink w:anchor="_Toc243683218" w:history="1">
         <w:r>
           <w:rPr>
             <w:rStyle w:val="Hyperlink"/>
@@ -12318,7 +12318,7 @@
             <w:noProof/>
             <w:webHidden/>
           </w:rPr>
-          <w:instrText xml:space="preserve"> PAGEREF _Toc243682096 \h </w:instrText>
+          <w:instrText xml:space="preserve"> PAGEREF _Toc243683218 \h </w:instrText>
         </w:r>
         <w:r>
           <w:rPr>
@@ -12361,7 +12361,7 @@
           <w:lang w:eastAsia="en-IN"/>
         </w:rPr>
       </w:pPr>
-      <w:hyperlink w:anchor="_Toc243682097" w:history="1">
+      <w:hyperlink w:anchor="_Toc243683219" w:history="1">
         <w:r>
           <w:rPr>
             <w:rStyle w:val="Hyperlink"/>
@@ -12389,7 +12389,7 @@
             <w:noProof/>
             <w:webHidden/>
           </w:rPr>
-          <w:instrText xml:space="preserve"> PAGEREF _Toc243682097 \h </w:instrText>
+          <w:instrText xml:space="preserve"> PAGEREF _Toc243683219 \h </w:instrText>
         </w:r>
         <w:r>
           <w:rPr>
@@ -12432,7 +12432,7 @@
           <w:lang w:eastAsia="en-IN"/>
         </w:rPr>
       </w:pPr>
-      <w:hyperlink w:anchor="_Toc243682098" w:history="1">
+      <w:hyperlink w:anchor="_Toc243683220" w:history="1">
         <w:r>
           <w:rPr>
             <w:rStyle w:val="Hyperlink"/>
@@ -12460,7 +12460,7 @@
             <w:noProof/>
             <w:webHidden/>
           </w:rPr>
-          <w:instrText xml:space="preserve"> PAGEREF _Toc243682098 \h </w:instrText>
+          <w:instrText xml:space="preserve"> PAGEREF _Toc243683220 \h </w:instrText>
         </w:r>
         <w:r>
           <w:rPr>
@@ -12503,7 +12503,7 @@
           <w:lang w:eastAsia="en-IN"/>
         </w:rPr>
       </w:pPr>
-      <w:hyperlink w:anchor="_Toc243682099" w:history="1">
+      <w:hyperlink w:anchor="_Toc243683221" w:history="1">
         <w:r>
           <w:rPr>
             <w:rStyle w:val="Hyperlink"/>
@@ -12531,7 +12531,7 @@
             <w:noProof/>
             <w:webHidden/>
           </w:rPr>
-          <w:instrText xml:space="preserve"> PAGEREF _Toc243682099 \h </w:instrText>
+          <w:instrText xml:space="preserve"> PAGEREF _Toc243683221 \h </w:instrText>
         </w:r>
         <w:r>
           <w:rPr>
@@ -12574,7 +12574,7 @@
           <w:lang w:eastAsia="en-IN"/>
         </w:rPr>
       </w:pPr>
-      <w:hyperlink w:anchor="_Toc243682100" w:history="1">
+      <w:hyperlink w:anchor="_Toc243683222" w:history="1">
         <w:r>
           <w:rPr>
             <w:rStyle w:val="Hyperlink"/>
@@ -12602,7 +12602,7 @@
             <w:noProof/>
             <w:webHidden/>
           </w:rPr>
-          <w:instrText xml:space="preserve"> PAGEREF _Toc243682100 \h </w:instrText>
+          <w:instrText xml:space="preserve"> PAGEREF _Toc243683222 \h </w:instrText>
         </w:r>
         <w:r>
           <w:rPr>
@@ -12645,7 +12645,7 @@
           <w:lang w:eastAsia="en-IN"/>
         </w:rPr>
       </w:pPr>
-      <w:hyperlink w:anchor="_Toc243682101" w:history="1">
+      <w:hyperlink w:anchor="_Toc243683223" w:history="1">
         <w:r>
           <w:rPr>
             <w:rStyle w:val="Hyperlink"/>
@@ -12673,7 +12673,7 @@
             <w:noProof/>
             <w:webHidden/>
           </w:rPr>
-          <w:instrText xml:space="preserve"> PAGEREF _Toc243682101 \h </w:instrText>
+          <w:instrText xml:space="preserve"> PAGEREF _Toc243683223 \h </w:instrText>
         </w:r>
         <w:r>
           <w:rPr>
@@ -12716,7 +12716,7 @@
           <w:lang w:eastAsia="en-IN"/>
         </w:rPr>
       </w:pPr>
-      <w:hyperlink w:anchor="_Toc243682102" w:history="1">
+      <w:hyperlink w:anchor="_Toc243683224" w:history="1">
         <w:r>
           <w:rPr>
             <w:rStyle w:val="Hyperlink"/>
@@ -12744,7 +12744,7 @@
             <w:noProof/>
             <w:webHidden/>
           </w:rPr>
-          <w:instrText xml:space="preserve"> PAGEREF _Toc243682102 \h </w:instrText>
+          <w:instrText xml:space="preserve"> PAGEREF _Toc243683224 \h </w:instrText>
         </w:r>
         <w:r>
           <w:rPr>
@@ -12787,7 +12787,7 @@
           <w:lang w:eastAsia="en-IN"/>
         </w:rPr>
       </w:pPr>
-      <w:hyperlink w:anchor="_Toc243682103" w:history="1">
+      <w:hyperlink w:anchor="_Toc243683225" w:history="1">
         <w:r>
           <w:rPr>
             <w:rStyle w:val="Hyperlink"/>
@@ -12815,7 +12815,7 @@
             <w:noProof/>
             <w:webHidden/>
           </w:rPr>
-          <w:instrText xml:space="preserve"> PAGEREF _Toc243682103 \h </w:instrText>
+          <w:instrText xml:space="preserve"> PAGEREF _Toc243683225 \h </w:instrText>
         </w:r>
         <w:r>
           <w:rPr>
@@ -12867,7 +12867,7 @@
         <w:pStyle w:val="Heading1"/>
         <w:ind w:left="720" w:hanging="720"/>
       </w:pPr>
-      <w:bookmarkStart w:id="0" w:name="_Toc243681974"/>
+      <w:bookmarkStart w:id="0" w:name="_Toc243683096"/>
       <w:r>
         <w:lastRenderedPageBreak/>
         <w:t>Introduction</w:t>
@@ -12878,7 +12878,7 @@
       <w:pPr>
         <w:pStyle w:val="Heading2"/>
       </w:pPr>
-      <w:bookmarkStart w:id="1" w:name="_Toc243681975"/>
+      <w:bookmarkStart w:id="1" w:name="_Toc243683097"/>
       <w:r>
         <w:t>Purpose</w:t>
       </w:r>
@@ -12900,7 +12900,7 @@
       <w:pPr>
         <w:pStyle w:val="Heading2"/>
       </w:pPr>
-      <w:bookmarkStart w:id="2" w:name="_Toc243681976"/>
+      <w:bookmarkStart w:id="2" w:name="_Toc243683098"/>
       <w:r>
         <w:t>Audience</w:t>
       </w:r>
@@ -12922,7 +12922,7 @@
       <w:pPr>
         <w:pStyle w:val="Heading2"/>
       </w:pPr>
-      <w:bookmarkStart w:id="3" w:name="_Toc243681977"/>
+      <w:bookmarkStart w:id="3" w:name="_Toc243683099"/>
       <w:r>
         <w:t>Conventions</w:t>
       </w:r>
@@ -13074,7 +13074,7 @@
       <w:pPr>
         <w:pStyle w:val="Heading2"/>
       </w:pPr>
-      <w:bookmarkStart w:id="4" w:name="_Toc243681978"/>
+      <w:bookmarkStart w:id="4" w:name="_Toc243683100"/>
       <w:r>
         <w:t>Related Documents</w:t>
       </w:r>
@@ -13165,7 +13165,7 @@
         <w:pStyle w:val="Heading1"/>
         <w:ind w:left="720" w:hanging="720"/>
       </w:pPr>
-      <w:bookmarkStart w:id="5" w:name="_Toc243681979"/>
+      <w:bookmarkStart w:id="5" w:name="_Toc243683101"/>
       <w:r>
         <w:t>Application Overview</w:t>
       </w:r>
@@ -13175,7 +13175,7 @@
       <w:pPr>
         <w:pStyle w:val="Heading2"/>
       </w:pPr>
-      <w:bookmarkStart w:id="6" w:name="_Toc243681980"/>
+      <w:bookmarkStart w:id="6" w:name="_Toc243683102"/>
       <w:r>
         <w:t>What the GUI is</w:t>
       </w:r>
@@ -13197,7 +13197,7 @@
       <w:pPr>
         <w:pStyle w:val="Heading2"/>
       </w:pPr>
-      <w:bookmarkStart w:id="7" w:name="_Toc243681981"/>
+      <w:bookmarkStart w:id="7" w:name="_Toc243683103"/>
       <w:r>
         <w:lastRenderedPageBreak/>
         <w:t>Program files</w:t>
@@ -13381,7 +13381,7 @@
         <w:pStyle w:val="Caption"/>
         <w:jc w:val="center"/>
       </w:pPr>
-      <w:bookmarkStart w:id="8" w:name="_Toc243682071"/>
+      <w:bookmarkStart w:id="8" w:name="_Toc243683193"/>
       <w:r>
         <w:rPr>
           <w:rFonts w:ascii="Times New Roman" w:eastAsia="Times New Roman" w:hAnsi="Times New Roman" w:cs="Times New Roman"/>
@@ -13443,7 +13443,7 @@
       <w:pPr>
         <w:pStyle w:val="Heading2"/>
       </w:pPr>
-      <w:bookmarkStart w:id="9" w:name="_Toc243681982"/>
+      <w:bookmarkStart w:id="9" w:name="_Toc243683104"/>
       <w:r>
         <w:t>Window</w:t>
       </w:r>
@@ -13465,7 +13465,7 @@
       <w:pPr>
         <w:pStyle w:val="Heading2"/>
       </w:pPr>
-      <w:bookmarkStart w:id="10" w:name="_Toc243681983"/>
+      <w:bookmarkStart w:id="10" w:name="_Toc243683105"/>
       <w:r>
         <w:t>Build stamps</w:t>
       </w:r>
@@ -13514,7 +13514,7 @@
         <w:pStyle w:val="Heading1"/>
         <w:ind w:left="720" w:hanging="720"/>
       </w:pPr>
-      <w:bookmarkStart w:id="11" w:name="_Toc243681984"/>
+      <w:bookmarkStart w:id="11" w:name="_Toc243683106"/>
       <w:r>
         <w:t>Window Layout</w:t>
       </w:r>
@@ -13543,7 +13543,7 @@
           <w:noProof/>
         </w:rPr>
         <w:drawing>
-          <wp:inline distT="0" distB="0" distL="0" distR="0" wp14:anchorId="68FD851D" wp14:editId="60E8A0AB">
+          <wp:inline distT="0" distB="0" distL="0" distR="0" wp14:anchorId="673D1975" wp14:editId="2E067C37">
             <wp:extent cx="5580000" cy="3138750"/>
             <wp:effectExtent l="0" t="0" r="0" b="0"/>
             <wp:docPr id="888501832" name="Picture 888501832"/>
@@ -13584,7 +13584,7 @@
         <w:pStyle w:val="Caption"/>
         <w:jc w:val="center"/>
       </w:pPr>
-      <w:bookmarkStart w:id="12" w:name="_Toc243682054"/>
+      <w:bookmarkStart w:id="12" w:name="_Toc243683176"/>
       <w:r>
         <w:rPr>
           <w:rFonts w:ascii="Times New Roman" w:eastAsia="Times New Roman" w:hAnsi="Times New Roman" w:cs="Times New Roman"/>
@@ -13949,7 +13949,7 @@
         <w:pStyle w:val="Caption"/>
         <w:jc w:val="center"/>
       </w:pPr>
-      <w:bookmarkStart w:id="13" w:name="_Toc243682072"/>
+      <w:bookmarkStart w:id="13" w:name="_Toc243683194"/>
       <w:r>
         <w:rPr>
           <w:rFonts w:ascii="Times New Roman" w:eastAsia="Times New Roman" w:hAnsi="Times New Roman" w:cs="Times New Roman"/>
@@ -14012,7 +14012,7 @@
         <w:pStyle w:val="Heading1"/>
         <w:ind w:left="720" w:hanging="720"/>
       </w:pPr>
-      <w:bookmarkStart w:id="14" w:name="_Toc243681985"/>
+      <w:bookmarkStart w:id="14" w:name="_Toc243683107"/>
       <w:r>
         <w:t>Status Bar</w:t>
       </w:r>
@@ -14022,7 +14022,7 @@
       <w:pPr>
         <w:pStyle w:val="Heading2"/>
       </w:pPr>
-      <w:bookmarkStart w:id="15" w:name="_Toc243681986"/>
+      <w:bookmarkStart w:id="15" w:name="_Toc243683108"/>
       <w:r>
         <w:t>Fields, left to right</w:t>
       </w:r>
@@ -14782,7 +14782,7 @@
         <w:pStyle w:val="Caption"/>
         <w:jc w:val="center"/>
       </w:pPr>
-      <w:bookmarkStart w:id="16" w:name="_Toc243682073"/>
+      <w:bookmarkStart w:id="16" w:name="_Toc243683195"/>
       <w:r>
         <w:rPr>
           <w:rFonts w:ascii="Times New Roman" w:eastAsia="Times New Roman" w:hAnsi="Times New Roman" w:cs="Times New Roman"/>
@@ -14853,7 +14853,7 @@
       <w:pPr>
         <w:pStyle w:val="Heading2"/>
       </w:pPr>
-      <w:bookmarkStart w:id="17" w:name="_Toc243681987"/>
+      <w:bookmarkStart w:id="17" w:name="_Toc243683109"/>
       <w:r>
         <w:lastRenderedPageBreak/>
         <w:t>Serial port controls</w:t>
@@ -15255,7 +15255,7 @@
         <w:pStyle w:val="Caption"/>
         <w:jc w:val="center"/>
       </w:pPr>
-      <w:bookmarkStart w:id="18" w:name="_Toc243682074"/>
+      <w:bookmarkStart w:id="18" w:name="_Toc243683196"/>
       <w:r>
         <w:rPr>
           <w:rFonts w:ascii="Times New Roman" w:eastAsia="Times New Roman" w:hAnsi="Times New Roman" w:cs="Times New Roman"/>
@@ -15317,7 +15317,7 @@
       <w:pPr>
         <w:pStyle w:val="Heading2"/>
       </w:pPr>
-      <w:bookmarkStart w:id="19" w:name="_Toc243681988"/>
+      <w:bookmarkStart w:id="19" w:name="_Toc243683110"/>
       <w:r>
         <w:t>HV pill and state pill</w:t>
       </w:r>
@@ -15760,7 +15760,7 @@
         <w:pStyle w:val="Caption"/>
         <w:jc w:val="center"/>
       </w:pPr>
-      <w:bookmarkStart w:id="20" w:name="_Toc243682075"/>
+      <w:bookmarkStart w:id="20" w:name="_Toc243683197"/>
       <w:r>
         <w:rPr>
           <w:rFonts w:ascii="Times New Roman" w:eastAsia="Times New Roman" w:hAnsi="Times New Roman" w:cs="Times New Roman"/>
@@ -16312,7 +16312,7 @@
         <w:pStyle w:val="Caption"/>
         <w:jc w:val="center"/>
       </w:pPr>
-      <w:bookmarkStart w:id="21" w:name="_Toc243682076"/>
+      <w:bookmarkStart w:id="21" w:name="_Toc243683198"/>
       <w:r>
         <w:rPr>
           <w:rFonts w:ascii="Times New Roman" w:eastAsia="Times New Roman" w:hAnsi="Times New Roman" w:cs="Times New Roman"/>
@@ -16362,7 +16362,7 @@
       <w:pPr>
         <w:pStyle w:val="Heading2"/>
       </w:pPr>
-      <w:bookmarkStart w:id="22" w:name="_Toc243681989"/>
+      <w:bookmarkStart w:id="22" w:name="_Toc243683111"/>
       <w:r>
         <w:t>High-voltage banner</w:t>
       </w:r>
@@ -16545,7 +16545,7 @@
         <w:pStyle w:val="Heading1"/>
         <w:ind w:left="720" w:hanging="720"/>
       </w:pPr>
-      <w:bookmarkStart w:id="23" w:name="_Toc243681990"/>
+      <w:bookmarkStart w:id="23" w:name="_Toc243683112"/>
       <w:r>
         <w:t>Navigation Rail</w:t>
       </w:r>
@@ -17132,7 +17132,7 @@
         <w:pStyle w:val="Caption"/>
         <w:jc w:val="center"/>
       </w:pPr>
-      <w:bookmarkStart w:id="24" w:name="_Toc243682077"/>
+      <w:bookmarkStart w:id="24" w:name="_Toc243683199"/>
       <w:r>
         <w:rPr>
           <w:rFonts w:ascii="Times New Roman" w:eastAsia="Times New Roman" w:hAnsi="Times New Roman" w:cs="Times New Roman"/>
@@ -17310,7 +17310,7 @@
         <w:pStyle w:val="Heading1"/>
         <w:ind w:left="720" w:hanging="720"/>
       </w:pPr>
-      <w:bookmarkStart w:id="25" w:name="_Toc243681991"/>
+      <w:bookmarkStart w:id="25" w:name="_Toc243683113"/>
       <w:r>
         <w:t>Run Screen</w:t>
       </w:r>
@@ -17332,7 +17332,7 @@
       <w:pPr>
         <w:pStyle w:val="Heading2"/>
       </w:pPr>
-      <w:bookmarkStart w:id="26" w:name="_Toc243681992"/>
+      <w:bookmarkStart w:id="26" w:name="_Toc243683114"/>
       <w:r>
         <w:t>Verdict panel</w:t>
       </w:r>
@@ -17751,7 +17751,7 @@
         <w:pStyle w:val="Caption"/>
         <w:jc w:val="center"/>
       </w:pPr>
-      <w:bookmarkStart w:id="27" w:name="_Toc243682078"/>
+      <w:bookmarkStart w:id="27" w:name="_Toc243683200"/>
       <w:r>
         <w:rPr>
           <w:rFonts w:ascii="Times New Roman" w:eastAsia="Times New Roman" w:hAnsi="Times New Roman" w:cs="Times New Roman"/>
@@ -17969,7 +17969,7 @@
       <w:pPr>
         <w:pStyle w:val="Heading2"/>
       </w:pPr>
-      <w:bookmarkStart w:id="28" w:name="_Toc243681993"/>
+      <w:bookmarkStart w:id="28" w:name="_Toc243683115"/>
       <w:r>
         <w:t>Big round button</w:t>
       </w:r>
@@ -18438,7 +18438,7 @@
         <w:pStyle w:val="Caption"/>
         <w:jc w:val="center"/>
       </w:pPr>
-      <w:bookmarkStart w:id="29" w:name="_Toc243682079"/>
+      <w:bookmarkStart w:id="29" w:name="_Toc243683201"/>
       <w:r>
         <w:rPr>
           <w:rFonts w:ascii="Times New Roman" w:eastAsia="Times New Roman" w:hAnsi="Times New Roman" w:cs="Times New Roman"/>
@@ -18509,7 +18509,7 @@
       <w:pPr>
         <w:pStyle w:val="Heading2"/>
       </w:pPr>
-      <w:bookmarkStart w:id="30" w:name="_Toc243681994"/>
+      <w:bookmarkStart w:id="30" w:name="_Toc243683116"/>
       <w:r>
         <w:t>Netlist strip</w:t>
       </w:r>
@@ -18531,7 +18531,7 @@
       <w:pPr>
         <w:pStyle w:val="Heading2"/>
       </w:pPr>
-      <w:bookmarkStart w:id="31" w:name="_Toc243681995"/>
+      <w:bookmarkStart w:id="31" w:name="_Toc243683117"/>
       <w:r>
         <w:t>Handover panel</w:t>
       </w:r>
@@ -18600,7 +18600,7 @@
         </w:rPr>
         <w:lastRenderedPageBreak/>
         <w:drawing>
-          <wp:inline distT="0" distB="0" distL="0" distR="0" wp14:anchorId="5768B8FB" wp14:editId="678D4E7F">
+          <wp:inline distT="0" distB="0" distL="0" distR="0" wp14:anchorId="49D8143C" wp14:editId="018D1BDD">
             <wp:extent cx="5580000" cy="3138750"/>
             <wp:effectExtent l="0" t="0" r="0" b="0"/>
             <wp:docPr id="888501833" name="Picture 888501833"/>
@@ -18641,7 +18641,7 @@
         <w:pStyle w:val="Caption"/>
         <w:jc w:val="center"/>
       </w:pPr>
-      <w:bookmarkStart w:id="32" w:name="_Toc243682055"/>
+      <w:bookmarkStart w:id="32" w:name="_Toc243683177"/>
       <w:r>
         <w:rPr>
           <w:rFonts w:ascii="Times New Roman" w:eastAsia="Times New Roman" w:hAnsi="Times New Roman" w:cs="Times New Roman"/>
@@ -18742,7 +18742,7 @@
       <w:pPr>
         <w:pStyle w:val="Heading2"/>
       </w:pPr>
-      <w:bookmarkStart w:id="33" w:name="_Toc243681996"/>
+      <w:bookmarkStart w:id="33" w:name="_Toc243683118"/>
       <w:r>
         <w:t>Fixture sequence panel</w:t>
       </w:r>
@@ -18999,7 +18999,7 @@
         <w:pStyle w:val="Caption"/>
         <w:jc w:val="center"/>
       </w:pPr>
-      <w:bookmarkStart w:id="34" w:name="_Toc243682080"/>
+      <w:bookmarkStart w:id="34" w:name="_Toc243683202"/>
       <w:r>
         <w:rPr>
           <w:rFonts w:ascii="Times New Roman" w:eastAsia="Times New Roman" w:hAnsi="Times New Roman" w:cs="Times New Roman"/>
@@ -19049,7 +19049,7 @@
       <w:pPr>
         <w:pStyle w:val="Heading2"/>
       </w:pPr>
-      <w:bookmarkStart w:id="35" w:name="_Toc243681997"/>
+      <w:bookmarkStart w:id="35" w:name="_Toc243683119"/>
       <w:r>
         <w:t>Test cards</w:t>
       </w:r>
@@ -19638,7 +19638,7 @@
         <w:pStyle w:val="Caption"/>
         <w:jc w:val="center"/>
       </w:pPr>
-      <w:bookmarkStart w:id="36" w:name="_Toc243682081"/>
+      <w:bookmarkStart w:id="36" w:name="_Toc243683203"/>
       <w:r>
         <w:rPr>
           <w:rFonts w:ascii="Times New Roman" w:eastAsia="Times New Roman" w:hAnsi="Times New Roman" w:cs="Times New Roman"/>
@@ -19739,7 +19739,7 @@
       <w:pPr>
         <w:pStyle w:val="Heading2"/>
       </w:pPr>
-      <w:bookmarkStart w:id="37" w:name="_Toc243681998"/>
+      <w:bookmarkStart w:id="37" w:name="_Toc243683120"/>
       <w:r>
         <w:t>Auto scan strip</w:t>
       </w:r>
@@ -19800,7 +19800,7 @@
       <w:pPr>
         <w:pStyle w:val="Heading2"/>
       </w:pPr>
-      <w:bookmarkStart w:id="38" w:name="_Toc243681999"/>
+      <w:bookmarkStart w:id="38" w:name="_Toc243683121"/>
       <w:r>
         <w:t>Faults panel</w:t>
       </w:r>
@@ -20246,7 +20246,7 @@
         <w:pStyle w:val="Caption"/>
         <w:jc w:val="center"/>
       </w:pPr>
-      <w:bookmarkStart w:id="39" w:name="_Toc243682082"/>
+      <w:bookmarkStart w:id="39" w:name="_Toc243683204"/>
       <w:r>
         <w:rPr>
           <w:rFonts w:ascii="Times New Roman" w:eastAsia="Times New Roman" w:hAnsi="Times New Roman" w:cs="Times New Roman"/>
@@ -20296,7 +20296,7 @@
       <w:pPr>
         <w:pStyle w:val="Heading2"/>
       </w:pPr>
-      <w:bookmarkStart w:id="40" w:name="_Toc243682000"/>
+      <w:bookmarkStart w:id="40" w:name="_Toc243683122"/>
       <w:r>
         <w:t>Test details panel</w:t>
       </w:r>
@@ -20331,7 +20331,7 @@
       <w:pPr>
         <w:pStyle w:val="Heading2"/>
       </w:pPr>
-      <w:bookmarkStart w:id="41" w:name="_Toc243682001"/>
+      <w:bookmarkStart w:id="41" w:name="_Toc243683123"/>
       <w:r>
         <w:t>HV stack panel</w:t>
       </w:r>
@@ -20433,7 +20433,7 @@
       <w:pPr>
         <w:pStyle w:val="Heading2"/>
       </w:pPr>
-      <w:bookmarkStart w:id="42" w:name="_Toc243682002"/>
+      <w:bookmarkStart w:id="42" w:name="_Toc243683124"/>
       <w:r>
         <w:t>When the Run buttons are enabled</w:t>
       </w:r>
@@ -21022,7 +21022,7 @@
         <w:pStyle w:val="Caption"/>
         <w:jc w:val="center"/>
       </w:pPr>
-      <w:bookmarkStart w:id="43" w:name="_Toc243682083"/>
+      <w:bookmarkStart w:id="43" w:name="_Toc243683205"/>
       <w:r>
         <w:rPr>
           <w:rFonts w:ascii="Times New Roman" w:eastAsia="Times New Roman" w:hAnsi="Times New Roman" w:cs="Times New Roman"/>
@@ -21107,7 +21107,7 @@
         <w:pStyle w:val="Heading1"/>
         <w:ind w:left="720" w:hanging="720"/>
       </w:pPr>
-      <w:bookmarkStart w:id="44" w:name="_Toc243682003"/>
+      <w:bookmarkStart w:id="44" w:name="_Toc243683125"/>
       <w:r>
         <w:t>Continuity Screen</w:t>
       </w:r>
@@ -21124,7 +21124,7 @@
           <w:noProof/>
         </w:rPr>
         <w:drawing>
-          <wp:inline distT="0" distB="0" distL="0" distR="0" wp14:anchorId="33094BC2" wp14:editId="06AC215B">
+          <wp:inline distT="0" distB="0" distL="0" distR="0" wp14:anchorId="1D72AD80" wp14:editId="5376D487">
             <wp:extent cx="5580000" cy="3196875"/>
             <wp:effectExtent l="0" t="0" r="0" b="0"/>
             <wp:docPr id="888501834" name="Picture 888501834"/>
@@ -21165,7 +21165,7 @@
         <w:pStyle w:val="Caption"/>
         <w:jc w:val="center"/>
       </w:pPr>
-      <w:bookmarkStart w:id="45" w:name="_Toc243682056"/>
+      <w:bookmarkStart w:id="45" w:name="_Toc243683178"/>
       <w:r>
         <w:rPr>
           <w:rFonts w:ascii="Times New Roman" w:eastAsia="Times New Roman" w:hAnsi="Times New Roman" w:cs="Times New Roman"/>
@@ -21215,7 +21215,7 @@
       <w:pPr>
         <w:pStyle w:val="Heading2"/>
       </w:pPr>
-      <w:bookmarkStart w:id="46" w:name="_Toc243682004"/>
+      <w:bookmarkStart w:id="46" w:name="_Toc243683126"/>
       <w:r>
         <w:lastRenderedPageBreak/>
         <w:t>View bar</w:t>
@@ -21342,7 +21342,7 @@
       <w:pPr>
         <w:pStyle w:val="Heading2"/>
       </w:pPr>
-      <w:bookmarkStart w:id="47" w:name="_Toc243682005"/>
+      <w:bookmarkStart w:id="47" w:name="_Toc243683127"/>
       <w:r>
         <w:t>Netlist and fixture strips</w:t>
       </w:r>
@@ -21390,7 +21390,7 @@
       <w:pPr>
         <w:pStyle w:val="Heading2"/>
       </w:pPr>
-      <w:bookmarkStart w:id="48" w:name="_Toc243682006"/>
+      <w:bookmarkStart w:id="48" w:name="_Toc243683128"/>
       <w:r>
         <w:t>Mode selector</w:t>
       </w:r>
@@ -21647,7 +21647,7 @@
         <w:pStyle w:val="Caption"/>
         <w:jc w:val="center"/>
       </w:pPr>
-      <w:bookmarkStart w:id="49" w:name="_Toc243682084"/>
+      <w:bookmarkStart w:id="49" w:name="_Toc243683206"/>
       <w:r>
         <w:rPr>
           <w:rFonts w:ascii="Times New Roman" w:eastAsia="Times New Roman" w:hAnsi="Times New Roman" w:cs="Times New Roman"/>
@@ -21697,7 +21697,7 @@
       <w:pPr>
         <w:pStyle w:val="Heading2"/>
       </w:pPr>
-      <w:bookmarkStart w:id="50" w:name="_Toc243682007"/>
+      <w:bookmarkStart w:id="50" w:name="_Toc243683129"/>
       <w:r>
         <w:t>Facts band</w:t>
       </w:r>
@@ -21810,7 +21810,7 @@
       <w:pPr>
         <w:pStyle w:val="Heading2"/>
       </w:pPr>
-      <w:bookmarkStart w:id="51" w:name="_Toc243682008"/>
+      <w:bookmarkStart w:id="51" w:name="_Toc243683130"/>
       <w:r>
         <w:t>Result tiles</w:t>
       </w:r>
@@ -22183,7 +22183,7 @@
         <w:pStyle w:val="Caption"/>
         <w:jc w:val="center"/>
       </w:pPr>
-      <w:bookmarkStart w:id="52" w:name="_Toc243682085"/>
+      <w:bookmarkStart w:id="52" w:name="_Toc243683207"/>
       <w:r>
         <w:rPr>
           <w:rFonts w:ascii="Times New Roman" w:eastAsia="Times New Roman" w:hAnsi="Times New Roman" w:cs="Times New Roman"/>
@@ -22233,7 +22233,7 @@
       <w:pPr>
         <w:pStyle w:val="Heading2"/>
       </w:pPr>
-      <w:bookmarkStart w:id="53" w:name="_Toc243682009"/>
+      <w:bookmarkStart w:id="53" w:name="_Toc243683131"/>
       <w:r>
         <w:t>Harness wiring diagram</w:t>
       </w:r>
@@ -22302,7 +22302,7 @@
         </w:rPr>
         <w:lastRenderedPageBreak/>
         <w:drawing>
-          <wp:inline distT="0" distB="0" distL="0" distR="0" wp14:anchorId="1488454D" wp14:editId="4AD75903">
+          <wp:inline distT="0" distB="0" distL="0" distR="0" wp14:anchorId="10C419E6" wp14:editId="4E223610">
             <wp:extent cx="5580000" cy="4191118"/>
             <wp:effectExtent l="0" t="0" r="0" b="0"/>
             <wp:docPr id="888501835" name="Picture 888501835"/>
@@ -22343,7 +22343,7 @@
         <w:pStyle w:val="Caption"/>
         <w:jc w:val="center"/>
       </w:pPr>
-      <w:bookmarkStart w:id="54" w:name="_Toc243682057"/>
+      <w:bookmarkStart w:id="54" w:name="_Toc243683179"/>
       <w:r>
         <w:rPr>
           <w:rFonts w:ascii="Times New Roman" w:eastAsia="Times New Roman" w:hAnsi="Times New Roman" w:cs="Times New Roman"/>
@@ -22661,7 +22661,7 @@
       <w:pPr>
         <w:pStyle w:val="Heading2"/>
       </w:pPr>
-      <w:bookmarkStart w:id="55" w:name="_Toc243682010"/>
+      <w:bookmarkStart w:id="55" w:name="_Toc243683132"/>
       <w:r>
         <w:lastRenderedPageBreak/>
         <w:t>Connection results table</w:t>
@@ -22724,7 +22724,7 @@
           <w:noProof/>
         </w:rPr>
         <w:drawing>
-          <wp:inline distT="0" distB="0" distL="0" distR="0" wp14:anchorId="427EB137" wp14:editId="11615EC1">
+          <wp:inline distT="0" distB="0" distL="0" distR="0" wp14:anchorId="1180F5C8" wp14:editId="1B61B7B3">
             <wp:extent cx="5580000" cy="2325000"/>
             <wp:effectExtent l="0" t="0" r="0" b="0"/>
             <wp:docPr id="888501836" name="Picture 888501836"/>
@@ -22765,7 +22765,7 @@
         <w:pStyle w:val="Caption"/>
         <w:jc w:val="center"/>
       </w:pPr>
-      <w:bookmarkStart w:id="56" w:name="_Toc243682058"/>
+      <w:bookmarkStart w:id="56" w:name="_Toc243683180"/>
       <w:r>
         <w:rPr>
           <w:rFonts w:ascii="Times New Roman" w:eastAsia="Times New Roman" w:hAnsi="Times New Roman" w:cs="Times New Roman"/>
@@ -22815,7 +22815,7 @@
       <w:pPr>
         <w:pStyle w:val="Heading2"/>
       </w:pPr>
-      <w:bookmarkStart w:id="57" w:name="_Toc243682011"/>
+      <w:bookmarkStart w:id="57" w:name="_Toc243683133"/>
       <w:r>
         <w:t>Net inspector and Fixture connectors</w:t>
       </w:r>
@@ -23185,7 +23185,7 @@
         <w:pStyle w:val="Caption"/>
         <w:jc w:val="center"/>
       </w:pPr>
-      <w:bookmarkStart w:id="58" w:name="_Toc243682086"/>
+      <w:bookmarkStart w:id="58" w:name="_Toc243683208"/>
       <w:r>
         <w:rPr>
           <w:rFonts w:ascii="Times New Roman" w:eastAsia="Times New Roman" w:hAnsi="Times New Roman" w:cs="Times New Roman"/>
@@ -23235,7 +23235,7 @@
       <w:pPr>
         <w:pStyle w:val="Heading2"/>
       </w:pPr>
-      <w:bookmarkStart w:id="59" w:name="_Toc243682012"/>
+      <w:bookmarkStart w:id="59" w:name="_Toc243683134"/>
       <w:r>
         <w:t>Cross continuity mode</w:t>
       </w:r>
@@ -23389,7 +23389,7 @@
         <w:pStyle w:val="Heading1"/>
         <w:ind w:left="720" w:hanging="720"/>
       </w:pPr>
-      <w:bookmarkStart w:id="60" w:name="_Toc243682013"/>
+      <w:bookmarkStart w:id="60" w:name="_Toc243683135"/>
       <w:r>
         <w:t>Resistance Screen</w:t>
       </w:r>
@@ -23406,7 +23406,7 @@
           <w:noProof/>
         </w:rPr>
         <w:drawing>
-          <wp:inline distT="0" distB="0" distL="0" distR="0" wp14:anchorId="5F7CC86F" wp14:editId="51223E9D">
+          <wp:inline distT="0" distB="0" distL="0" distR="0" wp14:anchorId="0ED110CB" wp14:editId="057DE928">
             <wp:extent cx="5580000" cy="5231250"/>
             <wp:effectExtent l="0" t="0" r="0" b="0"/>
             <wp:docPr id="888501837" name="Picture 888501837"/>
@@ -23447,7 +23447,7 @@
         <w:pStyle w:val="Caption"/>
         <w:jc w:val="center"/>
       </w:pPr>
-      <w:bookmarkStart w:id="61" w:name="_Toc243682059"/>
+      <w:bookmarkStart w:id="61" w:name="_Toc243683181"/>
       <w:r>
         <w:rPr>
           <w:rFonts w:ascii="Times New Roman" w:eastAsia="Times New Roman" w:hAnsi="Times New Roman" w:cs="Times New Roman"/>
@@ -23497,7 +23497,7 @@
       <w:pPr>
         <w:pStyle w:val="Heading2"/>
       </w:pPr>
-      <w:bookmarkStart w:id="62" w:name="_Toc243682014"/>
+      <w:bookmarkStart w:id="62" w:name="_Toc243683136"/>
       <w:r>
         <w:t>View bar, netlist strip and facts band</w:t>
       </w:r>
@@ -23662,7 +23662,7 @@
       <w:pPr>
         <w:pStyle w:val="Heading2"/>
       </w:pPr>
-      <w:bookmarkStart w:id="63" w:name="_Toc243682015"/>
+      <w:bookmarkStart w:id="63" w:name="_Toc243683137"/>
       <w:r>
         <w:lastRenderedPageBreak/>
         <w:t>Main column</w:t>
@@ -24011,7 +24011,7 @@
         <w:pStyle w:val="Caption"/>
         <w:jc w:val="center"/>
       </w:pPr>
-      <w:bookmarkStart w:id="64" w:name="_Toc243682087"/>
+      <w:bookmarkStart w:id="64" w:name="_Toc243683209"/>
       <w:r>
         <w:rPr>
           <w:rFonts w:ascii="Times New Roman" w:eastAsia="Times New Roman" w:hAnsi="Times New Roman" w:cs="Times New Roman"/>
@@ -24061,7 +24061,7 @@
       <w:pPr>
         <w:pStyle w:val="Heading2"/>
       </w:pPr>
-      <w:bookmarkStart w:id="65" w:name="_Toc243682016"/>
+      <w:bookmarkStart w:id="65" w:name="_Toc243683138"/>
       <w:r>
         <w:t>Side column</w:t>
       </w:r>
@@ -24433,7 +24433,7 @@
         <w:pStyle w:val="Caption"/>
         <w:jc w:val="center"/>
       </w:pPr>
-      <w:bookmarkStart w:id="66" w:name="_Toc243682088"/>
+      <w:bookmarkStart w:id="66" w:name="_Toc243683210"/>
       <w:r>
         <w:rPr>
           <w:rFonts w:ascii="Times New Roman" w:eastAsia="Times New Roman" w:hAnsi="Times New Roman" w:cs="Times New Roman"/>
@@ -24484,7 +24484,7 @@
         <w:pStyle w:val="Heading1"/>
         <w:ind w:left="720" w:hanging="720"/>
       </w:pPr>
-      <w:bookmarkStart w:id="67" w:name="_Toc243682017"/>
+      <w:bookmarkStart w:id="67" w:name="_Toc243683139"/>
       <w:r>
         <w:t>Insulation Screen</w:t>
       </w:r>
@@ -24501,7 +24501,7 @@
           <w:noProof/>
         </w:rPr>
         <w:drawing>
-          <wp:inline distT="0" distB="0" distL="0" distR="0" wp14:anchorId="29C8E348" wp14:editId="1AC3F742">
+          <wp:inline distT="0" distB="0" distL="0" distR="0" wp14:anchorId="4A6659DB" wp14:editId="5391F47C">
             <wp:extent cx="5580000" cy="2412188"/>
             <wp:effectExtent l="0" t="0" r="0" b="0"/>
             <wp:docPr id="888501838" name="Picture 888501838"/>
@@ -24542,7 +24542,7 @@
         <w:pStyle w:val="Caption"/>
         <w:jc w:val="center"/>
       </w:pPr>
-      <w:bookmarkStart w:id="68" w:name="_Toc243682060"/>
+      <w:bookmarkStart w:id="68" w:name="_Toc243683182"/>
       <w:r>
         <w:rPr>
           <w:rFonts w:ascii="Times New Roman" w:eastAsia="Times New Roman" w:hAnsi="Times New Roman" w:cs="Times New Roman"/>
@@ -24592,7 +24592,7 @@
       <w:pPr>
         <w:pStyle w:val="Heading2"/>
       </w:pPr>
-      <w:bookmarkStart w:id="69" w:name="_Toc243682018"/>
+      <w:bookmarkStart w:id="69" w:name="_Toc243683140"/>
       <w:r>
         <w:t>View bar, netlist strip and facts band</w:t>
       </w:r>
@@ -24822,7 +24822,7 @@
       <w:pPr>
         <w:pStyle w:val="Heading2"/>
       </w:pPr>
-      <w:bookmarkStart w:id="70" w:name="_Toc243682019"/>
+      <w:bookmarkStart w:id="70" w:name="_Toc243683141"/>
       <w:r>
         <w:t>Relay state</w:t>
       </w:r>
@@ -25210,7 +25210,7 @@
         <w:pStyle w:val="Caption"/>
         <w:jc w:val="center"/>
       </w:pPr>
-      <w:bookmarkStart w:id="71" w:name="_Toc243682089"/>
+      <w:bookmarkStart w:id="71" w:name="_Toc243683211"/>
       <w:r>
         <w:rPr>
           <w:rFonts w:ascii="Times New Roman" w:eastAsia="Times New Roman" w:hAnsi="Times New Roman" w:cs="Times New Roman"/>
@@ -25272,7 +25272,7 @@
       <w:pPr>
         <w:pStyle w:val="Heading2"/>
       </w:pPr>
-      <w:bookmarkStart w:id="72" w:name="_Toc243682020"/>
+      <w:bookmarkStart w:id="72" w:name="_Toc243683142"/>
       <w:r>
         <w:t>Net results and Connection results</w:t>
       </w:r>
@@ -25374,7 +25374,7 @@
       <w:pPr>
         <w:pStyle w:val="Heading2"/>
       </w:pPr>
-      <w:bookmarkStart w:id="73" w:name="_Toc243682021"/>
+      <w:bookmarkStart w:id="73" w:name="_Toc243683143"/>
       <w:r>
         <w:t>HV rail and Safety panels</w:t>
       </w:r>
@@ -25716,7 +25716,7 @@
         <w:pStyle w:val="Caption"/>
         <w:jc w:val="center"/>
       </w:pPr>
-      <w:bookmarkStart w:id="74" w:name="_Toc243682090"/>
+      <w:bookmarkStart w:id="74" w:name="_Toc243683212"/>
       <w:r>
         <w:rPr>
           <w:rFonts w:ascii="Times New Roman" w:eastAsia="Times New Roman" w:hAnsi="Times New Roman" w:cs="Times New Roman"/>
@@ -25833,7 +25833,7 @@
         </w:rPr>
         <w:lastRenderedPageBreak/>
         <w:drawing>
-          <wp:inline distT="0" distB="0" distL="0" distR="0" wp14:anchorId="6AF157FF" wp14:editId="47C9B43E">
+          <wp:inline distT="0" distB="0" distL="0" distR="0" wp14:anchorId="215D0F4B" wp14:editId="0A206659">
             <wp:extent cx="5580000" cy="3196875"/>
             <wp:effectExtent l="0" t="0" r="0" b="0"/>
             <wp:docPr id="888501839" name="Picture 888501839"/>
@@ -25874,7 +25874,7 @@
         <w:pStyle w:val="Caption"/>
         <w:jc w:val="center"/>
       </w:pPr>
-      <w:bookmarkStart w:id="75" w:name="_Toc243682061"/>
+      <w:bookmarkStart w:id="75" w:name="_Toc243683183"/>
       <w:r>
         <w:rPr>
           <w:rFonts w:ascii="Times New Roman" w:eastAsia="Times New Roman" w:hAnsi="Times New Roman" w:cs="Times New Roman"/>
@@ -25925,7 +25925,7 @@
         <w:pStyle w:val="Heading1"/>
         <w:ind w:left="720" w:hanging="720"/>
       </w:pPr>
-      <w:bookmarkStart w:id="76" w:name="_Toc243682022"/>
+      <w:bookmarkStart w:id="76" w:name="_Toc243683144"/>
       <w:r>
         <w:t>Auto Scan Screen</w:t>
       </w:r>
@@ -25942,7 +25942,7 @@
           <w:noProof/>
         </w:rPr>
         <w:drawing>
-          <wp:inline distT="0" distB="0" distL="0" distR="0" wp14:anchorId="201489DD" wp14:editId="4EF9A6DF">
+          <wp:inline distT="0" distB="0" distL="0" distR="0" wp14:anchorId="18031D5B" wp14:editId="4A89E84D">
             <wp:extent cx="5580000" cy="2615625"/>
             <wp:effectExtent l="0" t="0" r="0" b="0"/>
             <wp:docPr id="888501840" name="Picture 888501840"/>
@@ -25983,7 +25983,7 @@
         <w:pStyle w:val="Caption"/>
         <w:jc w:val="center"/>
       </w:pPr>
-      <w:bookmarkStart w:id="77" w:name="_Toc243682062"/>
+      <w:bookmarkStart w:id="77" w:name="_Toc243683184"/>
       <w:r>
         <w:rPr>
           <w:rFonts w:ascii="Times New Roman" w:eastAsia="Times New Roman" w:hAnsi="Times New Roman" w:cs="Times New Roman"/>
@@ -26482,7 +26482,7 @@
         <w:pStyle w:val="Caption"/>
         <w:jc w:val="center"/>
       </w:pPr>
-      <w:bookmarkStart w:id="78" w:name="_Toc243682091"/>
+      <w:bookmarkStart w:id="78" w:name="_Toc243683213"/>
       <w:r>
         <w:rPr>
           <w:rFonts w:ascii="Times New Roman" w:eastAsia="Times New Roman" w:hAnsi="Times New Roman" w:cs="Times New Roman"/>
@@ -26744,7 +26744,7 @@
         <w:pStyle w:val="Heading1"/>
         <w:ind w:left="720" w:hanging="720"/>
       </w:pPr>
-      <w:bookmarkStart w:id="79" w:name="_Toc243682023"/>
+      <w:bookmarkStart w:id="79" w:name="_Toc243683145"/>
       <w:r>
         <w:t>Netlist Screen</w:t>
       </w:r>
@@ -26761,7 +26761,7 @@
           <w:noProof/>
         </w:rPr>
         <w:drawing>
-          <wp:inline distT="0" distB="0" distL="0" distR="0" wp14:anchorId="5A838CB5" wp14:editId="03B9D17A">
+          <wp:inline distT="0" distB="0" distL="0" distR="0" wp14:anchorId="27A1AD50" wp14:editId="008299A7">
             <wp:extent cx="5580000" cy="2906250"/>
             <wp:effectExtent l="0" t="0" r="0" b="0"/>
             <wp:docPr id="888501841" name="Picture 888501841"/>
@@ -26802,7 +26802,7 @@
         <w:pStyle w:val="Caption"/>
         <w:jc w:val="center"/>
       </w:pPr>
-      <w:bookmarkStart w:id="80" w:name="_Toc243682063"/>
+      <w:bookmarkStart w:id="80" w:name="_Toc243683185"/>
       <w:r>
         <w:rPr>
           <w:rFonts w:ascii="Times New Roman" w:eastAsia="Times New Roman" w:hAnsi="Times New Roman" w:cs="Times New Roman"/>
@@ -26864,7 +26864,7 @@
       <w:pPr>
         <w:pStyle w:val="Heading2"/>
       </w:pPr>
-      <w:bookmarkStart w:id="81" w:name="_Toc243682024"/>
+      <w:bookmarkStart w:id="81" w:name="_Toc243683146"/>
       <w:r>
         <w:lastRenderedPageBreak/>
         <w:t>Netlist strip</w:t>
@@ -27508,7 +27508,7 @@
         <w:pStyle w:val="Caption"/>
         <w:jc w:val="center"/>
       </w:pPr>
-      <w:bookmarkStart w:id="82" w:name="_Toc243682092"/>
+      <w:bookmarkStart w:id="82" w:name="_Toc243683214"/>
       <w:r>
         <w:rPr>
           <w:rFonts w:ascii="Times New Roman" w:eastAsia="Times New Roman" w:hAnsi="Times New Roman" w:cs="Times New Roman"/>
@@ -27653,7 +27653,7 @@
       <w:pPr>
         <w:pStyle w:val="Heading2"/>
       </w:pPr>
-      <w:bookmarkStart w:id="83" w:name="_Toc243682025"/>
+      <w:bookmarkStart w:id="83" w:name="_Toc243683147"/>
       <w:r>
         <w:t>MTX nets table</w:t>
       </w:r>
@@ -27851,7 +27851,7 @@
       <w:pPr>
         <w:pStyle w:val="Heading2"/>
       </w:pPr>
-      <w:bookmarkStart w:id="84" w:name="_Toc243682026"/>
+      <w:bookmarkStart w:id="84" w:name="_Toc243683148"/>
       <w:r>
         <w:t>HV nets table</w:t>
       </w:r>
@@ -28030,7 +28030,7 @@
         <w:pStyle w:val="Heading1"/>
         <w:ind w:left="720" w:hanging="720"/>
       </w:pPr>
-      <w:bookmarkStart w:id="85" w:name="_Toc243682027"/>
+      <w:bookmarkStart w:id="85" w:name="_Toc243683149"/>
       <w:r>
         <w:lastRenderedPageBreak/>
         <w:t>Results Screen</w:t>
@@ -28048,7 +28048,7 @@
           <w:noProof/>
         </w:rPr>
         <w:drawing>
-          <wp:inline distT="0" distB="0" distL="0" distR="0" wp14:anchorId="0AA5E102" wp14:editId="18B5B93C">
+          <wp:inline distT="0" distB="0" distL="0" distR="0" wp14:anchorId="2D4D4900" wp14:editId="08F65AB9">
             <wp:extent cx="5580000" cy="1889062"/>
             <wp:effectExtent l="0" t="0" r="0" b="0"/>
             <wp:docPr id="888501842" name="Picture 888501842"/>
@@ -28089,7 +28089,7 @@
         <w:pStyle w:val="Caption"/>
         <w:jc w:val="center"/>
       </w:pPr>
-      <w:bookmarkStart w:id="86" w:name="_Toc243682064"/>
+      <w:bookmarkStart w:id="86" w:name="_Toc243683186"/>
       <w:r>
         <w:rPr>
           <w:rFonts w:ascii="Times New Roman" w:eastAsia="Times New Roman" w:hAnsi="Times New Roman" w:cs="Times New Roman"/>
@@ -28139,7 +28139,7 @@
       <w:pPr>
         <w:pStyle w:val="Heading2"/>
       </w:pPr>
-      <w:bookmarkStart w:id="87" w:name="_Toc243682028"/>
+      <w:bookmarkStart w:id="87" w:name="_Toc243683150"/>
       <w:r>
         <w:t>Pass rate</w:t>
       </w:r>
@@ -28168,7 +28168,7 @@
       <w:pPr>
         <w:pStyle w:val="Heading2"/>
       </w:pPr>
-      <w:bookmarkStart w:id="88" w:name="_Toc243682029"/>
+      <w:bookmarkStart w:id="88" w:name="_Toc243683151"/>
       <w:r>
         <w:t>Run history</w:t>
       </w:r>
@@ -28541,7 +28541,7 @@
         <w:pStyle w:val="Caption"/>
         <w:jc w:val="center"/>
       </w:pPr>
-      <w:bookmarkStart w:id="89" w:name="_Toc243682093"/>
+      <w:bookmarkStart w:id="89" w:name="_Toc243683215"/>
       <w:r>
         <w:rPr>
           <w:rFonts w:ascii="Times New Roman" w:eastAsia="Times New Roman" w:hAnsi="Times New Roman" w:cs="Times New Roman"/>
@@ -28728,7 +28728,7 @@
       <w:pPr>
         <w:pStyle w:val="Heading2"/>
       </w:pPr>
-      <w:bookmarkStart w:id="90" w:name="_Toc243682030"/>
+      <w:bookmarkStart w:id="90" w:name="_Toc243683152"/>
       <w:r>
         <w:t>Test reports</w:t>
       </w:r>
@@ -28893,7 +28893,7 @@
       <w:pPr>
         <w:pStyle w:val="Heading2"/>
       </w:pPr>
-      <w:bookmarkStart w:id="91" w:name="_Toc243682031"/>
+      <w:bookmarkStart w:id="91" w:name="_Toc243683153"/>
       <w:r>
         <w:t>CSV report content</w:t>
       </w:r>
@@ -29377,7 +29377,7 @@
         <w:pStyle w:val="Caption"/>
         <w:jc w:val="center"/>
       </w:pPr>
-      <w:bookmarkStart w:id="92" w:name="_Toc243682094"/>
+      <w:bookmarkStart w:id="92" w:name="_Toc243683216"/>
       <w:r>
         <w:rPr>
           <w:rFonts w:ascii="Times New Roman" w:eastAsia="Times New Roman" w:hAnsi="Times New Roman" w:cs="Times New Roman"/>
@@ -29452,7 +29452,7 @@
       <w:pPr>
         <w:pStyle w:val="Heading2"/>
       </w:pPr>
-      <w:bookmarkStart w:id="93" w:name="_Toc243682032"/>
+      <w:bookmarkStart w:id="93" w:name="_Toc243683154"/>
       <w:r>
         <w:t>PDF report content</w:t>
       </w:r>
@@ -29553,7 +29553,7 @@
         <w:pStyle w:val="Heading1"/>
         <w:ind w:left="720" w:hanging="720"/>
       </w:pPr>
-      <w:bookmarkStart w:id="94" w:name="_Toc243682033"/>
+      <w:bookmarkStart w:id="94" w:name="_Toc243683155"/>
       <w:r>
         <w:t>Dialogs</w:t>
       </w:r>
@@ -29575,7 +29575,7 @@
       <w:pPr>
         <w:pStyle w:val="Heading2"/>
       </w:pPr>
-      <w:bookmarkStart w:id="95" w:name="_Toc243682034"/>
+      <w:bookmarkStart w:id="95" w:name="_Toc243683156"/>
       <w:r>
         <w:t>Select the HV netlist</w:t>
       </w:r>
@@ -29618,7 +29618,7 @@
         </w:rPr>
         <w:lastRenderedPageBreak/>
         <w:drawing>
-          <wp:inline distT="0" distB="0" distL="0" distR="0" wp14:anchorId="0E8FEC6C" wp14:editId="426D927F">
+          <wp:inline distT="0" distB="0" distL="0" distR="0" wp14:anchorId="6E032264" wp14:editId="094B3AD9">
             <wp:extent cx="5580000" cy="3138750"/>
             <wp:effectExtent l="0" t="0" r="0" b="0"/>
             <wp:docPr id="888501843" name="Picture 888501843"/>
@@ -29659,7 +29659,7 @@
         <w:pStyle w:val="Caption"/>
         <w:jc w:val="center"/>
       </w:pPr>
-      <w:bookmarkStart w:id="96" w:name="_Toc243682065"/>
+      <w:bookmarkStart w:id="96" w:name="_Toc243683187"/>
       <w:r>
         <w:rPr>
           <w:rFonts w:ascii="Times New Roman" w:eastAsia="Times New Roman" w:hAnsi="Times New Roman" w:cs="Times New Roman"/>
@@ -29839,7 +29839,7 @@
       <w:pPr>
         <w:pStyle w:val="Heading2"/>
       </w:pPr>
-      <w:bookmarkStart w:id="97" w:name="_Toc243682035"/>
+      <w:bookmarkStart w:id="97" w:name="_Toc243683157"/>
       <w:r>
         <w:t>Select the MTX netlist</w:t>
       </w:r>
@@ -29869,7 +29869,7 @@
         </w:rPr>
         <w:lastRenderedPageBreak/>
         <w:drawing>
-          <wp:inline distT="0" distB="0" distL="0" distR="0" wp14:anchorId="0099F2E0" wp14:editId="2D071B98">
+          <wp:inline distT="0" distB="0" distL="0" distR="0" wp14:anchorId="261D50E7" wp14:editId="4DB57EFD">
             <wp:extent cx="5580000" cy="3138750"/>
             <wp:effectExtent l="0" t="0" r="0" b="0"/>
             <wp:docPr id="888501844" name="Picture 888501844"/>
@@ -29910,7 +29910,7 @@
         <w:pStyle w:val="Caption"/>
         <w:jc w:val="center"/>
       </w:pPr>
-      <w:bookmarkStart w:id="98" w:name="_Toc243682066"/>
+      <w:bookmarkStart w:id="98" w:name="_Toc243683188"/>
       <w:r>
         <w:rPr>
           <w:rFonts w:ascii="Times New Roman" w:eastAsia="Times New Roman" w:hAnsi="Times New Roman" w:cs="Times New Roman"/>
@@ -30107,7 +30107,7 @@
       <w:pPr>
         <w:pStyle w:val="Heading2"/>
       </w:pPr>
-      <w:bookmarkStart w:id="99" w:name="_Toc243682036"/>
+      <w:bookmarkStart w:id="99" w:name="_Toc243683158"/>
       <w:r>
         <w:t>Confirm before energizing to 500 V</w:t>
       </w:r>
@@ -30137,7 +30137,7 @@
         </w:rPr>
         <w:lastRenderedPageBreak/>
         <w:drawing>
-          <wp:inline distT="0" distB="0" distL="0" distR="0" wp14:anchorId="04BA741C" wp14:editId="000505A5">
+          <wp:inline distT="0" distB="0" distL="0" distR="0" wp14:anchorId="46D59E48" wp14:editId="0C25F8FD">
             <wp:extent cx="5580000" cy="3138750"/>
             <wp:effectExtent l="0" t="0" r="0" b="0"/>
             <wp:docPr id="888501845" name="Picture 888501845"/>
@@ -30178,7 +30178,7 @@
         <w:pStyle w:val="Caption"/>
         <w:jc w:val="center"/>
       </w:pPr>
-      <w:bookmarkStart w:id="100" w:name="_Toc243682067"/>
+      <w:bookmarkStart w:id="100" w:name="_Toc243683189"/>
       <w:r>
         <w:rPr>
           <w:rFonts w:ascii="Times New Roman" w:eastAsia="Times New Roman" w:hAnsi="Times New Roman" w:cs="Times New Roman"/>
@@ -30799,7 +30799,7 @@
         <w:pStyle w:val="Caption"/>
         <w:jc w:val="center"/>
       </w:pPr>
-      <w:bookmarkStart w:id="101" w:name="_Toc243682095"/>
+      <w:bookmarkStart w:id="101" w:name="_Toc243683217"/>
       <w:r>
         <w:rPr>
           <w:rFonts w:ascii="Times New Roman" w:eastAsia="Times New Roman" w:hAnsi="Times New Roman" w:cs="Times New Roman"/>
@@ -30979,7 +30979,7 @@
       <w:pPr>
         <w:pStyle w:val="Heading2"/>
       </w:pPr>
-      <w:bookmarkStart w:id="102" w:name="_Toc243682037"/>
+      <w:bookmarkStart w:id="102" w:name="_Toc243683159"/>
       <w:r>
         <w:t>Run continuity and resistance first? / Move the harness to J-HV</w:t>
       </w:r>
@@ -31022,7 +31022,7 @@
         </w:rPr>
         <w:lastRenderedPageBreak/>
         <w:drawing>
-          <wp:inline distT="0" distB="0" distL="0" distR="0" wp14:anchorId="5BB62DE5" wp14:editId="770B8D0F">
+          <wp:inline distT="0" distB="0" distL="0" distR="0" wp14:anchorId="27CDCAAB" wp14:editId="1CE4C3E9">
             <wp:extent cx="5580000" cy="3138750"/>
             <wp:effectExtent l="0" t="0" r="0" b="0"/>
             <wp:docPr id="888501846" name="Picture 888501846"/>
@@ -31063,7 +31063,7 @@
         <w:pStyle w:val="Caption"/>
         <w:jc w:val="center"/>
       </w:pPr>
-      <w:bookmarkStart w:id="103" w:name="_Toc243682068"/>
+      <w:bookmarkStart w:id="103" w:name="_Toc243683190"/>
       <w:r>
         <w:rPr>
           <w:rFonts w:ascii="Times New Roman" w:eastAsia="Times New Roman" w:hAnsi="Times New Roman" w:cs="Times New Roman"/>
@@ -31395,7 +31395,7 @@
         <w:pStyle w:val="Caption"/>
         <w:jc w:val="center"/>
       </w:pPr>
-      <w:bookmarkStart w:id="104" w:name="_Toc243682096"/>
+      <w:bookmarkStart w:id="104" w:name="_Toc243683218"/>
       <w:r>
         <w:rPr>
           <w:rFonts w:ascii="Times New Roman" w:eastAsia="Times New Roman" w:hAnsi="Times New Roman" w:cs="Times New Roman"/>
@@ -31699,7 +31699,7 @@
       <w:pPr>
         <w:pStyle w:val="Heading2"/>
       </w:pPr>
-      <w:bookmarkStart w:id="105" w:name="_Toc243682038"/>
+      <w:bookmarkStart w:id="105" w:name="_Toc243683160"/>
       <w:r>
         <w:t>Confirm the connector layout</w:t>
       </w:r>
@@ -31742,7 +31742,7 @@
         </w:rPr>
         <w:lastRenderedPageBreak/>
         <w:drawing>
-          <wp:inline distT="0" distB="0" distL="0" distR="0" wp14:anchorId="112F66D2" wp14:editId="62884F31">
+          <wp:inline distT="0" distB="0" distL="0" distR="0" wp14:anchorId="0F3C878E" wp14:editId="2029181F">
             <wp:extent cx="4533333" cy="6120000"/>
             <wp:effectExtent l="0" t="0" r="0" b="0"/>
             <wp:docPr id="888501847" name="Picture 888501847"/>
@@ -31783,7 +31783,7 @@
         <w:pStyle w:val="Caption"/>
         <w:jc w:val="center"/>
       </w:pPr>
-      <w:bookmarkStart w:id="106" w:name="_Toc243682069"/>
+      <w:bookmarkStart w:id="106" w:name="_Toc243683191"/>
       <w:r>
         <w:rPr>
           <w:rFonts w:ascii="Times New Roman" w:eastAsia="Times New Roman" w:hAnsi="Times New Roman" w:cs="Times New Roman"/>
@@ -32021,7 +32021,7 @@
       <w:pPr>
         <w:pStyle w:val="Heading2"/>
       </w:pPr>
-      <w:bookmarkStart w:id="107" w:name="_Toc243682039"/>
+      <w:bookmarkStart w:id="107" w:name="_Toc243683161"/>
       <w:r>
         <w:lastRenderedPageBreak/>
         <w:t>Windows file dialogs</w:t>
@@ -32162,7 +32162,7 @@
         <w:pStyle w:val="Heading1"/>
         <w:ind w:left="720" w:hanging="720"/>
       </w:pPr>
-      <w:bookmarkStart w:id="108" w:name="_Toc243682040"/>
+      <w:bookmarkStart w:id="108" w:name="_Toc243683162"/>
       <w:r>
         <w:t>Log Bar and Footer</w:t>
       </w:r>
@@ -32172,7 +32172,7 @@
       <w:pPr>
         <w:pStyle w:val="Heading2"/>
       </w:pPr>
-      <w:bookmarkStart w:id="109" w:name="_Toc243682041"/>
+      <w:bookmarkStart w:id="109" w:name="_Toc243683163"/>
       <w:r>
         <w:t>Log bar</w:t>
       </w:r>
@@ -32253,7 +32253,7 @@
           <w:noProof/>
         </w:rPr>
         <w:drawing>
-          <wp:inline distT="0" distB="0" distL="0" distR="0" wp14:anchorId="225300E4" wp14:editId="6555E87E">
+          <wp:inline distT="0" distB="0" distL="0" distR="0" wp14:anchorId="638F2651" wp14:editId="05BDCF17">
             <wp:extent cx="5580000" cy="930000"/>
             <wp:effectExtent l="0" t="0" r="0" b="0"/>
             <wp:docPr id="888501848" name="Picture 888501848"/>
@@ -32294,7 +32294,7 @@
         <w:pStyle w:val="Caption"/>
         <w:jc w:val="center"/>
       </w:pPr>
-      <w:bookmarkStart w:id="110" w:name="_Toc243682070"/>
+      <w:bookmarkStart w:id="110" w:name="_Toc243683192"/>
       <w:r>
         <w:rPr>
           <w:rFonts w:ascii="Times New Roman" w:eastAsia="Times New Roman" w:hAnsi="Times New Roman" w:cs="Times New Roman"/>
@@ -32782,7 +32782,7 @@
         <w:pStyle w:val="Caption"/>
         <w:jc w:val="center"/>
       </w:pPr>
-      <w:bookmarkStart w:id="111" w:name="_Toc243682097"/>
+      <w:bookmarkStart w:id="111" w:name="_Toc243683219"/>
       <w:r>
         <w:rPr>
           <w:rFonts w:ascii="Times New Roman" w:eastAsia="Times New Roman" w:hAnsi="Times New Roman" w:cs="Times New Roman"/>
@@ -32857,7 +32857,7 @@
       <w:pPr>
         <w:pStyle w:val="Heading2"/>
       </w:pPr>
-      <w:bookmarkStart w:id="112" w:name="_Toc243682042"/>
+      <w:bookmarkStart w:id="112" w:name="_Toc243683164"/>
       <w:r>
         <w:t>Footer</w:t>
       </w:r>
@@ -32905,13 +32905,13 @@
           <w:rFonts w:ascii="Consolas" w:eastAsia="Consolas" w:hAnsi="Consolas" w:cs="Consolas"/>
           <w:sz w:val="21"/>
         </w:rPr>
-        <w:t>Design and developed by</w:t>
-      </w:r>
-      <w:r>
-        <w:rPr>
-          <w:rFonts w:ascii="Times New Roman" w:eastAsia="Times New Roman" w:hAnsi="Times New Roman" w:cs="Times New Roman"/>
-        </w:rPr>
-        <w:t xml:space="preserve"> followed by the company name.</w:t>
+        <w:t>Design and developed by Atulya Core Tech (ACT)</w:t>
+      </w:r>
+      <w:r>
+        <w:rPr>
+          <w:rFonts w:ascii="Times New Roman" w:eastAsia="Times New Roman" w:hAnsi="Times New Roman" w:cs="Times New Roman"/>
+        </w:rPr>
+        <w:t>.</w:t>
       </w:r>
     </w:p>
     <w:p>
@@ -32919,7 +32919,7 @@
         <w:pStyle w:val="Heading1"/>
         <w:ind w:left="720" w:hanging="720"/>
       </w:pPr>
-      <w:bookmarkStart w:id="113" w:name="_Toc243682043"/>
+      <w:bookmarkStart w:id="113" w:name="_Toc243683165"/>
       <w:r>
         <w:t>Keyboard Shortcuts</w:t>
       </w:r>
@@ -33102,7 +33102,7 @@
         <w:pStyle w:val="Caption"/>
         <w:jc w:val="center"/>
       </w:pPr>
-      <w:bookmarkStart w:id="114" w:name="_Toc243682098"/>
+      <w:bookmarkStart w:id="114" w:name="_Toc243683220"/>
       <w:r>
         <w:rPr>
           <w:rFonts w:ascii="Times New Roman" w:eastAsia="Times New Roman" w:hAnsi="Times New Roman" w:cs="Times New Roman"/>
@@ -33166,7 +33166,7 @@
         <w:pStyle w:val="Heading1"/>
         <w:ind w:left="720" w:hanging="720"/>
       </w:pPr>
-      <w:bookmarkStart w:id="115" w:name="_Toc243682044"/>
+      <w:bookmarkStart w:id="115" w:name="_Toc243683166"/>
       <w:r>
         <w:t>Operating Sequences and States</w:t>
       </w:r>
@@ -33176,7 +33176,7 @@
       <w:pPr>
         <w:pStyle w:val="Heading2"/>
       </w:pPr>
-      <w:bookmarkStart w:id="116" w:name="_Toc243682045"/>
+      <w:bookmarkStart w:id="116" w:name="_Toc243683167"/>
       <w:r>
         <w:t>Normal sequence</w:t>
       </w:r>
@@ -33444,7 +33444,7 @@
       <w:pPr>
         <w:pStyle w:val="Heading2"/>
       </w:pPr>
-      <w:bookmarkStart w:id="117" w:name="_Toc243682046"/>
+      <w:bookmarkStart w:id="117" w:name="_Toc243683168"/>
       <w:r>
         <w:t>When a run finishes</w:t>
       </w:r>
@@ -33505,7 +33505,7 @@
       <w:pPr>
         <w:pStyle w:val="Heading2"/>
       </w:pPr>
-      <w:bookmarkStart w:id="118" w:name="_Toc243682047"/>
+      <w:bookmarkStart w:id="118" w:name="_Toc243683169"/>
       <w:r>
         <w:t>Abort, Stop and Reset</w:t>
       </w:r>
@@ -33810,7 +33810,7 @@
         <w:pStyle w:val="Caption"/>
         <w:jc w:val="center"/>
       </w:pPr>
-      <w:bookmarkStart w:id="119" w:name="_Toc243682099"/>
+      <w:bookmarkStart w:id="119" w:name="_Toc243683221"/>
       <w:r>
         <w:rPr>
           <w:rFonts w:ascii="Times New Roman" w:eastAsia="Times New Roman" w:hAnsi="Times New Roman" w:cs="Times New Roman"/>
@@ -33919,7 +33919,7 @@
       <w:pPr>
         <w:pStyle w:val="Heading2"/>
       </w:pPr>
-      <w:bookmarkStart w:id="120" w:name="_Toc243682048"/>
+      <w:bookmarkStart w:id="120" w:name="_Toc243683170"/>
       <w:r>
         <w:t>Safe to handle</w:t>
       </w:r>
@@ -33967,7 +33967,7 @@
       <w:pPr>
         <w:pStyle w:val="Heading2"/>
       </w:pPr>
-      <w:bookmarkStart w:id="121" w:name="_Toc243682049"/>
+      <w:bookmarkStart w:id="121" w:name="_Toc243683171"/>
       <w:r>
         <w:t>Faults</w:t>
       </w:r>
@@ -34041,7 +34041,7 @@
       <w:pPr>
         <w:pStyle w:val="Heading2"/>
       </w:pPr>
-      <w:bookmarkStart w:id="122" w:name="_Toc243682050"/>
+      <w:bookmarkStart w:id="122" w:name="_Toc243683172"/>
       <w:r>
         <w:t>Loss of the link</w:t>
       </w:r>
@@ -34257,7 +34257,7 @@
         <w:pStyle w:val="Heading1"/>
         <w:ind w:left="720" w:hanging="720"/>
       </w:pPr>
-      <w:bookmarkStart w:id="123" w:name="_Toc243682051"/>
+      <w:bookmarkStart w:id="123" w:name="_Toc243683173"/>
       <w:r>
         <w:t>Files and Folders</w:t>
       </w:r>
@@ -34782,7 +34782,7 @@
         <w:pStyle w:val="Caption"/>
         <w:jc w:val="center"/>
       </w:pPr>
-      <w:bookmarkStart w:id="124" w:name="_Toc243682100"/>
+      <w:bookmarkStart w:id="124" w:name="_Toc243683222"/>
       <w:r>
         <w:rPr>
           <w:rFonts w:ascii="Times New Roman" w:eastAsia="Times New Roman" w:hAnsi="Times New Roman" w:cs="Times New Roman"/>
@@ -34849,7 +34849,7 @@
         </w:numPr>
         <w:ind w:left="720" w:hanging="720"/>
       </w:pPr>
-      <w:bookmarkStart w:id="125" w:name="_Toc243682052"/>
+      <w:bookmarkStart w:id="125" w:name="_Toc243683174"/>
       <w:r>
         <w:t>Appendix A: Netlist File Format</w:t>
       </w:r>
@@ -35827,7 +35827,7 @@
         <w:pStyle w:val="Caption"/>
         <w:jc w:val="center"/>
       </w:pPr>
-      <w:bookmarkStart w:id="126" w:name="_Toc243682101"/>
+      <w:bookmarkStart w:id="126" w:name="_Toc243683223"/>
       <w:r>
         <w:rPr>
           <w:rFonts w:ascii="Times New Roman" w:eastAsia="Times New Roman" w:hAnsi="Times New Roman" w:cs="Times New Roman"/>
@@ -36352,7 +36352,7 @@
         <w:pStyle w:val="Caption"/>
         <w:jc w:val="center"/>
       </w:pPr>
-      <w:bookmarkStart w:id="127" w:name="_Toc243682102"/>
+      <w:bookmarkStart w:id="127" w:name="_Toc243683224"/>
       <w:r>
         <w:rPr>
           <w:rFonts w:ascii="Times New Roman" w:eastAsia="Times New Roman" w:hAnsi="Times New Roman" w:cs="Times New Roman"/>
@@ -36483,7 +36483,7 @@
         </w:numPr>
         <w:ind w:left="720" w:hanging="720"/>
       </w:pPr>
-      <w:bookmarkStart w:id="128" w:name="_Toc243682053"/>
+      <w:bookmarkStart w:id="128" w:name="_Toc243683175"/>
       <w:r>
         <w:t>Appendix B: Start-up Options</w:t>
       </w:r>
@@ -37119,7 +37119,7 @@
         <w:pStyle w:val="Caption"/>
         <w:jc w:val="center"/>
       </w:pPr>
-      <w:bookmarkStart w:id="129" w:name="_Toc243682103"/>
+      <w:bookmarkStart w:id="129" w:name="_Toc243683225"/>
       <w:r>
         <w:rPr>
           <w:rFonts w:ascii="Times New Roman" w:eastAsia="Times New Roman" w:hAnsi="Times New Roman" w:cs="Times New Roman"/>
@@ -37349,7 +37349,7 @@
         <w:sz w:val="18"/>
         <w:szCs w:val="18"/>
       </w:rPr>
-      <w:t>5</w:t>
+      <w:t>6</w:t>
     </w:r>
     <w:r>
       <w:rPr>
@@ -37358,7 +37358,7 @@
         <w:sz w:val="18"/>
         <w:szCs w:val="18"/>
       </w:rPr>
-      <w:t xml:space="preserve"> All Rights Reserved by </w:t>
+      <w:t xml:space="preserve"> All Rights Reserved by Atulya Core Tech (ACT)</w:t>
     </w:r>
   </w:p>
   <w:p>

--- a/Customer_Package/0_Documents/3_GUI_Functional_Description.docx
+++ b/Customer_Package/0_Documents/3_GUI_Functional_Description.docx
@@ -347,7 +347,7 @@
                 <w:rFonts w:ascii="Poppins" w:eastAsia="Poppins" w:hAnsi="Poppins" w:cs="Poppins"/>
                 <w:color w:val="000000" w:themeColor="text1"/>
               </w:rPr>
-              <w:t>HT_MK1 Harness Tester</w:t>
+              <w:t>HT_MK1 Harness Tester - Infinity Integrations Pvt Ltd</w:t>
             </w:r>
           </w:p>
         </w:tc>
@@ -1559,6 +1559,12 @@
                 <w:lang w:val="en-US"/>
               </w:rPr>
             </w:pPr>
+            <w:r>
+              <w:rPr>
+                <w:rFonts w:ascii="Times New Roman" w:eastAsia="Times New Roman" w:hAnsi="Times New Roman" w:cs="Times New Roman"/>
+              </w:rPr>
+              <w:t>Infinity Integrations Pvt Ltd</w:t>
+            </w:r>
           </w:p>
         </w:tc>
       </w:tr>
@@ -2272,7 +2278,7 @@
       <w:r>
         <w:fldChar w:fldCharType="separate"/>
       </w:r>
-      <w:hyperlink w:anchor="_Toc243683096" w:history="1">
+      <w:hyperlink w:anchor="_Toc243683555" w:history="1">
         <w:r>
           <w:rPr>
             <w:rStyle w:val="Hyperlink"/>
@@ -2314,7 +2320,7 @@
             <w:noProof/>
             <w:webHidden/>
           </w:rPr>
-          <w:instrText xml:space="preserve"> PAGEREF _Toc243683096 \h </w:instrText>
+          <w:instrText xml:space="preserve"> PAGEREF _Toc243683555 \h </w:instrText>
         </w:r>
         <w:r>
           <w:rPr>
@@ -2358,7 +2364,7 @@
           <w:lang w:eastAsia="en-IN"/>
         </w:rPr>
       </w:pPr>
-      <w:hyperlink w:anchor="_Toc243683097" w:history="1">
+      <w:hyperlink w:anchor="_Toc243683556" w:history="1">
         <w:r>
           <w:rPr>
             <w:rStyle w:val="Hyperlink"/>
@@ -2402,7 +2408,7 @@
             <w:noProof/>
             <w:webHidden/>
           </w:rPr>
-          <w:instrText xml:space="preserve"> PAGEREF _Toc243683097 \h </w:instrText>
+          <w:instrText xml:space="preserve"> PAGEREF _Toc243683556 \h </w:instrText>
         </w:r>
         <w:r>
           <w:rPr>
@@ -2446,7 +2452,7 @@
           <w:lang w:eastAsia="en-IN"/>
         </w:rPr>
       </w:pPr>
-      <w:hyperlink w:anchor="_Toc243683098" w:history="1">
+      <w:hyperlink w:anchor="_Toc243683557" w:history="1">
         <w:r>
           <w:rPr>
             <w:rStyle w:val="Hyperlink"/>
@@ -2490,7 +2496,7 @@
             <w:noProof/>
             <w:webHidden/>
           </w:rPr>
-          <w:instrText xml:space="preserve"> PAGEREF _Toc243683098 \h </w:instrText>
+          <w:instrText xml:space="preserve"> PAGEREF _Toc243683557 \h </w:instrText>
         </w:r>
         <w:r>
           <w:rPr>
@@ -2534,7 +2540,7 @@
           <w:lang w:eastAsia="en-IN"/>
         </w:rPr>
       </w:pPr>
-      <w:hyperlink w:anchor="_Toc243683099" w:history="1">
+      <w:hyperlink w:anchor="_Toc243683558" w:history="1">
         <w:r>
           <w:rPr>
             <w:rStyle w:val="Hyperlink"/>
@@ -2578,7 +2584,7 @@
             <w:noProof/>
             <w:webHidden/>
           </w:rPr>
-          <w:instrText xml:space="preserve"> PAGEREF _Toc243683099 \h </w:instrText>
+          <w:instrText xml:space="preserve"> PAGEREF _Toc243683558 \h </w:instrText>
         </w:r>
         <w:r>
           <w:rPr>
@@ -2622,7 +2628,7 @@
           <w:lang w:eastAsia="en-IN"/>
         </w:rPr>
       </w:pPr>
-      <w:hyperlink w:anchor="_Toc243683100" w:history="1">
+      <w:hyperlink w:anchor="_Toc243683559" w:history="1">
         <w:r>
           <w:rPr>
             <w:rStyle w:val="Hyperlink"/>
@@ -2666,7 +2672,7 @@
             <w:noProof/>
             <w:webHidden/>
           </w:rPr>
-          <w:instrText xml:space="preserve"> PAGEREF _Toc243683100 \h </w:instrText>
+          <w:instrText xml:space="preserve"> PAGEREF _Toc243683559 \h </w:instrText>
         </w:r>
         <w:r>
           <w:rPr>
@@ -2710,7 +2716,7 @@
           <w:lang w:eastAsia="en-IN"/>
         </w:rPr>
       </w:pPr>
-      <w:hyperlink w:anchor="_Toc243683101" w:history="1">
+      <w:hyperlink w:anchor="_Toc243683560" w:history="1">
         <w:r>
           <w:rPr>
             <w:rStyle w:val="Hyperlink"/>
@@ -2752,7 +2758,7 @@
             <w:noProof/>
             <w:webHidden/>
           </w:rPr>
-          <w:instrText xml:space="preserve"> PAGEREF _Toc243683101 \h </w:instrText>
+          <w:instrText xml:space="preserve"> PAGEREF _Toc243683560 \h </w:instrText>
         </w:r>
         <w:r>
           <w:rPr>
@@ -2796,7 +2802,7 @@
           <w:lang w:eastAsia="en-IN"/>
         </w:rPr>
       </w:pPr>
-      <w:hyperlink w:anchor="_Toc243683102" w:history="1">
+      <w:hyperlink w:anchor="_Toc243683561" w:history="1">
         <w:r>
           <w:rPr>
             <w:rStyle w:val="Hyperlink"/>
@@ -2840,7 +2846,7 @@
             <w:noProof/>
             <w:webHidden/>
           </w:rPr>
-          <w:instrText xml:space="preserve"> PAGEREF _Toc243683102 \h </w:instrText>
+          <w:instrText xml:space="preserve"> PAGEREF _Toc243683561 \h </w:instrText>
         </w:r>
         <w:r>
           <w:rPr>
@@ -2884,7 +2890,7 @@
           <w:lang w:eastAsia="en-IN"/>
         </w:rPr>
       </w:pPr>
-      <w:hyperlink w:anchor="_Toc243683103" w:history="1">
+      <w:hyperlink w:anchor="_Toc243683562" w:history="1">
         <w:r>
           <w:rPr>
             <w:rStyle w:val="Hyperlink"/>
@@ -2928,7 +2934,7 @@
             <w:noProof/>
             <w:webHidden/>
           </w:rPr>
-          <w:instrText xml:space="preserve"> PAGEREF _Toc243683103 \h </w:instrText>
+          <w:instrText xml:space="preserve"> PAGEREF _Toc243683562 \h </w:instrText>
         </w:r>
         <w:r>
           <w:rPr>
@@ -2972,7 +2978,7 @@
           <w:lang w:eastAsia="en-IN"/>
         </w:rPr>
       </w:pPr>
-      <w:hyperlink w:anchor="_Toc243683104" w:history="1">
+      <w:hyperlink w:anchor="_Toc243683563" w:history="1">
         <w:r>
           <w:rPr>
             <w:rStyle w:val="Hyperlink"/>
@@ -3016,7 +3022,7 @@
             <w:noProof/>
             <w:webHidden/>
           </w:rPr>
-          <w:instrText xml:space="preserve"> PAGEREF _Toc243683104 \h </w:instrText>
+          <w:instrText xml:space="preserve"> PAGEREF _Toc243683563 \h </w:instrText>
         </w:r>
         <w:r>
           <w:rPr>
@@ -3060,7 +3066,7 @@
           <w:lang w:eastAsia="en-IN"/>
         </w:rPr>
       </w:pPr>
-      <w:hyperlink w:anchor="_Toc243683105" w:history="1">
+      <w:hyperlink w:anchor="_Toc243683564" w:history="1">
         <w:r>
           <w:rPr>
             <w:rStyle w:val="Hyperlink"/>
@@ -3104,7 +3110,7 @@
             <w:noProof/>
             <w:webHidden/>
           </w:rPr>
-          <w:instrText xml:space="preserve"> PAGEREF _Toc243683105 \h </w:instrText>
+          <w:instrText xml:space="preserve"> PAGEREF _Toc243683564 \h </w:instrText>
         </w:r>
         <w:r>
           <w:rPr>
@@ -3148,7 +3154,7 @@
           <w:lang w:eastAsia="en-IN"/>
         </w:rPr>
       </w:pPr>
-      <w:hyperlink w:anchor="_Toc243683106" w:history="1">
+      <w:hyperlink w:anchor="_Toc243683565" w:history="1">
         <w:r>
           <w:rPr>
             <w:rStyle w:val="Hyperlink"/>
@@ -3190,7 +3196,7 @@
             <w:noProof/>
             <w:webHidden/>
           </w:rPr>
-          <w:instrText xml:space="preserve"> PAGEREF _Toc243683106 \h </w:instrText>
+          <w:instrText xml:space="preserve"> PAGEREF _Toc243683565 \h </w:instrText>
         </w:r>
         <w:r>
           <w:rPr>
@@ -3234,7 +3240,7 @@
           <w:lang w:eastAsia="en-IN"/>
         </w:rPr>
       </w:pPr>
-      <w:hyperlink w:anchor="_Toc243683107" w:history="1">
+      <w:hyperlink w:anchor="_Toc243683566" w:history="1">
         <w:r>
           <w:rPr>
             <w:rStyle w:val="Hyperlink"/>
@@ -3276,7 +3282,7 @@
             <w:noProof/>
             <w:webHidden/>
           </w:rPr>
-          <w:instrText xml:space="preserve"> PAGEREF _Toc243683107 \h </w:instrText>
+          <w:instrText xml:space="preserve"> PAGEREF _Toc243683566 \h </w:instrText>
         </w:r>
         <w:r>
           <w:rPr>
@@ -3320,7 +3326,7 @@
           <w:lang w:eastAsia="en-IN"/>
         </w:rPr>
       </w:pPr>
-      <w:hyperlink w:anchor="_Toc243683108" w:history="1">
+      <w:hyperlink w:anchor="_Toc243683567" w:history="1">
         <w:r>
           <w:rPr>
             <w:rStyle w:val="Hyperlink"/>
@@ -3364,7 +3370,7 @@
             <w:noProof/>
             <w:webHidden/>
           </w:rPr>
-          <w:instrText xml:space="preserve"> PAGEREF _Toc243683108 \h </w:instrText>
+          <w:instrText xml:space="preserve"> PAGEREF _Toc243683567 \h </w:instrText>
         </w:r>
         <w:r>
           <w:rPr>
@@ -3408,7 +3414,7 @@
           <w:lang w:eastAsia="en-IN"/>
         </w:rPr>
       </w:pPr>
-      <w:hyperlink w:anchor="_Toc243683109" w:history="1">
+      <w:hyperlink w:anchor="_Toc243683568" w:history="1">
         <w:r>
           <w:rPr>
             <w:rStyle w:val="Hyperlink"/>
@@ -3452,7 +3458,7 @@
             <w:noProof/>
             <w:webHidden/>
           </w:rPr>
-          <w:instrText xml:space="preserve"> PAGEREF _Toc243683109 \h </w:instrText>
+          <w:instrText xml:space="preserve"> PAGEREF _Toc243683568 \h </w:instrText>
         </w:r>
         <w:r>
           <w:rPr>
@@ -3496,7 +3502,7 @@
           <w:lang w:eastAsia="en-IN"/>
         </w:rPr>
       </w:pPr>
-      <w:hyperlink w:anchor="_Toc243683110" w:history="1">
+      <w:hyperlink w:anchor="_Toc243683569" w:history="1">
         <w:r>
           <w:rPr>
             <w:rStyle w:val="Hyperlink"/>
@@ -3540,7 +3546,7 @@
             <w:noProof/>
             <w:webHidden/>
           </w:rPr>
-          <w:instrText xml:space="preserve"> PAGEREF _Toc243683110 \h </w:instrText>
+          <w:instrText xml:space="preserve"> PAGEREF _Toc243683569 \h </w:instrText>
         </w:r>
         <w:r>
           <w:rPr>
@@ -3584,7 +3590,7 @@
           <w:lang w:eastAsia="en-IN"/>
         </w:rPr>
       </w:pPr>
-      <w:hyperlink w:anchor="_Toc243683111" w:history="1">
+      <w:hyperlink w:anchor="_Toc243683570" w:history="1">
         <w:r>
           <w:rPr>
             <w:rStyle w:val="Hyperlink"/>
@@ -3628,7 +3634,7 @@
             <w:noProof/>
             <w:webHidden/>
           </w:rPr>
-          <w:instrText xml:space="preserve"> PAGEREF _Toc243683111 \h </w:instrText>
+          <w:instrText xml:space="preserve"> PAGEREF _Toc243683570 \h </w:instrText>
         </w:r>
         <w:r>
           <w:rPr>
@@ -3672,7 +3678,7 @@
           <w:lang w:eastAsia="en-IN"/>
         </w:rPr>
       </w:pPr>
-      <w:hyperlink w:anchor="_Toc243683112" w:history="1">
+      <w:hyperlink w:anchor="_Toc243683571" w:history="1">
         <w:r>
           <w:rPr>
             <w:rStyle w:val="Hyperlink"/>
@@ -3714,7 +3720,7 @@
             <w:noProof/>
             <w:webHidden/>
           </w:rPr>
-          <w:instrText xml:space="preserve"> PAGEREF _Toc243683112 \h </w:instrText>
+          <w:instrText xml:space="preserve"> PAGEREF _Toc243683571 \h </w:instrText>
         </w:r>
         <w:r>
           <w:rPr>
@@ -3758,7 +3764,7 @@
           <w:lang w:eastAsia="en-IN"/>
         </w:rPr>
       </w:pPr>
-      <w:hyperlink w:anchor="_Toc243683113" w:history="1">
+      <w:hyperlink w:anchor="_Toc243683572" w:history="1">
         <w:r>
           <w:rPr>
             <w:rStyle w:val="Hyperlink"/>
@@ -3800,7 +3806,7 @@
             <w:noProof/>
             <w:webHidden/>
           </w:rPr>
-          <w:instrText xml:space="preserve"> PAGEREF _Toc243683113 \h </w:instrText>
+          <w:instrText xml:space="preserve"> PAGEREF _Toc243683572 \h </w:instrText>
         </w:r>
         <w:r>
           <w:rPr>
@@ -3844,7 +3850,7 @@
           <w:lang w:eastAsia="en-IN"/>
         </w:rPr>
       </w:pPr>
-      <w:hyperlink w:anchor="_Toc243683114" w:history="1">
+      <w:hyperlink w:anchor="_Toc243683573" w:history="1">
         <w:r>
           <w:rPr>
             <w:rStyle w:val="Hyperlink"/>
@@ -3888,7 +3894,7 @@
             <w:noProof/>
             <w:webHidden/>
           </w:rPr>
-          <w:instrText xml:space="preserve"> PAGEREF _Toc243683114 \h </w:instrText>
+          <w:instrText xml:space="preserve"> PAGEREF _Toc243683573 \h </w:instrText>
         </w:r>
         <w:r>
           <w:rPr>
@@ -3932,7 +3938,7 @@
           <w:lang w:eastAsia="en-IN"/>
         </w:rPr>
       </w:pPr>
-      <w:hyperlink w:anchor="_Toc243683115" w:history="1">
+      <w:hyperlink w:anchor="_Toc243683574" w:history="1">
         <w:r>
           <w:rPr>
             <w:rStyle w:val="Hyperlink"/>
@@ -3976,7 +3982,7 @@
             <w:noProof/>
             <w:webHidden/>
           </w:rPr>
-          <w:instrText xml:space="preserve"> PAGEREF _Toc243683115 \h </w:instrText>
+          <w:instrText xml:space="preserve"> PAGEREF _Toc243683574 \h </w:instrText>
         </w:r>
         <w:r>
           <w:rPr>
@@ -4020,7 +4026,7 @@
           <w:lang w:eastAsia="en-IN"/>
         </w:rPr>
       </w:pPr>
-      <w:hyperlink w:anchor="_Toc243683116" w:history="1">
+      <w:hyperlink w:anchor="_Toc243683575" w:history="1">
         <w:r>
           <w:rPr>
             <w:rStyle w:val="Hyperlink"/>
@@ -4064,7 +4070,7 @@
             <w:noProof/>
             <w:webHidden/>
           </w:rPr>
-          <w:instrText xml:space="preserve"> PAGEREF _Toc243683116 \h </w:instrText>
+          <w:instrText xml:space="preserve"> PAGEREF _Toc243683575 \h </w:instrText>
         </w:r>
         <w:r>
           <w:rPr>
@@ -4108,7 +4114,7 @@
           <w:lang w:eastAsia="en-IN"/>
         </w:rPr>
       </w:pPr>
-      <w:hyperlink w:anchor="_Toc243683117" w:history="1">
+      <w:hyperlink w:anchor="_Toc243683576" w:history="1">
         <w:r>
           <w:rPr>
             <w:rStyle w:val="Hyperlink"/>
@@ -4152,7 +4158,7 @@
             <w:noProof/>
             <w:webHidden/>
           </w:rPr>
-          <w:instrText xml:space="preserve"> PAGEREF _Toc243683117 \h </w:instrText>
+          <w:instrText xml:space="preserve"> PAGEREF _Toc243683576 \h </w:instrText>
         </w:r>
         <w:r>
           <w:rPr>
@@ -4196,7 +4202,7 @@
           <w:lang w:eastAsia="en-IN"/>
         </w:rPr>
       </w:pPr>
-      <w:hyperlink w:anchor="_Toc243683118" w:history="1">
+      <w:hyperlink w:anchor="_Toc243683577" w:history="1">
         <w:r>
           <w:rPr>
             <w:rStyle w:val="Hyperlink"/>
@@ -4240,7 +4246,7 @@
             <w:noProof/>
             <w:webHidden/>
           </w:rPr>
-          <w:instrText xml:space="preserve"> PAGEREF _Toc243683118 \h </w:instrText>
+          <w:instrText xml:space="preserve"> PAGEREF _Toc243683577 \h </w:instrText>
         </w:r>
         <w:r>
           <w:rPr>
@@ -4284,7 +4290,7 @@
           <w:lang w:eastAsia="en-IN"/>
         </w:rPr>
       </w:pPr>
-      <w:hyperlink w:anchor="_Toc243683119" w:history="1">
+      <w:hyperlink w:anchor="_Toc243683578" w:history="1">
         <w:r>
           <w:rPr>
             <w:rStyle w:val="Hyperlink"/>
@@ -4328,7 +4334,7 @@
             <w:noProof/>
             <w:webHidden/>
           </w:rPr>
-          <w:instrText xml:space="preserve"> PAGEREF _Toc243683119 \h </w:instrText>
+          <w:instrText xml:space="preserve"> PAGEREF _Toc243683578 \h </w:instrText>
         </w:r>
         <w:r>
           <w:rPr>
@@ -4372,7 +4378,7 @@
           <w:lang w:eastAsia="en-IN"/>
         </w:rPr>
       </w:pPr>
-      <w:hyperlink w:anchor="_Toc243683120" w:history="1">
+      <w:hyperlink w:anchor="_Toc243683579" w:history="1">
         <w:r>
           <w:rPr>
             <w:rStyle w:val="Hyperlink"/>
@@ -4416,7 +4422,7 @@
             <w:noProof/>
             <w:webHidden/>
           </w:rPr>
-          <w:instrText xml:space="preserve"> PAGEREF _Toc243683120 \h </w:instrText>
+          <w:instrText xml:space="preserve"> PAGEREF _Toc243683579 \h </w:instrText>
         </w:r>
         <w:r>
           <w:rPr>
@@ -4460,7 +4466,7 @@
           <w:lang w:eastAsia="en-IN"/>
         </w:rPr>
       </w:pPr>
-      <w:hyperlink w:anchor="_Toc243683121" w:history="1">
+      <w:hyperlink w:anchor="_Toc243683580" w:history="1">
         <w:r>
           <w:rPr>
             <w:rStyle w:val="Hyperlink"/>
@@ -4504,7 +4510,7 @@
             <w:noProof/>
             <w:webHidden/>
           </w:rPr>
-          <w:instrText xml:space="preserve"> PAGEREF _Toc243683121 \h </w:instrText>
+          <w:instrText xml:space="preserve"> PAGEREF _Toc243683580 \h </w:instrText>
         </w:r>
         <w:r>
           <w:rPr>
@@ -4548,7 +4554,7 @@
           <w:lang w:eastAsia="en-IN"/>
         </w:rPr>
       </w:pPr>
-      <w:hyperlink w:anchor="_Toc243683122" w:history="1">
+      <w:hyperlink w:anchor="_Toc243683581" w:history="1">
         <w:r>
           <w:rPr>
             <w:rStyle w:val="Hyperlink"/>
@@ -4592,7 +4598,7 @@
             <w:noProof/>
             <w:webHidden/>
           </w:rPr>
-          <w:instrText xml:space="preserve"> PAGEREF _Toc243683122 \h </w:instrText>
+          <w:instrText xml:space="preserve"> PAGEREF _Toc243683581 \h </w:instrText>
         </w:r>
         <w:r>
           <w:rPr>
@@ -4636,7 +4642,7 @@
           <w:lang w:eastAsia="en-IN"/>
         </w:rPr>
       </w:pPr>
-      <w:hyperlink w:anchor="_Toc243683123" w:history="1">
+      <w:hyperlink w:anchor="_Toc243683582" w:history="1">
         <w:r>
           <w:rPr>
             <w:rStyle w:val="Hyperlink"/>
@@ -4680,7 +4686,7 @@
             <w:noProof/>
             <w:webHidden/>
           </w:rPr>
-          <w:instrText xml:space="preserve"> PAGEREF _Toc243683123 \h </w:instrText>
+          <w:instrText xml:space="preserve"> PAGEREF _Toc243683582 \h </w:instrText>
         </w:r>
         <w:r>
           <w:rPr>
@@ -4724,7 +4730,7 @@
           <w:lang w:eastAsia="en-IN"/>
         </w:rPr>
       </w:pPr>
-      <w:hyperlink w:anchor="_Toc243683124" w:history="1">
+      <w:hyperlink w:anchor="_Toc243683583" w:history="1">
         <w:r>
           <w:rPr>
             <w:rStyle w:val="Hyperlink"/>
@@ -4768,7 +4774,7 @@
             <w:noProof/>
             <w:webHidden/>
           </w:rPr>
-          <w:instrText xml:space="preserve"> PAGEREF _Toc243683124 \h </w:instrText>
+          <w:instrText xml:space="preserve"> PAGEREF _Toc243683583 \h </w:instrText>
         </w:r>
         <w:r>
           <w:rPr>
@@ -4812,7 +4818,7 @@
           <w:lang w:eastAsia="en-IN"/>
         </w:rPr>
       </w:pPr>
-      <w:hyperlink w:anchor="_Toc243683125" w:history="1">
+      <w:hyperlink w:anchor="_Toc243683584" w:history="1">
         <w:r>
           <w:rPr>
             <w:rStyle w:val="Hyperlink"/>
@@ -4854,7 +4860,7 @@
             <w:noProof/>
             <w:webHidden/>
           </w:rPr>
-          <w:instrText xml:space="preserve"> PAGEREF _Toc243683125 \h </w:instrText>
+          <w:instrText xml:space="preserve"> PAGEREF _Toc243683584 \h </w:instrText>
         </w:r>
         <w:r>
           <w:rPr>
@@ -4898,7 +4904,7 @@
           <w:lang w:eastAsia="en-IN"/>
         </w:rPr>
       </w:pPr>
-      <w:hyperlink w:anchor="_Toc243683126" w:history="1">
+      <w:hyperlink w:anchor="_Toc243683585" w:history="1">
         <w:r>
           <w:rPr>
             <w:rStyle w:val="Hyperlink"/>
@@ -4942,7 +4948,7 @@
             <w:noProof/>
             <w:webHidden/>
           </w:rPr>
-          <w:instrText xml:space="preserve"> PAGEREF _Toc243683126 \h </w:instrText>
+          <w:instrText xml:space="preserve"> PAGEREF _Toc243683585 \h </w:instrText>
         </w:r>
         <w:r>
           <w:rPr>
@@ -4986,7 +4992,7 @@
           <w:lang w:eastAsia="en-IN"/>
         </w:rPr>
       </w:pPr>
-      <w:hyperlink w:anchor="_Toc243683127" w:history="1">
+      <w:hyperlink w:anchor="_Toc243683586" w:history="1">
         <w:r>
           <w:rPr>
             <w:rStyle w:val="Hyperlink"/>
@@ -5030,7 +5036,7 @@
             <w:noProof/>
             <w:webHidden/>
           </w:rPr>
-          <w:instrText xml:space="preserve"> PAGEREF _Toc243683127 \h </w:instrText>
+          <w:instrText xml:space="preserve"> PAGEREF _Toc243683586 \h </w:instrText>
         </w:r>
         <w:r>
           <w:rPr>
@@ -5074,7 +5080,7 @@
           <w:lang w:eastAsia="en-IN"/>
         </w:rPr>
       </w:pPr>
-      <w:hyperlink w:anchor="_Toc243683128" w:history="1">
+      <w:hyperlink w:anchor="_Toc243683587" w:history="1">
         <w:r>
           <w:rPr>
             <w:rStyle w:val="Hyperlink"/>
@@ -5118,7 +5124,7 @@
             <w:noProof/>
             <w:webHidden/>
           </w:rPr>
-          <w:instrText xml:space="preserve"> PAGEREF _Toc243683128 \h </w:instrText>
+          <w:instrText xml:space="preserve"> PAGEREF _Toc243683587 \h </w:instrText>
         </w:r>
         <w:r>
           <w:rPr>
@@ -5162,7 +5168,7 @@
           <w:lang w:eastAsia="en-IN"/>
         </w:rPr>
       </w:pPr>
-      <w:hyperlink w:anchor="_Toc243683129" w:history="1">
+      <w:hyperlink w:anchor="_Toc243683588" w:history="1">
         <w:r>
           <w:rPr>
             <w:rStyle w:val="Hyperlink"/>
@@ -5206,7 +5212,7 @@
             <w:noProof/>
             <w:webHidden/>
           </w:rPr>
-          <w:instrText xml:space="preserve"> PAGEREF _Toc243683129 \h </w:instrText>
+          <w:instrText xml:space="preserve"> PAGEREF _Toc243683588 \h </w:instrText>
         </w:r>
         <w:r>
           <w:rPr>
@@ -5250,7 +5256,7 @@
           <w:lang w:eastAsia="en-IN"/>
         </w:rPr>
       </w:pPr>
-      <w:hyperlink w:anchor="_Toc243683130" w:history="1">
+      <w:hyperlink w:anchor="_Toc243683589" w:history="1">
         <w:r>
           <w:rPr>
             <w:rStyle w:val="Hyperlink"/>
@@ -5294,7 +5300,7 @@
             <w:noProof/>
             <w:webHidden/>
           </w:rPr>
-          <w:instrText xml:space="preserve"> PAGEREF _Toc243683130 \h </w:instrText>
+          <w:instrText xml:space="preserve"> PAGEREF _Toc243683589 \h </w:instrText>
         </w:r>
         <w:r>
           <w:rPr>
@@ -5338,7 +5344,7 @@
           <w:lang w:eastAsia="en-IN"/>
         </w:rPr>
       </w:pPr>
-      <w:hyperlink w:anchor="_Toc243683131" w:history="1">
+      <w:hyperlink w:anchor="_Toc243683590" w:history="1">
         <w:r>
           <w:rPr>
             <w:rStyle w:val="Hyperlink"/>
@@ -5382,7 +5388,7 @@
             <w:noProof/>
             <w:webHidden/>
           </w:rPr>
-          <w:instrText xml:space="preserve"> PAGEREF _Toc243683131 \h </w:instrText>
+          <w:instrText xml:space="preserve"> PAGEREF _Toc243683590 \h </w:instrText>
         </w:r>
         <w:r>
           <w:rPr>
@@ -5426,7 +5432,7 @@
           <w:lang w:eastAsia="en-IN"/>
         </w:rPr>
       </w:pPr>
-      <w:hyperlink w:anchor="_Toc243683132" w:history="1">
+      <w:hyperlink w:anchor="_Toc243683591" w:history="1">
         <w:r>
           <w:rPr>
             <w:rStyle w:val="Hyperlink"/>
@@ -5470,7 +5476,7 @@
             <w:noProof/>
             <w:webHidden/>
           </w:rPr>
-          <w:instrText xml:space="preserve"> PAGEREF _Toc243683132 \h </w:instrText>
+          <w:instrText xml:space="preserve"> PAGEREF _Toc243683591 \h </w:instrText>
         </w:r>
         <w:r>
           <w:rPr>
@@ -5514,7 +5520,7 @@
           <w:lang w:eastAsia="en-IN"/>
         </w:rPr>
       </w:pPr>
-      <w:hyperlink w:anchor="_Toc243683133" w:history="1">
+      <w:hyperlink w:anchor="_Toc243683592" w:history="1">
         <w:r>
           <w:rPr>
             <w:rStyle w:val="Hyperlink"/>
@@ -5558,7 +5564,7 @@
             <w:noProof/>
             <w:webHidden/>
           </w:rPr>
-          <w:instrText xml:space="preserve"> PAGEREF _Toc243683133 \h </w:instrText>
+          <w:instrText xml:space="preserve"> PAGEREF _Toc243683592 \h </w:instrText>
         </w:r>
         <w:r>
           <w:rPr>
@@ -5602,7 +5608,7 @@
           <w:lang w:eastAsia="en-IN"/>
         </w:rPr>
       </w:pPr>
-      <w:hyperlink w:anchor="_Toc243683134" w:history="1">
+      <w:hyperlink w:anchor="_Toc243683593" w:history="1">
         <w:r>
           <w:rPr>
             <w:rStyle w:val="Hyperlink"/>
@@ -5646,7 +5652,7 @@
             <w:noProof/>
             <w:webHidden/>
           </w:rPr>
-          <w:instrText xml:space="preserve"> PAGEREF _Toc243683134 \h </w:instrText>
+          <w:instrText xml:space="preserve"> PAGEREF _Toc243683593 \h </w:instrText>
         </w:r>
         <w:r>
           <w:rPr>
@@ -5690,7 +5696,7 @@
           <w:lang w:eastAsia="en-IN"/>
         </w:rPr>
       </w:pPr>
-      <w:hyperlink w:anchor="_Toc243683135" w:history="1">
+      <w:hyperlink w:anchor="_Toc243683594" w:history="1">
         <w:r>
           <w:rPr>
             <w:rStyle w:val="Hyperlink"/>
@@ -5732,7 +5738,7 @@
             <w:noProof/>
             <w:webHidden/>
           </w:rPr>
-          <w:instrText xml:space="preserve"> PAGEREF _Toc243683135 \h </w:instrText>
+          <w:instrText xml:space="preserve"> PAGEREF _Toc243683594 \h </w:instrText>
         </w:r>
         <w:r>
           <w:rPr>
@@ -5776,7 +5782,7 @@
           <w:lang w:eastAsia="en-IN"/>
         </w:rPr>
       </w:pPr>
-      <w:hyperlink w:anchor="_Toc243683136" w:history="1">
+      <w:hyperlink w:anchor="_Toc243683595" w:history="1">
         <w:r>
           <w:rPr>
             <w:rStyle w:val="Hyperlink"/>
@@ -5820,7 +5826,7 @@
             <w:noProof/>
             <w:webHidden/>
           </w:rPr>
-          <w:instrText xml:space="preserve"> PAGEREF _Toc243683136 \h </w:instrText>
+          <w:instrText xml:space="preserve"> PAGEREF _Toc243683595 \h </w:instrText>
         </w:r>
         <w:r>
           <w:rPr>
@@ -5864,7 +5870,7 @@
           <w:lang w:eastAsia="en-IN"/>
         </w:rPr>
       </w:pPr>
-      <w:hyperlink w:anchor="_Toc243683137" w:history="1">
+      <w:hyperlink w:anchor="_Toc243683596" w:history="1">
         <w:r>
           <w:rPr>
             <w:rStyle w:val="Hyperlink"/>
@@ -5908,7 +5914,7 @@
             <w:noProof/>
             <w:webHidden/>
           </w:rPr>
-          <w:instrText xml:space="preserve"> PAGEREF _Toc243683137 \h </w:instrText>
+          <w:instrText xml:space="preserve"> PAGEREF _Toc243683596 \h </w:instrText>
         </w:r>
         <w:r>
           <w:rPr>
@@ -5952,7 +5958,7 @@
           <w:lang w:eastAsia="en-IN"/>
         </w:rPr>
       </w:pPr>
-      <w:hyperlink w:anchor="_Toc243683138" w:history="1">
+      <w:hyperlink w:anchor="_Toc243683597" w:history="1">
         <w:r>
           <w:rPr>
             <w:rStyle w:val="Hyperlink"/>
@@ -5996,7 +6002,7 @@
             <w:noProof/>
             <w:webHidden/>
           </w:rPr>
-          <w:instrText xml:space="preserve"> PAGEREF _Toc243683138 \h </w:instrText>
+          <w:instrText xml:space="preserve"> PAGEREF _Toc243683597 \h </w:instrText>
         </w:r>
         <w:r>
           <w:rPr>
@@ -6040,7 +6046,7 @@
           <w:lang w:eastAsia="en-IN"/>
         </w:rPr>
       </w:pPr>
-      <w:hyperlink w:anchor="_Toc243683139" w:history="1">
+      <w:hyperlink w:anchor="_Toc243683598" w:history="1">
         <w:r>
           <w:rPr>
             <w:rStyle w:val="Hyperlink"/>
@@ -6082,7 +6088,7 @@
             <w:noProof/>
             <w:webHidden/>
           </w:rPr>
-          <w:instrText xml:space="preserve"> PAGEREF _Toc243683139 \h </w:instrText>
+          <w:instrText xml:space="preserve"> PAGEREF _Toc243683598 \h </w:instrText>
         </w:r>
         <w:r>
           <w:rPr>
@@ -6126,7 +6132,7 @@
           <w:lang w:eastAsia="en-IN"/>
         </w:rPr>
       </w:pPr>
-      <w:hyperlink w:anchor="_Toc243683140" w:history="1">
+      <w:hyperlink w:anchor="_Toc243683599" w:history="1">
         <w:r>
           <w:rPr>
             <w:rStyle w:val="Hyperlink"/>
@@ -6170,7 +6176,7 @@
             <w:noProof/>
             <w:webHidden/>
           </w:rPr>
-          <w:instrText xml:space="preserve"> PAGEREF _Toc243683140 \h </w:instrText>
+          <w:instrText xml:space="preserve"> PAGEREF _Toc243683599 \h </w:instrText>
         </w:r>
         <w:r>
           <w:rPr>
@@ -6214,7 +6220,7 @@
           <w:lang w:eastAsia="en-IN"/>
         </w:rPr>
       </w:pPr>
-      <w:hyperlink w:anchor="_Toc243683141" w:history="1">
+      <w:hyperlink w:anchor="_Toc243683600" w:history="1">
         <w:r>
           <w:rPr>
             <w:rStyle w:val="Hyperlink"/>
@@ -6258,7 +6264,7 @@
             <w:noProof/>
             <w:webHidden/>
           </w:rPr>
-          <w:instrText xml:space="preserve"> PAGEREF _Toc243683141 \h </w:instrText>
+          <w:instrText xml:space="preserve"> PAGEREF _Toc243683600 \h </w:instrText>
         </w:r>
         <w:r>
           <w:rPr>
@@ -6302,7 +6308,7 @@
           <w:lang w:eastAsia="en-IN"/>
         </w:rPr>
       </w:pPr>
-      <w:hyperlink w:anchor="_Toc243683142" w:history="1">
+      <w:hyperlink w:anchor="_Toc243683601" w:history="1">
         <w:r>
           <w:rPr>
             <w:rStyle w:val="Hyperlink"/>
@@ -6346,7 +6352,7 @@
             <w:noProof/>
             <w:webHidden/>
           </w:rPr>
-          <w:instrText xml:space="preserve"> PAGEREF _Toc243683142 \h </w:instrText>
+          <w:instrText xml:space="preserve"> PAGEREF _Toc243683601 \h </w:instrText>
         </w:r>
         <w:r>
           <w:rPr>
@@ -6390,7 +6396,7 @@
           <w:lang w:eastAsia="en-IN"/>
         </w:rPr>
       </w:pPr>
-      <w:hyperlink w:anchor="_Toc243683143" w:history="1">
+      <w:hyperlink w:anchor="_Toc243683602" w:history="1">
         <w:r>
           <w:rPr>
             <w:rStyle w:val="Hyperlink"/>
@@ -6434,7 +6440,7 @@
             <w:noProof/>
             <w:webHidden/>
           </w:rPr>
-          <w:instrText xml:space="preserve"> PAGEREF _Toc243683143 \h </w:instrText>
+          <w:instrText xml:space="preserve"> PAGEREF _Toc243683602 \h </w:instrText>
         </w:r>
         <w:r>
           <w:rPr>
@@ -6478,7 +6484,7 @@
           <w:lang w:eastAsia="en-IN"/>
         </w:rPr>
       </w:pPr>
-      <w:hyperlink w:anchor="_Toc243683144" w:history="1">
+      <w:hyperlink w:anchor="_Toc243683603" w:history="1">
         <w:r>
           <w:rPr>
             <w:rStyle w:val="Hyperlink"/>
@@ -6520,7 +6526,7 @@
             <w:noProof/>
             <w:webHidden/>
           </w:rPr>
-          <w:instrText xml:space="preserve"> PAGEREF _Toc243683144 \h </w:instrText>
+          <w:instrText xml:space="preserve"> PAGEREF _Toc243683603 \h </w:instrText>
         </w:r>
         <w:r>
           <w:rPr>
@@ -6564,7 +6570,7 @@
           <w:lang w:eastAsia="en-IN"/>
         </w:rPr>
       </w:pPr>
-      <w:hyperlink w:anchor="_Toc243683145" w:history="1">
+      <w:hyperlink w:anchor="_Toc243683604" w:history="1">
         <w:r>
           <w:rPr>
             <w:rStyle w:val="Hyperlink"/>
@@ -6606,7 +6612,7 @@
             <w:noProof/>
             <w:webHidden/>
           </w:rPr>
-          <w:instrText xml:space="preserve"> PAGEREF _Toc243683145 \h </w:instrText>
+          <w:instrText xml:space="preserve"> PAGEREF _Toc243683604 \h </w:instrText>
         </w:r>
         <w:r>
           <w:rPr>
@@ -6650,7 +6656,7 @@
           <w:lang w:eastAsia="en-IN"/>
         </w:rPr>
       </w:pPr>
-      <w:hyperlink w:anchor="_Toc243683146" w:history="1">
+      <w:hyperlink w:anchor="_Toc243683605" w:history="1">
         <w:r>
           <w:rPr>
             <w:rStyle w:val="Hyperlink"/>
@@ -6694,7 +6700,7 @@
             <w:noProof/>
             <w:webHidden/>
           </w:rPr>
-          <w:instrText xml:space="preserve"> PAGEREF _Toc243683146 \h </w:instrText>
+          <w:instrText xml:space="preserve"> PAGEREF _Toc243683605 \h </w:instrText>
         </w:r>
         <w:r>
           <w:rPr>
@@ -6738,7 +6744,7 @@
           <w:lang w:eastAsia="en-IN"/>
         </w:rPr>
       </w:pPr>
-      <w:hyperlink w:anchor="_Toc243683147" w:history="1">
+      <w:hyperlink w:anchor="_Toc243683606" w:history="1">
         <w:r>
           <w:rPr>
             <w:rStyle w:val="Hyperlink"/>
@@ -6782,7 +6788,7 @@
             <w:noProof/>
             <w:webHidden/>
           </w:rPr>
-          <w:instrText xml:space="preserve"> PAGEREF _Toc243683147 \h </w:instrText>
+          <w:instrText xml:space="preserve"> PAGEREF _Toc243683606 \h </w:instrText>
         </w:r>
         <w:r>
           <w:rPr>
@@ -6826,7 +6832,7 @@
           <w:lang w:eastAsia="en-IN"/>
         </w:rPr>
       </w:pPr>
-      <w:hyperlink w:anchor="_Toc243683148" w:history="1">
+      <w:hyperlink w:anchor="_Toc243683607" w:history="1">
         <w:r>
           <w:rPr>
             <w:rStyle w:val="Hyperlink"/>
@@ -6870,7 +6876,7 @@
             <w:noProof/>
             <w:webHidden/>
           </w:rPr>
-          <w:instrText xml:space="preserve"> PAGEREF _Toc243683148 \h </w:instrText>
+          <w:instrText xml:space="preserve"> PAGEREF _Toc243683607 \h </w:instrText>
         </w:r>
         <w:r>
           <w:rPr>
@@ -6914,7 +6920,7 @@
           <w:lang w:eastAsia="en-IN"/>
         </w:rPr>
       </w:pPr>
-      <w:hyperlink w:anchor="_Toc243683149" w:history="1">
+      <w:hyperlink w:anchor="_Toc243683608" w:history="1">
         <w:r>
           <w:rPr>
             <w:rStyle w:val="Hyperlink"/>
@@ -6956,7 +6962,7 @@
             <w:noProof/>
             <w:webHidden/>
           </w:rPr>
-          <w:instrText xml:space="preserve"> PAGEREF _Toc243683149 \h </w:instrText>
+          <w:instrText xml:space="preserve"> PAGEREF _Toc243683608 \h </w:instrText>
         </w:r>
         <w:r>
           <w:rPr>
@@ -7000,7 +7006,7 @@
           <w:lang w:eastAsia="en-IN"/>
         </w:rPr>
       </w:pPr>
-      <w:hyperlink w:anchor="_Toc243683150" w:history="1">
+      <w:hyperlink w:anchor="_Toc243683609" w:history="1">
         <w:r>
           <w:rPr>
             <w:rStyle w:val="Hyperlink"/>
@@ -7044,7 +7050,7 @@
             <w:noProof/>
             <w:webHidden/>
           </w:rPr>
-          <w:instrText xml:space="preserve"> PAGEREF _Toc243683150 \h </w:instrText>
+          <w:instrText xml:space="preserve"> PAGEREF _Toc243683609 \h </w:instrText>
         </w:r>
         <w:r>
           <w:rPr>
@@ -7088,7 +7094,7 @@
           <w:lang w:eastAsia="en-IN"/>
         </w:rPr>
       </w:pPr>
-      <w:hyperlink w:anchor="_Toc243683151" w:history="1">
+      <w:hyperlink w:anchor="_Toc243683610" w:history="1">
         <w:r>
           <w:rPr>
             <w:rStyle w:val="Hyperlink"/>
@@ -7132,7 +7138,7 @@
             <w:noProof/>
             <w:webHidden/>
           </w:rPr>
-          <w:instrText xml:space="preserve"> PAGEREF _Toc243683151 \h </w:instrText>
+          <w:instrText xml:space="preserve"> PAGEREF _Toc243683610 \h </w:instrText>
         </w:r>
         <w:r>
           <w:rPr>
@@ -7176,7 +7182,7 @@
           <w:lang w:eastAsia="en-IN"/>
         </w:rPr>
       </w:pPr>
-      <w:hyperlink w:anchor="_Toc243683152" w:history="1">
+      <w:hyperlink w:anchor="_Toc243683611" w:history="1">
         <w:r>
           <w:rPr>
             <w:rStyle w:val="Hyperlink"/>
@@ -7220,7 +7226,7 @@
             <w:noProof/>
             <w:webHidden/>
           </w:rPr>
-          <w:instrText xml:space="preserve"> PAGEREF _Toc243683152 \h </w:instrText>
+          <w:instrText xml:space="preserve"> PAGEREF _Toc243683611 \h </w:instrText>
         </w:r>
         <w:r>
           <w:rPr>
@@ -7264,7 +7270,7 @@
           <w:lang w:eastAsia="en-IN"/>
         </w:rPr>
       </w:pPr>
-      <w:hyperlink w:anchor="_Toc243683153" w:history="1">
+      <w:hyperlink w:anchor="_Toc243683612" w:history="1">
         <w:r>
           <w:rPr>
             <w:rStyle w:val="Hyperlink"/>
@@ -7308,7 +7314,7 @@
             <w:noProof/>
             <w:webHidden/>
           </w:rPr>
-          <w:instrText xml:space="preserve"> PAGEREF _Toc243683153 \h </w:instrText>
+          <w:instrText xml:space="preserve"> PAGEREF _Toc243683612 \h </w:instrText>
         </w:r>
         <w:r>
           <w:rPr>
@@ -7352,7 +7358,7 @@
           <w:lang w:eastAsia="en-IN"/>
         </w:rPr>
       </w:pPr>
-      <w:hyperlink w:anchor="_Toc243683154" w:history="1">
+      <w:hyperlink w:anchor="_Toc243683613" w:history="1">
         <w:r>
           <w:rPr>
             <w:rStyle w:val="Hyperlink"/>
@@ -7396,7 +7402,7 @@
             <w:noProof/>
             <w:webHidden/>
           </w:rPr>
-          <w:instrText xml:space="preserve"> PAGEREF _Toc243683154 \h </w:instrText>
+          <w:instrText xml:space="preserve"> PAGEREF _Toc243683613 \h </w:instrText>
         </w:r>
         <w:r>
           <w:rPr>
@@ -7440,7 +7446,7 @@
           <w:lang w:eastAsia="en-IN"/>
         </w:rPr>
       </w:pPr>
-      <w:hyperlink w:anchor="_Toc243683155" w:history="1">
+      <w:hyperlink w:anchor="_Toc243683614" w:history="1">
         <w:r>
           <w:rPr>
             <w:rStyle w:val="Hyperlink"/>
@@ -7482,7 +7488,7 @@
             <w:noProof/>
             <w:webHidden/>
           </w:rPr>
-          <w:instrText xml:space="preserve"> PAGEREF _Toc243683155 \h </w:instrText>
+          <w:instrText xml:space="preserve"> PAGEREF _Toc243683614 \h </w:instrText>
         </w:r>
         <w:r>
           <w:rPr>
@@ -7526,7 +7532,7 @@
           <w:lang w:eastAsia="en-IN"/>
         </w:rPr>
       </w:pPr>
-      <w:hyperlink w:anchor="_Toc243683156" w:history="1">
+      <w:hyperlink w:anchor="_Toc243683615" w:history="1">
         <w:r>
           <w:rPr>
             <w:rStyle w:val="Hyperlink"/>
@@ -7570,7 +7576,7 @@
             <w:noProof/>
             <w:webHidden/>
           </w:rPr>
-          <w:instrText xml:space="preserve"> PAGEREF _Toc243683156 \h </w:instrText>
+          <w:instrText xml:space="preserve"> PAGEREF _Toc243683615 \h </w:instrText>
         </w:r>
         <w:r>
           <w:rPr>
@@ -7590,7 +7596,7 @@
             <w:noProof/>
             <w:webHidden/>
           </w:rPr>
-          <w:t>27</w:t>
+          <w:t>28</w:t>
         </w:r>
         <w:r>
           <w:rPr>
@@ -7614,7 +7620,7 @@
           <w:lang w:eastAsia="en-IN"/>
         </w:rPr>
       </w:pPr>
-      <w:hyperlink w:anchor="_Toc243683157" w:history="1">
+      <w:hyperlink w:anchor="_Toc243683616" w:history="1">
         <w:r>
           <w:rPr>
             <w:rStyle w:val="Hyperlink"/>
@@ -7658,7 +7664,7 @@
             <w:noProof/>
             <w:webHidden/>
           </w:rPr>
-          <w:instrText xml:space="preserve"> PAGEREF _Toc243683157 \h </w:instrText>
+          <w:instrText xml:space="preserve"> PAGEREF _Toc243683616 \h </w:instrText>
         </w:r>
         <w:r>
           <w:rPr>
@@ -7702,7 +7708,7 @@
           <w:lang w:eastAsia="en-IN"/>
         </w:rPr>
       </w:pPr>
-      <w:hyperlink w:anchor="_Toc243683158" w:history="1">
+      <w:hyperlink w:anchor="_Toc243683617" w:history="1">
         <w:r>
           <w:rPr>
             <w:rStyle w:val="Hyperlink"/>
@@ -7746,7 +7752,7 @@
             <w:noProof/>
             <w:webHidden/>
           </w:rPr>
-          <w:instrText xml:space="preserve"> PAGEREF _Toc243683158 \h </w:instrText>
+          <w:instrText xml:space="preserve"> PAGEREF _Toc243683617 \h </w:instrText>
         </w:r>
         <w:r>
           <w:rPr>
@@ -7790,7 +7796,7 @@
           <w:lang w:eastAsia="en-IN"/>
         </w:rPr>
       </w:pPr>
-      <w:hyperlink w:anchor="_Toc243683159" w:history="1">
+      <w:hyperlink w:anchor="_Toc243683618" w:history="1">
         <w:r>
           <w:rPr>
             <w:rStyle w:val="Hyperlink"/>
@@ -7834,7 +7840,7 @@
             <w:noProof/>
             <w:webHidden/>
           </w:rPr>
-          <w:instrText xml:space="preserve"> PAGEREF _Toc243683159 \h </w:instrText>
+          <w:instrText xml:space="preserve"> PAGEREF _Toc243683618 \h </w:instrText>
         </w:r>
         <w:r>
           <w:rPr>
@@ -7878,7 +7884,7 @@
           <w:lang w:eastAsia="en-IN"/>
         </w:rPr>
       </w:pPr>
-      <w:hyperlink w:anchor="_Toc243683160" w:history="1">
+      <w:hyperlink w:anchor="_Toc243683619" w:history="1">
         <w:r>
           <w:rPr>
             <w:rStyle w:val="Hyperlink"/>
@@ -7922,7 +7928,7 @@
             <w:noProof/>
             <w:webHidden/>
           </w:rPr>
-          <w:instrText xml:space="preserve"> PAGEREF _Toc243683160 \h </w:instrText>
+          <w:instrText xml:space="preserve"> PAGEREF _Toc243683619 \h </w:instrText>
         </w:r>
         <w:r>
           <w:rPr>
@@ -7966,7 +7972,7 @@
           <w:lang w:eastAsia="en-IN"/>
         </w:rPr>
       </w:pPr>
-      <w:hyperlink w:anchor="_Toc243683161" w:history="1">
+      <w:hyperlink w:anchor="_Toc243683620" w:history="1">
         <w:r>
           <w:rPr>
             <w:rStyle w:val="Hyperlink"/>
@@ -8010,7 +8016,7 @@
             <w:noProof/>
             <w:webHidden/>
           </w:rPr>
-          <w:instrText xml:space="preserve"> PAGEREF _Toc243683161 \h </w:instrText>
+          <w:instrText xml:space="preserve"> PAGEREF _Toc243683620 \h </w:instrText>
         </w:r>
         <w:r>
           <w:rPr>
@@ -8054,7 +8060,7 @@
           <w:lang w:eastAsia="en-IN"/>
         </w:rPr>
       </w:pPr>
-      <w:hyperlink w:anchor="_Toc243683162" w:history="1">
+      <w:hyperlink w:anchor="_Toc243683621" w:history="1">
         <w:r>
           <w:rPr>
             <w:rStyle w:val="Hyperlink"/>
@@ -8096,7 +8102,7 @@
             <w:noProof/>
             <w:webHidden/>
           </w:rPr>
-          <w:instrText xml:space="preserve"> PAGEREF _Toc243683162 \h </w:instrText>
+          <w:instrText xml:space="preserve"> PAGEREF _Toc243683621 \h </w:instrText>
         </w:r>
         <w:r>
           <w:rPr>
@@ -8140,7 +8146,7 @@
           <w:lang w:eastAsia="en-IN"/>
         </w:rPr>
       </w:pPr>
-      <w:hyperlink w:anchor="_Toc243683163" w:history="1">
+      <w:hyperlink w:anchor="_Toc243683622" w:history="1">
         <w:r>
           <w:rPr>
             <w:rStyle w:val="Hyperlink"/>
@@ -8184,7 +8190,7 @@
             <w:noProof/>
             <w:webHidden/>
           </w:rPr>
-          <w:instrText xml:space="preserve"> PAGEREF _Toc243683163 \h </w:instrText>
+          <w:instrText xml:space="preserve"> PAGEREF _Toc243683622 \h </w:instrText>
         </w:r>
         <w:r>
           <w:rPr>
@@ -8228,7 +8234,7 @@
           <w:lang w:eastAsia="en-IN"/>
         </w:rPr>
       </w:pPr>
-      <w:hyperlink w:anchor="_Toc243683164" w:history="1">
+      <w:hyperlink w:anchor="_Toc243683623" w:history="1">
         <w:r>
           <w:rPr>
             <w:rStyle w:val="Hyperlink"/>
@@ -8272,7 +8278,7 @@
             <w:noProof/>
             <w:webHidden/>
           </w:rPr>
-          <w:instrText xml:space="preserve"> PAGEREF _Toc243683164 \h </w:instrText>
+          <w:instrText xml:space="preserve"> PAGEREF _Toc243683623 \h </w:instrText>
         </w:r>
         <w:r>
           <w:rPr>
@@ -8316,7 +8322,7 @@
           <w:lang w:eastAsia="en-IN"/>
         </w:rPr>
       </w:pPr>
-      <w:hyperlink w:anchor="_Toc243683165" w:history="1">
+      <w:hyperlink w:anchor="_Toc243683624" w:history="1">
         <w:r>
           <w:rPr>
             <w:rStyle w:val="Hyperlink"/>
@@ -8358,7 +8364,7 @@
             <w:noProof/>
             <w:webHidden/>
           </w:rPr>
-          <w:instrText xml:space="preserve"> PAGEREF _Toc243683165 \h </w:instrText>
+          <w:instrText xml:space="preserve"> PAGEREF _Toc243683624 \h </w:instrText>
         </w:r>
         <w:r>
           <w:rPr>
@@ -8402,7 +8408,7 @@
           <w:lang w:eastAsia="en-IN"/>
         </w:rPr>
       </w:pPr>
-      <w:hyperlink w:anchor="_Toc243683166" w:history="1">
+      <w:hyperlink w:anchor="_Toc243683625" w:history="1">
         <w:r>
           <w:rPr>
             <w:rStyle w:val="Hyperlink"/>
@@ -8444,7 +8450,7 @@
             <w:noProof/>
             <w:webHidden/>
           </w:rPr>
-          <w:instrText xml:space="preserve"> PAGEREF _Toc243683166 \h </w:instrText>
+          <w:instrText xml:space="preserve"> PAGEREF _Toc243683625 \h </w:instrText>
         </w:r>
         <w:r>
           <w:rPr>
@@ -8488,7 +8494,7 @@
           <w:lang w:eastAsia="en-IN"/>
         </w:rPr>
       </w:pPr>
-      <w:hyperlink w:anchor="_Toc243683167" w:history="1">
+      <w:hyperlink w:anchor="_Toc243683626" w:history="1">
         <w:r>
           <w:rPr>
             <w:rStyle w:val="Hyperlink"/>
@@ -8532,7 +8538,7 @@
             <w:noProof/>
             <w:webHidden/>
           </w:rPr>
-          <w:instrText xml:space="preserve"> PAGEREF _Toc243683167 \h </w:instrText>
+          <w:instrText xml:space="preserve"> PAGEREF _Toc243683626 \h </w:instrText>
         </w:r>
         <w:r>
           <w:rPr>
@@ -8576,7 +8582,7 @@
           <w:lang w:eastAsia="en-IN"/>
         </w:rPr>
       </w:pPr>
-      <w:hyperlink w:anchor="_Toc243683168" w:history="1">
+      <w:hyperlink w:anchor="_Toc243683627" w:history="1">
         <w:r>
           <w:rPr>
             <w:rStyle w:val="Hyperlink"/>
@@ -8620,7 +8626,7 @@
             <w:noProof/>
             <w:webHidden/>
           </w:rPr>
-          <w:instrText xml:space="preserve"> PAGEREF _Toc243683168 \h </w:instrText>
+          <w:instrText xml:space="preserve"> PAGEREF _Toc243683627 \h </w:instrText>
         </w:r>
         <w:r>
           <w:rPr>
@@ -8664,7 +8670,7 @@
           <w:lang w:eastAsia="en-IN"/>
         </w:rPr>
       </w:pPr>
-      <w:hyperlink w:anchor="_Toc243683169" w:history="1">
+      <w:hyperlink w:anchor="_Toc243683628" w:history="1">
         <w:r>
           <w:rPr>
             <w:rStyle w:val="Hyperlink"/>
@@ -8708,7 +8714,7 @@
             <w:noProof/>
             <w:webHidden/>
           </w:rPr>
-          <w:instrText xml:space="preserve"> PAGEREF _Toc243683169 \h </w:instrText>
+          <w:instrText xml:space="preserve"> PAGEREF _Toc243683628 \h </w:instrText>
         </w:r>
         <w:r>
           <w:rPr>
@@ -8752,7 +8758,7 @@
           <w:lang w:eastAsia="en-IN"/>
         </w:rPr>
       </w:pPr>
-      <w:hyperlink w:anchor="_Toc243683170" w:history="1">
+      <w:hyperlink w:anchor="_Toc243683629" w:history="1">
         <w:r>
           <w:rPr>
             <w:rStyle w:val="Hyperlink"/>
@@ -8796,7 +8802,7 @@
             <w:noProof/>
             <w:webHidden/>
           </w:rPr>
-          <w:instrText xml:space="preserve"> PAGEREF _Toc243683170 \h </w:instrText>
+          <w:instrText xml:space="preserve"> PAGEREF _Toc243683629 \h </w:instrText>
         </w:r>
         <w:r>
           <w:rPr>
@@ -8840,7 +8846,7 @@
           <w:lang w:eastAsia="en-IN"/>
         </w:rPr>
       </w:pPr>
-      <w:hyperlink w:anchor="_Toc243683171" w:history="1">
+      <w:hyperlink w:anchor="_Toc243683630" w:history="1">
         <w:r>
           <w:rPr>
             <w:rStyle w:val="Hyperlink"/>
@@ -8884,7 +8890,7 @@
             <w:noProof/>
             <w:webHidden/>
           </w:rPr>
-          <w:instrText xml:space="preserve"> PAGEREF _Toc243683171 \h </w:instrText>
+          <w:instrText xml:space="preserve"> PAGEREF _Toc243683630 \h </w:instrText>
         </w:r>
         <w:r>
           <w:rPr>
@@ -8928,7 +8934,7 @@
           <w:lang w:eastAsia="en-IN"/>
         </w:rPr>
       </w:pPr>
-      <w:hyperlink w:anchor="_Toc243683172" w:history="1">
+      <w:hyperlink w:anchor="_Toc243683631" w:history="1">
         <w:r>
           <w:rPr>
             <w:rStyle w:val="Hyperlink"/>
@@ -8972,7 +8978,7 @@
             <w:noProof/>
             <w:webHidden/>
           </w:rPr>
-          <w:instrText xml:space="preserve"> PAGEREF _Toc243683172 \h </w:instrText>
+          <w:instrText xml:space="preserve"> PAGEREF _Toc243683631 \h </w:instrText>
         </w:r>
         <w:r>
           <w:rPr>
@@ -9016,7 +9022,7 @@
           <w:lang w:eastAsia="en-IN"/>
         </w:rPr>
       </w:pPr>
-      <w:hyperlink w:anchor="_Toc243683173" w:history="1">
+      <w:hyperlink w:anchor="_Toc243683632" w:history="1">
         <w:r>
           <w:rPr>
             <w:rStyle w:val="Hyperlink"/>
@@ -9058,7 +9064,7 @@
             <w:noProof/>
             <w:webHidden/>
           </w:rPr>
-          <w:instrText xml:space="preserve"> PAGEREF _Toc243683173 \h </w:instrText>
+          <w:instrText xml:space="preserve"> PAGEREF _Toc243683632 \h </w:instrText>
         </w:r>
         <w:r>
           <w:rPr>
@@ -9101,7 +9107,7 @@
           <w:lang w:eastAsia="en-IN"/>
         </w:rPr>
       </w:pPr>
-      <w:hyperlink w:anchor="_Toc243683174" w:history="1">
+      <w:hyperlink w:anchor="_Toc243683633" w:history="1">
         <w:r>
           <w:rPr>
             <w:rStyle w:val="Hyperlink"/>
@@ -9128,7 +9134,7 @@
             <w:noProof/>
             <w:webHidden/>
           </w:rPr>
-          <w:instrText xml:space="preserve"> PAGEREF _Toc243683174 \h </w:instrText>
+          <w:instrText xml:space="preserve"> PAGEREF _Toc243683633 \h </w:instrText>
         </w:r>
         <w:r>
           <w:rPr>
@@ -9171,7 +9177,7 @@
           <w:lang w:eastAsia="en-IN"/>
         </w:rPr>
       </w:pPr>
-      <w:hyperlink w:anchor="_Toc243683175" w:history="1">
+      <w:hyperlink w:anchor="_Toc243683634" w:history="1">
         <w:r>
           <w:rPr>
             <w:rStyle w:val="Hyperlink"/>
@@ -9198,7 +9204,7 @@
             <w:noProof/>
             <w:webHidden/>
           </w:rPr>
-          <w:instrText xml:space="preserve"> PAGEREF _Toc243683175 \h </w:instrText>
+          <w:instrText xml:space="preserve"> PAGEREF _Toc243683634 \h </w:instrText>
         </w:r>
         <w:r>
           <w:rPr>
@@ -9275,7 +9281,7 @@
       <w:r>
         <w:fldChar w:fldCharType="separate"/>
       </w:r>
-      <w:hyperlink w:anchor="_Toc243683176" w:history="1">
+      <w:hyperlink w:anchor="_Toc243683635" w:history="1">
         <w:r>
           <w:rPr>
             <w:rStyle w:val="Hyperlink"/>
@@ -9303,7 +9309,7 @@
             <w:noProof/>
             <w:webHidden/>
           </w:rPr>
-          <w:instrText xml:space="preserve"> PAGEREF _Toc243683176 \h </w:instrText>
+          <w:instrText xml:space="preserve"> PAGEREF _Toc243683635 \h </w:instrText>
         </w:r>
         <w:r>
           <w:rPr>
@@ -9346,7 +9352,7 @@
           <w:lang w:eastAsia="en-IN"/>
         </w:rPr>
       </w:pPr>
-      <w:hyperlink w:anchor="_Toc243683177" w:history="1">
+      <w:hyperlink w:anchor="_Toc243683636" w:history="1">
         <w:r>
           <w:rPr>
             <w:rStyle w:val="Hyperlink"/>
@@ -9374,7 +9380,7 @@
             <w:noProof/>
             <w:webHidden/>
           </w:rPr>
-          <w:instrText xml:space="preserve"> PAGEREF _Toc243683177 \h </w:instrText>
+          <w:instrText xml:space="preserve"> PAGEREF _Toc243683636 \h </w:instrText>
         </w:r>
         <w:r>
           <w:rPr>
@@ -9417,7 +9423,7 @@
           <w:lang w:eastAsia="en-IN"/>
         </w:rPr>
       </w:pPr>
-      <w:hyperlink w:anchor="_Toc243683178" w:history="1">
+      <w:hyperlink w:anchor="_Toc243683637" w:history="1">
         <w:r>
           <w:rPr>
             <w:rStyle w:val="Hyperlink"/>
@@ -9445,7 +9451,7 @@
             <w:noProof/>
             <w:webHidden/>
           </w:rPr>
-          <w:instrText xml:space="preserve"> PAGEREF _Toc243683178 \h </w:instrText>
+          <w:instrText xml:space="preserve"> PAGEREF _Toc243683637 \h </w:instrText>
         </w:r>
         <w:r>
           <w:rPr>
@@ -9488,7 +9494,7 @@
           <w:lang w:eastAsia="en-IN"/>
         </w:rPr>
       </w:pPr>
-      <w:hyperlink w:anchor="_Toc243683179" w:history="1">
+      <w:hyperlink w:anchor="_Toc243683638" w:history="1">
         <w:r>
           <w:rPr>
             <w:rStyle w:val="Hyperlink"/>
@@ -9516,7 +9522,7 @@
             <w:noProof/>
             <w:webHidden/>
           </w:rPr>
-          <w:instrText xml:space="preserve"> PAGEREF _Toc243683179 \h </w:instrText>
+          <w:instrText xml:space="preserve"> PAGEREF _Toc243683638 \h </w:instrText>
         </w:r>
         <w:r>
           <w:rPr>
@@ -9559,7 +9565,7 @@
           <w:lang w:eastAsia="en-IN"/>
         </w:rPr>
       </w:pPr>
-      <w:hyperlink w:anchor="_Toc243683180" w:history="1">
+      <w:hyperlink w:anchor="_Toc243683639" w:history="1">
         <w:r>
           <w:rPr>
             <w:rStyle w:val="Hyperlink"/>
@@ -9587,7 +9593,7 @@
             <w:noProof/>
             <w:webHidden/>
           </w:rPr>
-          <w:instrText xml:space="preserve"> PAGEREF _Toc243683180 \h </w:instrText>
+          <w:instrText xml:space="preserve"> PAGEREF _Toc243683639 \h </w:instrText>
         </w:r>
         <w:r>
           <w:rPr>
@@ -9630,7 +9636,7 @@
           <w:lang w:eastAsia="en-IN"/>
         </w:rPr>
       </w:pPr>
-      <w:hyperlink w:anchor="_Toc243683181" w:history="1">
+      <w:hyperlink w:anchor="_Toc243683640" w:history="1">
         <w:r>
           <w:rPr>
             <w:rStyle w:val="Hyperlink"/>
@@ -9658,7 +9664,7 @@
             <w:noProof/>
             <w:webHidden/>
           </w:rPr>
-          <w:instrText xml:space="preserve"> PAGEREF _Toc243683181 \h </w:instrText>
+          <w:instrText xml:space="preserve"> PAGEREF _Toc243683640 \h </w:instrText>
         </w:r>
         <w:r>
           <w:rPr>
@@ -9701,7 +9707,7 @@
           <w:lang w:eastAsia="en-IN"/>
         </w:rPr>
       </w:pPr>
-      <w:hyperlink w:anchor="_Toc243683182" w:history="1">
+      <w:hyperlink w:anchor="_Toc243683641" w:history="1">
         <w:r>
           <w:rPr>
             <w:rStyle w:val="Hyperlink"/>
@@ -9729,7 +9735,7 @@
             <w:noProof/>
             <w:webHidden/>
           </w:rPr>
-          <w:instrText xml:space="preserve"> PAGEREF _Toc243683182 \h </w:instrText>
+          <w:instrText xml:space="preserve"> PAGEREF _Toc243683641 \h </w:instrText>
         </w:r>
         <w:r>
           <w:rPr>
@@ -9772,7 +9778,7 @@
           <w:lang w:eastAsia="en-IN"/>
         </w:rPr>
       </w:pPr>
-      <w:hyperlink w:anchor="_Toc243683183" w:history="1">
+      <w:hyperlink w:anchor="_Toc243683642" w:history="1">
         <w:r>
           <w:rPr>
             <w:rStyle w:val="Hyperlink"/>
@@ -9800,7 +9806,7 @@
             <w:noProof/>
             <w:webHidden/>
           </w:rPr>
-          <w:instrText xml:space="preserve"> PAGEREF _Toc243683183 \h </w:instrText>
+          <w:instrText xml:space="preserve"> PAGEREF _Toc243683642 \h </w:instrText>
         </w:r>
         <w:r>
           <w:rPr>
@@ -9843,7 +9849,7 @@
           <w:lang w:eastAsia="en-IN"/>
         </w:rPr>
       </w:pPr>
-      <w:hyperlink w:anchor="_Toc243683184" w:history="1">
+      <w:hyperlink w:anchor="_Toc243683643" w:history="1">
         <w:r>
           <w:rPr>
             <w:rStyle w:val="Hyperlink"/>
@@ -9871,7 +9877,7 @@
             <w:noProof/>
             <w:webHidden/>
           </w:rPr>
-          <w:instrText xml:space="preserve"> PAGEREF _Toc243683184 \h </w:instrText>
+          <w:instrText xml:space="preserve"> PAGEREF _Toc243683643 \h </w:instrText>
         </w:r>
         <w:r>
           <w:rPr>
@@ -9914,7 +9920,7 @@
           <w:lang w:eastAsia="en-IN"/>
         </w:rPr>
       </w:pPr>
-      <w:hyperlink w:anchor="_Toc243683185" w:history="1">
+      <w:hyperlink w:anchor="_Toc243683644" w:history="1">
         <w:r>
           <w:rPr>
             <w:rStyle w:val="Hyperlink"/>
@@ -9942,7 +9948,7 @@
             <w:noProof/>
             <w:webHidden/>
           </w:rPr>
-          <w:instrText xml:space="preserve"> PAGEREF _Toc243683185 \h </w:instrText>
+          <w:instrText xml:space="preserve"> PAGEREF _Toc243683644 \h </w:instrText>
         </w:r>
         <w:r>
           <w:rPr>
@@ -9985,7 +9991,7 @@
           <w:lang w:eastAsia="en-IN"/>
         </w:rPr>
       </w:pPr>
-      <w:hyperlink w:anchor="_Toc243683186" w:history="1">
+      <w:hyperlink w:anchor="_Toc243683645" w:history="1">
         <w:r>
           <w:rPr>
             <w:rStyle w:val="Hyperlink"/>
@@ -10013,7 +10019,7 @@
             <w:noProof/>
             <w:webHidden/>
           </w:rPr>
-          <w:instrText xml:space="preserve"> PAGEREF _Toc243683186 \h </w:instrText>
+          <w:instrText xml:space="preserve"> PAGEREF _Toc243683645 \h </w:instrText>
         </w:r>
         <w:r>
           <w:rPr>
@@ -10056,7 +10062,7 @@
           <w:lang w:eastAsia="en-IN"/>
         </w:rPr>
       </w:pPr>
-      <w:hyperlink w:anchor="_Toc243683187" w:history="1">
+      <w:hyperlink w:anchor="_Toc243683646" w:history="1">
         <w:r>
           <w:rPr>
             <w:rStyle w:val="Hyperlink"/>
@@ -10084,7 +10090,7 @@
             <w:noProof/>
             <w:webHidden/>
           </w:rPr>
-          <w:instrText xml:space="preserve"> PAGEREF _Toc243683187 \h </w:instrText>
+          <w:instrText xml:space="preserve"> PAGEREF _Toc243683646 \h </w:instrText>
         </w:r>
         <w:r>
           <w:rPr>
@@ -10127,7 +10133,7 @@
           <w:lang w:eastAsia="en-IN"/>
         </w:rPr>
       </w:pPr>
-      <w:hyperlink w:anchor="_Toc243683188" w:history="1">
+      <w:hyperlink w:anchor="_Toc243683647" w:history="1">
         <w:r>
           <w:rPr>
             <w:rStyle w:val="Hyperlink"/>
@@ -10155,7 +10161,7 @@
             <w:noProof/>
             <w:webHidden/>
           </w:rPr>
-          <w:instrText xml:space="preserve"> PAGEREF _Toc243683188 \h </w:instrText>
+          <w:instrText xml:space="preserve"> PAGEREF _Toc243683647 \h </w:instrText>
         </w:r>
         <w:r>
           <w:rPr>
@@ -10198,7 +10204,7 @@
           <w:lang w:eastAsia="en-IN"/>
         </w:rPr>
       </w:pPr>
-      <w:hyperlink w:anchor="_Toc243683189" w:history="1">
+      <w:hyperlink w:anchor="_Toc243683648" w:history="1">
         <w:r>
           <w:rPr>
             <w:rStyle w:val="Hyperlink"/>
@@ -10226,7 +10232,7 @@
             <w:noProof/>
             <w:webHidden/>
           </w:rPr>
-          <w:instrText xml:space="preserve"> PAGEREF _Toc243683189 \h </w:instrText>
+          <w:instrText xml:space="preserve"> PAGEREF _Toc243683648 \h </w:instrText>
         </w:r>
         <w:r>
           <w:rPr>
@@ -10269,7 +10275,7 @@
           <w:lang w:eastAsia="en-IN"/>
         </w:rPr>
       </w:pPr>
-      <w:hyperlink w:anchor="_Toc243683190" w:history="1">
+      <w:hyperlink w:anchor="_Toc243683649" w:history="1">
         <w:r>
           <w:rPr>
             <w:rStyle w:val="Hyperlink"/>
@@ -10297,7 +10303,7 @@
             <w:noProof/>
             <w:webHidden/>
           </w:rPr>
-          <w:instrText xml:space="preserve"> PAGEREF _Toc243683190 \h </w:instrText>
+          <w:instrText xml:space="preserve"> PAGEREF _Toc243683649 \h </w:instrText>
         </w:r>
         <w:r>
           <w:rPr>
@@ -10340,7 +10346,7 @@
           <w:lang w:eastAsia="en-IN"/>
         </w:rPr>
       </w:pPr>
-      <w:hyperlink w:anchor="_Toc243683191" w:history="1">
+      <w:hyperlink w:anchor="_Toc243683650" w:history="1">
         <w:r>
           <w:rPr>
             <w:rStyle w:val="Hyperlink"/>
@@ -10368,7 +10374,7 @@
             <w:noProof/>
             <w:webHidden/>
           </w:rPr>
-          <w:instrText xml:space="preserve"> PAGEREF _Toc243683191 \h </w:instrText>
+          <w:instrText xml:space="preserve"> PAGEREF _Toc243683650 \h </w:instrText>
         </w:r>
         <w:r>
           <w:rPr>
@@ -10411,7 +10417,7 @@
           <w:lang w:eastAsia="en-IN"/>
         </w:rPr>
       </w:pPr>
-      <w:hyperlink w:anchor="_Toc243683192" w:history="1">
+      <w:hyperlink w:anchor="_Toc243683651" w:history="1">
         <w:r>
           <w:rPr>
             <w:rStyle w:val="Hyperlink"/>
@@ -10439,7 +10445,7 @@
             <w:noProof/>
             <w:webHidden/>
           </w:rPr>
-          <w:instrText xml:space="preserve"> PAGEREF _Toc243683192 \h </w:instrText>
+          <w:instrText xml:space="preserve"> PAGEREF _Toc243683651 \h </w:instrText>
         </w:r>
         <w:r>
           <w:rPr>
@@ -10515,7 +10521,7 @@
       <w:r>
         <w:fldChar w:fldCharType="separate"/>
       </w:r>
-      <w:hyperlink w:anchor="_Toc243683193" w:history="1">
+      <w:hyperlink w:anchor="_Toc243683652" w:history="1">
         <w:r>
           <w:rPr>
             <w:rStyle w:val="Hyperlink"/>
@@ -10543,7 +10549,7 @@
             <w:noProof/>
             <w:webHidden/>
           </w:rPr>
-          <w:instrText xml:space="preserve"> PAGEREF _Toc243683193 \h </w:instrText>
+          <w:instrText xml:space="preserve"> PAGEREF _Toc243683652 \h </w:instrText>
         </w:r>
         <w:r>
           <w:rPr>
@@ -10586,7 +10592,7 @@
           <w:lang w:eastAsia="en-IN"/>
         </w:rPr>
       </w:pPr>
-      <w:hyperlink w:anchor="_Toc243683194" w:history="1">
+      <w:hyperlink w:anchor="_Toc243683653" w:history="1">
         <w:r>
           <w:rPr>
             <w:rStyle w:val="Hyperlink"/>
@@ -10614,7 +10620,7 @@
             <w:noProof/>
             <w:webHidden/>
           </w:rPr>
-          <w:instrText xml:space="preserve"> PAGEREF _Toc243683194 \h </w:instrText>
+          <w:instrText xml:space="preserve"> PAGEREF _Toc243683653 \h </w:instrText>
         </w:r>
         <w:r>
           <w:rPr>
@@ -10657,7 +10663,7 @@
           <w:lang w:eastAsia="en-IN"/>
         </w:rPr>
       </w:pPr>
-      <w:hyperlink w:anchor="_Toc243683195" w:history="1">
+      <w:hyperlink w:anchor="_Toc243683654" w:history="1">
         <w:r>
           <w:rPr>
             <w:rStyle w:val="Hyperlink"/>
@@ -10685,7 +10691,7 @@
             <w:noProof/>
             <w:webHidden/>
           </w:rPr>
-          <w:instrText xml:space="preserve"> PAGEREF _Toc243683195 \h </w:instrText>
+          <w:instrText xml:space="preserve"> PAGEREF _Toc243683654 \h </w:instrText>
         </w:r>
         <w:r>
           <w:rPr>
@@ -10728,7 +10734,7 @@
           <w:lang w:eastAsia="en-IN"/>
         </w:rPr>
       </w:pPr>
-      <w:hyperlink w:anchor="_Toc243683196" w:history="1">
+      <w:hyperlink w:anchor="_Toc243683655" w:history="1">
         <w:r>
           <w:rPr>
             <w:rStyle w:val="Hyperlink"/>
@@ -10756,7 +10762,7 @@
             <w:noProof/>
             <w:webHidden/>
           </w:rPr>
-          <w:instrText xml:space="preserve"> PAGEREF _Toc243683196 \h </w:instrText>
+          <w:instrText xml:space="preserve"> PAGEREF _Toc243683655 \h </w:instrText>
         </w:r>
         <w:r>
           <w:rPr>
@@ -10799,7 +10805,7 @@
           <w:lang w:eastAsia="en-IN"/>
         </w:rPr>
       </w:pPr>
-      <w:hyperlink w:anchor="_Toc243683197" w:history="1">
+      <w:hyperlink w:anchor="_Toc243683656" w:history="1">
         <w:r>
           <w:rPr>
             <w:rStyle w:val="Hyperlink"/>
@@ -10827,7 +10833,7 @@
             <w:noProof/>
             <w:webHidden/>
           </w:rPr>
-          <w:instrText xml:space="preserve"> PAGEREF _Toc243683197 \h </w:instrText>
+          <w:instrText xml:space="preserve"> PAGEREF _Toc243683656 \h </w:instrText>
         </w:r>
         <w:r>
           <w:rPr>
@@ -10870,7 +10876,7 @@
           <w:lang w:eastAsia="en-IN"/>
         </w:rPr>
       </w:pPr>
-      <w:hyperlink w:anchor="_Toc243683198" w:history="1">
+      <w:hyperlink w:anchor="_Toc243683657" w:history="1">
         <w:r>
           <w:rPr>
             <w:rStyle w:val="Hyperlink"/>
@@ -10898,7 +10904,7 @@
             <w:noProof/>
             <w:webHidden/>
           </w:rPr>
-          <w:instrText xml:space="preserve"> PAGEREF _Toc243683198 \h </w:instrText>
+          <w:instrText xml:space="preserve"> PAGEREF _Toc243683657 \h </w:instrText>
         </w:r>
         <w:r>
           <w:rPr>
@@ -10941,7 +10947,7 @@
           <w:lang w:eastAsia="en-IN"/>
         </w:rPr>
       </w:pPr>
-      <w:hyperlink w:anchor="_Toc243683199" w:history="1">
+      <w:hyperlink w:anchor="_Toc243683658" w:history="1">
         <w:r>
           <w:rPr>
             <w:rStyle w:val="Hyperlink"/>
@@ -10969,7 +10975,7 @@
             <w:noProof/>
             <w:webHidden/>
           </w:rPr>
-          <w:instrText xml:space="preserve"> PAGEREF _Toc243683199 \h </w:instrText>
+          <w:instrText xml:space="preserve"> PAGEREF _Toc243683658 \h </w:instrText>
         </w:r>
         <w:r>
           <w:rPr>
@@ -11012,7 +11018,7 @@
           <w:lang w:eastAsia="en-IN"/>
         </w:rPr>
       </w:pPr>
-      <w:hyperlink w:anchor="_Toc243683200" w:history="1">
+      <w:hyperlink w:anchor="_Toc243683659" w:history="1">
         <w:r>
           <w:rPr>
             <w:rStyle w:val="Hyperlink"/>
@@ -11040,7 +11046,7 @@
             <w:noProof/>
             <w:webHidden/>
           </w:rPr>
-          <w:instrText xml:space="preserve"> PAGEREF _Toc243683200 \h </w:instrText>
+          <w:instrText xml:space="preserve"> PAGEREF _Toc243683659 \h </w:instrText>
         </w:r>
         <w:r>
           <w:rPr>
@@ -11083,7 +11089,7 @@
           <w:lang w:eastAsia="en-IN"/>
         </w:rPr>
       </w:pPr>
-      <w:hyperlink w:anchor="_Toc243683201" w:history="1">
+      <w:hyperlink w:anchor="_Toc243683660" w:history="1">
         <w:r>
           <w:rPr>
             <w:rStyle w:val="Hyperlink"/>
@@ -11111,7 +11117,7 @@
             <w:noProof/>
             <w:webHidden/>
           </w:rPr>
-          <w:instrText xml:space="preserve"> PAGEREF _Toc243683201 \h </w:instrText>
+          <w:instrText xml:space="preserve"> PAGEREF _Toc243683660 \h </w:instrText>
         </w:r>
         <w:r>
           <w:rPr>
@@ -11154,7 +11160,7 @@
           <w:lang w:eastAsia="en-IN"/>
         </w:rPr>
       </w:pPr>
-      <w:hyperlink w:anchor="_Toc243683202" w:history="1">
+      <w:hyperlink w:anchor="_Toc243683661" w:history="1">
         <w:r>
           <w:rPr>
             <w:rStyle w:val="Hyperlink"/>
@@ -11182,7 +11188,7 @@
             <w:noProof/>
             <w:webHidden/>
           </w:rPr>
-          <w:instrText xml:space="preserve"> PAGEREF _Toc243683202 \h </w:instrText>
+          <w:instrText xml:space="preserve"> PAGEREF _Toc243683661 \h </w:instrText>
         </w:r>
         <w:r>
           <w:rPr>
@@ -11225,7 +11231,7 @@
           <w:lang w:eastAsia="en-IN"/>
         </w:rPr>
       </w:pPr>
-      <w:hyperlink w:anchor="_Toc243683203" w:history="1">
+      <w:hyperlink w:anchor="_Toc243683662" w:history="1">
         <w:r>
           <w:rPr>
             <w:rStyle w:val="Hyperlink"/>
@@ -11253,7 +11259,7 @@
             <w:noProof/>
             <w:webHidden/>
           </w:rPr>
-          <w:instrText xml:space="preserve"> PAGEREF _Toc243683203 \h </w:instrText>
+          <w:instrText xml:space="preserve"> PAGEREF _Toc243683662 \h </w:instrText>
         </w:r>
         <w:r>
           <w:rPr>
@@ -11296,7 +11302,7 @@
           <w:lang w:eastAsia="en-IN"/>
         </w:rPr>
       </w:pPr>
-      <w:hyperlink w:anchor="_Toc243683204" w:history="1">
+      <w:hyperlink w:anchor="_Toc243683663" w:history="1">
         <w:r>
           <w:rPr>
             <w:rStyle w:val="Hyperlink"/>
@@ -11324,7 +11330,7 @@
             <w:noProof/>
             <w:webHidden/>
           </w:rPr>
-          <w:instrText xml:space="preserve"> PAGEREF _Toc243683204 \h </w:instrText>
+          <w:instrText xml:space="preserve"> PAGEREF _Toc243683663 \h </w:instrText>
         </w:r>
         <w:r>
           <w:rPr>
@@ -11367,7 +11373,7 @@
           <w:lang w:eastAsia="en-IN"/>
         </w:rPr>
       </w:pPr>
-      <w:hyperlink w:anchor="_Toc243683205" w:history="1">
+      <w:hyperlink w:anchor="_Toc243683664" w:history="1">
         <w:r>
           <w:rPr>
             <w:rStyle w:val="Hyperlink"/>
@@ -11395,7 +11401,7 @@
             <w:noProof/>
             <w:webHidden/>
           </w:rPr>
-          <w:instrText xml:space="preserve"> PAGEREF _Toc243683205 \h </w:instrText>
+          <w:instrText xml:space="preserve"> PAGEREF _Toc243683664 \h </w:instrText>
         </w:r>
         <w:r>
           <w:rPr>
@@ -11438,7 +11444,7 @@
           <w:lang w:eastAsia="en-IN"/>
         </w:rPr>
       </w:pPr>
-      <w:hyperlink w:anchor="_Toc243683206" w:history="1">
+      <w:hyperlink w:anchor="_Toc243683665" w:history="1">
         <w:r>
           <w:rPr>
             <w:rStyle w:val="Hyperlink"/>
@@ -11466,7 +11472,7 @@
             <w:noProof/>
             <w:webHidden/>
           </w:rPr>
-          <w:instrText xml:space="preserve"> PAGEREF _Toc243683206 \h </w:instrText>
+          <w:instrText xml:space="preserve"> PAGEREF _Toc243683665 \h </w:instrText>
         </w:r>
         <w:r>
           <w:rPr>
@@ -11509,7 +11515,7 @@
           <w:lang w:eastAsia="en-IN"/>
         </w:rPr>
       </w:pPr>
-      <w:hyperlink w:anchor="_Toc243683207" w:history="1">
+      <w:hyperlink w:anchor="_Toc243683666" w:history="1">
         <w:r>
           <w:rPr>
             <w:rStyle w:val="Hyperlink"/>
@@ -11537,7 +11543,7 @@
             <w:noProof/>
             <w:webHidden/>
           </w:rPr>
-          <w:instrText xml:space="preserve"> PAGEREF _Toc243683207 \h </w:instrText>
+          <w:instrText xml:space="preserve"> PAGEREF _Toc243683666 \h </w:instrText>
         </w:r>
         <w:r>
           <w:rPr>
@@ -11580,7 +11586,7 @@
           <w:lang w:eastAsia="en-IN"/>
         </w:rPr>
       </w:pPr>
-      <w:hyperlink w:anchor="_Toc243683208" w:history="1">
+      <w:hyperlink w:anchor="_Toc243683667" w:history="1">
         <w:r>
           <w:rPr>
             <w:rStyle w:val="Hyperlink"/>
@@ -11608,7 +11614,7 @@
             <w:noProof/>
             <w:webHidden/>
           </w:rPr>
-          <w:instrText xml:space="preserve"> PAGEREF _Toc243683208 \h </w:instrText>
+          <w:instrText xml:space="preserve"> PAGEREF _Toc243683667 \h </w:instrText>
         </w:r>
         <w:r>
           <w:rPr>
@@ -11651,7 +11657,7 @@
           <w:lang w:eastAsia="en-IN"/>
         </w:rPr>
       </w:pPr>
-      <w:hyperlink w:anchor="_Toc243683209" w:history="1">
+      <w:hyperlink w:anchor="_Toc243683668" w:history="1">
         <w:r>
           <w:rPr>
             <w:rStyle w:val="Hyperlink"/>
@@ -11679,7 +11685,7 @@
             <w:noProof/>
             <w:webHidden/>
           </w:rPr>
-          <w:instrText xml:space="preserve"> PAGEREF _Toc243683209 \h </w:instrText>
+          <w:instrText xml:space="preserve"> PAGEREF _Toc243683668 \h </w:instrText>
         </w:r>
         <w:r>
           <w:rPr>
@@ -11722,7 +11728,7 @@
           <w:lang w:eastAsia="en-IN"/>
         </w:rPr>
       </w:pPr>
-      <w:hyperlink w:anchor="_Toc243683210" w:history="1">
+      <w:hyperlink w:anchor="_Toc243683669" w:history="1">
         <w:r>
           <w:rPr>
             <w:rStyle w:val="Hyperlink"/>
@@ -11750,7 +11756,7 @@
             <w:noProof/>
             <w:webHidden/>
           </w:rPr>
-          <w:instrText xml:space="preserve"> PAGEREF _Toc243683210 \h </w:instrText>
+          <w:instrText xml:space="preserve"> PAGEREF _Toc243683669 \h </w:instrText>
         </w:r>
         <w:r>
           <w:rPr>
@@ -11793,7 +11799,7 @@
           <w:lang w:eastAsia="en-IN"/>
         </w:rPr>
       </w:pPr>
-      <w:hyperlink w:anchor="_Toc243683211" w:history="1">
+      <w:hyperlink w:anchor="_Toc243683670" w:history="1">
         <w:r>
           <w:rPr>
             <w:rStyle w:val="Hyperlink"/>
@@ -11821,7 +11827,7 @@
             <w:noProof/>
             <w:webHidden/>
           </w:rPr>
-          <w:instrText xml:space="preserve"> PAGEREF _Toc243683211 \h </w:instrText>
+          <w:instrText xml:space="preserve"> PAGEREF _Toc243683670 \h </w:instrText>
         </w:r>
         <w:r>
           <w:rPr>
@@ -11864,7 +11870,7 @@
           <w:lang w:eastAsia="en-IN"/>
         </w:rPr>
       </w:pPr>
-      <w:hyperlink w:anchor="_Toc243683212" w:history="1">
+      <w:hyperlink w:anchor="_Toc243683671" w:history="1">
         <w:r>
           <w:rPr>
             <w:rStyle w:val="Hyperlink"/>
@@ -11892,7 +11898,7 @@
             <w:noProof/>
             <w:webHidden/>
           </w:rPr>
-          <w:instrText xml:space="preserve"> PAGEREF _Toc243683212 \h </w:instrText>
+          <w:instrText xml:space="preserve"> PAGEREF _Toc243683671 \h </w:instrText>
         </w:r>
         <w:r>
           <w:rPr>
@@ -11935,7 +11941,7 @@
           <w:lang w:eastAsia="en-IN"/>
         </w:rPr>
       </w:pPr>
-      <w:hyperlink w:anchor="_Toc243683213" w:history="1">
+      <w:hyperlink w:anchor="_Toc243683672" w:history="1">
         <w:r>
           <w:rPr>
             <w:rStyle w:val="Hyperlink"/>
@@ -11963,7 +11969,7 @@
             <w:noProof/>
             <w:webHidden/>
           </w:rPr>
-          <w:instrText xml:space="preserve"> PAGEREF _Toc243683213 \h </w:instrText>
+          <w:instrText xml:space="preserve"> PAGEREF _Toc243683672 \h </w:instrText>
         </w:r>
         <w:r>
           <w:rPr>
@@ -12006,7 +12012,7 @@
           <w:lang w:eastAsia="en-IN"/>
         </w:rPr>
       </w:pPr>
-      <w:hyperlink w:anchor="_Toc243683214" w:history="1">
+      <w:hyperlink w:anchor="_Toc243683673" w:history="1">
         <w:r>
           <w:rPr>
             <w:rStyle w:val="Hyperlink"/>
@@ -12034,7 +12040,7 @@
             <w:noProof/>
             <w:webHidden/>
           </w:rPr>
-          <w:instrText xml:space="preserve"> PAGEREF _Toc243683214 \h </w:instrText>
+          <w:instrText xml:space="preserve"> PAGEREF _Toc243683673 \h </w:instrText>
         </w:r>
         <w:r>
           <w:rPr>
@@ -12077,7 +12083,7 @@
           <w:lang w:eastAsia="en-IN"/>
         </w:rPr>
       </w:pPr>
-      <w:hyperlink w:anchor="_Toc243683215" w:history="1">
+      <w:hyperlink w:anchor="_Toc243683674" w:history="1">
         <w:r>
           <w:rPr>
             <w:rStyle w:val="Hyperlink"/>
@@ -12105,7 +12111,7 @@
             <w:noProof/>
             <w:webHidden/>
           </w:rPr>
-          <w:instrText xml:space="preserve"> PAGEREF _Toc243683215 \h </w:instrText>
+          <w:instrText xml:space="preserve"> PAGEREF _Toc243683674 \h </w:instrText>
         </w:r>
         <w:r>
           <w:rPr>
@@ -12148,7 +12154,7 @@
           <w:lang w:eastAsia="en-IN"/>
         </w:rPr>
       </w:pPr>
-      <w:hyperlink w:anchor="_Toc243683216" w:history="1">
+      <w:hyperlink w:anchor="_Toc243683675" w:history="1">
         <w:r>
           <w:rPr>
             <w:rStyle w:val="Hyperlink"/>
@@ -12176,7 +12182,7 @@
             <w:noProof/>
             <w:webHidden/>
           </w:rPr>
-          <w:instrText xml:space="preserve"> PAGEREF _Toc243683216 \h </w:instrText>
+          <w:instrText xml:space="preserve"> PAGEREF _Toc243683675 \h </w:instrText>
         </w:r>
         <w:r>
           <w:rPr>
@@ -12219,7 +12225,7 @@
           <w:lang w:eastAsia="en-IN"/>
         </w:rPr>
       </w:pPr>
-      <w:hyperlink w:anchor="_Toc243683217" w:history="1">
+      <w:hyperlink w:anchor="_Toc243683676" w:history="1">
         <w:r>
           <w:rPr>
             <w:rStyle w:val="Hyperlink"/>
@@ -12247,7 +12253,7 @@
             <w:noProof/>
             <w:webHidden/>
           </w:rPr>
-          <w:instrText xml:space="preserve"> PAGEREF _Toc243683217 \h </w:instrText>
+          <w:instrText xml:space="preserve"> PAGEREF _Toc243683676 \h </w:instrText>
         </w:r>
         <w:r>
           <w:rPr>
@@ -12290,7 +12296,7 @@
           <w:lang w:eastAsia="en-IN"/>
         </w:rPr>
       </w:pPr>
-      <w:hyperlink w:anchor="_Toc243683218" w:history="1">
+      <w:hyperlink w:anchor="_Toc243683677" w:history="1">
         <w:r>
           <w:rPr>
             <w:rStyle w:val="Hyperlink"/>
@@ -12318,7 +12324,7 @@
             <w:noProof/>
             <w:webHidden/>
           </w:rPr>
-          <w:instrText xml:space="preserve"> PAGEREF _Toc243683218 \h </w:instrText>
+          <w:instrText xml:space="preserve"> PAGEREF _Toc243683677 \h </w:instrText>
         </w:r>
         <w:r>
           <w:rPr>
@@ -12361,7 +12367,7 @@
           <w:lang w:eastAsia="en-IN"/>
         </w:rPr>
       </w:pPr>
-      <w:hyperlink w:anchor="_Toc243683219" w:history="1">
+      <w:hyperlink w:anchor="_Toc243683678" w:history="1">
         <w:r>
           <w:rPr>
             <w:rStyle w:val="Hyperlink"/>
@@ -12389,7 +12395,7 @@
             <w:noProof/>
             <w:webHidden/>
           </w:rPr>
-          <w:instrText xml:space="preserve"> PAGEREF _Toc243683219 \h </w:instrText>
+          <w:instrText xml:space="preserve"> PAGEREF _Toc243683678 \h </w:instrText>
         </w:r>
         <w:r>
           <w:rPr>
@@ -12432,7 +12438,7 @@
           <w:lang w:eastAsia="en-IN"/>
         </w:rPr>
       </w:pPr>
-      <w:hyperlink w:anchor="_Toc243683220" w:history="1">
+      <w:hyperlink w:anchor="_Toc243683679" w:history="1">
         <w:r>
           <w:rPr>
             <w:rStyle w:val="Hyperlink"/>
@@ -12460,7 +12466,7 @@
             <w:noProof/>
             <w:webHidden/>
           </w:rPr>
-          <w:instrText xml:space="preserve"> PAGEREF _Toc243683220 \h </w:instrText>
+          <w:instrText xml:space="preserve"> PAGEREF _Toc243683679 \h </w:instrText>
         </w:r>
         <w:r>
           <w:rPr>
@@ -12503,7 +12509,7 @@
           <w:lang w:eastAsia="en-IN"/>
         </w:rPr>
       </w:pPr>
-      <w:hyperlink w:anchor="_Toc243683221" w:history="1">
+      <w:hyperlink w:anchor="_Toc243683680" w:history="1">
         <w:r>
           <w:rPr>
             <w:rStyle w:val="Hyperlink"/>
@@ -12531,7 +12537,7 @@
             <w:noProof/>
             <w:webHidden/>
           </w:rPr>
-          <w:instrText xml:space="preserve"> PAGEREF _Toc243683221 \h </w:instrText>
+          <w:instrText xml:space="preserve"> PAGEREF _Toc243683680 \h </w:instrText>
         </w:r>
         <w:r>
           <w:rPr>
@@ -12574,7 +12580,7 @@
           <w:lang w:eastAsia="en-IN"/>
         </w:rPr>
       </w:pPr>
-      <w:hyperlink w:anchor="_Toc243683222" w:history="1">
+      <w:hyperlink w:anchor="_Toc243683681" w:history="1">
         <w:r>
           <w:rPr>
             <w:rStyle w:val="Hyperlink"/>
@@ -12602,7 +12608,7 @@
             <w:noProof/>
             <w:webHidden/>
           </w:rPr>
-          <w:instrText xml:space="preserve"> PAGEREF _Toc243683222 \h </w:instrText>
+          <w:instrText xml:space="preserve"> PAGEREF _Toc243683681 \h </w:instrText>
         </w:r>
         <w:r>
           <w:rPr>
@@ -12645,7 +12651,7 @@
           <w:lang w:eastAsia="en-IN"/>
         </w:rPr>
       </w:pPr>
-      <w:hyperlink w:anchor="_Toc243683223" w:history="1">
+      <w:hyperlink w:anchor="_Toc243683682" w:history="1">
         <w:r>
           <w:rPr>
             <w:rStyle w:val="Hyperlink"/>
@@ -12673,7 +12679,7 @@
             <w:noProof/>
             <w:webHidden/>
           </w:rPr>
-          <w:instrText xml:space="preserve"> PAGEREF _Toc243683223 \h </w:instrText>
+          <w:instrText xml:space="preserve"> PAGEREF _Toc243683682 \h </w:instrText>
         </w:r>
         <w:r>
           <w:rPr>
@@ -12716,7 +12722,7 @@
           <w:lang w:eastAsia="en-IN"/>
         </w:rPr>
       </w:pPr>
-      <w:hyperlink w:anchor="_Toc243683224" w:history="1">
+      <w:hyperlink w:anchor="_Toc243683683" w:history="1">
         <w:r>
           <w:rPr>
             <w:rStyle w:val="Hyperlink"/>
@@ -12744,7 +12750,7 @@
             <w:noProof/>
             <w:webHidden/>
           </w:rPr>
-          <w:instrText xml:space="preserve"> PAGEREF _Toc243683224 \h </w:instrText>
+          <w:instrText xml:space="preserve"> PAGEREF _Toc243683683 \h </w:instrText>
         </w:r>
         <w:r>
           <w:rPr>
@@ -12787,7 +12793,7 @@
           <w:lang w:eastAsia="en-IN"/>
         </w:rPr>
       </w:pPr>
-      <w:hyperlink w:anchor="_Toc243683225" w:history="1">
+      <w:hyperlink w:anchor="_Toc243683684" w:history="1">
         <w:r>
           <w:rPr>
             <w:rStyle w:val="Hyperlink"/>
@@ -12815,7 +12821,7 @@
             <w:noProof/>
             <w:webHidden/>
           </w:rPr>
-          <w:instrText xml:space="preserve"> PAGEREF _Toc243683225 \h </w:instrText>
+          <w:instrText xml:space="preserve"> PAGEREF _Toc243683684 \h </w:instrText>
         </w:r>
         <w:r>
           <w:rPr>
@@ -12867,7 +12873,7 @@
         <w:pStyle w:val="Heading1"/>
         <w:ind w:left="720" w:hanging="720"/>
       </w:pPr>
-      <w:bookmarkStart w:id="0" w:name="_Toc243683096"/>
+      <w:bookmarkStart w:id="0" w:name="_Toc243683555"/>
       <w:r>
         <w:lastRenderedPageBreak/>
         <w:t>Introduction</w:t>
@@ -12878,7 +12884,7 @@
       <w:pPr>
         <w:pStyle w:val="Heading2"/>
       </w:pPr>
-      <w:bookmarkStart w:id="1" w:name="_Toc243683097"/>
+      <w:bookmarkStart w:id="1" w:name="_Toc243683556"/>
       <w:r>
         <w:t>Purpose</w:t>
       </w:r>
@@ -12900,7 +12906,7 @@
       <w:pPr>
         <w:pStyle w:val="Heading2"/>
       </w:pPr>
-      <w:bookmarkStart w:id="2" w:name="_Toc243683098"/>
+      <w:bookmarkStart w:id="2" w:name="_Toc243683557"/>
       <w:r>
         <w:t>Audience</w:t>
       </w:r>
@@ -12922,7 +12928,7 @@
       <w:pPr>
         <w:pStyle w:val="Heading2"/>
       </w:pPr>
-      <w:bookmarkStart w:id="3" w:name="_Toc243683099"/>
+      <w:bookmarkStart w:id="3" w:name="_Toc243683558"/>
       <w:r>
         <w:t>Conventions</w:t>
       </w:r>
@@ -13074,7 +13080,7 @@
       <w:pPr>
         <w:pStyle w:val="Heading2"/>
       </w:pPr>
-      <w:bookmarkStart w:id="4" w:name="_Toc243683100"/>
+      <w:bookmarkStart w:id="4" w:name="_Toc243683559"/>
       <w:r>
         <w:t>Related Documents</w:t>
       </w:r>
@@ -13165,7 +13171,7 @@
         <w:pStyle w:val="Heading1"/>
         <w:ind w:left="720" w:hanging="720"/>
       </w:pPr>
-      <w:bookmarkStart w:id="5" w:name="_Toc243683101"/>
+      <w:bookmarkStart w:id="5" w:name="_Toc243683560"/>
       <w:r>
         <w:t>Application Overview</w:t>
       </w:r>
@@ -13175,7 +13181,7 @@
       <w:pPr>
         <w:pStyle w:val="Heading2"/>
       </w:pPr>
-      <w:bookmarkStart w:id="6" w:name="_Toc243683102"/>
+      <w:bookmarkStart w:id="6" w:name="_Toc243683561"/>
       <w:r>
         <w:t>What the GUI is</w:t>
       </w:r>
@@ -13197,7 +13203,7 @@
       <w:pPr>
         <w:pStyle w:val="Heading2"/>
       </w:pPr>
-      <w:bookmarkStart w:id="7" w:name="_Toc243683103"/>
+      <w:bookmarkStart w:id="7" w:name="_Toc243683562"/>
       <w:r>
         <w:lastRenderedPageBreak/>
         <w:t>Program files</w:t>
@@ -13381,7 +13387,7 @@
         <w:pStyle w:val="Caption"/>
         <w:jc w:val="center"/>
       </w:pPr>
-      <w:bookmarkStart w:id="8" w:name="_Toc243683193"/>
+      <w:bookmarkStart w:id="8" w:name="_Toc243683652"/>
       <w:r>
         <w:rPr>
           <w:rFonts w:ascii="Times New Roman" w:eastAsia="Times New Roman" w:hAnsi="Times New Roman" w:cs="Times New Roman"/>
@@ -13443,7 +13449,7 @@
       <w:pPr>
         <w:pStyle w:val="Heading2"/>
       </w:pPr>
-      <w:bookmarkStart w:id="9" w:name="_Toc243683104"/>
+      <w:bookmarkStart w:id="9" w:name="_Toc243683563"/>
       <w:r>
         <w:t>Window</w:t>
       </w:r>
@@ -13465,7 +13471,7 @@
       <w:pPr>
         <w:pStyle w:val="Heading2"/>
       </w:pPr>
-      <w:bookmarkStart w:id="10" w:name="_Toc243683105"/>
+      <w:bookmarkStart w:id="10" w:name="_Toc243683564"/>
       <w:r>
         <w:t>Build stamps</w:t>
       </w:r>
@@ -13514,7 +13520,7 @@
         <w:pStyle w:val="Heading1"/>
         <w:ind w:left="720" w:hanging="720"/>
       </w:pPr>
-      <w:bookmarkStart w:id="11" w:name="_Toc243683106"/>
+      <w:bookmarkStart w:id="11" w:name="_Toc243683565"/>
       <w:r>
         <w:t>Window Layout</w:t>
       </w:r>
@@ -13543,7 +13549,7 @@
           <w:noProof/>
         </w:rPr>
         <w:drawing>
-          <wp:inline distT="0" distB="0" distL="0" distR="0" wp14:anchorId="673D1975" wp14:editId="2E067C37">
+          <wp:inline distT="0" distB="0" distL="0" distR="0" wp14:anchorId="7CC71F8E" wp14:editId="7E127BF3">
             <wp:extent cx="5580000" cy="3138750"/>
             <wp:effectExtent l="0" t="0" r="0" b="0"/>
             <wp:docPr id="888501832" name="Picture 888501832"/>
@@ -13584,7 +13590,7 @@
         <w:pStyle w:val="Caption"/>
         <w:jc w:val="center"/>
       </w:pPr>
-      <w:bookmarkStart w:id="12" w:name="_Toc243683176"/>
+      <w:bookmarkStart w:id="12" w:name="_Toc243683635"/>
       <w:r>
         <w:rPr>
           <w:rFonts w:ascii="Times New Roman" w:eastAsia="Times New Roman" w:hAnsi="Times New Roman" w:cs="Times New Roman"/>
@@ -13949,7 +13955,7 @@
         <w:pStyle w:val="Caption"/>
         <w:jc w:val="center"/>
       </w:pPr>
-      <w:bookmarkStart w:id="13" w:name="_Toc243683194"/>
+      <w:bookmarkStart w:id="13" w:name="_Toc243683653"/>
       <w:r>
         <w:rPr>
           <w:rFonts w:ascii="Times New Roman" w:eastAsia="Times New Roman" w:hAnsi="Times New Roman" w:cs="Times New Roman"/>
@@ -14012,7 +14018,7 @@
         <w:pStyle w:val="Heading1"/>
         <w:ind w:left="720" w:hanging="720"/>
       </w:pPr>
-      <w:bookmarkStart w:id="14" w:name="_Toc243683107"/>
+      <w:bookmarkStart w:id="14" w:name="_Toc243683566"/>
       <w:r>
         <w:t>Status Bar</w:t>
       </w:r>
@@ -14022,7 +14028,7 @@
       <w:pPr>
         <w:pStyle w:val="Heading2"/>
       </w:pPr>
-      <w:bookmarkStart w:id="15" w:name="_Toc243683108"/>
+      <w:bookmarkStart w:id="15" w:name="_Toc243683567"/>
       <w:r>
         <w:t>Fields, left to right</w:t>
       </w:r>
@@ -14782,7 +14788,7 @@
         <w:pStyle w:val="Caption"/>
         <w:jc w:val="center"/>
       </w:pPr>
-      <w:bookmarkStart w:id="16" w:name="_Toc243683195"/>
+      <w:bookmarkStart w:id="16" w:name="_Toc243683654"/>
       <w:r>
         <w:rPr>
           <w:rFonts w:ascii="Times New Roman" w:eastAsia="Times New Roman" w:hAnsi="Times New Roman" w:cs="Times New Roman"/>
@@ -14853,7 +14859,7 @@
       <w:pPr>
         <w:pStyle w:val="Heading2"/>
       </w:pPr>
-      <w:bookmarkStart w:id="17" w:name="_Toc243683109"/>
+      <w:bookmarkStart w:id="17" w:name="_Toc243683568"/>
       <w:r>
         <w:lastRenderedPageBreak/>
         <w:t>Serial port controls</w:t>
@@ -15255,7 +15261,7 @@
         <w:pStyle w:val="Caption"/>
         <w:jc w:val="center"/>
       </w:pPr>
-      <w:bookmarkStart w:id="18" w:name="_Toc243683196"/>
+      <w:bookmarkStart w:id="18" w:name="_Toc243683655"/>
       <w:r>
         <w:rPr>
           <w:rFonts w:ascii="Times New Roman" w:eastAsia="Times New Roman" w:hAnsi="Times New Roman" w:cs="Times New Roman"/>
@@ -15317,7 +15323,7 @@
       <w:pPr>
         <w:pStyle w:val="Heading2"/>
       </w:pPr>
-      <w:bookmarkStart w:id="19" w:name="_Toc243683110"/>
+      <w:bookmarkStart w:id="19" w:name="_Toc243683569"/>
       <w:r>
         <w:t>HV pill and state pill</w:t>
       </w:r>
@@ -15760,7 +15766,7 @@
         <w:pStyle w:val="Caption"/>
         <w:jc w:val="center"/>
       </w:pPr>
-      <w:bookmarkStart w:id="20" w:name="_Toc243683197"/>
+      <w:bookmarkStart w:id="20" w:name="_Toc243683656"/>
       <w:r>
         <w:rPr>
           <w:rFonts w:ascii="Times New Roman" w:eastAsia="Times New Roman" w:hAnsi="Times New Roman" w:cs="Times New Roman"/>
@@ -16312,7 +16318,7 @@
         <w:pStyle w:val="Caption"/>
         <w:jc w:val="center"/>
       </w:pPr>
-      <w:bookmarkStart w:id="21" w:name="_Toc243683198"/>
+      <w:bookmarkStart w:id="21" w:name="_Toc243683657"/>
       <w:r>
         <w:rPr>
           <w:rFonts w:ascii="Times New Roman" w:eastAsia="Times New Roman" w:hAnsi="Times New Roman" w:cs="Times New Roman"/>
@@ -16362,7 +16368,7 @@
       <w:pPr>
         <w:pStyle w:val="Heading2"/>
       </w:pPr>
-      <w:bookmarkStart w:id="22" w:name="_Toc243683111"/>
+      <w:bookmarkStart w:id="22" w:name="_Toc243683570"/>
       <w:r>
         <w:t>High-voltage banner</w:t>
       </w:r>
@@ -16545,7 +16551,7 @@
         <w:pStyle w:val="Heading1"/>
         <w:ind w:left="720" w:hanging="720"/>
       </w:pPr>
-      <w:bookmarkStart w:id="23" w:name="_Toc243683112"/>
+      <w:bookmarkStart w:id="23" w:name="_Toc243683571"/>
       <w:r>
         <w:t>Navigation Rail</w:t>
       </w:r>
@@ -17132,7 +17138,7 @@
         <w:pStyle w:val="Caption"/>
         <w:jc w:val="center"/>
       </w:pPr>
-      <w:bookmarkStart w:id="24" w:name="_Toc243683199"/>
+      <w:bookmarkStart w:id="24" w:name="_Toc243683658"/>
       <w:r>
         <w:rPr>
           <w:rFonts w:ascii="Times New Roman" w:eastAsia="Times New Roman" w:hAnsi="Times New Roman" w:cs="Times New Roman"/>
@@ -17310,7 +17316,7 @@
         <w:pStyle w:val="Heading1"/>
         <w:ind w:left="720" w:hanging="720"/>
       </w:pPr>
-      <w:bookmarkStart w:id="25" w:name="_Toc243683113"/>
+      <w:bookmarkStart w:id="25" w:name="_Toc243683572"/>
       <w:r>
         <w:t>Run Screen</w:t>
       </w:r>
@@ -17332,7 +17338,7 @@
       <w:pPr>
         <w:pStyle w:val="Heading2"/>
       </w:pPr>
-      <w:bookmarkStart w:id="26" w:name="_Toc243683114"/>
+      <w:bookmarkStart w:id="26" w:name="_Toc243683573"/>
       <w:r>
         <w:t>Verdict panel</w:t>
       </w:r>
@@ -17751,7 +17757,7 @@
         <w:pStyle w:val="Caption"/>
         <w:jc w:val="center"/>
       </w:pPr>
-      <w:bookmarkStart w:id="27" w:name="_Toc243683200"/>
+      <w:bookmarkStart w:id="27" w:name="_Toc243683659"/>
       <w:r>
         <w:rPr>
           <w:rFonts w:ascii="Times New Roman" w:eastAsia="Times New Roman" w:hAnsi="Times New Roman" w:cs="Times New Roman"/>
@@ -17969,7 +17975,7 @@
       <w:pPr>
         <w:pStyle w:val="Heading2"/>
       </w:pPr>
-      <w:bookmarkStart w:id="28" w:name="_Toc243683115"/>
+      <w:bookmarkStart w:id="28" w:name="_Toc243683574"/>
       <w:r>
         <w:t>Big round button</w:t>
       </w:r>
@@ -18438,7 +18444,7 @@
         <w:pStyle w:val="Caption"/>
         <w:jc w:val="center"/>
       </w:pPr>
-      <w:bookmarkStart w:id="29" w:name="_Toc243683201"/>
+      <w:bookmarkStart w:id="29" w:name="_Toc243683660"/>
       <w:r>
         <w:rPr>
           <w:rFonts w:ascii="Times New Roman" w:eastAsia="Times New Roman" w:hAnsi="Times New Roman" w:cs="Times New Roman"/>
@@ -18509,7 +18515,7 @@
       <w:pPr>
         <w:pStyle w:val="Heading2"/>
       </w:pPr>
-      <w:bookmarkStart w:id="30" w:name="_Toc243683116"/>
+      <w:bookmarkStart w:id="30" w:name="_Toc243683575"/>
       <w:r>
         <w:t>Netlist strip</w:t>
       </w:r>
@@ -18531,7 +18537,7 @@
       <w:pPr>
         <w:pStyle w:val="Heading2"/>
       </w:pPr>
-      <w:bookmarkStart w:id="31" w:name="_Toc243683117"/>
+      <w:bookmarkStart w:id="31" w:name="_Toc243683576"/>
       <w:r>
         <w:t>Handover panel</w:t>
       </w:r>
@@ -18600,7 +18606,7 @@
         </w:rPr>
         <w:lastRenderedPageBreak/>
         <w:drawing>
-          <wp:inline distT="0" distB="0" distL="0" distR="0" wp14:anchorId="49D8143C" wp14:editId="018D1BDD">
+          <wp:inline distT="0" distB="0" distL="0" distR="0" wp14:anchorId="262A12BD" wp14:editId="371DA112">
             <wp:extent cx="5580000" cy="3138750"/>
             <wp:effectExtent l="0" t="0" r="0" b="0"/>
             <wp:docPr id="888501833" name="Picture 888501833"/>
@@ -18641,7 +18647,7 @@
         <w:pStyle w:val="Caption"/>
         <w:jc w:val="center"/>
       </w:pPr>
-      <w:bookmarkStart w:id="32" w:name="_Toc243683177"/>
+      <w:bookmarkStart w:id="32" w:name="_Toc243683636"/>
       <w:r>
         <w:rPr>
           <w:rFonts w:ascii="Times New Roman" w:eastAsia="Times New Roman" w:hAnsi="Times New Roman" w:cs="Times New Roman"/>
@@ -18742,7 +18748,7 @@
       <w:pPr>
         <w:pStyle w:val="Heading2"/>
       </w:pPr>
-      <w:bookmarkStart w:id="33" w:name="_Toc243683118"/>
+      <w:bookmarkStart w:id="33" w:name="_Toc243683577"/>
       <w:r>
         <w:t>Fixture sequence panel</w:t>
       </w:r>
@@ -18999,7 +19005,7 @@
         <w:pStyle w:val="Caption"/>
         <w:jc w:val="center"/>
       </w:pPr>
-      <w:bookmarkStart w:id="34" w:name="_Toc243683202"/>
+      <w:bookmarkStart w:id="34" w:name="_Toc243683661"/>
       <w:r>
         <w:rPr>
           <w:rFonts w:ascii="Times New Roman" w:eastAsia="Times New Roman" w:hAnsi="Times New Roman" w:cs="Times New Roman"/>
@@ -19049,7 +19055,7 @@
       <w:pPr>
         <w:pStyle w:val="Heading2"/>
       </w:pPr>
-      <w:bookmarkStart w:id="35" w:name="_Toc243683119"/>
+      <w:bookmarkStart w:id="35" w:name="_Toc243683578"/>
       <w:r>
         <w:t>Test cards</w:t>
       </w:r>
@@ -19638,7 +19644,7 @@
         <w:pStyle w:val="Caption"/>
         <w:jc w:val="center"/>
       </w:pPr>
-      <w:bookmarkStart w:id="36" w:name="_Toc243683203"/>
+      <w:bookmarkStart w:id="36" w:name="_Toc243683662"/>
       <w:r>
         <w:rPr>
           <w:rFonts w:ascii="Times New Roman" w:eastAsia="Times New Roman" w:hAnsi="Times New Roman" w:cs="Times New Roman"/>
@@ -19739,7 +19745,7 @@
       <w:pPr>
         <w:pStyle w:val="Heading2"/>
       </w:pPr>
-      <w:bookmarkStart w:id="37" w:name="_Toc243683120"/>
+      <w:bookmarkStart w:id="37" w:name="_Toc243683579"/>
       <w:r>
         <w:t>Auto scan strip</w:t>
       </w:r>
@@ -19800,7 +19806,7 @@
       <w:pPr>
         <w:pStyle w:val="Heading2"/>
       </w:pPr>
-      <w:bookmarkStart w:id="38" w:name="_Toc243683121"/>
+      <w:bookmarkStart w:id="38" w:name="_Toc243683580"/>
       <w:r>
         <w:t>Faults panel</w:t>
       </w:r>
@@ -20246,7 +20252,7 @@
         <w:pStyle w:val="Caption"/>
         <w:jc w:val="center"/>
       </w:pPr>
-      <w:bookmarkStart w:id="39" w:name="_Toc243683204"/>
+      <w:bookmarkStart w:id="39" w:name="_Toc243683663"/>
       <w:r>
         <w:rPr>
           <w:rFonts w:ascii="Times New Roman" w:eastAsia="Times New Roman" w:hAnsi="Times New Roman" w:cs="Times New Roman"/>
@@ -20296,7 +20302,7 @@
       <w:pPr>
         <w:pStyle w:val="Heading2"/>
       </w:pPr>
-      <w:bookmarkStart w:id="40" w:name="_Toc243683122"/>
+      <w:bookmarkStart w:id="40" w:name="_Toc243683581"/>
       <w:r>
         <w:t>Test details panel</w:t>
       </w:r>
@@ -20331,7 +20337,7 @@
       <w:pPr>
         <w:pStyle w:val="Heading2"/>
       </w:pPr>
-      <w:bookmarkStart w:id="41" w:name="_Toc243683123"/>
+      <w:bookmarkStart w:id="41" w:name="_Toc243683582"/>
       <w:r>
         <w:t>HV stack panel</w:t>
       </w:r>
@@ -20433,7 +20439,7 @@
       <w:pPr>
         <w:pStyle w:val="Heading2"/>
       </w:pPr>
-      <w:bookmarkStart w:id="42" w:name="_Toc243683124"/>
+      <w:bookmarkStart w:id="42" w:name="_Toc243683583"/>
       <w:r>
         <w:t>When the Run buttons are enabled</w:t>
       </w:r>
@@ -21022,7 +21028,7 @@
         <w:pStyle w:val="Caption"/>
         <w:jc w:val="center"/>
       </w:pPr>
-      <w:bookmarkStart w:id="43" w:name="_Toc243683205"/>
+      <w:bookmarkStart w:id="43" w:name="_Toc243683664"/>
       <w:r>
         <w:rPr>
           <w:rFonts w:ascii="Times New Roman" w:eastAsia="Times New Roman" w:hAnsi="Times New Roman" w:cs="Times New Roman"/>
@@ -21107,7 +21113,7 @@
         <w:pStyle w:val="Heading1"/>
         <w:ind w:left="720" w:hanging="720"/>
       </w:pPr>
-      <w:bookmarkStart w:id="44" w:name="_Toc243683125"/>
+      <w:bookmarkStart w:id="44" w:name="_Toc243683584"/>
       <w:r>
         <w:t>Continuity Screen</w:t>
       </w:r>
@@ -21124,7 +21130,7 @@
           <w:noProof/>
         </w:rPr>
         <w:drawing>
-          <wp:inline distT="0" distB="0" distL="0" distR="0" wp14:anchorId="1D72AD80" wp14:editId="5376D487">
+          <wp:inline distT="0" distB="0" distL="0" distR="0" wp14:anchorId="06B9032A" wp14:editId="02BB0AA6">
             <wp:extent cx="5580000" cy="3196875"/>
             <wp:effectExtent l="0" t="0" r="0" b="0"/>
             <wp:docPr id="888501834" name="Picture 888501834"/>
@@ -21165,7 +21171,7 @@
         <w:pStyle w:val="Caption"/>
         <w:jc w:val="center"/>
       </w:pPr>
-      <w:bookmarkStart w:id="45" w:name="_Toc243683178"/>
+      <w:bookmarkStart w:id="45" w:name="_Toc243683637"/>
       <w:r>
         <w:rPr>
           <w:rFonts w:ascii="Times New Roman" w:eastAsia="Times New Roman" w:hAnsi="Times New Roman" w:cs="Times New Roman"/>
@@ -21215,7 +21221,7 @@
       <w:pPr>
         <w:pStyle w:val="Heading2"/>
       </w:pPr>
-      <w:bookmarkStart w:id="46" w:name="_Toc243683126"/>
+      <w:bookmarkStart w:id="46" w:name="_Toc243683585"/>
       <w:r>
         <w:lastRenderedPageBreak/>
         <w:t>View bar</w:t>
@@ -21342,7 +21348,7 @@
       <w:pPr>
         <w:pStyle w:val="Heading2"/>
       </w:pPr>
-      <w:bookmarkStart w:id="47" w:name="_Toc243683127"/>
+      <w:bookmarkStart w:id="47" w:name="_Toc243683586"/>
       <w:r>
         <w:t>Netlist and fixture strips</w:t>
       </w:r>
@@ -21390,7 +21396,7 @@
       <w:pPr>
         <w:pStyle w:val="Heading2"/>
       </w:pPr>
-      <w:bookmarkStart w:id="48" w:name="_Toc243683128"/>
+      <w:bookmarkStart w:id="48" w:name="_Toc243683587"/>
       <w:r>
         <w:t>Mode selector</w:t>
       </w:r>
@@ -21647,7 +21653,7 @@
         <w:pStyle w:val="Caption"/>
         <w:jc w:val="center"/>
       </w:pPr>
-      <w:bookmarkStart w:id="49" w:name="_Toc243683206"/>
+      <w:bookmarkStart w:id="49" w:name="_Toc243683665"/>
       <w:r>
         <w:rPr>
           <w:rFonts w:ascii="Times New Roman" w:eastAsia="Times New Roman" w:hAnsi="Times New Roman" w:cs="Times New Roman"/>
@@ -21697,7 +21703,7 @@
       <w:pPr>
         <w:pStyle w:val="Heading2"/>
       </w:pPr>
-      <w:bookmarkStart w:id="50" w:name="_Toc243683129"/>
+      <w:bookmarkStart w:id="50" w:name="_Toc243683588"/>
       <w:r>
         <w:t>Facts band</w:t>
       </w:r>
@@ -21810,7 +21816,7 @@
       <w:pPr>
         <w:pStyle w:val="Heading2"/>
       </w:pPr>
-      <w:bookmarkStart w:id="51" w:name="_Toc243683130"/>
+      <w:bookmarkStart w:id="51" w:name="_Toc243683589"/>
       <w:r>
         <w:t>Result tiles</w:t>
       </w:r>
@@ -22183,7 +22189,7 @@
         <w:pStyle w:val="Caption"/>
         <w:jc w:val="center"/>
       </w:pPr>
-      <w:bookmarkStart w:id="52" w:name="_Toc243683207"/>
+      <w:bookmarkStart w:id="52" w:name="_Toc243683666"/>
       <w:r>
         <w:rPr>
           <w:rFonts w:ascii="Times New Roman" w:eastAsia="Times New Roman" w:hAnsi="Times New Roman" w:cs="Times New Roman"/>
@@ -22233,7 +22239,7 @@
       <w:pPr>
         <w:pStyle w:val="Heading2"/>
       </w:pPr>
-      <w:bookmarkStart w:id="53" w:name="_Toc243683131"/>
+      <w:bookmarkStart w:id="53" w:name="_Toc243683590"/>
       <w:r>
         <w:t>Harness wiring diagram</w:t>
       </w:r>
@@ -22302,7 +22308,7 @@
         </w:rPr>
         <w:lastRenderedPageBreak/>
         <w:drawing>
-          <wp:inline distT="0" distB="0" distL="0" distR="0" wp14:anchorId="10C419E6" wp14:editId="4E223610">
+          <wp:inline distT="0" distB="0" distL="0" distR="0" wp14:anchorId="5C94321C" wp14:editId="3C5331AB">
             <wp:extent cx="5580000" cy="4191118"/>
             <wp:effectExtent l="0" t="0" r="0" b="0"/>
             <wp:docPr id="888501835" name="Picture 888501835"/>
@@ -22343,7 +22349,7 @@
         <w:pStyle w:val="Caption"/>
         <w:jc w:val="center"/>
       </w:pPr>
-      <w:bookmarkStart w:id="54" w:name="_Toc243683179"/>
+      <w:bookmarkStart w:id="54" w:name="_Toc243683638"/>
       <w:r>
         <w:rPr>
           <w:rFonts w:ascii="Times New Roman" w:eastAsia="Times New Roman" w:hAnsi="Times New Roman" w:cs="Times New Roman"/>
@@ -22661,7 +22667,7 @@
       <w:pPr>
         <w:pStyle w:val="Heading2"/>
       </w:pPr>
-      <w:bookmarkStart w:id="55" w:name="_Toc243683132"/>
+      <w:bookmarkStart w:id="55" w:name="_Toc243683591"/>
       <w:r>
         <w:lastRenderedPageBreak/>
         <w:t>Connection results table</w:t>
@@ -22724,7 +22730,7 @@
           <w:noProof/>
         </w:rPr>
         <w:drawing>
-          <wp:inline distT="0" distB="0" distL="0" distR="0" wp14:anchorId="1180F5C8" wp14:editId="1B61B7B3">
+          <wp:inline distT="0" distB="0" distL="0" distR="0" wp14:anchorId="5EA54144" wp14:editId="04C5A6DF">
             <wp:extent cx="5580000" cy="2325000"/>
             <wp:effectExtent l="0" t="0" r="0" b="0"/>
             <wp:docPr id="888501836" name="Picture 888501836"/>
@@ -22765,7 +22771,7 @@
         <w:pStyle w:val="Caption"/>
         <w:jc w:val="center"/>
       </w:pPr>
-      <w:bookmarkStart w:id="56" w:name="_Toc243683180"/>
+      <w:bookmarkStart w:id="56" w:name="_Toc243683639"/>
       <w:r>
         <w:rPr>
           <w:rFonts w:ascii="Times New Roman" w:eastAsia="Times New Roman" w:hAnsi="Times New Roman" w:cs="Times New Roman"/>
@@ -22815,7 +22821,7 @@
       <w:pPr>
         <w:pStyle w:val="Heading2"/>
       </w:pPr>
-      <w:bookmarkStart w:id="57" w:name="_Toc243683133"/>
+      <w:bookmarkStart w:id="57" w:name="_Toc243683592"/>
       <w:r>
         <w:t>Net inspector and Fixture connectors</w:t>
       </w:r>
@@ -23185,7 +23191,7 @@
         <w:pStyle w:val="Caption"/>
         <w:jc w:val="center"/>
       </w:pPr>
-      <w:bookmarkStart w:id="58" w:name="_Toc243683208"/>
+      <w:bookmarkStart w:id="58" w:name="_Toc243683667"/>
       <w:r>
         <w:rPr>
           <w:rFonts w:ascii="Times New Roman" w:eastAsia="Times New Roman" w:hAnsi="Times New Roman" w:cs="Times New Roman"/>
@@ -23235,7 +23241,7 @@
       <w:pPr>
         <w:pStyle w:val="Heading2"/>
       </w:pPr>
-      <w:bookmarkStart w:id="59" w:name="_Toc243683134"/>
+      <w:bookmarkStart w:id="59" w:name="_Toc243683593"/>
       <w:r>
         <w:t>Cross continuity mode</w:t>
       </w:r>
@@ -23389,7 +23395,7 @@
         <w:pStyle w:val="Heading1"/>
         <w:ind w:left="720" w:hanging="720"/>
       </w:pPr>
-      <w:bookmarkStart w:id="60" w:name="_Toc243683135"/>
+      <w:bookmarkStart w:id="60" w:name="_Toc243683594"/>
       <w:r>
         <w:t>Resistance Screen</w:t>
       </w:r>
@@ -23406,7 +23412,7 @@
           <w:noProof/>
         </w:rPr>
         <w:drawing>
-          <wp:inline distT="0" distB="0" distL="0" distR="0" wp14:anchorId="0ED110CB" wp14:editId="057DE928">
+          <wp:inline distT="0" distB="0" distL="0" distR="0" wp14:anchorId="2D9F7255" wp14:editId="58F1FEFE">
             <wp:extent cx="5580000" cy="5231250"/>
             <wp:effectExtent l="0" t="0" r="0" b="0"/>
             <wp:docPr id="888501837" name="Picture 888501837"/>
@@ -23447,7 +23453,7 @@
         <w:pStyle w:val="Caption"/>
         <w:jc w:val="center"/>
       </w:pPr>
-      <w:bookmarkStart w:id="61" w:name="_Toc243683181"/>
+      <w:bookmarkStart w:id="61" w:name="_Toc243683640"/>
       <w:r>
         <w:rPr>
           <w:rFonts w:ascii="Times New Roman" w:eastAsia="Times New Roman" w:hAnsi="Times New Roman" w:cs="Times New Roman"/>
@@ -23497,7 +23503,7 @@
       <w:pPr>
         <w:pStyle w:val="Heading2"/>
       </w:pPr>
-      <w:bookmarkStart w:id="62" w:name="_Toc243683136"/>
+      <w:bookmarkStart w:id="62" w:name="_Toc243683595"/>
       <w:r>
         <w:t>View bar, netlist strip and facts band</w:t>
       </w:r>
@@ -23662,7 +23668,7 @@
       <w:pPr>
         <w:pStyle w:val="Heading2"/>
       </w:pPr>
-      <w:bookmarkStart w:id="63" w:name="_Toc243683137"/>
+      <w:bookmarkStart w:id="63" w:name="_Toc243683596"/>
       <w:r>
         <w:lastRenderedPageBreak/>
         <w:t>Main column</w:t>
@@ -24011,7 +24017,7 @@
         <w:pStyle w:val="Caption"/>
         <w:jc w:val="center"/>
       </w:pPr>
-      <w:bookmarkStart w:id="64" w:name="_Toc243683209"/>
+      <w:bookmarkStart w:id="64" w:name="_Toc243683668"/>
       <w:r>
         <w:rPr>
           <w:rFonts w:ascii="Times New Roman" w:eastAsia="Times New Roman" w:hAnsi="Times New Roman" w:cs="Times New Roman"/>
@@ -24061,7 +24067,7 @@
       <w:pPr>
         <w:pStyle w:val="Heading2"/>
       </w:pPr>
-      <w:bookmarkStart w:id="65" w:name="_Toc243683138"/>
+      <w:bookmarkStart w:id="65" w:name="_Toc243683597"/>
       <w:r>
         <w:t>Side column</w:t>
       </w:r>
@@ -24433,7 +24439,7 @@
         <w:pStyle w:val="Caption"/>
         <w:jc w:val="center"/>
       </w:pPr>
-      <w:bookmarkStart w:id="66" w:name="_Toc243683210"/>
+      <w:bookmarkStart w:id="66" w:name="_Toc243683669"/>
       <w:r>
         <w:rPr>
           <w:rFonts w:ascii="Times New Roman" w:eastAsia="Times New Roman" w:hAnsi="Times New Roman" w:cs="Times New Roman"/>
@@ -24484,7 +24490,7 @@
         <w:pStyle w:val="Heading1"/>
         <w:ind w:left="720" w:hanging="720"/>
       </w:pPr>
-      <w:bookmarkStart w:id="67" w:name="_Toc243683139"/>
+      <w:bookmarkStart w:id="67" w:name="_Toc243683598"/>
       <w:r>
         <w:t>Insulation Screen</w:t>
       </w:r>
@@ -24501,7 +24507,7 @@
           <w:noProof/>
         </w:rPr>
         <w:drawing>
-          <wp:inline distT="0" distB="0" distL="0" distR="0" wp14:anchorId="4A6659DB" wp14:editId="5391F47C">
+          <wp:inline distT="0" distB="0" distL="0" distR="0" wp14:anchorId="56D0477D" wp14:editId="0F5371DC">
             <wp:extent cx="5580000" cy="2412188"/>
             <wp:effectExtent l="0" t="0" r="0" b="0"/>
             <wp:docPr id="888501838" name="Picture 888501838"/>
@@ -24542,7 +24548,7 @@
         <w:pStyle w:val="Caption"/>
         <w:jc w:val="center"/>
       </w:pPr>
-      <w:bookmarkStart w:id="68" w:name="_Toc243683182"/>
+      <w:bookmarkStart w:id="68" w:name="_Toc243683641"/>
       <w:r>
         <w:rPr>
           <w:rFonts w:ascii="Times New Roman" w:eastAsia="Times New Roman" w:hAnsi="Times New Roman" w:cs="Times New Roman"/>
@@ -24592,7 +24598,7 @@
       <w:pPr>
         <w:pStyle w:val="Heading2"/>
       </w:pPr>
-      <w:bookmarkStart w:id="69" w:name="_Toc243683140"/>
+      <w:bookmarkStart w:id="69" w:name="_Toc243683599"/>
       <w:r>
         <w:t>View bar, netlist strip and facts band</w:t>
       </w:r>
@@ -24822,7 +24828,7 @@
       <w:pPr>
         <w:pStyle w:val="Heading2"/>
       </w:pPr>
-      <w:bookmarkStart w:id="70" w:name="_Toc243683141"/>
+      <w:bookmarkStart w:id="70" w:name="_Toc243683600"/>
       <w:r>
         <w:t>Relay state</w:t>
       </w:r>
@@ -25210,7 +25216,7 @@
         <w:pStyle w:val="Caption"/>
         <w:jc w:val="center"/>
       </w:pPr>
-      <w:bookmarkStart w:id="71" w:name="_Toc243683211"/>
+      <w:bookmarkStart w:id="71" w:name="_Toc243683670"/>
       <w:r>
         <w:rPr>
           <w:rFonts w:ascii="Times New Roman" w:eastAsia="Times New Roman" w:hAnsi="Times New Roman" w:cs="Times New Roman"/>
@@ -25272,7 +25278,7 @@
       <w:pPr>
         <w:pStyle w:val="Heading2"/>
       </w:pPr>
-      <w:bookmarkStart w:id="72" w:name="_Toc243683142"/>
+      <w:bookmarkStart w:id="72" w:name="_Toc243683601"/>
       <w:r>
         <w:t>Net results and Connection results</w:t>
       </w:r>
@@ -25374,7 +25380,7 @@
       <w:pPr>
         <w:pStyle w:val="Heading2"/>
       </w:pPr>
-      <w:bookmarkStart w:id="73" w:name="_Toc243683143"/>
+      <w:bookmarkStart w:id="73" w:name="_Toc243683602"/>
       <w:r>
         <w:t>HV rail and Safety panels</w:t>
       </w:r>
@@ -25716,7 +25722,7 @@
         <w:pStyle w:val="Caption"/>
         <w:jc w:val="center"/>
       </w:pPr>
-      <w:bookmarkStart w:id="74" w:name="_Toc243683212"/>
+      <w:bookmarkStart w:id="74" w:name="_Toc243683671"/>
       <w:r>
         <w:rPr>
           <w:rFonts w:ascii="Times New Roman" w:eastAsia="Times New Roman" w:hAnsi="Times New Roman" w:cs="Times New Roman"/>
@@ -25833,7 +25839,7 @@
         </w:rPr>
         <w:lastRenderedPageBreak/>
         <w:drawing>
-          <wp:inline distT="0" distB="0" distL="0" distR="0" wp14:anchorId="215D0F4B" wp14:editId="0A206659">
+          <wp:inline distT="0" distB="0" distL="0" distR="0" wp14:anchorId="0F43CA89" wp14:editId="36BD936E">
             <wp:extent cx="5580000" cy="3196875"/>
             <wp:effectExtent l="0" t="0" r="0" b="0"/>
             <wp:docPr id="888501839" name="Picture 888501839"/>
@@ -25874,7 +25880,7 @@
         <w:pStyle w:val="Caption"/>
         <w:jc w:val="center"/>
       </w:pPr>
-      <w:bookmarkStart w:id="75" w:name="_Toc243683183"/>
+      <w:bookmarkStart w:id="75" w:name="_Toc243683642"/>
       <w:r>
         <w:rPr>
           <w:rFonts w:ascii="Times New Roman" w:eastAsia="Times New Roman" w:hAnsi="Times New Roman" w:cs="Times New Roman"/>
@@ -25925,7 +25931,7 @@
         <w:pStyle w:val="Heading1"/>
         <w:ind w:left="720" w:hanging="720"/>
       </w:pPr>
-      <w:bookmarkStart w:id="76" w:name="_Toc243683144"/>
+      <w:bookmarkStart w:id="76" w:name="_Toc243683603"/>
       <w:r>
         <w:t>Auto Scan Screen</w:t>
       </w:r>
@@ -25942,7 +25948,7 @@
           <w:noProof/>
         </w:rPr>
         <w:drawing>
-          <wp:inline distT="0" distB="0" distL="0" distR="0" wp14:anchorId="18031D5B" wp14:editId="4A89E84D">
+          <wp:inline distT="0" distB="0" distL="0" distR="0" wp14:anchorId="21CDBC81" wp14:editId="6CC556A9">
             <wp:extent cx="5580000" cy="2615625"/>
             <wp:effectExtent l="0" t="0" r="0" b="0"/>
             <wp:docPr id="888501840" name="Picture 888501840"/>
@@ -25983,7 +25989,7 @@
         <w:pStyle w:val="Caption"/>
         <w:jc w:val="center"/>
       </w:pPr>
-      <w:bookmarkStart w:id="77" w:name="_Toc243683184"/>
+      <w:bookmarkStart w:id="77" w:name="_Toc243683643"/>
       <w:r>
         <w:rPr>
           <w:rFonts w:ascii="Times New Roman" w:eastAsia="Times New Roman" w:hAnsi="Times New Roman" w:cs="Times New Roman"/>
@@ -26482,7 +26488,7 @@
         <w:pStyle w:val="Caption"/>
         <w:jc w:val="center"/>
       </w:pPr>
-      <w:bookmarkStart w:id="78" w:name="_Toc243683213"/>
+      <w:bookmarkStart w:id="78" w:name="_Toc243683672"/>
       <w:r>
         <w:rPr>
           <w:rFonts w:ascii="Times New Roman" w:eastAsia="Times New Roman" w:hAnsi="Times New Roman" w:cs="Times New Roman"/>
@@ -26744,7 +26750,7 @@
         <w:pStyle w:val="Heading1"/>
         <w:ind w:left="720" w:hanging="720"/>
       </w:pPr>
-      <w:bookmarkStart w:id="79" w:name="_Toc243683145"/>
+      <w:bookmarkStart w:id="79" w:name="_Toc243683604"/>
       <w:r>
         <w:t>Netlist Screen</w:t>
       </w:r>
@@ -26761,7 +26767,7 @@
           <w:noProof/>
         </w:rPr>
         <w:drawing>
-          <wp:inline distT="0" distB="0" distL="0" distR="0" wp14:anchorId="27A1AD50" wp14:editId="008299A7">
+          <wp:inline distT="0" distB="0" distL="0" distR="0" wp14:anchorId="699A7B44" wp14:editId="6677D2DE">
             <wp:extent cx="5580000" cy="2906250"/>
             <wp:effectExtent l="0" t="0" r="0" b="0"/>
             <wp:docPr id="888501841" name="Picture 888501841"/>
@@ -26802,7 +26808,7 @@
         <w:pStyle w:val="Caption"/>
         <w:jc w:val="center"/>
       </w:pPr>
-      <w:bookmarkStart w:id="80" w:name="_Toc243683185"/>
+      <w:bookmarkStart w:id="80" w:name="_Toc243683644"/>
       <w:r>
         <w:rPr>
           <w:rFonts w:ascii="Times New Roman" w:eastAsia="Times New Roman" w:hAnsi="Times New Roman" w:cs="Times New Roman"/>
@@ -26864,7 +26870,7 @@
       <w:pPr>
         <w:pStyle w:val="Heading2"/>
       </w:pPr>
-      <w:bookmarkStart w:id="81" w:name="_Toc243683146"/>
+      <w:bookmarkStart w:id="81" w:name="_Toc243683605"/>
       <w:r>
         <w:lastRenderedPageBreak/>
         <w:t>Netlist strip</w:t>
@@ -27508,7 +27514,7 @@
         <w:pStyle w:val="Caption"/>
         <w:jc w:val="center"/>
       </w:pPr>
-      <w:bookmarkStart w:id="82" w:name="_Toc243683214"/>
+      <w:bookmarkStart w:id="82" w:name="_Toc243683673"/>
       <w:r>
         <w:rPr>
           <w:rFonts w:ascii="Times New Roman" w:eastAsia="Times New Roman" w:hAnsi="Times New Roman" w:cs="Times New Roman"/>
@@ -27653,7 +27659,7 @@
       <w:pPr>
         <w:pStyle w:val="Heading2"/>
       </w:pPr>
-      <w:bookmarkStart w:id="83" w:name="_Toc243683147"/>
+      <w:bookmarkStart w:id="83" w:name="_Toc243683606"/>
       <w:r>
         <w:t>MTX nets table</w:t>
       </w:r>
@@ -27851,7 +27857,7 @@
       <w:pPr>
         <w:pStyle w:val="Heading2"/>
       </w:pPr>
-      <w:bookmarkStart w:id="84" w:name="_Toc243683148"/>
+      <w:bookmarkStart w:id="84" w:name="_Toc243683607"/>
       <w:r>
         <w:t>HV nets table</w:t>
       </w:r>
@@ -28030,7 +28036,7 @@
         <w:pStyle w:val="Heading1"/>
         <w:ind w:left="720" w:hanging="720"/>
       </w:pPr>
-      <w:bookmarkStart w:id="85" w:name="_Toc243683149"/>
+      <w:bookmarkStart w:id="85" w:name="_Toc243683608"/>
       <w:r>
         <w:lastRenderedPageBreak/>
         <w:t>Results Screen</w:t>
@@ -28048,7 +28054,7 @@
           <w:noProof/>
         </w:rPr>
         <w:drawing>
-          <wp:inline distT="0" distB="0" distL="0" distR="0" wp14:anchorId="2D4D4900" wp14:editId="08F65AB9">
+          <wp:inline distT="0" distB="0" distL="0" distR="0" wp14:anchorId="1DE16F75" wp14:editId="6C7DA90D">
             <wp:extent cx="5580000" cy="1889062"/>
             <wp:effectExtent l="0" t="0" r="0" b="0"/>
             <wp:docPr id="888501842" name="Picture 888501842"/>
@@ -28089,7 +28095,7 @@
         <w:pStyle w:val="Caption"/>
         <w:jc w:val="center"/>
       </w:pPr>
-      <w:bookmarkStart w:id="86" w:name="_Toc243683186"/>
+      <w:bookmarkStart w:id="86" w:name="_Toc243683645"/>
       <w:r>
         <w:rPr>
           <w:rFonts w:ascii="Times New Roman" w:eastAsia="Times New Roman" w:hAnsi="Times New Roman" w:cs="Times New Roman"/>
@@ -28139,7 +28145,7 @@
       <w:pPr>
         <w:pStyle w:val="Heading2"/>
       </w:pPr>
-      <w:bookmarkStart w:id="87" w:name="_Toc243683150"/>
+      <w:bookmarkStart w:id="87" w:name="_Toc243683609"/>
       <w:r>
         <w:t>Pass rate</w:t>
       </w:r>
@@ -28168,7 +28174,7 @@
       <w:pPr>
         <w:pStyle w:val="Heading2"/>
       </w:pPr>
-      <w:bookmarkStart w:id="88" w:name="_Toc243683151"/>
+      <w:bookmarkStart w:id="88" w:name="_Toc243683610"/>
       <w:r>
         <w:t>Run history</w:t>
       </w:r>
@@ -28541,7 +28547,7 @@
         <w:pStyle w:val="Caption"/>
         <w:jc w:val="center"/>
       </w:pPr>
-      <w:bookmarkStart w:id="89" w:name="_Toc243683215"/>
+      <w:bookmarkStart w:id="89" w:name="_Toc243683674"/>
       <w:r>
         <w:rPr>
           <w:rFonts w:ascii="Times New Roman" w:eastAsia="Times New Roman" w:hAnsi="Times New Roman" w:cs="Times New Roman"/>
@@ -28728,7 +28734,7 @@
       <w:pPr>
         <w:pStyle w:val="Heading2"/>
       </w:pPr>
-      <w:bookmarkStart w:id="90" w:name="_Toc243683152"/>
+      <w:bookmarkStart w:id="90" w:name="_Toc243683611"/>
       <w:r>
         <w:t>Test reports</w:t>
       </w:r>
@@ -28893,7 +28899,7 @@
       <w:pPr>
         <w:pStyle w:val="Heading2"/>
       </w:pPr>
-      <w:bookmarkStart w:id="91" w:name="_Toc243683153"/>
+      <w:bookmarkStart w:id="91" w:name="_Toc243683612"/>
       <w:r>
         <w:t>CSV report content</w:t>
       </w:r>
@@ -29377,7 +29383,7 @@
         <w:pStyle w:val="Caption"/>
         <w:jc w:val="center"/>
       </w:pPr>
-      <w:bookmarkStart w:id="92" w:name="_Toc243683216"/>
+      <w:bookmarkStart w:id="92" w:name="_Toc243683675"/>
       <w:r>
         <w:rPr>
           <w:rFonts w:ascii="Times New Roman" w:eastAsia="Times New Roman" w:hAnsi="Times New Roman" w:cs="Times New Roman"/>
@@ -29452,7 +29458,7 @@
       <w:pPr>
         <w:pStyle w:val="Heading2"/>
       </w:pPr>
-      <w:bookmarkStart w:id="93" w:name="_Toc243683154"/>
+      <w:bookmarkStart w:id="93" w:name="_Toc243683613"/>
       <w:r>
         <w:t>PDF report content</w:t>
       </w:r>
@@ -29467,78 +29473,91 @@
         <w:rPr>
           <w:rFonts w:ascii="Times New Roman" w:eastAsia="Times New Roman" w:hAnsi="Times New Roman" w:cs="Times New Roman"/>
         </w:rPr>
-        <w:t>A single flowing document: the company logo, the title (</w:t>
+        <w:t>A single flowing document: the company logo, the customer name (</w:t>
       </w:r>
       <w:r>
         <w:rPr>
           <w:rFonts w:ascii="Consolas" w:eastAsia="Consolas" w:hAnsi="Consolas" w:cs="Consolas"/>
           <w:sz w:val="21"/>
         </w:rPr>
-        <w:t>Harness Tester Test Report</w:t>
-      </w:r>
-      <w:r>
-        <w:rPr>
-          <w:rFonts w:ascii="Times New Roman" w:eastAsia="Times New Roman" w:hAnsi="Times New Roman" w:cs="Times New Roman"/>
-        </w:rPr>
-        <w:t xml:space="preserve">, </w:t>
+        <w:t>Infinity Integrations Pvt Ltd</w:t>
+      </w:r>
+      <w:r>
+        <w:rPr>
+          <w:rFonts w:ascii="Times New Roman" w:eastAsia="Times New Roman" w:hAnsi="Times New Roman" w:cs="Times New Roman"/>
+        </w:rPr>
+        <w:t>), the title (</w:t>
       </w:r>
       <w:r>
         <w:rPr>
           <w:rFonts w:ascii="Consolas" w:eastAsia="Consolas" w:hAnsi="Consolas" w:cs="Consolas"/>
           <w:sz w:val="21"/>
         </w:rPr>
-        <w:t>... -- Resistance</w:t>
-      </w:r>
-      <w:r>
-        <w:rPr>
-          <w:rFonts w:ascii="Times New Roman" w:eastAsia="Times New Roman" w:hAnsi="Times New Roman" w:cs="Times New Roman"/>
-        </w:rPr>
-        <w:t xml:space="preserve"> or </w:t>
+        <w:t>Harness Tester Test Report</w:t>
+      </w:r>
+      <w:r>
+        <w:rPr>
+          <w:rFonts w:ascii="Times New Roman" w:eastAsia="Times New Roman" w:hAnsi="Times New Roman" w:cs="Times New Roman"/>
+        </w:rPr>
+        <w:t xml:space="preserve">, </w:t>
       </w:r>
       <w:r>
         <w:rPr>
           <w:rFonts w:ascii="Consolas" w:eastAsia="Consolas" w:hAnsi="Consolas" w:cs="Consolas"/>
           <w:sz w:val="21"/>
         </w:rPr>
-        <w:t>... -- HV Insulation</w:t>
-      </w:r>
-      <w:r>
-        <w:rPr>
-          <w:rFonts w:ascii="Times New Roman" w:eastAsia="Times New Roman" w:hAnsi="Times New Roman" w:cs="Times New Roman"/>
-        </w:rPr>
-        <w:t xml:space="preserve">), the line </w:t>
+        <w:t>... -- Resistance</w:t>
+      </w:r>
+      <w:r>
+        <w:rPr>
+          <w:rFonts w:ascii="Times New Roman" w:eastAsia="Times New Roman" w:hAnsi="Times New Roman" w:cs="Times New Roman"/>
+        </w:rPr>
+        <w:t xml:space="preserve"> or </w:t>
       </w:r>
       <w:r>
         <w:rPr>
           <w:rFonts w:ascii="Consolas" w:eastAsia="Consolas" w:hAnsi="Consolas" w:cs="Consolas"/>
           <w:sz w:val="21"/>
         </w:rPr>
-        <w:t>DUT: &lt;id&gt;</w:t>
-      </w:r>
-      <w:r>
-        <w:rPr>
-          <w:rFonts w:ascii="Times New Roman" w:eastAsia="Times New Roman" w:hAnsi="Times New Roman" w:cs="Times New Roman"/>
-        </w:rPr>
-        <w:t xml:space="preserve"> and the coloured line </w:t>
+        <w:t>... -- HV Insulation</w:t>
+      </w:r>
+      <w:r>
+        <w:rPr>
+          <w:rFonts w:ascii="Times New Roman" w:eastAsia="Times New Roman" w:hAnsi="Times New Roman" w:cs="Times New Roman"/>
+        </w:rPr>
+        <w:t xml:space="preserve">), the line </w:t>
       </w:r>
       <w:r>
         <w:rPr>
           <w:rFonts w:ascii="Consolas" w:eastAsia="Consolas" w:hAnsi="Consolas" w:cs="Consolas"/>
           <w:sz w:val="21"/>
         </w:rPr>
-        <w:t>VERDICT: PASS</w:t>
-      </w:r>
-      <w:r>
-        <w:rPr>
-          <w:rFonts w:ascii="Times New Roman" w:eastAsia="Times New Roman" w:hAnsi="Times New Roman" w:cs="Times New Roman"/>
-        </w:rPr>
-        <w:t xml:space="preserve"> or </w:t>
+        <w:t>DUT: &lt;id&gt;</w:t>
+      </w:r>
+      <w:r>
+        <w:rPr>
+          <w:rFonts w:ascii="Times New Roman" w:eastAsia="Times New Roman" w:hAnsi="Times New Roman" w:cs="Times New Roman"/>
+        </w:rPr>
+        <w:t xml:space="preserve"> and the coloured line </w:t>
       </w:r>
       <w:r>
         <w:rPr>
           <w:rFonts w:ascii="Consolas" w:eastAsia="Consolas" w:hAnsi="Consolas" w:cs="Consolas"/>
           <w:sz w:val="21"/>
         </w:rPr>
+        <w:t>VERDICT: PASS</w:t>
+      </w:r>
+      <w:r>
+        <w:rPr>
+          <w:rFonts w:ascii="Times New Roman" w:eastAsia="Times New Roman" w:hAnsi="Times New Roman" w:cs="Times New Roman"/>
+        </w:rPr>
+        <w:t xml:space="preserve"> or </w:t>
+      </w:r>
+      <w:r>
+        <w:rPr>
+          <w:rFonts w:ascii="Consolas" w:eastAsia="Consolas" w:hAnsi="Consolas" w:cs="Consolas"/>
+          <w:sz w:val="21"/>
+        </w:rPr>
         <w:t>FAIL</w:t>
       </w:r>
       <w:r>
@@ -29553,7 +29572,7 @@
         <w:pStyle w:val="Heading1"/>
         <w:ind w:left="720" w:hanging="720"/>
       </w:pPr>
-      <w:bookmarkStart w:id="94" w:name="_Toc243683155"/>
+      <w:bookmarkStart w:id="94" w:name="_Toc243683614"/>
       <w:r>
         <w:t>Dialogs</w:t>
       </w:r>
@@ -29575,8 +29594,9 @@
       <w:pPr>
         <w:pStyle w:val="Heading2"/>
       </w:pPr>
-      <w:bookmarkStart w:id="95" w:name="_Toc243683156"/>
-      <w:r>
+      <w:bookmarkStart w:id="95" w:name="_Toc243683615"/>
+      <w:r>
+        <w:lastRenderedPageBreak/>
         <w:t>Select the HV netlist</w:t>
       </w:r>
       <w:bookmarkEnd w:id="95"/>
@@ -29616,9 +29636,8 @@
         <w:rPr>
           <w:noProof/>
         </w:rPr>
-        <w:lastRenderedPageBreak/>
         <w:drawing>
-          <wp:inline distT="0" distB="0" distL="0" distR="0" wp14:anchorId="6E032264" wp14:editId="094B3AD9">
+          <wp:inline distT="0" distB="0" distL="0" distR="0" wp14:anchorId="2BCB57DA" wp14:editId="32F6110D">
             <wp:extent cx="5580000" cy="3138750"/>
             <wp:effectExtent l="0" t="0" r="0" b="0"/>
             <wp:docPr id="888501843" name="Picture 888501843"/>
@@ -29659,7 +29678,7 @@
         <w:pStyle w:val="Caption"/>
         <w:jc w:val="center"/>
       </w:pPr>
-      <w:bookmarkStart w:id="96" w:name="_Toc243683187"/>
+      <w:bookmarkStart w:id="96" w:name="_Toc243683646"/>
       <w:r>
         <w:rPr>
           <w:rFonts w:ascii="Times New Roman" w:eastAsia="Times New Roman" w:hAnsi="Times New Roman" w:cs="Times New Roman"/>
@@ -29839,7 +29858,7 @@
       <w:pPr>
         <w:pStyle w:val="Heading2"/>
       </w:pPr>
-      <w:bookmarkStart w:id="97" w:name="_Toc243683157"/>
+      <w:bookmarkStart w:id="97" w:name="_Toc243683616"/>
       <w:r>
         <w:t>Select the MTX netlist</w:t>
       </w:r>
@@ -29869,7 +29888,7 @@
         </w:rPr>
         <w:lastRenderedPageBreak/>
         <w:drawing>
-          <wp:inline distT="0" distB="0" distL="0" distR="0" wp14:anchorId="261D50E7" wp14:editId="4DB57EFD">
+          <wp:inline distT="0" distB="0" distL="0" distR="0" wp14:anchorId="24F8E4CF" wp14:editId="7B6E9ECE">
             <wp:extent cx="5580000" cy="3138750"/>
             <wp:effectExtent l="0" t="0" r="0" b="0"/>
             <wp:docPr id="888501844" name="Picture 888501844"/>
@@ -29910,7 +29929,7 @@
         <w:pStyle w:val="Caption"/>
         <w:jc w:val="center"/>
       </w:pPr>
-      <w:bookmarkStart w:id="98" w:name="_Toc243683188"/>
+      <w:bookmarkStart w:id="98" w:name="_Toc243683647"/>
       <w:r>
         <w:rPr>
           <w:rFonts w:ascii="Times New Roman" w:eastAsia="Times New Roman" w:hAnsi="Times New Roman" w:cs="Times New Roman"/>
@@ -30107,7 +30126,7 @@
       <w:pPr>
         <w:pStyle w:val="Heading2"/>
       </w:pPr>
-      <w:bookmarkStart w:id="99" w:name="_Toc243683158"/>
+      <w:bookmarkStart w:id="99" w:name="_Toc243683617"/>
       <w:r>
         <w:t>Confirm before energizing to 500 V</w:t>
       </w:r>
@@ -30137,7 +30156,7 @@
         </w:rPr>
         <w:lastRenderedPageBreak/>
         <w:drawing>
-          <wp:inline distT="0" distB="0" distL="0" distR="0" wp14:anchorId="46D59E48" wp14:editId="0C25F8FD">
+          <wp:inline distT="0" distB="0" distL="0" distR="0" wp14:anchorId="5DCF3B39" wp14:editId="721FD33E">
             <wp:extent cx="5580000" cy="3138750"/>
             <wp:effectExtent l="0" t="0" r="0" b="0"/>
             <wp:docPr id="888501845" name="Picture 888501845"/>
@@ -30178,7 +30197,7 @@
         <w:pStyle w:val="Caption"/>
         <w:jc w:val="center"/>
       </w:pPr>
-      <w:bookmarkStart w:id="100" w:name="_Toc243683189"/>
+      <w:bookmarkStart w:id="100" w:name="_Toc243683648"/>
       <w:r>
         <w:rPr>
           <w:rFonts w:ascii="Times New Roman" w:eastAsia="Times New Roman" w:hAnsi="Times New Roman" w:cs="Times New Roman"/>
@@ -30799,7 +30818,7 @@
         <w:pStyle w:val="Caption"/>
         <w:jc w:val="center"/>
       </w:pPr>
-      <w:bookmarkStart w:id="101" w:name="_Toc243683217"/>
+      <w:bookmarkStart w:id="101" w:name="_Toc243683676"/>
       <w:r>
         <w:rPr>
           <w:rFonts w:ascii="Times New Roman" w:eastAsia="Times New Roman" w:hAnsi="Times New Roman" w:cs="Times New Roman"/>
@@ -30979,7 +30998,7 @@
       <w:pPr>
         <w:pStyle w:val="Heading2"/>
       </w:pPr>
-      <w:bookmarkStart w:id="102" w:name="_Toc243683159"/>
+      <w:bookmarkStart w:id="102" w:name="_Toc243683618"/>
       <w:r>
         <w:t>Run continuity and resistance first? / Move the harness to J-HV</w:t>
       </w:r>
@@ -31022,7 +31041,7 @@
         </w:rPr>
         <w:lastRenderedPageBreak/>
         <w:drawing>
-          <wp:inline distT="0" distB="0" distL="0" distR="0" wp14:anchorId="27CDCAAB" wp14:editId="1CE4C3E9">
+          <wp:inline distT="0" distB="0" distL="0" distR="0" wp14:anchorId="49F7F40C" wp14:editId="485A5A62">
             <wp:extent cx="5580000" cy="3138750"/>
             <wp:effectExtent l="0" t="0" r="0" b="0"/>
             <wp:docPr id="888501846" name="Picture 888501846"/>
@@ -31063,7 +31082,7 @@
         <w:pStyle w:val="Caption"/>
         <w:jc w:val="center"/>
       </w:pPr>
-      <w:bookmarkStart w:id="103" w:name="_Toc243683190"/>
+      <w:bookmarkStart w:id="103" w:name="_Toc243683649"/>
       <w:r>
         <w:rPr>
           <w:rFonts w:ascii="Times New Roman" w:eastAsia="Times New Roman" w:hAnsi="Times New Roman" w:cs="Times New Roman"/>
@@ -31395,7 +31414,7 @@
         <w:pStyle w:val="Caption"/>
         <w:jc w:val="center"/>
       </w:pPr>
-      <w:bookmarkStart w:id="104" w:name="_Toc243683218"/>
+      <w:bookmarkStart w:id="104" w:name="_Toc243683677"/>
       <w:r>
         <w:rPr>
           <w:rFonts w:ascii="Times New Roman" w:eastAsia="Times New Roman" w:hAnsi="Times New Roman" w:cs="Times New Roman"/>
@@ -31699,7 +31718,7 @@
       <w:pPr>
         <w:pStyle w:val="Heading2"/>
       </w:pPr>
-      <w:bookmarkStart w:id="105" w:name="_Toc243683160"/>
+      <w:bookmarkStart w:id="105" w:name="_Toc243683619"/>
       <w:r>
         <w:t>Confirm the connector layout</w:t>
       </w:r>
@@ -31742,7 +31761,7 @@
         </w:rPr>
         <w:lastRenderedPageBreak/>
         <w:drawing>
-          <wp:inline distT="0" distB="0" distL="0" distR="0" wp14:anchorId="0F3C878E" wp14:editId="2029181F">
+          <wp:inline distT="0" distB="0" distL="0" distR="0" wp14:anchorId="4D4A3C44" wp14:editId="33F6CE4D">
             <wp:extent cx="4533333" cy="6120000"/>
             <wp:effectExtent l="0" t="0" r="0" b="0"/>
             <wp:docPr id="888501847" name="Picture 888501847"/>
@@ -31783,7 +31802,7 @@
         <w:pStyle w:val="Caption"/>
         <w:jc w:val="center"/>
       </w:pPr>
-      <w:bookmarkStart w:id="106" w:name="_Toc243683191"/>
+      <w:bookmarkStart w:id="106" w:name="_Toc243683650"/>
       <w:r>
         <w:rPr>
           <w:rFonts w:ascii="Times New Roman" w:eastAsia="Times New Roman" w:hAnsi="Times New Roman" w:cs="Times New Roman"/>
@@ -32021,7 +32040,7 @@
       <w:pPr>
         <w:pStyle w:val="Heading2"/>
       </w:pPr>
-      <w:bookmarkStart w:id="107" w:name="_Toc243683161"/>
+      <w:bookmarkStart w:id="107" w:name="_Toc243683620"/>
       <w:r>
         <w:lastRenderedPageBreak/>
         <w:t>Windows file dialogs</w:t>
@@ -32162,7 +32181,7 @@
         <w:pStyle w:val="Heading1"/>
         <w:ind w:left="720" w:hanging="720"/>
       </w:pPr>
-      <w:bookmarkStart w:id="108" w:name="_Toc243683162"/>
+      <w:bookmarkStart w:id="108" w:name="_Toc243683621"/>
       <w:r>
         <w:t>Log Bar and Footer</w:t>
       </w:r>
@@ -32172,7 +32191,7 @@
       <w:pPr>
         <w:pStyle w:val="Heading2"/>
       </w:pPr>
-      <w:bookmarkStart w:id="109" w:name="_Toc243683163"/>
+      <w:bookmarkStart w:id="109" w:name="_Toc243683622"/>
       <w:r>
         <w:t>Log bar</w:t>
       </w:r>
@@ -32253,7 +32272,7 @@
           <w:noProof/>
         </w:rPr>
         <w:drawing>
-          <wp:inline distT="0" distB="0" distL="0" distR="0" wp14:anchorId="638F2651" wp14:editId="05BDCF17">
+          <wp:inline distT="0" distB="0" distL="0" distR="0" wp14:anchorId="1E553265" wp14:editId="457B1F0A">
             <wp:extent cx="5580000" cy="930000"/>
             <wp:effectExtent l="0" t="0" r="0" b="0"/>
             <wp:docPr id="888501848" name="Picture 888501848"/>
@@ -32294,7 +32313,7 @@
         <w:pStyle w:val="Caption"/>
         <w:jc w:val="center"/>
       </w:pPr>
-      <w:bookmarkStart w:id="110" w:name="_Toc243683192"/>
+      <w:bookmarkStart w:id="110" w:name="_Toc243683651"/>
       <w:r>
         <w:rPr>
           <w:rFonts w:ascii="Times New Roman" w:eastAsia="Times New Roman" w:hAnsi="Times New Roman" w:cs="Times New Roman"/>
@@ -32782,7 +32801,7 @@
         <w:pStyle w:val="Caption"/>
         <w:jc w:val="center"/>
       </w:pPr>
-      <w:bookmarkStart w:id="111" w:name="_Toc243683219"/>
+      <w:bookmarkStart w:id="111" w:name="_Toc243683678"/>
       <w:r>
         <w:rPr>
           <w:rFonts w:ascii="Times New Roman" w:eastAsia="Times New Roman" w:hAnsi="Times New Roman" w:cs="Times New Roman"/>
@@ -32857,7 +32876,7 @@
       <w:pPr>
         <w:pStyle w:val="Heading2"/>
       </w:pPr>
-      <w:bookmarkStart w:id="112" w:name="_Toc243683164"/>
+      <w:bookmarkStart w:id="112" w:name="_Toc243683623"/>
       <w:r>
         <w:t>Footer</w:t>
       </w:r>
@@ -32905,7 +32924,7 @@
           <w:rFonts w:ascii="Consolas" w:eastAsia="Consolas" w:hAnsi="Consolas" w:cs="Consolas"/>
           <w:sz w:val="21"/>
         </w:rPr>
-        <w:t>Design and developed by Atulya Core Tech (ACT)</w:t>
+        <w:t>Design and developed by Infinity Integrations Pvt Ltd</w:t>
       </w:r>
       <w:r>
         <w:rPr>
@@ -32919,7 +32938,7 @@
         <w:pStyle w:val="Heading1"/>
         <w:ind w:left="720" w:hanging="720"/>
       </w:pPr>
-      <w:bookmarkStart w:id="113" w:name="_Toc243683165"/>
+      <w:bookmarkStart w:id="113" w:name="_Toc243683624"/>
       <w:r>
         <w:t>Keyboard Shortcuts</w:t>
       </w:r>
@@ -33102,7 +33121,7 @@
         <w:pStyle w:val="Caption"/>
         <w:jc w:val="center"/>
       </w:pPr>
-      <w:bookmarkStart w:id="114" w:name="_Toc243683220"/>
+      <w:bookmarkStart w:id="114" w:name="_Toc243683679"/>
       <w:r>
         <w:rPr>
           <w:rFonts w:ascii="Times New Roman" w:eastAsia="Times New Roman" w:hAnsi="Times New Roman" w:cs="Times New Roman"/>
@@ -33166,7 +33185,7 @@
         <w:pStyle w:val="Heading1"/>
         <w:ind w:left="720" w:hanging="720"/>
       </w:pPr>
-      <w:bookmarkStart w:id="115" w:name="_Toc243683166"/>
+      <w:bookmarkStart w:id="115" w:name="_Toc243683625"/>
       <w:r>
         <w:t>Operating Sequences and States</w:t>
       </w:r>
@@ -33176,7 +33195,7 @@
       <w:pPr>
         <w:pStyle w:val="Heading2"/>
       </w:pPr>
-      <w:bookmarkStart w:id="116" w:name="_Toc243683167"/>
+      <w:bookmarkStart w:id="116" w:name="_Toc243683626"/>
       <w:r>
         <w:t>Normal sequence</w:t>
       </w:r>
@@ -33444,7 +33463,7 @@
       <w:pPr>
         <w:pStyle w:val="Heading2"/>
       </w:pPr>
-      <w:bookmarkStart w:id="117" w:name="_Toc243683168"/>
+      <w:bookmarkStart w:id="117" w:name="_Toc243683627"/>
       <w:r>
         <w:t>When a run finishes</w:t>
       </w:r>
@@ -33505,7 +33524,7 @@
       <w:pPr>
         <w:pStyle w:val="Heading2"/>
       </w:pPr>
-      <w:bookmarkStart w:id="118" w:name="_Toc243683169"/>
+      <w:bookmarkStart w:id="118" w:name="_Toc243683628"/>
       <w:r>
         <w:t>Abort, Stop and Reset</w:t>
       </w:r>
@@ -33810,7 +33829,7 @@
         <w:pStyle w:val="Caption"/>
         <w:jc w:val="center"/>
       </w:pPr>
-      <w:bookmarkStart w:id="119" w:name="_Toc243683221"/>
+      <w:bookmarkStart w:id="119" w:name="_Toc243683680"/>
       <w:r>
         <w:rPr>
           <w:rFonts w:ascii="Times New Roman" w:eastAsia="Times New Roman" w:hAnsi="Times New Roman" w:cs="Times New Roman"/>
@@ -33919,7 +33938,7 @@
       <w:pPr>
         <w:pStyle w:val="Heading2"/>
       </w:pPr>
-      <w:bookmarkStart w:id="120" w:name="_Toc243683170"/>
+      <w:bookmarkStart w:id="120" w:name="_Toc243683629"/>
       <w:r>
         <w:t>Safe to handle</w:t>
       </w:r>
@@ -33967,7 +33986,7 @@
       <w:pPr>
         <w:pStyle w:val="Heading2"/>
       </w:pPr>
-      <w:bookmarkStart w:id="121" w:name="_Toc243683171"/>
+      <w:bookmarkStart w:id="121" w:name="_Toc243683630"/>
       <w:r>
         <w:t>Faults</w:t>
       </w:r>
@@ -34041,7 +34060,7 @@
       <w:pPr>
         <w:pStyle w:val="Heading2"/>
       </w:pPr>
-      <w:bookmarkStart w:id="122" w:name="_Toc243683172"/>
+      <w:bookmarkStart w:id="122" w:name="_Toc243683631"/>
       <w:r>
         <w:t>Loss of the link</w:t>
       </w:r>
@@ -34257,7 +34276,7 @@
         <w:pStyle w:val="Heading1"/>
         <w:ind w:left="720" w:hanging="720"/>
       </w:pPr>
-      <w:bookmarkStart w:id="123" w:name="_Toc243683173"/>
+      <w:bookmarkStart w:id="123" w:name="_Toc243683632"/>
       <w:r>
         <w:t>Files and Folders</w:t>
       </w:r>
@@ -34782,7 +34801,7 @@
         <w:pStyle w:val="Caption"/>
         <w:jc w:val="center"/>
       </w:pPr>
-      <w:bookmarkStart w:id="124" w:name="_Toc243683222"/>
+      <w:bookmarkStart w:id="124" w:name="_Toc243683681"/>
       <w:r>
         <w:rPr>
           <w:rFonts w:ascii="Times New Roman" w:eastAsia="Times New Roman" w:hAnsi="Times New Roman" w:cs="Times New Roman"/>
@@ -34849,7 +34868,7 @@
         </w:numPr>
         <w:ind w:left="720" w:hanging="720"/>
       </w:pPr>
-      <w:bookmarkStart w:id="125" w:name="_Toc243683174"/>
+      <w:bookmarkStart w:id="125" w:name="_Toc243683633"/>
       <w:r>
         <w:t>Appendix A: Netlist File Format</w:t>
       </w:r>
@@ -35827,7 +35846,7 @@
         <w:pStyle w:val="Caption"/>
         <w:jc w:val="center"/>
       </w:pPr>
-      <w:bookmarkStart w:id="126" w:name="_Toc243683223"/>
+      <w:bookmarkStart w:id="126" w:name="_Toc243683682"/>
       <w:r>
         <w:rPr>
           <w:rFonts w:ascii="Times New Roman" w:eastAsia="Times New Roman" w:hAnsi="Times New Roman" w:cs="Times New Roman"/>
@@ -36352,7 +36371,7 @@
         <w:pStyle w:val="Caption"/>
         <w:jc w:val="center"/>
       </w:pPr>
-      <w:bookmarkStart w:id="127" w:name="_Toc243683224"/>
+      <w:bookmarkStart w:id="127" w:name="_Toc243683683"/>
       <w:r>
         <w:rPr>
           <w:rFonts w:ascii="Times New Roman" w:eastAsia="Times New Roman" w:hAnsi="Times New Roman" w:cs="Times New Roman"/>
@@ -36483,7 +36502,7 @@
         </w:numPr>
         <w:ind w:left="720" w:hanging="720"/>
       </w:pPr>
-      <w:bookmarkStart w:id="128" w:name="_Toc243683175"/>
+      <w:bookmarkStart w:id="128" w:name="_Toc243683634"/>
       <w:r>
         <w:t>Appendix B: Start-up Options</w:t>
       </w:r>
@@ -37119,7 +37138,7 @@
         <w:pStyle w:val="Caption"/>
         <w:jc w:val="center"/>
       </w:pPr>
-      <w:bookmarkStart w:id="129" w:name="_Toc243683225"/>
+      <w:bookmarkStart w:id="129" w:name="_Toc243683684"/>
       <w:r>
         <w:rPr>
           <w:rFonts w:ascii="Times New Roman" w:eastAsia="Times New Roman" w:hAnsi="Times New Roman" w:cs="Times New Roman"/>
